--- a/LLDD/word/FE/LLDD-FE-Document-Detail-Role-08-SBP-DSA-Officer.docx
+++ b/LLDD/word/FE/LLDD-FE-Document-Detail-Role-08-SBP-DSA-Officer.docx
@@ -3270,7 +3270,7 @@
               </w:rPr>
               <w:t>{</w:t>
               <w:br/>
-              <w:t xml:space="preserve">  "docNo": "2569/00123",</w:t>
+              <w:t xml:space="preserve">  "docNo": "2026/00123",</w:t>
               <w:br/>
               <w:t xml:space="preserve">  "statusCode": "08",</w:t>
               <w:br/>
@@ -5141,7 +5141,7 @@
               </w:rPr>
               <w:t>{</w:t>
               <w:br/>
-              <w:t xml:space="preserve">  "docNo": "2569/00123"</w:t>
+              <w:t xml:space="preserve">  "docNo": "2026/00123"</w:t>
               <w:br/>
               <w:t>}</w:t>
             </w:r>
@@ -5417,7 +5417,7 @@
               </w:rPr>
               <w:t>{</w:t>
               <w:br/>
-              <w:t xml:space="preserve">  "docNo": "2569/00123",</w:t>
+              <w:t xml:space="preserve">  "docNo": "2026/00123",</w:t>
               <w:br/>
               <w:t xml:space="preserve">  "statusCode": "08",</w:t>
               <w:br/>

--- a/LLDD/word/FE/LLDD-FE-Document-Detail-Role-08-SBP-DSA-Officer.docx
+++ b/LLDD/word/FE/LLDD-FE-Document-Detail-Role-08-SBP-DSA-Officer.docx
@@ -103,11 +103,15 @@
               <w:keepLines/>
               <w:spacing w:after="0"/>
             </w:pPr>
-            <w:r/>
-            <w:r>
-              <w:rPr>
-                <w:rFonts w:ascii="Arial" w:hAnsi="Arial" w:eastAsia="Arial"/>
-                <w:b w:val="0"/>
+            <w:r>
+              <w:rPr>
+                <w:rFonts w:ascii="Arial" w:hAnsi="Arial" w:eastAsia="Arial"/>
+                <w:sz w:val="18"/>
+              </w:rPr>
+            </w:r>
+            <w:r>
+              <w:rPr>
+                <w:rFonts w:ascii="Arial" w:hAnsi="Arial" w:eastAsia="Arial"/>
                 <w:sz w:val="18"/>
               </w:rPr>
               <w:t>วัตถุประสงค์</w:t>
@@ -124,11 +128,15 @@
               <w:keepLines/>
               <w:spacing w:after="0"/>
             </w:pPr>
-            <w:r/>
-            <w:r>
-              <w:rPr>
-                <w:rFonts w:ascii="Arial" w:hAnsi="Arial" w:eastAsia="Arial"/>
-                <w:b w:val="0"/>
+            <w:r>
+              <w:rPr>
+                <w:rFonts w:ascii="Arial" w:hAnsi="Arial" w:eastAsia="Arial"/>
+                <w:sz w:val="18"/>
+              </w:rPr>
+            </w:r>
+            <w:r>
+              <w:rPr>
+                <w:rFonts w:ascii="Arial" w:hAnsi="Arial" w:eastAsia="Arial"/>
                 <w:sz w:val="18"/>
               </w:rPr>
               <w:t>ใช้เป็นรายละเอียดระดับพัฒนาสำหรับออกแบบ ลงมือพัฒนา ตรวจทาน และทดสอบขอบเขตที่ระบุในฉบับนี้</w:t>
@@ -150,11 +158,15 @@
               <w:keepLines/>
               <w:spacing w:after="0"/>
             </w:pPr>
-            <w:r/>
-            <w:r>
-              <w:rPr>
-                <w:rFonts w:ascii="Arial" w:hAnsi="Arial" w:eastAsia="Arial"/>
-                <w:b w:val="0"/>
+            <w:r>
+              <w:rPr>
+                <w:rFonts w:ascii="Arial" w:hAnsi="Arial" w:eastAsia="Arial"/>
+                <w:sz w:val="18"/>
+              </w:rPr>
+            </w:r>
+            <w:r>
+              <w:rPr>
+                <w:rFonts w:ascii="Arial" w:hAnsi="Arial" w:eastAsia="Arial"/>
                 <w:sz w:val="18"/>
               </w:rPr>
               <w:t>ลำดับการอ่าน</w:t>
@@ -171,11 +183,15 @@
               <w:keepLines/>
               <w:spacing w:after="0"/>
             </w:pPr>
-            <w:r/>
-            <w:r>
-              <w:rPr>
-                <w:rFonts w:ascii="Arial" w:hAnsi="Arial" w:eastAsia="Arial"/>
-                <w:b w:val="0"/>
+            <w:r>
+              <w:rPr>
+                <w:rFonts w:ascii="Arial" w:hAnsi="Arial" w:eastAsia="Arial"/>
+                <w:sz w:val="18"/>
+              </w:rPr>
+            </w:r>
+            <w:r>
+              <w:rPr>
+                <w:rFonts w:ascii="Arial" w:hAnsi="Arial" w:eastAsia="Arial"/>
                 <w:sz w:val="18"/>
               </w:rPr>
               <w:t>เริ่มจาก Overview และ Scope จากนั้นตรวจ Field/Validation, Implementation, Contract, Processing Flow, Acceptance Criteria และ Test Checklist ตามลำดับ</w:t>
@@ -197,11 +213,15 @@
               <w:keepLines/>
               <w:spacing w:after="0"/>
             </w:pPr>
-            <w:r/>
-            <w:r>
-              <w:rPr>
-                <w:rFonts w:ascii="Arial" w:hAnsi="Arial" w:eastAsia="Arial"/>
-                <w:b w:val="0"/>
+            <w:r>
+              <w:rPr>
+                <w:rFonts w:ascii="Arial" w:hAnsi="Arial" w:eastAsia="Arial"/>
+                <w:sz w:val="18"/>
+              </w:rPr>
+            </w:r>
+            <w:r>
+              <w:rPr>
+                <w:rFonts w:ascii="Arial" w:hAnsi="Arial" w:eastAsia="Arial"/>
                 <w:sz w:val="18"/>
               </w:rPr>
               <w:t>ผลลัพธ์ที่คาดหวัง</w:t>
@@ -218,11 +238,15 @@
               <w:keepLines/>
               <w:spacing w:after="0"/>
             </w:pPr>
-            <w:r/>
-            <w:r>
-              <w:rPr>
-                <w:rFonts w:ascii="Arial" w:hAnsi="Arial" w:eastAsia="Arial"/>
-                <w:b w:val="0"/>
+            <w:r>
+              <w:rPr>
+                <w:rFonts w:ascii="Arial" w:hAnsi="Arial" w:eastAsia="Arial"/>
+                <w:sz w:val="18"/>
+              </w:rPr>
+            </w:r>
+            <w:r>
+              <w:rPr>
+                <w:rFonts w:ascii="Arial" w:hAnsi="Arial" w:eastAsia="Arial"/>
                 <w:sz w:val="18"/>
               </w:rPr>
               <w:t>ผู้อ่านสามารถระบุ input, ขั้นตอนประมวลผล, output, เงื่อนไขผิดพลาด และหลักฐานการทดสอบได้จากเนื้อหาในฉบับเดียว</w:t>
@@ -322,11 +346,15 @@
               <w:keepLines/>
               <w:spacing w:after="0"/>
             </w:pPr>
-            <w:r/>
-            <w:r>
-              <w:rPr>
-                <w:rFonts w:ascii="Arial" w:hAnsi="Arial" w:eastAsia="Arial"/>
-                <w:b w:val="0"/>
+            <w:r>
+              <w:rPr>
+                <w:rFonts w:ascii="Arial" w:hAnsi="Arial" w:eastAsia="Arial"/>
+                <w:sz w:val="18"/>
+              </w:rPr>
+            </w:r>
+            <w:r>
+              <w:rPr>
+                <w:rFonts w:ascii="Arial" w:hAnsi="Arial" w:eastAsia="Arial"/>
                 <w:sz w:val="18"/>
               </w:rPr>
               <w:t>Track</w:t>
@@ -343,11 +371,15 @@
               <w:keepLines/>
               <w:spacing w:after="0"/>
             </w:pPr>
-            <w:r/>
-            <w:r>
-              <w:rPr>
-                <w:rFonts w:ascii="Arial" w:hAnsi="Arial" w:eastAsia="Arial"/>
-                <w:b w:val="0"/>
+            <w:r>
+              <w:rPr>
+                <w:rFonts w:ascii="Arial" w:hAnsi="Arial" w:eastAsia="Arial"/>
+                <w:sz w:val="18"/>
+              </w:rPr>
+            </w:r>
+            <w:r>
+              <w:rPr>
+                <w:rFonts w:ascii="Arial" w:hAnsi="Arial" w:eastAsia="Arial"/>
                 <w:sz w:val="18"/>
               </w:rPr>
               <w:t>FE</w:t>
@@ -369,11 +401,15 @@
               <w:keepLines/>
               <w:spacing w:after="0"/>
             </w:pPr>
-            <w:r/>
-            <w:r>
-              <w:rPr>
-                <w:rFonts w:ascii="Arial" w:hAnsi="Arial" w:eastAsia="Arial"/>
-                <w:b w:val="0"/>
+            <w:r>
+              <w:rPr>
+                <w:rFonts w:ascii="Arial" w:hAnsi="Arial" w:eastAsia="Arial"/>
+                <w:sz w:val="18"/>
+              </w:rPr>
+            </w:r>
+            <w:r>
+              <w:rPr>
+                <w:rFonts w:ascii="Arial" w:hAnsi="Arial" w:eastAsia="Arial"/>
                 <w:sz w:val="18"/>
               </w:rPr>
               <w:t>Estimate</w:t>
@@ -390,11 +426,15 @@
               <w:keepLines/>
               <w:spacing w:after="0"/>
             </w:pPr>
-            <w:r/>
-            <w:r>
-              <w:rPr>
-                <w:rFonts w:ascii="Arial" w:hAnsi="Arial" w:eastAsia="Arial"/>
-                <w:b w:val="0"/>
+            <w:r>
+              <w:rPr>
+                <w:rFonts w:ascii="Arial" w:hAnsi="Arial" w:eastAsia="Arial"/>
+                <w:sz w:val="18"/>
+              </w:rPr>
+            </w:r>
+            <w:r>
+              <w:rPr>
+                <w:rFonts w:ascii="Arial" w:hAnsi="Arial" w:eastAsia="Arial"/>
                 <w:sz w:val="18"/>
               </w:rPr>
               <w:t>10 ชั่วโมง</w:t>
@@ -416,11 +456,15 @@
               <w:keepLines/>
               <w:spacing w:after="0"/>
             </w:pPr>
-            <w:r/>
-            <w:r>
-              <w:rPr>
-                <w:rFonts w:ascii="Arial" w:hAnsi="Arial" w:eastAsia="Arial"/>
-                <w:b w:val="0"/>
+            <w:r>
+              <w:rPr>
+                <w:rFonts w:ascii="Arial" w:hAnsi="Arial" w:eastAsia="Arial"/>
+                <w:sz w:val="18"/>
+              </w:rPr>
+            </w:r>
+            <w:r>
+              <w:rPr>
+                <w:rFonts w:ascii="Arial" w:hAnsi="Arial" w:eastAsia="Arial"/>
                 <w:sz w:val="18"/>
               </w:rPr>
               <w:t>Owner</w:t>
@@ -437,11 +481,15 @@
               <w:keepLines/>
               <w:spacing w:after="0"/>
             </w:pPr>
-            <w:r/>
-            <w:r>
-              <w:rPr>
-                <w:rFonts w:ascii="Arial" w:hAnsi="Arial" w:eastAsia="Arial"/>
-                <w:b w:val="0"/>
+            <w:r>
+              <w:rPr>
+                <w:rFonts w:ascii="Arial" w:hAnsi="Arial" w:eastAsia="Arial"/>
+                <w:sz w:val="18"/>
+              </w:rPr>
+            </w:r>
+            <w:r>
+              <w:rPr>
+                <w:rFonts w:ascii="Arial" w:hAnsi="Arial" w:eastAsia="Arial"/>
                 <w:sz w:val="18"/>
               </w:rPr>
               <w:t>Kittisak &lt;New&gt; Kaeowika</w:t>
@@ -463,11 +511,15 @@
               <w:keepLines/>
               <w:spacing w:after="0"/>
             </w:pPr>
-            <w:r/>
-            <w:r>
-              <w:rPr>
-                <w:rFonts w:ascii="Arial" w:hAnsi="Arial" w:eastAsia="Arial"/>
-                <w:b w:val="0"/>
+            <w:r>
+              <w:rPr>
+                <w:rFonts w:ascii="Arial" w:hAnsi="Arial" w:eastAsia="Arial"/>
+                <w:sz w:val="18"/>
+              </w:rPr>
+            </w:r>
+            <w:r>
+              <w:rPr>
+                <w:rFonts w:ascii="Arial" w:hAnsi="Arial" w:eastAsia="Arial"/>
                 <w:sz w:val="18"/>
               </w:rPr>
               <w:t>Objective</w:t>
@@ -484,11 +536,15 @@
               <w:keepLines/>
               <w:spacing w:after="0"/>
             </w:pPr>
-            <w:r/>
-            <w:r>
-              <w:rPr>
-                <w:rFonts w:ascii="Arial" w:hAnsi="Arial" w:eastAsia="Arial"/>
-                <w:b w:val="0"/>
+            <w:r>
+              <w:rPr>
+                <w:rFonts w:ascii="Arial" w:hAnsi="Arial" w:eastAsia="Arial"/>
+                <w:sz w:val="18"/>
+              </w:rPr>
+            </w:r>
+            <w:r>
+              <w:rPr>
+                <w:rFonts w:ascii="Arial" w:hAnsi="Arial" w:eastAsia="Arial"/>
                 <w:sz w:val="18"/>
               </w:rPr>
               <w:t>อธิบายหน้าจอ Document Detail สำหรับ role 08 - เจ้าหน้าที่ SBP DSA</w:t>
@@ -754,11 +810,15 @@
               <w:keepLines/>
               <w:spacing w:after="0"/>
             </w:pPr>
-            <w:r/>
-            <w:r>
-              <w:rPr>
-                <w:rFonts w:ascii="Arial" w:hAnsi="Arial" w:eastAsia="Arial"/>
-                <w:b w:val="0"/>
+            <w:r>
+              <w:rPr>
+                <w:rFonts w:ascii="Arial" w:hAnsi="Arial" w:eastAsia="Arial"/>
+                <w:sz w:val="18"/>
+              </w:rPr>
+            </w:r>
+            <w:r>
+              <w:rPr>
+                <w:rFonts w:ascii="Arial" w:hAnsi="Arial" w:eastAsia="Arial"/>
                 <w:sz w:val="18"/>
               </w:rPr>
               <w:t>roleProfileCode</w:t>
@@ -775,11 +835,15 @@
               <w:keepLines/>
               <w:spacing w:after="0"/>
             </w:pPr>
-            <w:r/>
-            <w:r>
-              <w:rPr>
-                <w:rFonts w:ascii="Arial" w:hAnsi="Arial" w:eastAsia="Arial"/>
-                <w:b w:val="0"/>
+            <w:r>
+              <w:rPr>
+                <w:rFonts w:ascii="Arial" w:hAnsi="Arial" w:eastAsia="Arial"/>
+                <w:sz w:val="18"/>
+              </w:rPr>
+            </w:r>
+            <w:r>
+              <w:rPr>
+                <w:rFonts w:ascii="Arial" w:hAnsi="Arial" w:eastAsia="Arial"/>
                 <w:sz w:val="18"/>
               </w:rPr>
               <w:t>P-08</w:t>
@@ -796,11 +860,15 @@
               <w:keepLines/>
               <w:spacing w:after="0"/>
             </w:pPr>
-            <w:r/>
-            <w:r>
-              <w:rPr>
-                <w:rFonts w:ascii="Arial" w:hAnsi="Arial" w:eastAsia="Arial"/>
-                <w:b w:val="0"/>
+            <w:r>
+              <w:rPr>
+                <w:rFonts w:ascii="Arial" w:hAnsi="Arial" w:eastAsia="Arial"/>
+                <w:sz w:val="18"/>
+              </w:rPr>
+            </w:r>
+            <w:r>
+              <w:rPr>
+                <w:rFonts w:ascii="Arial" w:hAnsi="Arial" w:eastAsia="Arial"/>
                 <w:sz w:val="18"/>
               </w:rPr>
               <w:t>must match API response</w:t>
@@ -817,11 +885,15 @@
               <w:keepLines/>
               <w:spacing w:after="0"/>
             </w:pPr>
-            <w:r/>
-            <w:r>
-              <w:rPr>
-                <w:rFonts w:ascii="Arial" w:hAnsi="Arial" w:eastAsia="Arial"/>
-                <w:b w:val="0"/>
+            <w:r>
+              <w:rPr>
+                <w:rFonts w:ascii="Arial" w:hAnsi="Arial" w:eastAsia="Arial"/>
+                <w:sz w:val="18"/>
+              </w:rPr>
+            </w:r>
+            <w:r>
+              <w:rPr>
+                <w:rFonts w:ascii="Arial" w:hAnsi="Arial" w:eastAsia="Arial"/>
                 <w:sz w:val="18"/>
               </w:rPr>
               <w:t>ใช้เลือก view profile เฉพาะบทบาทนี้; แยก namespace จาก workflow section code</w:t>
@@ -843,11 +915,15 @@
               <w:keepLines/>
               <w:spacing w:after="0"/>
             </w:pPr>
-            <w:r/>
-            <w:r>
-              <w:rPr>
-                <w:rFonts w:ascii="Arial" w:hAnsi="Arial" w:eastAsia="Arial"/>
-                <w:b w:val="0"/>
+            <w:r>
+              <w:rPr>
+                <w:rFonts w:ascii="Arial" w:hAnsi="Arial" w:eastAsia="Arial"/>
+                <w:sz w:val="18"/>
+              </w:rPr>
+            </w:r>
+            <w:r>
+              <w:rPr>
+                <w:rFonts w:ascii="Arial" w:hAnsi="Arial" w:eastAsia="Arial"/>
                 <w:sz w:val="18"/>
               </w:rPr>
               <w:t>statusCode</w:t>
@@ -864,11 +940,15 @@
               <w:keepLines/>
               <w:spacing w:after="0"/>
             </w:pPr>
-            <w:r/>
-            <w:r>
-              <w:rPr>
-                <w:rFonts w:ascii="Arial" w:hAnsi="Arial" w:eastAsia="Arial"/>
-                <w:b w:val="0"/>
+            <w:r>
+              <w:rPr>
+                <w:rFonts w:ascii="Arial" w:hAnsi="Arial" w:eastAsia="Arial"/>
+                <w:sz w:val="18"/>
+              </w:rPr>
+            </w:r>
+            <w:r>
+              <w:rPr>
+                <w:rFonts w:ascii="Arial" w:hAnsi="Arial" w:eastAsia="Arial"/>
                 <w:sz w:val="18"/>
               </w:rPr>
               <w:t>08</w:t>
@@ -885,11 +965,15 @@
               <w:keepLines/>
               <w:spacing w:after="0"/>
             </w:pPr>
-            <w:r/>
-            <w:r>
-              <w:rPr>
-                <w:rFonts w:ascii="Arial" w:hAnsi="Arial" w:eastAsia="Arial"/>
-                <w:b w:val="0"/>
+            <w:r>
+              <w:rPr>
+                <w:rFonts w:ascii="Arial" w:hAnsi="Arial" w:eastAsia="Arial"/>
+                <w:sz w:val="18"/>
+              </w:rPr>
+            </w:r>
+            <w:r>
+              <w:rPr>
+                <w:rFonts w:ascii="Arial" w:hAnsi="Arial" w:eastAsia="Arial"/>
                 <w:sz w:val="18"/>
               </w:rPr>
               <w:t>from API</w:t>
@@ -906,11 +990,15 @@
               <w:keepLines/>
               <w:spacing w:after="0"/>
             </w:pPr>
-            <w:r/>
-            <w:r>
-              <w:rPr>
-                <w:rFonts w:ascii="Arial" w:hAnsi="Arial" w:eastAsia="Arial"/>
-                <w:b w:val="0"/>
+            <w:r>
+              <w:rPr>
+                <w:rFonts w:ascii="Arial" w:hAnsi="Arial" w:eastAsia="Arial"/>
+                <w:sz w:val="18"/>
+              </w:rPr>
+            </w:r>
+            <w:r>
+              <w:rPr>
+                <w:rFonts w:ascii="Arial" w:hAnsi="Arial" w:eastAsia="Arial"/>
                 <w:sz w:val="18"/>
               </w:rPr>
               <w:t>workflow status/section code ปัจจุบัน ไม่ใช่ role profile</w:t>
@@ -932,11 +1020,15 @@
               <w:keepLines/>
               <w:spacing w:after="0"/>
             </w:pPr>
-            <w:r/>
-            <w:r>
-              <w:rPr>
-                <w:rFonts w:ascii="Arial" w:hAnsi="Arial" w:eastAsia="Arial"/>
-                <w:b w:val="0"/>
+            <w:r>
+              <w:rPr>
+                <w:rFonts w:ascii="Arial" w:hAnsi="Arial" w:eastAsia="Arial"/>
+                <w:sz w:val="18"/>
+              </w:rPr>
+            </w:r>
+            <w:r>
+              <w:rPr>
+                <w:rFonts w:ascii="Arial" w:hAnsi="Arial" w:eastAsia="Arial"/>
                 <w:sz w:val="18"/>
               </w:rPr>
               <w:t>visibleSections</w:t>
@@ -953,11 +1045,15 @@
               <w:keepLines/>
               <w:spacing w:after="0"/>
             </w:pPr>
-            <w:r/>
-            <w:r>
-              <w:rPr>
-                <w:rFonts w:ascii="Arial" w:hAnsi="Arial" w:eastAsia="Arial"/>
-                <w:b w:val="0"/>
+            <w:r>
+              <w:rPr>
+                <w:rFonts w:ascii="Arial" w:hAnsi="Arial" w:eastAsia="Arial"/>
+                <w:sz w:val="18"/>
+              </w:rPr>
+            </w:r>
+            <w:r>
+              <w:rPr>
+                <w:rFonts w:ascii="Arial" w:hAnsi="Arial" w:eastAsia="Arial"/>
                 <w:sz w:val="18"/>
               </w:rPr>
               <w:t>string[]</w:t>
@@ -974,11 +1070,15 @@
               <w:keepLines/>
               <w:spacing w:after="0"/>
             </w:pPr>
-            <w:r/>
-            <w:r>
-              <w:rPr>
-                <w:rFonts w:ascii="Arial" w:hAnsi="Arial" w:eastAsia="Arial"/>
-                <w:b w:val="0"/>
+            <w:r>
+              <w:rPr>
+                <w:rFonts w:ascii="Arial" w:hAnsi="Arial" w:eastAsia="Arial"/>
+                <w:sz w:val="18"/>
+              </w:rPr>
+            </w:r>
+            <w:r>
+              <w:rPr>
+                <w:rFonts w:ascii="Arial" w:hAnsi="Arial" w:eastAsia="Arial"/>
                 <w:sz w:val="18"/>
               </w:rPr>
               <w:t>from API</w:t>
@@ -995,11 +1095,15 @@
               <w:keepLines/>
               <w:spacing w:after="0"/>
             </w:pPr>
-            <w:r/>
-            <w:r>
-              <w:rPr>
-                <w:rFonts w:ascii="Arial" w:hAnsi="Arial" w:eastAsia="Arial"/>
-                <w:b w:val="0"/>
+            <w:r>
+              <w:rPr>
+                <w:rFonts w:ascii="Arial" w:hAnsi="Arial" w:eastAsia="Arial"/>
+                <w:sz w:val="18"/>
+              </w:rPr>
+            </w:r>
+            <w:r>
+              <w:rPr>
+                <w:rFonts w:ascii="Arial" w:hAnsi="Arial" w:eastAsia="Arial"/>
                 <w:sz w:val="18"/>
               </w:rPr>
               <w:t>FE แสดงเฉพาะ section ใน array</w:t>
@@ -1021,11 +1125,15 @@
               <w:keepLines/>
               <w:spacing w:after="0"/>
             </w:pPr>
-            <w:r/>
-            <w:r>
-              <w:rPr>
-                <w:rFonts w:ascii="Arial" w:hAnsi="Arial" w:eastAsia="Arial"/>
-                <w:b w:val="0"/>
+            <w:r>
+              <w:rPr>
+                <w:rFonts w:ascii="Arial" w:hAnsi="Arial" w:eastAsia="Arial"/>
+                <w:sz w:val="18"/>
+              </w:rPr>
+            </w:r>
+            <w:r>
+              <w:rPr>
+                <w:rFonts w:ascii="Arial" w:hAnsi="Arial" w:eastAsia="Arial"/>
                 <w:sz w:val="18"/>
               </w:rPr>
               <w:t>editableSections</w:t>
@@ -1042,11 +1150,15 @@
               <w:keepLines/>
               <w:spacing w:after="0"/>
             </w:pPr>
-            <w:r/>
-            <w:r>
-              <w:rPr>
-                <w:rFonts w:ascii="Arial" w:hAnsi="Arial" w:eastAsia="Arial"/>
-                <w:b w:val="0"/>
+            <w:r>
+              <w:rPr>
+                <w:rFonts w:ascii="Arial" w:hAnsi="Arial" w:eastAsia="Arial"/>
+                <w:sz w:val="18"/>
+              </w:rPr>
+            </w:r>
+            <w:r>
+              <w:rPr>
+                <w:rFonts w:ascii="Arial" w:hAnsi="Arial" w:eastAsia="Arial"/>
                 <w:sz w:val="18"/>
               </w:rPr>
               <w:t>string[]</w:t>
@@ -1063,11 +1175,15 @@
               <w:keepLines/>
               <w:spacing w:after="0"/>
             </w:pPr>
-            <w:r/>
-            <w:r>
-              <w:rPr>
-                <w:rFonts w:ascii="Arial" w:hAnsi="Arial" w:eastAsia="Arial"/>
-                <w:b w:val="0"/>
+            <w:r>
+              <w:rPr>
+                <w:rFonts w:ascii="Arial" w:hAnsi="Arial" w:eastAsia="Arial"/>
+                <w:sz w:val="18"/>
+              </w:rPr>
+            </w:r>
+            <w:r>
+              <w:rPr>
+                <w:rFonts w:ascii="Arial" w:hAnsi="Arial" w:eastAsia="Arial"/>
                 <w:sz w:val="18"/>
               </w:rPr>
               <w:t>from API</w:t>
@@ -1084,11 +1200,15 @@
               <w:keepLines/>
               <w:spacing w:after="0"/>
             </w:pPr>
-            <w:r/>
-            <w:r>
-              <w:rPr>
-                <w:rFonts w:ascii="Arial" w:hAnsi="Arial" w:eastAsia="Arial"/>
-                <w:b w:val="0"/>
+            <w:r>
+              <w:rPr>
+                <w:rFonts w:ascii="Arial" w:hAnsi="Arial" w:eastAsia="Arial"/>
+                <w:sz w:val="18"/>
+              </w:rPr>
+            </w:r>
+            <w:r>
+              <w:rPr>
+                <w:rFonts w:ascii="Arial" w:hAnsi="Arial" w:eastAsia="Arial"/>
                 <w:sz w:val="18"/>
               </w:rPr>
               <w:t>FE เปิด input/button เฉพาะ section ใน array</w:t>
@@ -1110,11 +1230,15 @@
               <w:keepLines/>
               <w:spacing w:after="0"/>
             </w:pPr>
-            <w:r/>
-            <w:r>
-              <w:rPr>
-                <w:rFonts w:ascii="Arial" w:hAnsi="Arial" w:eastAsia="Arial"/>
-                <w:b w:val="0"/>
+            <w:r>
+              <w:rPr>
+                <w:rFonts w:ascii="Arial" w:hAnsi="Arial" w:eastAsia="Arial"/>
+                <w:sz w:val="18"/>
+              </w:rPr>
+            </w:r>
+            <w:r>
+              <w:rPr>
+                <w:rFonts w:ascii="Arial" w:hAnsi="Arial" w:eastAsia="Arial"/>
                 <w:sz w:val="18"/>
               </w:rPr>
               <w:t>actionOptions</w:t>
@@ -1131,11 +1255,15 @@
               <w:keepLines/>
               <w:spacing w:after="0"/>
             </w:pPr>
-            <w:r/>
-            <w:r>
-              <w:rPr>
-                <w:rFonts w:ascii="Arial" w:hAnsi="Arial" w:eastAsia="Arial"/>
-                <w:b w:val="0"/>
+            <w:r>
+              <w:rPr>
+                <w:rFonts w:ascii="Arial" w:hAnsi="Arial" w:eastAsia="Arial"/>
+                <w:sz w:val="18"/>
+              </w:rPr>
+            </w:r>
+            <w:r>
+              <w:rPr>
+                <w:rFonts w:ascii="Arial" w:hAnsi="Arial" w:eastAsia="Arial"/>
                 <w:sz w:val="18"/>
               </w:rPr>
               <w:t>array</w:t>
@@ -1152,11 +1280,15 @@
               <w:keepLines/>
               <w:spacing w:after="0"/>
             </w:pPr>
-            <w:r/>
-            <w:r>
-              <w:rPr>
-                <w:rFonts w:ascii="Arial" w:hAnsi="Arial" w:eastAsia="Arial"/>
-                <w:b w:val="0"/>
+            <w:r>
+              <w:rPr>
+                <w:rFonts w:ascii="Arial" w:hAnsi="Arial" w:eastAsia="Arial"/>
+                <w:sz w:val="18"/>
+              </w:rPr>
+            </w:r>
+            <w:r>
+              <w:rPr>
+                <w:rFonts w:ascii="Arial" w:hAnsi="Arial" w:eastAsia="Arial"/>
                 <w:sz w:val="18"/>
               </w:rPr>
               <w:t>from API</w:t>
@@ -1173,11 +1305,15 @@
               <w:keepLines/>
               <w:spacing w:after="0"/>
             </w:pPr>
-            <w:r/>
-            <w:r>
-              <w:rPr>
-                <w:rFonts w:ascii="Arial" w:hAnsi="Arial" w:eastAsia="Arial"/>
-                <w:b w:val="0"/>
+            <w:r>
+              <w:rPr>
+                <w:rFonts w:ascii="Arial" w:hAnsi="Arial" w:eastAsia="Arial"/>
+                <w:sz w:val="18"/>
+              </w:rPr>
+            </w:r>
+            <w:r>
+              <w:rPr>
+                <w:rFonts w:ascii="Arial" w:hAnsi="Arial" w:eastAsia="Arial"/>
                 <w:sz w:val="18"/>
               </w:rPr>
               <w:t>FE render radio จาก array โดยไม่ hardcode</w:t>
@@ -1272,11 +1408,15 @@
               <w:keepLines/>
               <w:spacing w:after="0"/>
             </w:pPr>
-            <w:r/>
-            <w:r>
-              <w:rPr>
-                <w:rFonts w:ascii="Arial" w:hAnsi="Arial" w:eastAsia="Arial"/>
-                <w:b w:val="0"/>
+            <w:r>
+              <w:rPr>
+                <w:rFonts w:ascii="Arial" w:hAnsi="Arial" w:eastAsia="Arial"/>
+                <w:sz w:val="18"/>
+              </w:rPr>
+            </w:r>
+            <w:r>
+              <w:rPr>
+                <w:rFonts w:ascii="Arial" w:hAnsi="Arial" w:eastAsia="Arial"/>
                 <w:sz w:val="18"/>
               </w:rPr>
               <w:t>Role profile</w:t>
@@ -1293,11 +1433,15 @@
               <w:keepLines/>
               <w:spacing w:after="0"/>
             </w:pPr>
-            <w:r/>
-            <w:r>
-              <w:rPr>
-                <w:rFonts w:ascii="Arial" w:hAnsi="Arial" w:eastAsia="Arial"/>
-                <w:b w:val="0"/>
+            <w:r>
+              <w:rPr>
+                <w:rFonts w:ascii="Arial" w:hAnsi="Arial" w:eastAsia="Arial"/>
+                <w:sz w:val="18"/>
+              </w:rPr>
+            </w:r>
+            <w:r>
+              <w:rPr>
+                <w:rFonts w:ascii="Arial" w:hAnsi="Arial" w:eastAsia="Arial"/>
                 <w:sz w:val="18"/>
               </w:rPr>
               <w:t>P-08 - เจ้าหน้าที่ SBP DSA</w:t>
@@ -1319,11 +1463,15 @@
               <w:keepLines/>
               <w:spacing w:after="0"/>
             </w:pPr>
-            <w:r/>
-            <w:r>
-              <w:rPr>
-                <w:rFonts w:ascii="Arial" w:hAnsi="Arial" w:eastAsia="Arial"/>
-                <w:b w:val="0"/>
+            <w:r>
+              <w:rPr>
+                <w:rFonts w:ascii="Arial" w:hAnsi="Arial" w:eastAsia="Arial"/>
+                <w:sz w:val="18"/>
+              </w:rPr>
+            </w:r>
+            <w:r>
+              <w:rPr>
+                <w:rFonts w:ascii="Arial" w:hAnsi="Arial" w:eastAsia="Arial"/>
                 <w:sz w:val="18"/>
               </w:rPr>
               <w:t>Workflow section/status code</w:t>
@@ -1340,11 +1488,15 @@
               <w:keepLines/>
               <w:spacing w:after="0"/>
             </w:pPr>
-            <w:r/>
-            <w:r>
-              <w:rPr>
-                <w:rFonts w:ascii="Arial" w:hAnsi="Arial" w:eastAsia="Arial"/>
-                <w:b w:val="0"/>
+            <w:r>
+              <w:rPr>
+                <w:rFonts w:ascii="Arial" w:hAnsi="Arial" w:eastAsia="Arial"/>
+                <w:sz w:val="18"/>
+              </w:rPr>
+            </w:r>
+            <w:r>
+              <w:rPr>
+                <w:rFonts w:ascii="Arial" w:hAnsi="Arial" w:eastAsia="Arial"/>
                 <w:sz w:val="18"/>
               </w:rPr>
               <w:t>08</w:t>
@@ -1366,11 +1518,15 @@
               <w:keepLines/>
               <w:spacing w:after="0"/>
             </w:pPr>
-            <w:r/>
-            <w:r>
-              <w:rPr>
-                <w:rFonts w:ascii="Arial" w:hAnsi="Arial" w:eastAsia="Arial"/>
-                <w:b w:val="0"/>
+            <w:r>
+              <w:rPr>
+                <w:rFonts w:ascii="Arial" w:hAnsi="Arial" w:eastAsia="Arial"/>
+                <w:sz w:val="18"/>
+              </w:rPr>
+            </w:r>
+            <w:r>
+              <w:rPr>
+                <w:rFonts w:ascii="Arial" w:hAnsi="Arial" w:eastAsia="Arial"/>
                 <w:sz w:val="18"/>
               </w:rPr>
               <w:t>Document status shown</w:t>
@@ -1387,11 +1543,15 @@
               <w:keepLines/>
               <w:spacing w:after="0"/>
             </w:pPr>
-            <w:r/>
-            <w:r>
-              <w:rPr>
-                <w:rFonts w:ascii="Arial" w:hAnsi="Arial" w:eastAsia="Arial"/>
-                <w:b w:val="0"/>
+            <w:r>
+              <w:rPr>
+                <w:rFonts w:ascii="Arial" w:hAnsi="Arial" w:eastAsia="Arial"/>
+                <w:sz w:val="18"/>
+              </w:rPr>
+            </w:r>
+            <w:r>
+              <w:rPr>
+                <w:rFonts w:ascii="Arial" w:hAnsi="Arial" w:eastAsia="Arial"/>
                 <w:sz w:val="18"/>
               </w:rPr>
               <w:t>รอเจ้าหน้าที่ SBP DSA ดำเนินการ</w:t>
@@ -1413,11 +1573,15 @@
               <w:keepLines/>
               <w:spacing w:after="0"/>
             </w:pPr>
-            <w:r/>
-            <w:r>
-              <w:rPr>
-                <w:rFonts w:ascii="Arial" w:hAnsi="Arial" w:eastAsia="Arial"/>
-                <w:b w:val="0"/>
+            <w:r>
+              <w:rPr>
+                <w:rFonts w:ascii="Arial" w:hAnsi="Arial" w:eastAsia="Arial"/>
+                <w:sz w:val="18"/>
+              </w:rPr>
+            </w:r>
+            <w:r>
+              <w:rPr>
+                <w:rFonts w:ascii="Arial" w:hAnsi="Arial" w:eastAsia="Arial"/>
                 <w:sz w:val="18"/>
               </w:rPr>
               <w:t>Purpose on this page</w:t>
@@ -1434,11 +1598,15 @@
               <w:keepLines/>
               <w:spacing w:after="0"/>
             </w:pPr>
-            <w:r/>
-            <w:r>
-              <w:rPr>
-                <w:rFonts w:ascii="Arial" w:hAnsi="Arial" w:eastAsia="Arial"/>
-                <w:b w:val="0"/>
+            <w:r>
+              <w:rPr>
+                <w:rFonts w:ascii="Arial" w:hAnsi="Arial" w:eastAsia="Arial"/>
+                <w:sz w:val="18"/>
+              </w:rPr>
+            </w:r>
+            <w:r>
+              <w:rPr>
+                <w:rFonts w:ascii="Arial" w:hAnsi="Arial" w:eastAsia="Arial"/>
                 <w:sz w:val="18"/>
               </w:rPr>
               <w:t>ตรวจ/ยืนยันผลคำนวณเงินชดเชยและส่งผลพิจารณา</w:t>
@@ -1460,11 +1628,15 @@
               <w:keepLines/>
               <w:spacing w:after="0"/>
             </w:pPr>
-            <w:r/>
-            <w:r>
-              <w:rPr>
-                <w:rFonts w:ascii="Arial" w:hAnsi="Arial" w:eastAsia="Arial"/>
-                <w:b w:val="0"/>
+            <w:r>
+              <w:rPr>
+                <w:rFonts w:ascii="Arial" w:hAnsi="Arial" w:eastAsia="Arial"/>
+                <w:sz w:val="18"/>
+              </w:rPr>
+            </w:r>
+            <w:r>
+              <w:rPr>
+                <w:rFonts w:ascii="Arial" w:hAnsi="Arial" w:eastAsia="Arial"/>
                 <w:sz w:val="18"/>
               </w:rPr>
               <w:t>Editable sections</w:t>
@@ -1481,11 +1653,15 @@
               <w:keepLines/>
               <w:spacing w:after="0"/>
             </w:pPr>
-            <w:r/>
-            <w:r>
-              <w:rPr>
-                <w:rFonts w:ascii="Arial" w:hAnsi="Arial" w:eastAsia="Arial"/>
-                <w:b w:val="0"/>
+            <w:r>
+              <w:rPr>
+                <w:rFonts w:ascii="Arial" w:hAnsi="Arial" w:eastAsia="Arial"/>
+                <w:sz w:val="18"/>
+              </w:rPr>
+            </w:r>
+            <w:r>
+              <w:rPr>
+                <w:rFonts w:ascii="Arial" w:hAnsi="Arial" w:eastAsia="Arial"/>
                 <w:sz w:val="18"/>
               </w:rPr>
               <w:t>-</w:t>
@@ -1507,11 +1683,15 @@
               <w:keepLines/>
               <w:spacing w:after="0"/>
             </w:pPr>
-            <w:r/>
-            <w:r>
-              <w:rPr>
-                <w:rFonts w:ascii="Arial" w:hAnsi="Arial" w:eastAsia="Arial"/>
-                <w:b w:val="0"/>
+            <w:r>
+              <w:rPr>
+                <w:rFonts w:ascii="Arial" w:hAnsi="Arial" w:eastAsia="Arial"/>
+                <w:sz w:val="18"/>
+              </w:rPr>
+            </w:r>
+            <w:r>
+              <w:rPr>
+                <w:rFonts w:ascii="Arial" w:hAnsi="Arial" w:eastAsia="Arial"/>
                 <w:sz w:val="18"/>
               </w:rPr>
               <w:t>Hidden sections</w:t>
@@ -1528,11 +1708,15 @@
               <w:keepLines/>
               <w:spacing w:after="0"/>
             </w:pPr>
-            <w:r/>
-            <w:r>
-              <w:rPr>
-                <w:rFonts w:ascii="Arial" w:hAnsi="Arial" w:eastAsia="Arial"/>
-                <w:b w:val="0"/>
+            <w:r>
+              <w:rPr>
+                <w:rFonts w:ascii="Arial" w:hAnsi="Arial" w:eastAsia="Arial"/>
+                <w:sz w:val="18"/>
+              </w:rPr>
+            </w:r>
+            <w:r>
+              <w:rPr>
+                <w:rFonts w:ascii="Arial" w:hAnsi="Arial" w:eastAsia="Arial"/>
                 <w:sz w:val="18"/>
               </w:rPr>
               <w:t>-</w:t>
@@ -1554,11 +1738,15 @@
               <w:keepLines/>
               <w:spacing w:after="0"/>
             </w:pPr>
-            <w:r/>
-            <w:r>
-              <w:rPr>
-                <w:rFonts w:ascii="Arial" w:hAnsi="Arial" w:eastAsia="Arial"/>
-                <w:b w:val="0"/>
+            <w:r>
+              <w:rPr>
+                <w:rFonts w:ascii="Arial" w:hAnsi="Arial" w:eastAsia="Arial"/>
+                <w:sz w:val="18"/>
+              </w:rPr>
+            </w:r>
+            <w:r>
+              <w:rPr>
+                <w:rFonts w:ascii="Arial" w:hAnsi="Arial" w:eastAsia="Arial"/>
                 <w:sz w:val="18"/>
               </w:rPr>
               <w:t>Attachment upload</w:t>
@@ -1575,11 +1763,15 @@
               <w:keepLines/>
               <w:spacing w:after="0"/>
             </w:pPr>
-            <w:r/>
-            <w:r>
-              <w:rPr>
-                <w:rFonts w:ascii="Arial" w:hAnsi="Arial" w:eastAsia="Arial"/>
-                <w:b w:val="0"/>
+            <w:r>
+              <w:rPr>
+                <w:rFonts w:ascii="Arial" w:hAnsi="Arial" w:eastAsia="Arial"/>
+                <w:sz w:val="18"/>
+              </w:rPr>
+            </w:r>
+            <w:r>
+              <w:rPr>
+                <w:rFonts w:ascii="Arial" w:hAnsi="Arial" w:eastAsia="Arial"/>
                 <w:sz w:val="18"/>
               </w:rPr>
               <w:t>Allowed</w:t>
@@ -1758,11 +1950,15 @@
               <w:keepLines/>
               <w:spacing w:after="0"/>
             </w:pPr>
-            <w:r/>
-            <w:r>
-              <w:rPr>
-                <w:rFonts w:ascii="Arial" w:hAnsi="Arial" w:eastAsia="Arial"/>
-                <w:b w:val="0"/>
+            <w:r>
+              <w:rPr>
+                <w:rFonts w:ascii="Arial" w:hAnsi="Arial" w:eastAsia="Arial"/>
+                <w:sz w:val="18"/>
+              </w:rPr>
+            </w:r>
+            <w:r>
+              <w:rPr>
+                <w:rFonts w:ascii="Arial" w:hAnsi="Arial" w:eastAsia="Arial"/>
                 <w:sz w:val="18"/>
               </w:rPr>
               <w:t>doc-header</w:t>
@@ -1779,11 +1975,15 @@
               <w:keepLines/>
               <w:spacing w:after="0"/>
             </w:pPr>
-            <w:r/>
-            <w:r>
-              <w:rPr>
-                <w:rFonts w:ascii="Arial" w:hAnsi="Arial" w:eastAsia="Arial"/>
-                <w:b w:val="0"/>
+            <w:r>
+              <w:rPr>
+                <w:rFonts w:ascii="Arial" w:hAnsi="Arial" w:eastAsia="Arial"/>
+                <w:sz w:val="18"/>
+              </w:rPr>
+            </w:r>
+            <w:r>
+              <w:rPr>
+                <w:rFonts w:ascii="Arial" w:hAnsi="Arial" w:eastAsia="Arial"/>
                 <w:sz w:val="18"/>
               </w:rPr>
               <w:t>ข้อมูลร้านถูกกระทบ</w:t>
@@ -1800,11 +2000,15 @@
               <w:keepLines/>
               <w:spacing w:after="0"/>
             </w:pPr>
-            <w:r/>
-            <w:r>
-              <w:rPr>
-                <w:rFonts w:ascii="Arial" w:hAnsi="Arial" w:eastAsia="Arial"/>
-                <w:b w:val="0"/>
+            <w:r>
+              <w:rPr>
+                <w:rFonts w:ascii="Arial" w:hAnsi="Arial" w:eastAsia="Arial"/>
+                <w:sz w:val="18"/>
+              </w:rPr>
+            </w:r>
+            <w:r>
+              <w:rPr>
+                <w:rFonts w:ascii="Arial" w:hAnsi="Arial" w:eastAsia="Arial"/>
                 <w:sz w:val="18"/>
               </w:rPr>
               <w:t>Read-only</w:t>
@@ -1821,11 +2025,15 @@
               <w:keepLines/>
               <w:spacing w:after="0"/>
             </w:pPr>
-            <w:r/>
-            <w:r>
-              <w:rPr>
-                <w:rFonts w:ascii="Arial" w:hAnsi="Arial" w:eastAsia="Arial"/>
-                <w:b w:val="0"/>
+            <w:r>
+              <w:rPr>
+                <w:rFonts w:ascii="Arial" w:hAnsi="Arial" w:eastAsia="Arial"/>
+                <w:sz w:val="18"/>
+              </w:rPr>
+            </w:r>
+            <w:r>
+              <w:rPr>
+                <w:rFonts w:ascii="Arial" w:hAnsi="Arial" w:eastAsia="Arial"/>
                 <w:sz w:val="18"/>
               </w:rPr>
               <w:t>แสดงข้อมูลและปิด input/editor</w:t>
@@ -1847,11 +2055,15 @@
               <w:keepLines/>
               <w:spacing w:after="0"/>
             </w:pPr>
-            <w:r/>
-            <w:r>
-              <w:rPr>
-                <w:rFonts w:ascii="Arial" w:hAnsi="Arial" w:eastAsia="Arial"/>
-                <w:b w:val="0"/>
+            <w:r>
+              <w:rPr>
+                <w:rFonts w:ascii="Arial" w:hAnsi="Arial" w:eastAsia="Arial"/>
+                <w:sz w:val="18"/>
+              </w:rPr>
+            </w:r>
+            <w:r>
+              <w:rPr>
+                <w:rFonts w:ascii="Arial" w:hAnsi="Arial" w:eastAsia="Arial"/>
                 <w:sz w:val="18"/>
               </w:rPr>
               <w:t>sec-sales</w:t>
@@ -1868,11 +2080,15 @@
               <w:keepLines/>
               <w:spacing w:after="0"/>
             </w:pPr>
-            <w:r/>
-            <w:r>
-              <w:rPr>
-                <w:rFonts w:ascii="Arial" w:hAnsi="Arial" w:eastAsia="Arial"/>
-                <w:b w:val="0"/>
+            <w:r>
+              <w:rPr>
+                <w:rFonts w:ascii="Arial" w:hAnsi="Arial" w:eastAsia="Arial"/>
+                <w:sz w:val="18"/>
+              </w:rPr>
+            </w:r>
+            <w:r>
+              <w:rPr>
+                <w:rFonts w:ascii="Arial" w:hAnsi="Arial" w:eastAsia="Arial"/>
                 <w:sz w:val="18"/>
               </w:rPr>
               <w:t>แนวโน้มยอดขายรายวัน</w:t>
@@ -1889,11 +2105,15 @@
               <w:keepLines/>
               <w:spacing w:after="0"/>
             </w:pPr>
-            <w:r/>
-            <w:r>
-              <w:rPr>
-                <w:rFonts w:ascii="Arial" w:hAnsi="Arial" w:eastAsia="Arial"/>
-                <w:b w:val="0"/>
+            <w:r>
+              <w:rPr>
+                <w:rFonts w:ascii="Arial" w:hAnsi="Arial" w:eastAsia="Arial"/>
+                <w:sz w:val="18"/>
+              </w:rPr>
+            </w:r>
+            <w:r>
+              <w:rPr>
+                <w:rFonts w:ascii="Arial" w:hAnsi="Arial" w:eastAsia="Arial"/>
                 <w:sz w:val="18"/>
               </w:rPr>
               <w:t>Read-only</w:t>
@@ -1910,11 +2130,15 @@
               <w:keepLines/>
               <w:spacing w:after="0"/>
             </w:pPr>
-            <w:r/>
-            <w:r>
-              <w:rPr>
-                <w:rFonts w:ascii="Arial" w:hAnsi="Arial" w:eastAsia="Arial"/>
-                <w:b w:val="0"/>
+            <w:r>
+              <w:rPr>
+                <w:rFonts w:ascii="Arial" w:hAnsi="Arial" w:eastAsia="Arial"/>
+                <w:sz w:val="18"/>
+              </w:rPr>
+            </w:r>
+            <w:r>
+              <w:rPr>
+                <w:rFonts w:ascii="Arial" w:hAnsi="Arial" w:eastAsia="Arial"/>
                 <w:sz w:val="18"/>
               </w:rPr>
               <w:t>แสดงข้อมูลและปิด input/editor</w:t>
@@ -1936,11 +2160,15 @@
               <w:keepLines/>
               <w:spacing w:after="0"/>
             </w:pPr>
-            <w:r/>
-            <w:r>
-              <w:rPr>
-                <w:rFonts w:ascii="Arial" w:hAnsi="Arial" w:eastAsia="Arial"/>
-                <w:b w:val="0"/>
+            <w:r>
+              <w:rPr>
+                <w:rFonts w:ascii="Arial" w:hAnsi="Arial" w:eastAsia="Arial"/>
+                <w:sz w:val="18"/>
+              </w:rPr>
+            </w:r>
+            <w:r>
+              <w:rPr>
+                <w:rFonts w:ascii="Arial" w:hAnsi="Arial" w:eastAsia="Arial"/>
                 <w:sz w:val="18"/>
               </w:rPr>
               <w:t>sec-map</w:t>
@@ -1957,11 +2185,15 @@
               <w:keepLines/>
               <w:spacing w:after="0"/>
             </w:pPr>
-            <w:r/>
-            <w:r>
-              <w:rPr>
-                <w:rFonts w:ascii="Arial" w:hAnsi="Arial" w:eastAsia="Arial"/>
-                <w:b w:val="0"/>
+            <w:r>
+              <w:rPr>
+                <w:rFonts w:ascii="Arial" w:hAnsi="Arial" w:eastAsia="Arial"/>
+                <w:sz w:val="18"/>
+              </w:rPr>
+            </w:r>
+            <w:r>
+              <w:rPr>
+                <w:rFonts w:ascii="Arial" w:hAnsi="Arial" w:eastAsia="Arial"/>
                 <w:sz w:val="18"/>
               </w:rPr>
               <w:t>แผนที่ AllMap</w:t>
@@ -1978,11 +2210,15 @@
               <w:keepLines/>
               <w:spacing w:after="0"/>
             </w:pPr>
-            <w:r/>
-            <w:r>
-              <w:rPr>
-                <w:rFonts w:ascii="Arial" w:hAnsi="Arial" w:eastAsia="Arial"/>
-                <w:b w:val="0"/>
+            <w:r>
+              <w:rPr>
+                <w:rFonts w:ascii="Arial" w:hAnsi="Arial" w:eastAsia="Arial"/>
+                <w:sz w:val="18"/>
+              </w:rPr>
+            </w:r>
+            <w:r>
+              <w:rPr>
+                <w:rFonts w:ascii="Arial" w:hAnsi="Arial" w:eastAsia="Arial"/>
                 <w:sz w:val="18"/>
               </w:rPr>
               <w:t>Read-only</w:t>
@@ -1999,11 +2235,15 @@
               <w:keepLines/>
               <w:spacing w:after="0"/>
             </w:pPr>
-            <w:r/>
-            <w:r>
-              <w:rPr>
-                <w:rFonts w:ascii="Arial" w:hAnsi="Arial" w:eastAsia="Arial"/>
-                <w:b w:val="0"/>
+            <w:r>
+              <w:rPr>
+                <w:rFonts w:ascii="Arial" w:hAnsi="Arial" w:eastAsia="Arial"/>
+                <w:sz w:val="18"/>
+              </w:rPr>
+            </w:r>
+            <w:r>
+              <w:rPr>
+                <w:rFonts w:ascii="Arial" w:hAnsi="Arial" w:eastAsia="Arial"/>
                 <w:sz w:val="18"/>
               </w:rPr>
               <w:t>แสดงข้อมูลและปิด input/editor</w:t>
@@ -2025,11 +2265,15 @@
               <w:keepLines/>
               <w:spacing w:after="0"/>
             </w:pPr>
-            <w:r/>
-            <w:r>
-              <w:rPr>
-                <w:rFonts w:ascii="Arial" w:hAnsi="Arial" w:eastAsia="Arial"/>
-                <w:b w:val="0"/>
+            <w:r>
+              <w:rPr>
+                <w:rFonts w:ascii="Arial" w:hAnsi="Arial" w:eastAsia="Arial"/>
+                <w:sz w:val="18"/>
+              </w:rPr>
+            </w:r>
+            <w:r>
+              <w:rPr>
+                <w:rFonts w:ascii="Arial" w:hAnsi="Arial" w:eastAsia="Arial"/>
                 <w:sz w:val="18"/>
               </w:rPr>
               <w:t>sec-newstore</w:t>
@@ -2046,11 +2290,15 @@
               <w:keepLines/>
               <w:spacing w:after="0"/>
             </w:pPr>
-            <w:r/>
-            <w:r>
-              <w:rPr>
-                <w:rFonts w:ascii="Arial" w:hAnsi="Arial" w:eastAsia="Arial"/>
-                <w:b w:val="0"/>
+            <w:r>
+              <w:rPr>
+                <w:rFonts w:ascii="Arial" w:hAnsi="Arial" w:eastAsia="Arial"/>
+                <w:sz w:val="18"/>
+              </w:rPr>
+            </w:r>
+            <w:r>
+              <w:rPr>
+                <w:rFonts w:ascii="Arial" w:hAnsi="Arial" w:eastAsia="Arial"/>
                 <w:sz w:val="18"/>
               </w:rPr>
               <w:t>ร้านเปิดใหม่</w:t>
@@ -2067,11 +2315,15 @@
               <w:keepLines/>
               <w:spacing w:after="0"/>
             </w:pPr>
-            <w:r/>
-            <w:r>
-              <w:rPr>
-                <w:rFonts w:ascii="Arial" w:hAnsi="Arial" w:eastAsia="Arial"/>
-                <w:b w:val="0"/>
+            <w:r>
+              <w:rPr>
+                <w:rFonts w:ascii="Arial" w:hAnsi="Arial" w:eastAsia="Arial"/>
+                <w:sz w:val="18"/>
+              </w:rPr>
+            </w:r>
+            <w:r>
+              <w:rPr>
+                <w:rFonts w:ascii="Arial" w:hAnsi="Arial" w:eastAsia="Arial"/>
                 <w:sz w:val="18"/>
               </w:rPr>
               <w:t>Read-only</w:t>
@@ -2088,11 +2340,15 @@
               <w:keepLines/>
               <w:spacing w:after="0"/>
             </w:pPr>
-            <w:r/>
-            <w:r>
-              <w:rPr>
-                <w:rFonts w:ascii="Arial" w:hAnsi="Arial" w:eastAsia="Arial"/>
-                <w:b w:val="0"/>
+            <w:r>
+              <w:rPr>
+                <w:rFonts w:ascii="Arial" w:hAnsi="Arial" w:eastAsia="Arial"/>
+                <w:sz w:val="18"/>
+              </w:rPr>
+            </w:r>
+            <w:r>
+              <w:rPr>
+                <w:rFonts w:ascii="Arial" w:hAnsi="Arial" w:eastAsia="Arial"/>
                 <w:sz w:val="18"/>
               </w:rPr>
               <w:t>แสดงข้อมูลและปิด input/editor</w:t>
@@ -2114,11 +2370,15 @@
               <w:keepLines/>
               <w:spacing w:after="0"/>
             </w:pPr>
-            <w:r/>
-            <w:r>
-              <w:rPr>
-                <w:rFonts w:ascii="Arial" w:hAnsi="Arial" w:eastAsia="Arial"/>
-                <w:b w:val="0"/>
+            <w:r>
+              <w:rPr>
+                <w:rFonts w:ascii="Arial" w:hAnsi="Arial" w:eastAsia="Arial"/>
+                <w:sz w:val="18"/>
+              </w:rPr>
+            </w:r>
+            <w:r>
+              <w:rPr>
+                <w:rFonts w:ascii="Arial" w:hAnsi="Arial" w:eastAsia="Arial"/>
                 <w:sz w:val="18"/>
               </w:rPr>
               <w:t>sec-competitor</w:t>
@@ -2135,11 +2395,15 @@
               <w:keepLines/>
               <w:spacing w:after="0"/>
             </w:pPr>
-            <w:r/>
-            <w:r>
-              <w:rPr>
-                <w:rFonts w:ascii="Arial" w:hAnsi="Arial" w:eastAsia="Arial"/>
-                <w:b w:val="0"/>
+            <w:r>
+              <w:rPr>
+                <w:rFonts w:ascii="Arial" w:hAnsi="Arial" w:eastAsia="Arial"/>
+                <w:sz w:val="18"/>
+              </w:rPr>
+            </w:r>
+            <w:r>
+              <w:rPr>
+                <w:rFonts w:ascii="Arial" w:hAnsi="Arial" w:eastAsia="Arial"/>
                 <w:sz w:val="18"/>
               </w:rPr>
               <w:t>ร้านคู่แข่งเปิดกระทบ</w:t>
@@ -2156,11 +2420,15 @@
               <w:keepLines/>
               <w:spacing w:after="0"/>
             </w:pPr>
-            <w:r/>
-            <w:r>
-              <w:rPr>
-                <w:rFonts w:ascii="Arial" w:hAnsi="Arial" w:eastAsia="Arial"/>
-                <w:b w:val="0"/>
+            <w:r>
+              <w:rPr>
+                <w:rFonts w:ascii="Arial" w:hAnsi="Arial" w:eastAsia="Arial"/>
+                <w:sz w:val="18"/>
+              </w:rPr>
+            </w:r>
+            <w:r>
+              <w:rPr>
+                <w:rFonts w:ascii="Arial" w:hAnsi="Arial" w:eastAsia="Arial"/>
                 <w:sz w:val="18"/>
               </w:rPr>
               <w:t>Read-only</w:t>
@@ -2177,11 +2445,15 @@
               <w:keepLines/>
               <w:spacing w:after="0"/>
             </w:pPr>
-            <w:r/>
-            <w:r>
-              <w:rPr>
-                <w:rFonts w:ascii="Arial" w:hAnsi="Arial" w:eastAsia="Arial"/>
-                <w:b w:val="0"/>
+            <w:r>
+              <w:rPr>
+                <w:rFonts w:ascii="Arial" w:hAnsi="Arial" w:eastAsia="Arial"/>
+                <w:sz w:val="18"/>
+              </w:rPr>
+            </w:r>
+            <w:r>
+              <w:rPr>
+                <w:rFonts w:ascii="Arial" w:hAnsi="Arial" w:eastAsia="Arial"/>
                 <w:sz w:val="18"/>
               </w:rPr>
               <w:t>แสดงข้อมูลและปิด input/editor</w:t>
@@ -2203,11 +2475,15 @@
               <w:keepLines/>
               <w:spacing w:after="0"/>
             </w:pPr>
-            <w:r/>
-            <w:r>
-              <w:rPr>
-                <w:rFonts w:ascii="Arial" w:hAnsi="Arial" w:eastAsia="Arial"/>
-                <w:b w:val="0"/>
+            <w:r>
+              <w:rPr>
+                <w:rFonts w:ascii="Arial" w:hAnsi="Arial" w:eastAsia="Arial"/>
+                <w:sz w:val="18"/>
+              </w:rPr>
+            </w:r>
+            <w:r>
+              <w:rPr>
+                <w:rFonts w:ascii="Arial" w:hAnsi="Arial" w:eastAsia="Arial"/>
                 <w:sz w:val="18"/>
               </w:rPr>
               <w:t>sec-factor</w:t>
@@ -2224,11 +2500,15 @@
               <w:keepLines/>
               <w:spacing w:after="0"/>
             </w:pPr>
-            <w:r/>
-            <w:r>
-              <w:rPr>
-                <w:rFonts w:ascii="Arial" w:hAnsi="Arial" w:eastAsia="Arial"/>
-                <w:b w:val="0"/>
+            <w:r>
+              <w:rPr>
+                <w:rFonts w:ascii="Arial" w:hAnsi="Arial" w:eastAsia="Arial"/>
+                <w:sz w:val="18"/>
+              </w:rPr>
+            </w:r>
+            <w:r>
+              <w:rPr>
+                <w:rFonts w:ascii="Arial" w:hAnsi="Arial" w:eastAsia="Arial"/>
                 <w:sz w:val="18"/>
               </w:rPr>
               <w:t>ปัจจัยอื่นๆ</w:t>
@@ -2245,11 +2525,15 @@
               <w:keepLines/>
               <w:spacing w:after="0"/>
             </w:pPr>
-            <w:r/>
-            <w:r>
-              <w:rPr>
-                <w:rFonts w:ascii="Arial" w:hAnsi="Arial" w:eastAsia="Arial"/>
-                <w:b w:val="0"/>
+            <w:r>
+              <w:rPr>
+                <w:rFonts w:ascii="Arial" w:hAnsi="Arial" w:eastAsia="Arial"/>
+                <w:sz w:val="18"/>
+              </w:rPr>
+            </w:r>
+            <w:r>
+              <w:rPr>
+                <w:rFonts w:ascii="Arial" w:hAnsi="Arial" w:eastAsia="Arial"/>
                 <w:sz w:val="18"/>
               </w:rPr>
               <w:t>Read-only</w:t>
@@ -2266,11 +2550,15 @@
               <w:keepLines/>
               <w:spacing w:after="0"/>
             </w:pPr>
-            <w:r/>
-            <w:r>
-              <w:rPr>
-                <w:rFonts w:ascii="Arial" w:hAnsi="Arial" w:eastAsia="Arial"/>
-                <w:b w:val="0"/>
+            <w:r>
+              <w:rPr>
+                <w:rFonts w:ascii="Arial" w:hAnsi="Arial" w:eastAsia="Arial"/>
+                <w:sz w:val="18"/>
+              </w:rPr>
+            </w:r>
+            <w:r>
+              <w:rPr>
+                <w:rFonts w:ascii="Arial" w:hAnsi="Arial" w:eastAsia="Arial"/>
                 <w:sz w:val="18"/>
               </w:rPr>
               <w:t>แสดงข้อมูลและปิด input/editor</w:t>
@@ -2292,11 +2580,15 @@
               <w:keepLines/>
               <w:spacing w:after="0"/>
             </w:pPr>
-            <w:r/>
-            <w:r>
-              <w:rPr>
-                <w:rFonts w:ascii="Arial" w:hAnsi="Arial" w:eastAsia="Arial"/>
-                <w:b w:val="0"/>
+            <w:r>
+              <w:rPr>
+                <w:rFonts w:ascii="Arial" w:hAnsi="Arial" w:eastAsia="Arial"/>
+                <w:sz w:val="18"/>
+              </w:rPr>
+            </w:r>
+            <w:r>
+              <w:rPr>
+                <w:rFonts w:ascii="Arial" w:hAnsi="Arial" w:eastAsia="Arial"/>
                 <w:sz w:val="18"/>
               </w:rPr>
               <w:t>sec-attach</w:t>
@@ -2313,11 +2605,15 @@
               <w:keepLines/>
               <w:spacing w:after="0"/>
             </w:pPr>
-            <w:r/>
-            <w:r>
-              <w:rPr>
-                <w:rFonts w:ascii="Arial" w:hAnsi="Arial" w:eastAsia="Arial"/>
-                <w:b w:val="0"/>
+            <w:r>
+              <w:rPr>
+                <w:rFonts w:ascii="Arial" w:hAnsi="Arial" w:eastAsia="Arial"/>
+                <w:sz w:val="18"/>
+              </w:rPr>
+            </w:r>
+            <w:r>
+              <w:rPr>
+                <w:rFonts w:ascii="Arial" w:hAnsi="Arial" w:eastAsia="Arial"/>
                 <w:sz w:val="18"/>
               </w:rPr>
               <w:t>เอกสารแนบทั้งหมด</w:t>
@@ -2334,11 +2630,15 @@
               <w:keepLines/>
               <w:spacing w:after="0"/>
             </w:pPr>
-            <w:r/>
-            <w:r>
-              <w:rPr>
-                <w:rFonts w:ascii="Arial" w:hAnsi="Arial" w:eastAsia="Arial"/>
-                <w:b w:val="0"/>
+            <w:r>
+              <w:rPr>
+                <w:rFonts w:ascii="Arial" w:hAnsi="Arial" w:eastAsia="Arial"/>
+                <w:sz w:val="18"/>
+              </w:rPr>
+            </w:r>
+            <w:r>
+              <w:rPr>
+                <w:rFonts w:ascii="Arial" w:hAnsi="Arial" w:eastAsia="Arial"/>
                 <w:sz w:val="18"/>
               </w:rPr>
               <w:t>Read-only + Upload</w:t>
@@ -2355,11 +2655,15 @@
               <w:keepLines/>
               <w:spacing w:after="0"/>
             </w:pPr>
-            <w:r/>
-            <w:r>
-              <w:rPr>
-                <w:rFonts w:ascii="Arial" w:hAnsi="Arial" w:eastAsia="Arial"/>
-                <w:b w:val="0"/>
+            <w:r>
+              <w:rPr>
+                <w:rFonts w:ascii="Arial" w:hAnsi="Arial" w:eastAsia="Arial"/>
+                <w:sz w:val="18"/>
+              </w:rPr>
+            </w:r>
+            <w:r>
+              <w:rPr>
+                <w:rFonts w:ascii="Arial" w:hAnsi="Arial" w:eastAsia="Arial"/>
                 <w:sz w:val="18"/>
               </w:rPr>
               <w:t>ดูรายการไฟล์และเพิ่มไฟล์แนบได้</w:t>
@@ -2381,11 +2685,15 @@
               <w:keepLines/>
               <w:spacing w:after="0"/>
             </w:pPr>
-            <w:r/>
-            <w:r>
-              <w:rPr>
-                <w:rFonts w:ascii="Arial" w:hAnsi="Arial" w:eastAsia="Arial"/>
-                <w:b w:val="0"/>
+            <w:r>
+              <w:rPr>
+                <w:rFonts w:ascii="Arial" w:hAnsi="Arial" w:eastAsia="Arial"/>
+                <w:sz w:val="18"/>
+              </w:rPr>
+            </w:r>
+            <w:r>
+              <w:rPr>
+                <w:rFonts w:ascii="Arial" w:hAnsi="Arial" w:eastAsia="Arial"/>
                 <w:sz w:val="18"/>
               </w:rPr>
               <w:t>sec-calc</w:t>
@@ -2402,11 +2710,15 @@
               <w:keepLines/>
               <w:spacing w:after="0"/>
             </w:pPr>
-            <w:r/>
-            <w:r>
-              <w:rPr>
-                <w:rFonts w:ascii="Arial" w:hAnsi="Arial" w:eastAsia="Arial"/>
-                <w:b w:val="0"/>
+            <w:r>
+              <w:rPr>
+                <w:rFonts w:ascii="Arial" w:hAnsi="Arial" w:eastAsia="Arial"/>
+                <w:sz w:val="18"/>
+              </w:rPr>
+            </w:r>
+            <w:r>
+              <w:rPr>
+                <w:rFonts w:ascii="Arial" w:hAnsi="Arial" w:eastAsia="Arial"/>
                 <w:sz w:val="18"/>
               </w:rPr>
               <w:t>คำนวณเงินชดเชย</w:t>
@@ -2423,11 +2735,15 @@
               <w:keepLines/>
               <w:spacing w:after="0"/>
             </w:pPr>
-            <w:r/>
-            <w:r>
-              <w:rPr>
-                <w:rFonts w:ascii="Arial" w:hAnsi="Arial" w:eastAsia="Arial"/>
-                <w:b w:val="0"/>
+            <w:r>
+              <w:rPr>
+                <w:rFonts w:ascii="Arial" w:hAnsi="Arial" w:eastAsia="Arial"/>
+                <w:sz w:val="18"/>
+              </w:rPr>
+            </w:r>
+            <w:r>
+              <w:rPr>
+                <w:rFonts w:ascii="Arial" w:hAnsi="Arial" w:eastAsia="Arial"/>
                 <w:sz w:val="18"/>
               </w:rPr>
               <w:t>Read-only</w:t>
@@ -2444,11 +2760,15 @@
               <w:keepLines/>
               <w:spacing w:after="0"/>
             </w:pPr>
-            <w:r/>
-            <w:r>
-              <w:rPr>
-                <w:rFonts w:ascii="Arial" w:hAnsi="Arial" w:eastAsia="Arial"/>
-                <w:b w:val="0"/>
+            <w:r>
+              <w:rPr>
+                <w:rFonts w:ascii="Arial" w:hAnsi="Arial" w:eastAsia="Arial"/>
+                <w:sz w:val="18"/>
+              </w:rPr>
+            </w:r>
+            <w:r>
+              <w:rPr>
+                <w:rFonts w:ascii="Arial" w:hAnsi="Arial" w:eastAsia="Arial"/>
                 <w:sz w:val="18"/>
               </w:rPr>
               <w:t>แสดงข้อมูลและปิด input/editor</w:t>
@@ -2470,11 +2790,15 @@
               <w:keepLines/>
               <w:spacing w:after="0"/>
             </w:pPr>
-            <w:r/>
-            <w:r>
-              <w:rPr>
-                <w:rFonts w:ascii="Arial" w:hAnsi="Arial" w:eastAsia="Arial"/>
-                <w:b w:val="0"/>
+            <w:r>
+              <w:rPr>
+                <w:rFonts w:ascii="Arial" w:hAnsi="Arial" w:eastAsia="Arial"/>
+                <w:sz w:val="18"/>
+              </w:rPr>
+            </w:r>
+            <w:r>
+              <w:rPr>
+                <w:rFonts w:ascii="Arial" w:hAnsi="Arial" w:eastAsia="Arial"/>
                 <w:sz w:val="18"/>
               </w:rPr>
               <w:t>sec-comp-history</w:t>
@@ -2491,11 +2815,15 @@
               <w:keepLines/>
               <w:spacing w:after="0"/>
             </w:pPr>
-            <w:r/>
-            <w:r>
-              <w:rPr>
-                <w:rFonts w:ascii="Arial" w:hAnsi="Arial" w:eastAsia="Arial"/>
-                <w:b w:val="0"/>
+            <w:r>
+              <w:rPr>
+                <w:rFonts w:ascii="Arial" w:hAnsi="Arial" w:eastAsia="Arial"/>
+                <w:sz w:val="18"/>
+              </w:rPr>
+            </w:r>
+            <w:r>
+              <w:rPr>
+                <w:rFonts w:ascii="Arial" w:hAnsi="Arial" w:eastAsia="Arial"/>
                 <w:sz w:val="18"/>
               </w:rPr>
               <w:t>ประวัติการชดเชย</w:t>
@@ -2512,11 +2840,15 @@
               <w:keepLines/>
               <w:spacing w:after="0"/>
             </w:pPr>
-            <w:r/>
-            <w:r>
-              <w:rPr>
-                <w:rFonts w:ascii="Arial" w:hAnsi="Arial" w:eastAsia="Arial"/>
-                <w:b w:val="0"/>
+            <w:r>
+              <w:rPr>
+                <w:rFonts w:ascii="Arial" w:hAnsi="Arial" w:eastAsia="Arial"/>
+                <w:sz w:val="18"/>
+              </w:rPr>
+            </w:r>
+            <w:r>
+              <w:rPr>
+                <w:rFonts w:ascii="Arial" w:hAnsi="Arial" w:eastAsia="Arial"/>
                 <w:sz w:val="18"/>
               </w:rPr>
               <w:t>Read-only</w:t>
@@ -2533,11 +2865,15 @@
               <w:keepLines/>
               <w:spacing w:after="0"/>
             </w:pPr>
-            <w:r/>
-            <w:r>
-              <w:rPr>
-                <w:rFonts w:ascii="Arial" w:hAnsi="Arial" w:eastAsia="Arial"/>
-                <w:b w:val="0"/>
+            <w:r>
+              <w:rPr>
+                <w:rFonts w:ascii="Arial" w:hAnsi="Arial" w:eastAsia="Arial"/>
+                <w:sz w:val="18"/>
+              </w:rPr>
+            </w:r>
+            <w:r>
+              <w:rPr>
+                <w:rFonts w:ascii="Arial" w:hAnsi="Arial" w:eastAsia="Arial"/>
                 <w:sz w:val="18"/>
               </w:rPr>
               <w:t>แสดงข้อมูลและปิด input/editor</w:t>
@@ -2559,11 +2895,15 @@
               <w:keepLines/>
               <w:spacing w:after="0"/>
             </w:pPr>
-            <w:r/>
-            <w:r>
-              <w:rPr>
-                <w:rFonts w:ascii="Arial" w:hAnsi="Arial" w:eastAsia="Arial"/>
-                <w:b w:val="0"/>
+            <w:r>
+              <w:rPr>
+                <w:rFonts w:ascii="Arial" w:hAnsi="Arial" w:eastAsia="Arial"/>
+                <w:sz w:val="18"/>
+              </w:rPr>
+            </w:r>
+            <w:r>
+              <w:rPr>
+                <w:rFonts w:ascii="Arial" w:hAnsi="Arial" w:eastAsia="Arial"/>
                 <w:sz w:val="18"/>
               </w:rPr>
               <w:t>sec-decision-history</w:t>
@@ -2580,11 +2920,15 @@
               <w:keepLines/>
               <w:spacing w:after="0"/>
             </w:pPr>
-            <w:r/>
-            <w:r>
-              <w:rPr>
-                <w:rFonts w:ascii="Arial" w:hAnsi="Arial" w:eastAsia="Arial"/>
-                <w:b w:val="0"/>
+            <w:r>
+              <w:rPr>
+                <w:rFonts w:ascii="Arial" w:hAnsi="Arial" w:eastAsia="Arial"/>
+                <w:sz w:val="18"/>
+              </w:rPr>
+            </w:r>
+            <w:r>
+              <w:rPr>
+                <w:rFonts w:ascii="Arial" w:hAnsi="Arial" w:eastAsia="Arial"/>
                 <w:sz w:val="18"/>
               </w:rPr>
               <w:t>ผลการพิจารณา (ประวัติ)</w:t>
@@ -2601,11 +2945,15 @@
               <w:keepLines/>
               <w:spacing w:after="0"/>
             </w:pPr>
-            <w:r/>
-            <w:r>
-              <w:rPr>
-                <w:rFonts w:ascii="Arial" w:hAnsi="Arial" w:eastAsia="Arial"/>
-                <w:b w:val="0"/>
+            <w:r>
+              <w:rPr>
+                <w:rFonts w:ascii="Arial" w:hAnsi="Arial" w:eastAsia="Arial"/>
+                <w:sz w:val="18"/>
+              </w:rPr>
+            </w:r>
+            <w:r>
+              <w:rPr>
+                <w:rFonts w:ascii="Arial" w:hAnsi="Arial" w:eastAsia="Arial"/>
                 <w:sz w:val="18"/>
               </w:rPr>
               <w:t>Read-only</w:t>
@@ -2622,11 +2970,15 @@
               <w:keepLines/>
               <w:spacing w:after="0"/>
             </w:pPr>
-            <w:r/>
-            <w:r>
-              <w:rPr>
-                <w:rFonts w:ascii="Arial" w:hAnsi="Arial" w:eastAsia="Arial"/>
-                <w:b w:val="0"/>
+            <w:r>
+              <w:rPr>
+                <w:rFonts w:ascii="Arial" w:hAnsi="Arial" w:eastAsia="Arial"/>
+                <w:sz w:val="18"/>
+              </w:rPr>
+            </w:r>
+            <w:r>
+              <w:rPr>
+                <w:rFonts w:ascii="Arial" w:hAnsi="Arial" w:eastAsia="Arial"/>
                 <w:sz w:val="18"/>
               </w:rPr>
               <w:t>แสดงข้อมูลและปิด input/editor</w:t>
@@ -2648,11 +3000,15 @@
               <w:keepLines/>
               <w:spacing w:after="0"/>
             </w:pPr>
-            <w:r/>
-            <w:r>
-              <w:rPr>
-                <w:rFonts w:ascii="Arial" w:hAnsi="Arial" w:eastAsia="Arial"/>
-                <w:b w:val="0"/>
+            <w:r>
+              <w:rPr>
+                <w:rFonts w:ascii="Arial" w:hAnsi="Arial" w:eastAsia="Arial"/>
+                <w:sz w:val="18"/>
+              </w:rPr>
+            </w:r>
+            <w:r>
+              <w:rPr>
+                <w:rFonts w:ascii="Arial" w:hAnsi="Arial" w:eastAsia="Arial"/>
                 <w:sz w:val="18"/>
               </w:rPr>
               <w:t>sec-action</w:t>
@@ -2669,11 +3025,15 @@
               <w:keepLines/>
               <w:spacing w:after="0"/>
             </w:pPr>
-            <w:r/>
-            <w:r>
-              <w:rPr>
-                <w:rFonts w:ascii="Arial" w:hAnsi="Arial" w:eastAsia="Arial"/>
-                <w:b w:val="0"/>
+            <w:r>
+              <w:rPr>
+                <w:rFonts w:ascii="Arial" w:hAnsi="Arial" w:eastAsia="Arial"/>
+                <w:sz w:val="18"/>
+              </w:rPr>
+            </w:r>
+            <w:r>
+              <w:rPr>
+                <w:rFonts w:ascii="Arial" w:hAnsi="Arial" w:eastAsia="Arial"/>
                 <w:sz w:val="18"/>
               </w:rPr>
               <w:t>พิจารณา / ส่งดำเนินการ</w:t>
@@ -2690,11 +3050,15 @@
               <w:keepLines/>
               <w:spacing w:after="0"/>
             </w:pPr>
-            <w:r/>
-            <w:r>
-              <w:rPr>
-                <w:rFonts w:ascii="Arial" w:hAnsi="Arial" w:eastAsia="Arial"/>
-                <w:b w:val="0"/>
+            <w:r>
+              <w:rPr>
+                <w:rFonts w:ascii="Arial" w:hAnsi="Arial" w:eastAsia="Arial"/>
+                <w:sz w:val="18"/>
+              </w:rPr>
+            </w:r>
+            <w:r>
+              <w:rPr>
+                <w:rFonts w:ascii="Arial" w:hAnsi="Arial" w:eastAsia="Arial"/>
                 <w:sz w:val="18"/>
               </w:rPr>
               <w:t>Action</w:t>
@@ -2711,11 +3075,15 @@
               <w:keepLines/>
               <w:spacing w:after="0"/>
             </w:pPr>
-            <w:r/>
-            <w:r>
-              <w:rPr>
-                <w:rFonts w:ascii="Arial" w:hAnsi="Arial" w:eastAsia="Arial"/>
-                <w:b w:val="0"/>
+            <w:r>
+              <w:rPr>
+                <w:rFonts w:ascii="Arial" w:hAnsi="Arial" w:eastAsia="Arial"/>
+                <w:sz w:val="18"/>
+              </w:rPr>
+            </w:r>
+            <w:r>
+              <w:rPr>
+                <w:rFonts w:ascii="Arial" w:hAnsi="Arial" w:eastAsia="Arial"/>
                 <w:sz w:val="18"/>
               </w:rPr>
               <w:t>แสดง radio result, textarea comment, ปุ่มส่งดำเนินการ</w:t>
@@ -2833,11 +3201,15 @@
               <w:keepLines/>
               <w:spacing w:after="0"/>
             </w:pPr>
-            <w:r/>
-            <w:r>
-              <w:rPr>
-                <w:rFonts w:ascii="Arial" w:hAnsi="Arial" w:eastAsia="Arial"/>
-                <w:b w:val="0"/>
+            <w:r>
+              <w:rPr>
+                <w:rFonts w:ascii="Arial" w:hAnsi="Arial" w:eastAsia="Arial"/>
+                <w:sz w:val="18"/>
+              </w:rPr>
+            </w:r>
+            <w:r>
+              <w:rPr>
+                <w:rFonts w:ascii="Arial" w:hAnsi="Arial" w:eastAsia="Arial"/>
                 <w:sz w:val="18"/>
               </w:rPr>
               <w:t>คำนวณเงินชดเชย</w:t>
@@ -2854,11 +3226,15 @@
               <w:keepLines/>
               <w:spacing w:after="0"/>
             </w:pPr>
-            <w:r/>
-            <w:r>
-              <w:rPr>
-                <w:rFonts w:ascii="Arial" w:hAnsi="Arial" w:eastAsia="Arial"/>
-                <w:b w:val="0"/>
+            <w:r>
+              <w:rPr>
+                <w:rFonts w:ascii="Arial" w:hAnsi="Arial" w:eastAsia="Arial"/>
+                <w:sz w:val="18"/>
+              </w:rPr>
+            </w:r>
+            <w:r>
+              <w:rPr>
+                <w:rFonts w:ascii="Arial" w:hAnsi="Arial" w:eastAsia="Arial"/>
                 <w:sz w:val="18"/>
               </w:rPr>
               <w:t>baseCompensationAmount, totalCompensatePercent, totalCompensationAmount, approvalLimitIndicator</w:t>
@@ -2875,14 +3251,18 @@
               <w:keepLines/>
               <w:spacing w:after="0"/>
             </w:pPr>
-            <w:r/>
-            <w:r>
-              <w:rPr>
-                <w:rFonts w:ascii="Arial" w:hAnsi="Arial" w:eastAsia="Arial"/>
-                <w:b w:val="0"/>
-                <w:sz w:val="18"/>
-              </w:rPr>
-              <w:t>read-only; แสดง &lt;=100,000 หรือ &gt;100,000 จาก API</w:t>
+            <w:r>
+              <w:rPr>
+                <w:rFonts w:ascii="Arial" w:hAnsi="Arial" w:eastAsia="Arial"/>
+                <w:sz w:val="18"/>
+              </w:rPr>
+            </w:r>
+            <w:r>
+              <w:rPr>
+                <w:rFonts w:ascii="Arial" w:hAnsi="Arial" w:eastAsia="Arial"/>
+                <w:sz w:val="18"/>
+              </w:rPr>
+              <w:t>read-only; แสดงช่วงวงเงินอนุมัติจาก API (&lt;=50,000 จบที่ GM · 50,001-300,000 ผ่าน AVP ตาม SDD GI)</w:t>
             </w:r>
           </w:p>
         </w:tc>
@@ -2901,11 +3281,15 @@
               <w:keepLines/>
               <w:spacing w:after="0"/>
             </w:pPr>
-            <w:r/>
-            <w:r>
-              <w:rPr>
-                <w:rFonts w:ascii="Arial" w:hAnsi="Arial" w:eastAsia="Arial"/>
-                <w:b w:val="0"/>
+            <w:r>
+              <w:rPr>
+                <w:rFonts w:ascii="Arial" w:hAnsi="Arial" w:eastAsia="Arial"/>
+                <w:sz w:val="18"/>
+              </w:rPr>
+            </w:r>
+            <w:r>
+              <w:rPr>
+                <w:rFonts w:ascii="Arial" w:hAnsi="Arial" w:eastAsia="Arial"/>
                 <w:sz w:val="18"/>
               </w:rPr>
               <w:t>เอกสารแนบ</w:t>
@@ -2922,11 +3306,15 @@
               <w:keepLines/>
               <w:spacing w:after="0"/>
             </w:pPr>
-            <w:r/>
-            <w:r>
-              <w:rPr>
-                <w:rFonts w:ascii="Arial" w:hAnsi="Arial" w:eastAsia="Arial"/>
-                <w:b w:val="0"/>
+            <w:r>
+              <w:rPr>
+                <w:rFonts w:ascii="Arial" w:hAnsi="Arial" w:eastAsia="Arial"/>
+                <w:sz w:val="18"/>
+              </w:rPr>
+            </w:r>
+            <w:r>
+              <w:rPr>
+                <w:rFonts w:ascii="Arial" w:hAnsi="Arial" w:eastAsia="Arial"/>
                 <w:sz w:val="18"/>
               </w:rPr>
               <w:t>file, fileName, attachmentType, remark</w:t>
@@ -2943,11 +3331,15 @@
               <w:keepLines/>
               <w:spacing w:after="0"/>
             </w:pPr>
-            <w:r/>
-            <w:r>
-              <w:rPr>
-                <w:rFonts w:ascii="Arial" w:hAnsi="Arial" w:eastAsia="Arial"/>
-                <w:b w:val="0"/>
+            <w:r>
+              <w:rPr>
+                <w:rFonts w:ascii="Arial" w:hAnsi="Arial" w:eastAsia="Arial"/>
+                <w:sz w:val="18"/>
+              </w:rPr>
+            </w:r>
+            <w:r>
+              <w:rPr>
+                <w:rFonts w:ascii="Arial" w:hAnsi="Arial" w:eastAsia="Arial"/>
                 <w:sz w:val="18"/>
               </w:rPr>
               <w:t>เพิ่มไฟล์ได้; ขนาด &lt;= 5 MB; extension ต้องอยู่ใน allowlist</w:t>
@@ -2969,11 +3361,15 @@
               <w:keepLines/>
               <w:spacing w:after="0"/>
             </w:pPr>
-            <w:r/>
-            <w:r>
-              <w:rPr>
-                <w:rFonts w:ascii="Arial" w:hAnsi="Arial" w:eastAsia="Arial"/>
-                <w:b w:val="0"/>
+            <w:r>
+              <w:rPr>
+                <w:rFonts w:ascii="Arial" w:hAnsi="Arial" w:eastAsia="Arial"/>
+                <w:sz w:val="18"/>
+              </w:rPr>
+            </w:r>
+            <w:r>
+              <w:rPr>
+                <w:rFonts w:ascii="Arial" w:hAnsi="Arial" w:eastAsia="Arial"/>
                 <w:sz w:val="18"/>
               </w:rPr>
               <w:t>แผงพิจารณา</w:t>
@@ -2990,11 +3386,15 @@
               <w:keepLines/>
               <w:spacing w:after="0"/>
             </w:pPr>
-            <w:r/>
-            <w:r>
-              <w:rPr>
-                <w:rFonts w:ascii="Arial" w:hAnsi="Arial" w:eastAsia="Arial"/>
-                <w:b w:val="0"/>
+            <w:r>
+              <w:rPr>
+                <w:rFonts w:ascii="Arial" w:hAnsi="Arial" w:eastAsia="Arial"/>
+                <w:sz w:val="18"/>
+              </w:rPr>
+            </w:r>
+            <w:r>
+              <w:rPr>
+                <w:rFonts w:ascii="Arial" w:hAnsi="Arial" w:eastAsia="Arial"/>
                 <w:sz w:val="18"/>
               </w:rPr>
               <w:t>result, comment</w:t>
@@ -3011,11 +3411,15 @@
               <w:keepLines/>
               <w:spacing w:after="0"/>
             </w:pPr>
-            <w:r/>
-            <w:r>
-              <w:rPr>
-                <w:rFonts w:ascii="Arial" w:hAnsi="Arial" w:eastAsia="Arial"/>
-                <w:b w:val="0"/>
+            <w:r>
+              <w:rPr>
+                <w:rFonts w:ascii="Arial" w:hAnsi="Arial" w:eastAsia="Arial"/>
+                <w:sz w:val="18"/>
+              </w:rPr>
+            </w:r>
+            <w:r>
+              <w:rPr>
+                <w:rFonts w:ascii="Arial" w:hAnsi="Arial" w:eastAsia="Arial"/>
                 <w:sz w:val="18"/>
               </w:rPr>
               <w:t>result required; comment ตาม actionOptions.requireComment</w:t>
@@ -3041,7 +3445,25 @@
         <w:keepNext w:val="0"/>
       </w:pPr>
       <w:r>
-        <w:t>FE ต้อง render ตัวเลือกจาก `actionOptions` ที่ API ส่งมาเท่านั้น และส่ง payload `{result,comment}` โดยไม่คำนวณปลายทาง action เอง</w:t>
+        <w:t xml:space="preserve">FE ต้อง render ตัวเลือกจาก </w:t>
+      </w:r>
+      <w:r>
+        <w:rPr>
+          <w:rFonts w:ascii="Courier New" w:hAnsi="Courier New"/>
+        </w:rPr>
+        <w:t>actionOptions</w:t>
+      </w:r>
+      <w:r>
+        <w:t xml:space="preserve"> ที่ API ส่งมาเท่านั้น และส่ง payload </w:t>
+      </w:r>
+      <w:r>
+        <w:rPr>
+          <w:rFonts w:ascii="Courier New" w:hAnsi="Courier New"/>
+        </w:rPr>
+        <w:t>{result,comment}</w:t>
+      </w:r>
+      <w:r>
+        <w:t xml:space="preserve"> โดยไม่คำนวณปลายทาง action เอง</w:t>
       </w:r>
     </w:p>
     <w:tbl>
@@ -3118,11 +3540,15 @@
               <w:keepLines/>
               <w:spacing w:after="0"/>
             </w:pPr>
-            <w:r/>
-            <w:r>
-              <w:rPr>
-                <w:rFonts w:ascii="Arial" w:hAnsi="Arial" w:eastAsia="Arial"/>
-                <w:b w:val="0"/>
+            <w:r>
+              <w:rPr>
+                <w:rFonts w:ascii="Arial" w:hAnsi="Arial" w:eastAsia="Arial"/>
+                <w:sz w:val="18"/>
+              </w:rPr>
+            </w:r>
+            <w:r>
+              <w:rPr>
+                <w:rFonts w:ascii="Arial" w:hAnsi="Arial" w:eastAsia="Arial"/>
                 <w:sz w:val="18"/>
               </w:rPr>
               <w:t>คำนวณเงินชดเชยเรียบร้อย</w:t>
@@ -3139,11 +3565,15 @@
               <w:keepLines/>
               <w:spacing w:after="0"/>
             </w:pPr>
-            <w:r/>
-            <w:r>
-              <w:rPr>
-                <w:rFonts w:ascii="Arial" w:hAnsi="Arial" w:eastAsia="Arial"/>
-                <w:b w:val="0"/>
+            <w:r>
+              <w:rPr>
+                <w:rFonts w:ascii="Arial" w:hAnsi="Arial" w:eastAsia="Arial"/>
+                <w:sz w:val="18"/>
+              </w:rPr>
+            </w:r>
+            <w:r>
+              <w:rPr>
+                <w:rFonts w:ascii="Arial" w:hAnsi="Arial" w:eastAsia="Arial"/>
                 <w:sz w:val="18"/>
               </w:rPr>
               <w:t>comment optional</w:t>
@@ -3165,11 +3595,15 @@
               <w:keepLines/>
               <w:spacing w:after="0"/>
             </w:pPr>
-            <w:r/>
-            <w:r>
-              <w:rPr>
-                <w:rFonts w:ascii="Arial" w:hAnsi="Arial" w:eastAsia="Arial"/>
-                <w:b w:val="0"/>
+            <w:r>
+              <w:rPr>
+                <w:rFonts w:ascii="Arial" w:hAnsi="Arial" w:eastAsia="Arial"/>
+                <w:sz w:val="18"/>
+              </w:rPr>
+            </w:r>
+            <w:r>
+              <w:rPr>
+                <w:rFonts w:ascii="Arial" w:hAnsi="Arial" w:eastAsia="Arial"/>
                 <w:sz w:val="18"/>
               </w:rPr>
               <w:t>ส่งกลับฝ่าย SBP DSA</w:t>
@@ -3186,11 +3620,15 @@
               <w:keepLines/>
               <w:spacing w:after="0"/>
             </w:pPr>
-            <w:r/>
-            <w:r>
-              <w:rPr>
-                <w:rFonts w:ascii="Arial" w:hAnsi="Arial" w:eastAsia="Arial"/>
-                <w:b w:val="0"/>
+            <w:r>
+              <w:rPr>
+                <w:rFonts w:ascii="Arial" w:hAnsi="Arial" w:eastAsia="Arial"/>
+                <w:sz w:val="18"/>
+              </w:rPr>
+            </w:r>
+            <w:r>
+              <w:rPr>
+                <w:rFonts w:ascii="Arial" w:hAnsi="Arial" w:eastAsia="Arial"/>
                 <w:sz w:val="18"/>
               </w:rPr>
               <w:t>comment ตาม actionOptions.requireComment</w:t>
@@ -3314,6 +3752,8 @@
               <w:br/>
               <w:t xml:space="preserve">    {</w:t>
               <w:br/>
+              <w:t xml:space="preserve">      "value": "คำนวณเงินชดเชยเรียบร้อย",</w:t>
+              <w:br/>
               <w:t xml:space="preserve">      "label": "คำนวณเงินชดเชยเรียบร้อย",</w:t>
               <w:br/>
               <w:t xml:space="preserve">      "requireComment": false</w:t>
@@ -3321,6 +3761,8 @@
               <w:t xml:space="preserve">    },</w:t>
               <w:br/>
               <w:t xml:space="preserve">    {</w:t>
+              <w:br/>
+              <w:t xml:space="preserve">      "value": "ส่งกลับฝ่าย SBP DSA",</w:t>
               <w:br/>
               <w:t xml:space="preserve">      "label": "ส่งกลับฝ่าย SBP DSA",</w:t>
               <w:br/>
@@ -3422,11 +3864,15 @@
               <w:keepLines/>
               <w:spacing w:after="0"/>
             </w:pPr>
-            <w:r/>
-            <w:r>
-              <w:rPr>
-                <w:rFonts w:ascii="Arial" w:hAnsi="Arial" w:eastAsia="Arial"/>
-                <w:b w:val="0"/>
+            <w:r>
+              <w:rPr>
+                <w:rFonts w:ascii="Arial" w:hAnsi="Arial" w:eastAsia="Arial"/>
+                <w:sz w:val="18"/>
+              </w:rPr>
+            </w:r>
+            <w:r>
+              <w:rPr>
+                <w:rFonts w:ascii="Arial" w:hAnsi="Arial" w:eastAsia="Arial"/>
                 <w:sz w:val="18"/>
               </w:rPr>
               <w:t>กดส่งดำเนินการโดยไม่เลือกผลการพิจารณา</w:t>
@@ -3443,11 +3889,15 @@
               <w:keepLines/>
               <w:spacing w:after="0"/>
             </w:pPr>
-            <w:r/>
-            <w:r>
-              <w:rPr>
-                <w:rFonts w:ascii="Arial" w:hAnsi="Arial" w:eastAsia="Arial"/>
-                <w:b w:val="0"/>
+            <w:r>
+              <w:rPr>
+                <w:rFonts w:ascii="Arial" w:hAnsi="Arial" w:eastAsia="Arial"/>
+                <w:sz w:val="18"/>
+              </w:rPr>
+            </w:r>
+            <w:r>
+              <w:rPr>
+                <w:rFonts w:ascii="Arial" w:hAnsi="Arial" w:eastAsia="Arial"/>
                 <w:sz w:val="18"/>
               </w:rPr>
               <w:t>ท่านยังไม่เลือกผลการพิจารณา กรุณาเลือกข้อมูลก่อนกดส่งดำเนินการ</w:t>
@@ -3469,11 +3919,15 @@
               <w:keepLines/>
               <w:spacing w:after="0"/>
             </w:pPr>
-            <w:r/>
-            <w:r>
-              <w:rPr>
-                <w:rFonts w:ascii="Arial" w:hAnsi="Arial" w:eastAsia="Arial"/>
-                <w:b w:val="0"/>
+            <w:r>
+              <w:rPr>
+                <w:rFonts w:ascii="Arial" w:hAnsi="Arial" w:eastAsia="Arial"/>
+                <w:sz w:val="18"/>
+              </w:rPr>
+            </w:r>
+            <w:r>
+              <w:rPr>
+                <w:rFonts w:ascii="Arial" w:hAnsi="Arial" w:eastAsia="Arial"/>
                 <w:sz w:val="18"/>
               </w:rPr>
               <w:t>result ที่ requireComment=true แต่ comment ว่าง</w:t>
@@ -3490,11 +3944,15 @@
               <w:keepLines/>
               <w:spacing w:after="0"/>
             </w:pPr>
-            <w:r/>
-            <w:r>
-              <w:rPr>
-                <w:rFonts w:ascii="Arial" w:hAnsi="Arial" w:eastAsia="Arial"/>
-                <w:b w:val="0"/>
+            <w:r>
+              <w:rPr>
+                <w:rFonts w:ascii="Arial" w:hAnsi="Arial" w:eastAsia="Arial"/>
+                <w:sz w:val="18"/>
+              </w:rPr>
+            </w:r>
+            <w:r>
+              <w:rPr>
+                <w:rFonts w:ascii="Arial" w:hAnsi="Arial" w:eastAsia="Arial"/>
                 <w:sz w:val="18"/>
               </w:rPr>
               <w:t>กรุณากรอกความคิดเห็นเพิ่มเติม (บังคับกรอกสำหรับผลการพิจารณานี้) ก่อนส่งดำเนินการ</w:t>
@@ -3516,11 +3974,15 @@
               <w:keepLines/>
               <w:spacing w:after="0"/>
             </w:pPr>
-            <w:r/>
-            <w:r>
-              <w:rPr>
-                <w:rFonts w:ascii="Arial" w:hAnsi="Arial" w:eastAsia="Arial"/>
-                <w:b w:val="0"/>
+            <w:r>
+              <w:rPr>
+                <w:rFonts w:ascii="Arial" w:hAnsi="Arial" w:eastAsia="Arial"/>
+                <w:sz w:val="18"/>
+              </w:rPr>
+            </w:r>
+            <w:r>
+              <w:rPr>
+                <w:rFonts w:ascii="Arial" w:hAnsi="Arial" w:eastAsia="Arial"/>
                 <w:sz w:val="18"/>
               </w:rPr>
               <w:t>ผลรวม %ชดเชยร้านเปิดใหม่ไม่เท่ากับ 100</w:t>
@@ -3537,11 +3999,15 @@
               <w:keepLines/>
               <w:spacing w:after="0"/>
             </w:pPr>
-            <w:r/>
-            <w:r>
-              <w:rPr>
-                <w:rFonts w:ascii="Arial" w:hAnsi="Arial" w:eastAsia="Arial"/>
-                <w:b w:val="0"/>
+            <w:r>
+              <w:rPr>
+                <w:rFonts w:ascii="Arial" w:hAnsi="Arial" w:eastAsia="Arial"/>
+                <w:sz w:val="18"/>
+              </w:rPr>
+            </w:r>
+            <w:r>
+              <w:rPr>
+                <w:rFonts w:ascii="Arial" w:hAnsi="Arial" w:eastAsia="Arial"/>
                 <w:sz w:val="18"/>
               </w:rPr>
               <w:t>โปรดตรวจสอบ %ชดเชย ของท่าน รวมกันแล้วไม่เท่ากับ 100%</w:t>
@@ -3636,11 +4102,15 @@
               <w:keepLines/>
               <w:spacing w:after="0"/>
             </w:pPr>
-            <w:r/>
-            <w:r>
-              <w:rPr>
-                <w:rFonts w:ascii="Arial" w:hAnsi="Arial" w:eastAsia="Arial"/>
-                <w:b w:val="0"/>
+            <w:r>
+              <w:rPr>
+                <w:rFonts w:ascii="Arial" w:hAnsi="Arial" w:eastAsia="Arial"/>
+                <w:sz w:val="18"/>
+              </w:rPr>
+            </w:r>
+            <w:r>
+              <w:rPr>
+                <w:rFonts w:ascii="Arial" w:hAnsi="Arial" w:eastAsia="Arial"/>
                 <w:sz w:val="18"/>
               </w:rPr>
               <w:t>1</w:t>
@@ -3657,11 +4127,15 @@
               <w:keepLines/>
               <w:spacing w:after="0"/>
             </w:pPr>
-            <w:r/>
-            <w:r>
-              <w:rPr>
-                <w:rFonts w:ascii="Arial" w:hAnsi="Arial" w:eastAsia="Arial"/>
-                <w:b w:val="0"/>
+            <w:r>
+              <w:rPr>
+                <w:rFonts w:ascii="Arial" w:hAnsi="Arial" w:eastAsia="Arial"/>
+                <w:sz w:val="18"/>
+              </w:rPr>
+            </w:r>
+            <w:r>
+              <w:rPr>
+                <w:rFonts w:ascii="Arial" w:hAnsi="Arial" w:eastAsia="Arial"/>
                 <w:sz w:val="18"/>
               </w:rPr>
               <w:t>เปิดด้วย roleProfileCode=P-08 แล้ว sec-calc ต้องแสดง</w:t>
@@ -3683,11 +4157,15 @@
               <w:keepLines/>
               <w:spacing w:after="0"/>
             </w:pPr>
-            <w:r/>
-            <w:r>
-              <w:rPr>
-                <w:rFonts w:ascii="Arial" w:hAnsi="Arial" w:eastAsia="Arial"/>
-                <w:b w:val="0"/>
+            <w:r>
+              <w:rPr>
+                <w:rFonts w:ascii="Arial" w:hAnsi="Arial" w:eastAsia="Arial"/>
+                <w:sz w:val="18"/>
+              </w:rPr>
+            </w:r>
+            <w:r>
+              <w:rPr>
+                <w:rFonts w:ascii="Arial" w:hAnsi="Arial" w:eastAsia="Arial"/>
                 <w:sz w:val="18"/>
               </w:rPr>
               <w:t>2</w:t>
@@ -3704,11 +4182,15 @@
               <w:keepLines/>
               <w:spacing w:after="0"/>
             </w:pPr>
-            <w:r/>
-            <w:r>
-              <w:rPr>
-                <w:rFonts w:ascii="Arial" w:hAnsi="Arial" w:eastAsia="Arial"/>
-                <w:b w:val="0"/>
+            <w:r>
+              <w:rPr>
+                <w:rFonts w:ascii="Arial" w:hAnsi="Arial" w:eastAsia="Arial"/>
+                <w:sz w:val="18"/>
+              </w:rPr>
+            </w:r>
+            <w:r>
+              <w:rPr>
+                <w:rFonts w:ascii="Arial" w:hAnsi="Arial" w:eastAsia="Arial"/>
                 <w:sz w:val="18"/>
               </w:rPr>
               <w:t>sec-calc ต้องไม่มี input/button บันทึก</w:t>
@@ -3730,11 +4212,15 @@
               <w:keepLines/>
               <w:spacing w:after="0"/>
             </w:pPr>
-            <w:r/>
-            <w:r>
-              <w:rPr>
-                <w:rFonts w:ascii="Arial" w:hAnsi="Arial" w:eastAsia="Arial"/>
-                <w:b w:val="0"/>
+            <w:r>
+              <w:rPr>
+                <w:rFonts w:ascii="Arial" w:hAnsi="Arial" w:eastAsia="Arial"/>
+                <w:sz w:val="18"/>
+              </w:rPr>
+            </w:r>
+            <w:r>
+              <w:rPr>
+                <w:rFonts w:ascii="Arial" w:hAnsi="Arial" w:eastAsia="Arial"/>
                 <w:sz w:val="18"/>
               </w:rPr>
               <w:t>3</w:t>
@@ -3751,11 +4237,15 @@
               <w:keepLines/>
               <w:spacing w:after="0"/>
             </w:pPr>
-            <w:r/>
-            <w:r>
-              <w:rPr>
-                <w:rFonts w:ascii="Arial" w:hAnsi="Arial" w:eastAsia="Arial"/>
-                <w:b w:val="0"/>
+            <w:r>
+              <w:rPr>
+                <w:rFonts w:ascii="Arial" w:hAnsi="Arial" w:eastAsia="Arial"/>
+                <w:sz w:val="18"/>
+              </w:rPr>
+            </w:r>
+            <w:r>
+              <w:rPr>
+                <w:rFonts w:ascii="Arial" w:hAnsi="Arial" w:eastAsia="Arial"/>
                 <w:sz w:val="18"/>
               </w:rPr>
               <w:t>section ร้านเปิดใหม่/คู่แข่ง/ปัจจัยต้อง read-only</w:t>
@@ -3777,11 +4267,15 @@
               <w:keepLines/>
               <w:spacing w:after="0"/>
             </w:pPr>
-            <w:r/>
-            <w:r>
-              <w:rPr>
-                <w:rFonts w:ascii="Arial" w:hAnsi="Arial" w:eastAsia="Arial"/>
-                <w:b w:val="0"/>
+            <w:r>
+              <w:rPr>
+                <w:rFonts w:ascii="Arial" w:hAnsi="Arial" w:eastAsia="Arial"/>
+                <w:sz w:val="18"/>
+              </w:rPr>
+            </w:r>
+            <w:r>
+              <w:rPr>
+                <w:rFonts w:ascii="Arial" w:hAnsi="Arial" w:eastAsia="Arial"/>
                 <w:sz w:val="18"/>
               </w:rPr>
               <w:t>4</w:t>
@@ -3798,11 +4292,15 @@
               <w:keepLines/>
               <w:spacing w:after="0"/>
             </w:pPr>
-            <w:r/>
-            <w:r>
-              <w:rPr>
-                <w:rFonts w:ascii="Arial" w:hAnsi="Arial" w:eastAsia="Arial"/>
-                <w:b w:val="0"/>
+            <w:r>
+              <w:rPr>
+                <w:rFonts w:ascii="Arial" w:hAnsi="Arial" w:eastAsia="Arial"/>
+                <w:sz w:val="18"/>
+              </w:rPr>
+            </w:r>
+            <w:r>
+              <w:rPr>
+                <w:rFonts w:ascii="Arial" w:hAnsi="Arial" w:eastAsia="Arial"/>
                 <w:sz w:val="18"/>
               </w:rPr>
               <w:t>action radio แสดงเฉพาะ 2 รายการของ role 08</w:t>
@@ -3824,11 +4322,15 @@
               <w:keepLines/>
               <w:spacing w:after="0"/>
             </w:pPr>
-            <w:r/>
-            <w:r>
-              <w:rPr>
-                <w:rFonts w:ascii="Arial" w:hAnsi="Arial" w:eastAsia="Arial"/>
-                <w:b w:val="0"/>
+            <w:r>
+              <w:rPr>
+                <w:rFonts w:ascii="Arial" w:hAnsi="Arial" w:eastAsia="Arial"/>
+                <w:sz w:val="18"/>
+              </w:rPr>
+            </w:r>
+            <w:r>
+              <w:rPr>
+                <w:rFonts w:ascii="Arial" w:hAnsi="Arial" w:eastAsia="Arial"/>
                 <w:sz w:val="18"/>
               </w:rPr>
               <w:t>5</w:t>
@@ -3845,11 +4347,15 @@
               <w:keepLines/>
               <w:spacing w:after="0"/>
             </w:pPr>
-            <w:r/>
-            <w:r>
-              <w:rPr>
-                <w:rFonts w:ascii="Arial" w:hAnsi="Arial" w:eastAsia="Arial"/>
-                <w:b w:val="0"/>
+            <w:r>
+              <w:rPr>
+                <w:rFonts w:ascii="Arial" w:hAnsi="Arial" w:eastAsia="Arial"/>
+                <w:sz w:val="18"/>
+              </w:rPr>
+            </w:r>
+            <w:r>
+              <w:rPr>
+                <w:rFonts w:ascii="Arial" w:hAnsi="Arial" w:eastAsia="Arial"/>
                 <w:sz w:val="18"/>
               </w:rPr>
               <w:t>หลัง submit ต้อง reload detail/timeline/status</w:t>
@@ -3944,11 +4450,15 @@
               <w:keepLines/>
               <w:spacing w:after="0"/>
             </w:pPr>
-            <w:r/>
-            <w:r>
-              <w:rPr>
-                <w:rFonts w:ascii="Arial" w:hAnsi="Arial" w:eastAsia="Arial"/>
-                <w:b w:val="0"/>
+            <w:r>
+              <w:rPr>
+                <w:rFonts w:ascii="Arial" w:hAnsi="Arial" w:eastAsia="Arial"/>
+                <w:sz w:val="18"/>
+              </w:rPr>
+            </w:r>
+            <w:r>
+              <w:rPr>
+                <w:rFonts w:ascii="Arial" w:hAnsi="Arial" w:eastAsia="Arial"/>
                 <w:sz w:val="18"/>
               </w:rPr>
               <w:t>Input</w:t>
@@ -3965,11 +4475,15 @@
               <w:keepLines/>
               <w:spacing w:after="0"/>
             </w:pPr>
-            <w:r/>
-            <w:r>
-              <w:rPr>
-                <w:rFonts w:ascii="Arial" w:hAnsi="Arial" w:eastAsia="Arial"/>
-                <w:b w:val="0"/>
+            <w:r>
+              <w:rPr>
+                <w:rFonts w:ascii="Arial" w:hAnsi="Arial" w:eastAsia="Arial"/>
+                <w:sz w:val="18"/>
+              </w:rPr>
+            </w:r>
+            <w:r>
+              <w:rPr>
+                <w:rFonts w:ascii="Arial" w:hAnsi="Arial" w:eastAsia="Arial"/>
                 <w:sz w:val="18"/>
               </w:rPr>
               <w:t>GET /api/v1/documents/{docNo}; POST /api/v1/documents/{docNo}/actions</w:t>
@@ -3991,11 +4505,15 @@
               <w:keepLines/>
               <w:spacing w:after="0"/>
             </w:pPr>
-            <w:r/>
-            <w:r>
-              <w:rPr>
-                <w:rFonts w:ascii="Arial" w:hAnsi="Arial" w:eastAsia="Arial"/>
-                <w:b w:val="0"/>
+            <w:r>
+              <w:rPr>
+                <w:rFonts w:ascii="Arial" w:hAnsi="Arial" w:eastAsia="Arial"/>
+                <w:sz w:val="18"/>
+              </w:rPr>
+            </w:r>
+            <w:r>
+              <w:rPr>
+                <w:rFonts w:ascii="Arial" w:hAnsi="Arial" w:eastAsia="Arial"/>
                 <w:sz w:val="18"/>
               </w:rPr>
               <w:t>Progress</w:t>
@@ -4012,11 +4530,15 @@
               <w:keepLines/>
               <w:spacing w:after="0"/>
             </w:pPr>
-            <w:r/>
-            <w:r>
-              <w:rPr>
-                <w:rFonts w:ascii="Arial" w:hAnsi="Arial" w:eastAsia="Arial"/>
-                <w:b w:val="0"/>
+            <w:r>
+              <w:rPr>
+                <w:rFonts w:ascii="Arial" w:hAnsi="Arial" w:eastAsia="Arial"/>
+                <w:sz w:val="18"/>
+              </w:rPr>
+            </w:r>
+            <w:r>
+              <w:rPr>
+                <w:rFonts w:ascii="Arial" w:hAnsi="Arial" w:eastAsia="Arial"/>
                 <w:sz w:val="18"/>
               </w:rPr>
               <w:t>Load document detail; Apply visibleSections and editableSections; Render fields/actions for this role only; Validate popup text</w:t>
@@ -4038,11 +4560,15 @@
               <w:keepLines/>
               <w:spacing w:after="0"/>
             </w:pPr>
-            <w:r/>
-            <w:r>
-              <w:rPr>
-                <w:rFonts w:ascii="Arial" w:hAnsi="Arial" w:eastAsia="Arial"/>
-                <w:b w:val="0"/>
+            <w:r>
+              <w:rPr>
+                <w:rFonts w:ascii="Arial" w:hAnsi="Arial" w:eastAsia="Arial"/>
+                <w:sz w:val="18"/>
+              </w:rPr>
+            </w:r>
+            <w:r>
+              <w:rPr>
+                <w:rFonts w:ascii="Arial" w:hAnsi="Arial" w:eastAsia="Arial"/>
                 <w:sz w:val="18"/>
               </w:rPr>
               <w:t>Output</w:t>
@@ -4059,11 +4585,15 @@
               <w:keepLines/>
               <w:spacing w:after="0"/>
             </w:pPr>
-            <w:r/>
-            <w:r>
-              <w:rPr>
-                <w:rFonts w:ascii="Arial" w:hAnsi="Arial" w:eastAsia="Arial"/>
-                <w:b w:val="0"/>
+            <w:r>
+              <w:rPr>
+                <w:rFonts w:ascii="Arial" w:hAnsi="Arial" w:eastAsia="Arial"/>
+                <w:sz w:val="18"/>
+              </w:rPr>
+            </w:r>
+            <w:r>
+              <w:rPr>
+                <w:rFonts w:ascii="Arial" w:hAnsi="Arial" w:eastAsia="Arial"/>
                 <w:sz w:val="18"/>
               </w:rPr>
               <w:t>Rendered UI state or normalized API response with status/message and audit-ready trace reference.</w:t>
@@ -4181,11 +4711,15 @@
               <w:keepLines/>
               <w:spacing w:after="0"/>
             </w:pPr>
-            <w:r/>
-            <w:r>
-              <w:rPr>
-                <w:rFonts w:ascii="Arial" w:hAnsi="Arial" w:eastAsia="Arial"/>
-                <w:b w:val="0"/>
+            <w:r>
+              <w:rPr>
+                <w:rFonts w:ascii="Arial" w:hAnsi="Arial" w:eastAsia="Arial"/>
+                <w:sz w:val="18"/>
+              </w:rPr>
+            </w:r>
+            <w:r>
+              <w:rPr>
+                <w:rFonts w:ascii="Arial" w:hAnsi="Arial" w:eastAsia="Arial"/>
                 <w:sz w:val="18"/>
               </w:rPr>
               <w:t>Load exact profile</w:t>
@@ -4202,11 +4736,15 @@
               <w:keepLines/>
               <w:spacing w:after="0"/>
             </w:pPr>
-            <w:r/>
-            <w:r>
-              <w:rPr>
-                <w:rFonts w:ascii="Arial" w:hAnsi="Arial" w:eastAsia="Arial"/>
-                <w:b w:val="0"/>
+            <w:r>
+              <w:rPr>
+                <w:rFonts w:ascii="Arial" w:hAnsi="Arial" w:eastAsia="Arial"/>
+                <w:sz w:val="18"/>
+              </w:rPr>
+            </w:r>
+            <w:r>
+              <w:rPr>
+                <w:rFonts w:ascii="Arial" w:hAnsi="Arial" w:eastAsia="Arial"/>
                 <w:sz w:val="18"/>
               </w:rPr>
               <w:t>เรียก GET /api/v1/documents/{docNo} และยืนยัน roleProfileCode=P-08, statusCode=08 ก่อน render action state</w:t>
@@ -4223,11 +4761,15 @@
               <w:keepLines/>
               <w:spacing w:after="0"/>
             </w:pPr>
-            <w:r/>
-            <w:r>
-              <w:rPr>
-                <w:rFonts w:ascii="Arial" w:hAnsi="Arial" w:eastAsia="Arial"/>
-                <w:b w:val="0"/>
+            <w:r>
+              <w:rPr>
+                <w:rFonts w:ascii="Arial" w:hAnsi="Arial" w:eastAsia="Arial"/>
+                <w:sz w:val="18"/>
+              </w:rPr>
+            </w:r>
+            <w:r>
+              <w:rPr>
+                <w:rFonts w:ascii="Arial" w:hAnsi="Arial" w:eastAsia="Arial"/>
                 <w:sz w:val="18"/>
               </w:rPr>
               <w:t>profile mismatch ต้อง fail closed; ไม่ใช้ role switcher เพื่อจำลอง P-08</w:t>
@@ -4249,11 +4791,15 @@
               <w:keepLines/>
               <w:spacing w:after="0"/>
             </w:pPr>
-            <w:r/>
-            <w:r>
-              <w:rPr>
-                <w:rFonts w:ascii="Arial" w:hAnsi="Arial" w:eastAsia="Arial"/>
-                <w:b w:val="0"/>
+            <w:r>
+              <w:rPr>
+                <w:rFonts w:ascii="Arial" w:hAnsi="Arial" w:eastAsia="Arial"/>
+                <w:sz w:val="18"/>
+              </w:rPr>
+            </w:r>
+            <w:r>
+              <w:rPr>
+                <w:rFonts w:ascii="Arial" w:hAnsi="Arial" w:eastAsia="Arial"/>
                 <w:sz w:val="18"/>
               </w:rPr>
               <w:t>Render profile sections</w:t>
@@ -4270,11 +4816,15 @@
               <w:keepLines/>
               <w:spacing w:after="0"/>
             </w:pPr>
-            <w:r/>
-            <w:r>
-              <w:rPr>
-                <w:rFonts w:ascii="Arial" w:hAnsi="Arial" w:eastAsia="Arial"/>
-                <w:b w:val="0"/>
+            <w:r>
+              <w:rPr>
+                <w:rFonts w:ascii="Arial" w:hAnsi="Arial" w:eastAsia="Arial"/>
+                <w:sz w:val="18"/>
+              </w:rPr>
+            </w:r>
+            <w:r>
+              <w:rPr>
+                <w:rFonts w:ascii="Arial" w:hAnsi="Arial" w:eastAsia="Arial"/>
                 <w:sz w:val="18"/>
               </w:rPr>
               <w:t>render เฉพาะ visibleSections ของ P-08: doc-header, sec-sales, sec-map, sec-newstore, sec-competitor, sec-factor, sec-attach, sec-comp-history, sec-decision-history, sec-action, sec-calc; ซ่อน: ไม่มี section ที่ซ่อนเพิ่มจาก profile</w:t>
@@ -4291,11 +4841,15 @@
               <w:keepLines/>
               <w:spacing w:after="0"/>
             </w:pPr>
-            <w:r/>
-            <w:r>
-              <w:rPr>
-                <w:rFonts w:ascii="Arial" w:hAnsi="Arial" w:eastAsia="Arial"/>
-                <w:b w:val="0"/>
+            <w:r>
+              <w:rPr>
+                <w:rFonts w:ascii="Arial" w:hAnsi="Arial" w:eastAsia="Arial"/>
+                <w:sz w:val="18"/>
+              </w:rPr>
+            </w:r>
+            <w:r>
+              <w:rPr>
+                <w:rFonts w:ascii="Arial" w:hAnsi="Arial" w:eastAsia="Arial"/>
                 <w:sz w:val="18"/>
               </w:rPr>
               <w:t>section ที่ซ่อนต้องไม่อยู่ใน DOM และ section key ที่ไม่รู้จักต้อง log/ignore แบบ fail closed</w:t>
@@ -4317,11 +4871,15 @@
               <w:keepLines/>
               <w:spacing w:after="0"/>
             </w:pPr>
-            <w:r/>
-            <w:r>
-              <w:rPr>
-                <w:rFonts w:ascii="Arial" w:hAnsi="Arial" w:eastAsia="Arial"/>
-                <w:b w:val="0"/>
+            <w:r>
+              <w:rPr>
+                <w:rFonts w:ascii="Arial" w:hAnsi="Arial" w:eastAsia="Arial"/>
+                <w:sz w:val="18"/>
+              </w:rPr>
+            </w:r>
+            <w:r>
+              <w:rPr>
+                <w:rFonts w:ascii="Arial" w:hAnsi="Arial" w:eastAsia="Arial"/>
                 <w:sz w:val="18"/>
               </w:rPr>
               <w:t>Apply edit boundary</w:t>
@@ -4338,11 +4896,15 @@
               <w:keepLines/>
               <w:spacing w:after="0"/>
             </w:pPr>
-            <w:r/>
-            <w:r>
-              <w:rPr>
-                <w:rFonts w:ascii="Arial" w:hAnsi="Arial" w:eastAsia="Arial"/>
-                <w:b w:val="0"/>
+            <w:r>
+              <w:rPr>
+                <w:rFonts w:ascii="Arial" w:hAnsi="Arial" w:eastAsia="Arial"/>
+                <w:sz w:val="18"/>
+              </w:rPr>
+            </w:r>
+            <w:r>
+              <w:rPr>
+                <w:rFonts w:ascii="Arial" w:hAnsi="Arial" w:eastAsia="Arial"/>
                 <w:sz w:val="18"/>
               </w:rPr>
               <w:t>เปิด mutation control เฉพาะ editableSections ของ P-08: ไม่มี; business section ทั้งหมด read-only</w:t>
@@ -4359,11 +4921,15 @@
               <w:keepLines/>
               <w:spacing w:after="0"/>
             </w:pPr>
-            <w:r/>
-            <w:r>
-              <w:rPr>
-                <w:rFonts w:ascii="Arial" w:hAnsi="Arial" w:eastAsia="Arial"/>
-                <w:b w:val="0"/>
+            <w:r>
+              <w:rPr>
+                <w:rFonts w:ascii="Arial" w:hAnsi="Arial" w:eastAsia="Arial"/>
+                <w:sz w:val="18"/>
+              </w:rPr>
+            </w:r>
+            <w:r>
+              <w:rPr>
+                <w:rFonts w:ascii="Arial" w:hAnsi="Arial" w:eastAsia="Arial"/>
                 <w:sz w:val="18"/>
               </w:rPr>
               <w:t>read-only section ไม่มี focusable input/save/add/delete และ payload ต้องไม่มี field นอก editableSections</w:t>
@@ -4385,11 +4951,15 @@
               <w:keepLines/>
               <w:spacing w:after="0"/>
             </w:pPr>
-            <w:r/>
-            <w:r>
-              <w:rPr>
-                <w:rFonts w:ascii="Arial" w:hAnsi="Arial" w:eastAsia="Arial"/>
-                <w:b w:val="0"/>
+            <w:r>
+              <w:rPr>
+                <w:rFonts w:ascii="Arial" w:hAnsi="Arial" w:eastAsia="Arial"/>
+                <w:sz w:val="18"/>
+              </w:rPr>
+            </w:r>
+            <w:r>
+              <w:rPr>
+                <w:rFonts w:ascii="Arial" w:hAnsi="Arial" w:eastAsia="Arial"/>
                 <w:sz w:val="18"/>
               </w:rPr>
               <w:t>Attachment control</w:t>
@@ -4406,11 +4976,15 @@
               <w:keepLines/>
               <w:spacing w:after="0"/>
             </w:pPr>
-            <w:r/>
-            <w:r>
-              <w:rPr>
-                <w:rFonts w:ascii="Arial" w:hAnsi="Arial" w:eastAsia="Arial"/>
-                <w:b w:val="0"/>
+            <w:r>
+              <w:rPr>
+                <w:rFonts w:ascii="Arial" w:hAnsi="Arial" w:eastAsia="Arial"/>
+                <w:sz w:val="18"/>
+              </w:rPr>
+            </w:r>
+            <w:r>
+              <w:rPr>
+                <w:rFonts w:ascii="Arial" w:hAnsi="Arial" w:eastAsia="Arial"/>
                 <w:sz w:val="18"/>
               </w:rPr>
               <w:t>canUploadAttachment=true สำหรับ SBP DSA Officer; ใช้ allowlist, 5 MB และ scan-status contract</w:t>
@@ -4427,11 +5001,15 @@
               <w:keepLines/>
               <w:spacing w:after="0"/>
             </w:pPr>
-            <w:r/>
-            <w:r>
-              <w:rPr>
-                <w:rFonts w:ascii="Arial" w:hAnsi="Arial" w:eastAsia="Arial"/>
-                <w:b w:val="0"/>
+            <w:r>
+              <w:rPr>
+                <w:rFonts w:ascii="Arial" w:hAnsi="Arial" w:eastAsia="Arial"/>
+                <w:sz w:val="18"/>
+              </w:rPr>
+            </w:r>
+            <w:r>
+              <w:rPr>
+                <w:rFonts w:ascii="Arial" w:hAnsi="Arial" w:eastAsia="Arial"/>
                 <w:sz w:val="18"/>
               </w:rPr>
               <w:t>ปุ่ม upload ตรง flag, FILE_TOO_LARGE/FILE_SCAN_BLOCKED แสดงที่ attachment section</w:t>
@@ -4453,11 +5031,15 @@
               <w:keepLines/>
               <w:spacing w:after="0"/>
             </w:pPr>
-            <w:r/>
-            <w:r>
-              <w:rPr>
-                <w:rFonts w:ascii="Arial" w:hAnsi="Arial" w:eastAsia="Arial"/>
-                <w:b w:val="0"/>
+            <w:r>
+              <w:rPr>
+                <w:rFonts w:ascii="Arial" w:hAnsi="Arial" w:eastAsia="Arial"/>
+                <w:sz w:val="18"/>
+              </w:rPr>
+            </w:r>
+            <w:r>
+              <w:rPr>
+                <w:rFonts w:ascii="Arial" w:hAnsi="Arial" w:eastAsia="Arial"/>
                 <w:sz w:val="18"/>
               </w:rPr>
               <w:t>Render exact action set</w:t>
@@ -4474,11 +5056,15 @@
               <w:keepLines/>
               <w:spacing w:after="0"/>
             </w:pPr>
-            <w:r/>
-            <w:r>
-              <w:rPr>
-                <w:rFonts w:ascii="Arial" w:hAnsi="Arial" w:eastAsia="Arial"/>
-                <w:b w:val="0"/>
+            <w:r>
+              <w:rPr>
+                <w:rFonts w:ascii="Arial" w:hAnsi="Arial" w:eastAsia="Arial"/>
+                <w:sz w:val="18"/>
+              </w:rPr>
+            </w:r>
+            <w:r>
+              <w:rPr>
+                <w:rFonts w:ascii="Arial" w:hAnsi="Arial" w:eastAsia="Arial"/>
                 <w:sz w:val="18"/>
               </w:rPr>
               <w:t>แสดง actionOptions ของ P-08 เท่านั้น: คำนวณเงินชดเชยเรียบร้อย; ส่งกลับฝ่าย SBP DSA; comment rules: คำนวณเงินชดเชยเรียบร้อย: comment optional; ส่งกลับฝ่าย SBP DSA: comment ตาม actionOptions.requireComment</w:t>
@@ -4495,11 +5081,15 @@
               <w:keepLines/>
               <w:spacing w:after="0"/>
             </w:pPr>
-            <w:r/>
-            <w:r>
-              <w:rPr>
-                <w:rFonts w:ascii="Arial" w:hAnsi="Arial" w:eastAsia="Arial"/>
-                <w:b w:val="0"/>
+            <w:r>
+              <w:rPr>
+                <w:rFonts w:ascii="Arial" w:hAnsi="Arial" w:eastAsia="Arial"/>
+                <w:sz w:val="18"/>
+              </w:rPr>
+            </w:r>
+            <w:r>
+              <w:rPr>
+                <w:rFonts w:ascii="Arial" w:hAnsi="Arial" w:eastAsia="Arial"/>
                 <w:sz w:val="18"/>
               </w:rPr>
               <w:t>radio label/requireComment มาจาก API และ FE ไม่คำนวณ nextSection</w:t>
@@ -4521,11 +5111,15 @@
               <w:keepLines/>
               <w:spacing w:after="0"/>
             </w:pPr>
-            <w:r/>
-            <w:r>
-              <w:rPr>
-                <w:rFonts w:ascii="Arial" w:hAnsi="Arial" w:eastAsia="Arial"/>
-                <w:b w:val="0"/>
+            <w:r>
+              <w:rPr>
+                <w:rFonts w:ascii="Arial" w:hAnsi="Arial" w:eastAsia="Arial"/>
+                <w:sz w:val="18"/>
+              </w:rPr>
+            </w:r>
+            <w:r>
+              <w:rPr>
+                <w:rFonts w:ascii="Arial" w:hAnsi="Arial" w:eastAsia="Arial"/>
                 <w:sz w:val="18"/>
               </w:rPr>
               <w:t>Submit and reload</w:t>
@@ -4542,11 +5136,15 @@
               <w:keepLines/>
               <w:spacing w:after="0"/>
             </w:pPr>
-            <w:r/>
-            <w:r>
-              <w:rPr>
-                <w:rFonts w:ascii="Arial" w:hAnsi="Arial" w:eastAsia="Arial"/>
-                <w:b w:val="0"/>
+            <w:r>
+              <w:rPr>
+                <w:rFonts w:ascii="Arial" w:hAnsi="Arial" w:eastAsia="Arial"/>
+                <w:sz w:val="18"/>
+              </w:rPr>
+            </w:r>
+            <w:r>
+              <w:rPr>
+                <w:rFonts w:ascii="Arial" w:hAnsi="Arial" w:eastAsia="Arial"/>
                 <w:sz w:val="18"/>
               </w:rPr>
               <w:t>ส่ง result/comment สำหรับ P-08 แล้ว invalidate detail, timeline, task/list cache</w:t>
@@ -4563,11 +5161,15 @@
               <w:keepLines/>
               <w:spacing w:after="0"/>
             </w:pPr>
-            <w:r/>
-            <w:r>
-              <w:rPr>
-                <w:rFonts w:ascii="Arial" w:hAnsi="Arial" w:eastAsia="Arial"/>
-                <w:b w:val="0"/>
+            <w:r>
+              <w:rPr>
+                <w:rFonts w:ascii="Arial" w:hAnsi="Arial" w:eastAsia="Arial"/>
+                <w:sz w:val="18"/>
+              </w:rPr>
+            </w:r>
+            <w:r>
+              <w:rPr>
+                <w:rFonts w:ascii="Arial" w:hAnsi="Arial" w:eastAsia="Arial"/>
                 <w:sz w:val="18"/>
               </w:rPr>
               <w:t>หลัง submit ต้องโหลด status/actionOptions ใหม่และไม่คง action set ของ P-08 เมื่อ workflow เปลี่ยนขั้น</w:t>
@@ -4708,11 +5310,15 @@
               <w:keepLines/>
               <w:spacing w:after="0"/>
             </w:pPr>
-            <w:r/>
-            <w:r>
-              <w:rPr>
-                <w:rFonts w:ascii="Arial" w:hAnsi="Arial" w:eastAsia="Arial"/>
-                <w:b w:val="0"/>
+            <w:r>
+              <w:rPr>
+                <w:rFonts w:ascii="Arial" w:hAnsi="Arial" w:eastAsia="Arial"/>
+                <w:sz w:val="18"/>
+              </w:rPr>
+            </w:r>
+            <w:r>
+              <w:rPr>
+                <w:rFonts w:ascii="Arial" w:hAnsi="Arial" w:eastAsia="Arial"/>
                 <w:sz w:val="18"/>
               </w:rPr>
               <w:t>Load detail</w:t>
@@ -4729,11 +5335,15 @@
               <w:keepLines/>
               <w:spacing w:after="0"/>
             </w:pPr>
-            <w:r/>
-            <w:r>
-              <w:rPr>
-                <w:rFonts w:ascii="Arial" w:hAnsi="Arial" w:eastAsia="Arial"/>
-                <w:b w:val="0"/>
+            <w:r>
+              <w:rPr>
+                <w:rFonts w:ascii="Arial" w:hAnsi="Arial" w:eastAsia="Arial"/>
+                <w:sz w:val="18"/>
+              </w:rPr>
+            </w:r>
+            <w:r>
+              <w:rPr>
+                <w:rFonts w:ascii="Arial" w:hAnsi="Arial" w:eastAsia="Arial"/>
                 <w:sz w:val="18"/>
               </w:rPr>
               <w:t>เปิดเอกสาร</w:t>
@@ -4750,11 +5360,15 @@
               <w:keepLines/>
               <w:spacing w:after="0"/>
             </w:pPr>
-            <w:r/>
-            <w:r>
-              <w:rPr>
-                <w:rFonts w:ascii="Arial" w:hAnsi="Arial" w:eastAsia="Arial"/>
-                <w:b w:val="0"/>
+            <w:r>
+              <w:rPr>
+                <w:rFonts w:ascii="Arial" w:hAnsi="Arial" w:eastAsia="Arial"/>
+                <w:sz w:val="18"/>
+              </w:rPr>
+            </w:r>
+            <w:r>
+              <w:rPr>
+                <w:rFonts w:ascii="Arial" w:hAnsi="Arial" w:eastAsia="Arial"/>
                 <w:sz w:val="18"/>
               </w:rPr>
               <w:t>GET /api/v1/documents/{docNo}</w:t>
@@ -4771,11 +5385,15 @@
               <w:keepLines/>
               <w:spacing w:after="0"/>
             </w:pPr>
-            <w:r/>
-            <w:r>
-              <w:rPr>
-                <w:rFonts w:ascii="Arial" w:hAnsi="Arial" w:eastAsia="Arial"/>
-                <w:b w:val="0"/>
+            <w:r>
+              <w:rPr>
+                <w:rFonts w:ascii="Arial" w:hAnsi="Arial" w:eastAsia="Arial"/>
+                <w:sz w:val="18"/>
+              </w:rPr>
+            </w:r>
+            <w:r>
+              <w:rPr>
+                <w:rFonts w:ascii="Arial" w:hAnsi="Arial" w:eastAsia="Arial"/>
                 <w:sz w:val="18"/>
               </w:rPr>
               <w:t>render role profile</w:t>
@@ -4797,11 +5415,15 @@
               <w:keepLines/>
               <w:spacing w:after="0"/>
             </w:pPr>
-            <w:r/>
-            <w:r>
-              <w:rPr>
-                <w:rFonts w:ascii="Arial" w:hAnsi="Arial" w:eastAsia="Arial"/>
-                <w:b w:val="0"/>
+            <w:r>
+              <w:rPr>
+                <w:rFonts w:ascii="Arial" w:hAnsi="Arial" w:eastAsia="Arial"/>
+                <w:sz w:val="18"/>
+              </w:rPr>
+            </w:r>
+            <w:r>
+              <w:rPr>
+                <w:rFonts w:ascii="Arial" w:hAnsi="Arial" w:eastAsia="Arial"/>
                 <w:sz w:val="18"/>
               </w:rPr>
               <w:t>Save editable section</w:t>
@@ -4818,11 +5440,15 @@
               <w:keepLines/>
               <w:spacing w:after="0"/>
             </w:pPr>
-            <w:r/>
-            <w:r>
-              <w:rPr>
-                <w:rFonts w:ascii="Arial" w:hAnsi="Arial" w:eastAsia="Arial"/>
-                <w:b w:val="0"/>
+            <w:r>
+              <w:rPr>
+                <w:rFonts w:ascii="Arial" w:hAnsi="Arial" w:eastAsia="Arial"/>
+                <w:sz w:val="18"/>
+              </w:rPr>
+            </w:r>
+            <w:r>
+              <w:rPr>
+                <w:rFonts w:ascii="Arial" w:hAnsi="Arial" w:eastAsia="Arial"/>
                 <w:sz w:val="18"/>
               </w:rPr>
               <w:t>ปุ่มบันทึก</w:t>
@@ -4839,11 +5465,15 @@
               <w:keepLines/>
               <w:spacing w:after="0"/>
             </w:pPr>
-            <w:r/>
-            <w:r>
-              <w:rPr>
-                <w:rFonts w:ascii="Arial" w:hAnsi="Arial" w:eastAsia="Arial"/>
-                <w:b w:val="0"/>
+            <w:r>
+              <w:rPr>
+                <w:rFonts w:ascii="Arial" w:hAnsi="Arial" w:eastAsia="Arial"/>
+                <w:sz w:val="18"/>
+              </w:rPr>
+            </w:r>
+            <w:r>
+              <w:rPr>
+                <w:rFonts w:ascii="Arial" w:hAnsi="Arial" w:eastAsia="Arial"/>
                 <w:sz w:val="18"/>
               </w:rPr>
               <w:t>PUT /api/v1/documents/{docNo}</w:t>
@@ -4860,11 +5490,15 @@
               <w:keepLines/>
               <w:spacing w:after="0"/>
             </w:pPr>
-            <w:r/>
-            <w:r>
-              <w:rPr>
-                <w:rFonts w:ascii="Arial" w:hAnsi="Arial" w:eastAsia="Arial"/>
-                <w:b w:val="0"/>
+            <w:r>
+              <w:rPr>
+                <w:rFonts w:ascii="Arial" w:hAnsi="Arial" w:eastAsia="Arial"/>
+                <w:sz w:val="18"/>
+              </w:rPr>
+            </w:r>
+            <w:r>
+              <w:rPr>
+                <w:rFonts w:ascii="Arial" w:hAnsi="Arial" w:eastAsia="Arial"/>
                 <w:sz w:val="18"/>
               </w:rPr>
               <w:t>ใช้เฉพาะ role ที่มี editableSections</w:t>
@@ -4886,11 +5520,15 @@
               <w:keepLines/>
               <w:spacing w:after="0"/>
             </w:pPr>
-            <w:r/>
-            <w:r>
-              <w:rPr>
-                <w:rFonts w:ascii="Arial" w:hAnsi="Arial" w:eastAsia="Arial"/>
-                <w:b w:val="0"/>
+            <w:r>
+              <w:rPr>
+                <w:rFonts w:ascii="Arial" w:hAnsi="Arial" w:eastAsia="Arial"/>
+                <w:sz w:val="18"/>
+              </w:rPr>
+            </w:r>
+            <w:r>
+              <w:rPr>
+                <w:rFonts w:ascii="Arial" w:hAnsi="Arial" w:eastAsia="Arial"/>
                 <w:sz w:val="18"/>
               </w:rPr>
               <w:t>Upload attachment</w:t>
@@ -4907,11 +5545,15 @@
               <w:keepLines/>
               <w:spacing w:after="0"/>
             </w:pPr>
-            <w:r/>
-            <w:r>
-              <w:rPr>
-                <w:rFonts w:ascii="Arial" w:hAnsi="Arial" w:eastAsia="Arial"/>
-                <w:b w:val="0"/>
+            <w:r>
+              <w:rPr>
+                <w:rFonts w:ascii="Arial" w:hAnsi="Arial" w:eastAsia="Arial"/>
+                <w:sz w:val="18"/>
+              </w:rPr>
+            </w:r>
+            <w:r>
+              <w:rPr>
+                <w:rFonts w:ascii="Arial" w:hAnsi="Arial" w:eastAsia="Arial"/>
                 <w:sz w:val="18"/>
               </w:rPr>
               <w:t>เลือกไฟล์</w:t>
@@ -4928,11 +5570,15 @@
               <w:keepLines/>
               <w:spacing w:after="0"/>
             </w:pPr>
-            <w:r/>
-            <w:r>
-              <w:rPr>
-                <w:rFonts w:ascii="Arial" w:hAnsi="Arial" w:eastAsia="Arial"/>
-                <w:b w:val="0"/>
+            <w:r>
+              <w:rPr>
+                <w:rFonts w:ascii="Arial" w:hAnsi="Arial" w:eastAsia="Arial"/>
+                <w:sz w:val="18"/>
+              </w:rPr>
+            </w:r>
+            <w:r>
+              <w:rPr>
+                <w:rFonts w:ascii="Arial" w:hAnsi="Arial" w:eastAsia="Arial"/>
                 <w:sz w:val="18"/>
               </w:rPr>
               <w:t>POST /api/v1/documents/{docNo}/attachments</w:t>
@@ -4949,11 +5595,15 @@
               <w:keepLines/>
               <w:spacing w:after="0"/>
             </w:pPr>
-            <w:r/>
-            <w:r>
-              <w:rPr>
-                <w:rFonts w:ascii="Arial" w:hAnsi="Arial" w:eastAsia="Arial"/>
-                <w:b w:val="0"/>
+            <w:r>
+              <w:rPr>
+                <w:rFonts w:ascii="Arial" w:hAnsi="Arial" w:eastAsia="Arial"/>
+                <w:sz w:val="18"/>
+              </w:rPr>
+            </w:r>
+            <w:r>
+              <w:rPr>
+                <w:rFonts w:ascii="Arial" w:hAnsi="Arial" w:eastAsia="Arial"/>
                 <w:sz w:val="18"/>
               </w:rPr>
               <w:t>append attachment when allowed</w:t>
@@ -4975,11 +5625,15 @@
               <w:keepLines/>
               <w:spacing w:after="0"/>
             </w:pPr>
-            <w:r/>
-            <w:r>
-              <w:rPr>
-                <w:rFonts w:ascii="Arial" w:hAnsi="Arial" w:eastAsia="Arial"/>
-                <w:b w:val="0"/>
+            <w:r>
+              <w:rPr>
+                <w:rFonts w:ascii="Arial" w:hAnsi="Arial" w:eastAsia="Arial"/>
+                <w:sz w:val="18"/>
+              </w:rPr>
+            </w:r>
+            <w:r>
+              <w:rPr>
+                <w:rFonts w:ascii="Arial" w:hAnsi="Arial" w:eastAsia="Arial"/>
                 <w:sz w:val="18"/>
               </w:rPr>
               <w:t>Submit action</w:t>
@@ -4996,11 +5650,15 @@
               <w:keepLines/>
               <w:spacing w:after="0"/>
             </w:pPr>
-            <w:r/>
-            <w:r>
-              <w:rPr>
-                <w:rFonts w:ascii="Arial" w:hAnsi="Arial" w:eastAsia="Arial"/>
-                <w:b w:val="0"/>
+            <w:r>
+              <w:rPr>
+                <w:rFonts w:ascii="Arial" w:hAnsi="Arial" w:eastAsia="Arial"/>
+                <w:sz w:val="18"/>
+              </w:rPr>
+            </w:r>
+            <w:r>
+              <w:rPr>
+                <w:rFonts w:ascii="Arial" w:hAnsi="Arial" w:eastAsia="Arial"/>
                 <w:sz w:val="18"/>
               </w:rPr>
               <w:t>ปุ่มส่งดำเนินการ</w:t>
@@ -5017,11 +5675,15 @@
               <w:keepLines/>
               <w:spacing w:after="0"/>
             </w:pPr>
-            <w:r/>
-            <w:r>
-              <w:rPr>
-                <w:rFonts w:ascii="Arial" w:hAnsi="Arial" w:eastAsia="Arial"/>
-                <w:b w:val="0"/>
+            <w:r>
+              <w:rPr>
+                <w:rFonts w:ascii="Arial" w:hAnsi="Arial" w:eastAsia="Arial"/>
+                <w:sz w:val="18"/>
+              </w:rPr>
+            </w:r>
+            <w:r>
+              <w:rPr>
+                <w:rFonts w:ascii="Arial" w:hAnsi="Arial" w:eastAsia="Arial"/>
                 <w:sz w:val="18"/>
               </w:rPr>
               <w:t>POST /api/v1/documents/{docNo}/actions</w:t>
@@ -5038,11 +5700,15 @@
               <w:keepLines/>
               <w:spacing w:after="0"/>
             </w:pPr>
-            <w:r/>
-            <w:r>
-              <w:rPr>
-                <w:rFonts w:ascii="Arial" w:hAnsi="Arial" w:eastAsia="Arial"/>
-                <w:b w:val="0"/>
+            <w:r>
+              <w:rPr>
+                <w:rFonts w:ascii="Arial" w:hAnsi="Arial" w:eastAsia="Arial"/>
+                <w:sz w:val="18"/>
+              </w:rPr>
+            </w:r>
+            <w:r>
+              <w:rPr>
+                <w:rFonts w:ascii="Arial" w:hAnsi="Arial" w:eastAsia="Arial"/>
                 <w:sz w:val="18"/>
               </w:rPr>
               <w:t>submit selected result</w:t>
@@ -5281,11 +5947,15 @@
               <w:keepLines/>
               <w:spacing w:after="0"/>
             </w:pPr>
-            <w:r/>
-            <w:r>
-              <w:rPr>
-                <w:rFonts w:ascii="Arial" w:hAnsi="Arial" w:eastAsia="Arial"/>
-                <w:b w:val="0"/>
+            <w:r>
+              <w:rPr>
+                <w:rFonts w:ascii="Arial" w:hAnsi="Arial" w:eastAsia="Arial"/>
+                <w:sz w:val="18"/>
+              </w:rPr>
+            </w:r>
+            <w:r>
+              <w:rPr>
+                <w:rFonts w:ascii="Arial" w:hAnsi="Arial" w:eastAsia="Arial"/>
                 <w:sz w:val="18"/>
               </w:rPr>
               <w:t>docNo</w:t>
@@ -5302,11 +5972,15 @@
               <w:keepLines/>
               <w:spacing w:after="0"/>
             </w:pPr>
-            <w:r/>
-            <w:r>
-              <w:rPr>
-                <w:rFonts w:ascii="Arial" w:hAnsi="Arial" w:eastAsia="Arial"/>
-                <w:b w:val="0"/>
+            <w:r>
+              <w:rPr>
+                <w:rFonts w:ascii="Arial" w:hAnsi="Arial" w:eastAsia="Arial"/>
+                <w:sz w:val="18"/>
+              </w:rPr>
+            </w:r>
+            <w:r>
+              <w:rPr>
+                <w:rFonts w:ascii="Arial" w:hAnsi="Arial" w:eastAsia="Arial"/>
                 <w:sz w:val="18"/>
               </w:rPr>
               <w:t>string</w:t>
@@ -5323,11 +5997,15 @@
               <w:keepLines/>
               <w:spacing w:after="0"/>
             </w:pPr>
-            <w:r/>
-            <w:r>
-              <w:rPr>
-                <w:rFonts w:ascii="Arial" w:hAnsi="Arial" w:eastAsia="Arial"/>
-                <w:b w:val="0"/>
+            <w:r>
+              <w:rPr>
+                <w:rFonts w:ascii="Arial" w:hAnsi="Arial" w:eastAsia="Arial"/>
+                <w:sz w:val="18"/>
+              </w:rPr>
+            </w:r>
+            <w:r>
+              <w:rPr>
+                <w:rFonts w:ascii="Arial" w:hAnsi="Arial" w:eastAsia="Arial"/>
                 <w:sz w:val="18"/>
               </w:rPr>
               <w:t>No</w:t>
@@ -5344,11 +6022,15 @@
               <w:keepLines/>
               <w:spacing w:after="0"/>
             </w:pPr>
-            <w:r/>
-            <w:r>
-              <w:rPr>
-                <w:rFonts w:ascii="Arial" w:hAnsi="Arial" w:eastAsia="Arial"/>
-                <w:b w:val="0"/>
+            <w:r>
+              <w:rPr>
+                <w:rFonts w:ascii="Arial" w:hAnsi="Arial" w:eastAsia="Arial"/>
+                <w:sz w:val="18"/>
+              </w:rPr>
+            </w:r>
+            <w:r>
+              <w:rPr>
+                <w:rFonts w:ascii="Arial" w:hAnsi="Arial" w:eastAsia="Arial"/>
                 <w:sz w:val="18"/>
               </w:rPr>
               <w:t>พ.ศ. YYYY/xxxxx</w:t>
@@ -5457,6 +6139,8 @@
               <w:br/>
               <w:t xml:space="preserve">    {</w:t>
               <w:br/>
+              <w:t xml:space="preserve">      "value": "คำนวณเงินชดเชยเรียบร้อย",</w:t>
+              <w:br/>
               <w:t xml:space="preserve">      "label": "คำนวณเงินชดเชยเรียบร้อย",</w:t>
               <w:br/>
               <w:t xml:space="preserve">      "requireComment": false</w:t>
@@ -5464,6 +6148,8 @@
               <w:t xml:space="preserve">    },</w:t>
               <w:br/>
               <w:t xml:space="preserve">    {</w:t>
+              <w:br/>
+              <w:t xml:space="preserve">      "value": "ส่งกลับฝ่าย SBP DSA",</w:t>
               <w:br/>
               <w:t xml:space="preserve">      "label": "ส่งกลับฝ่าย SBP DSA",</w:t>
               <w:br/>
@@ -5611,11 +6297,15 @@
               <w:keepLines/>
               <w:spacing w:after="0"/>
             </w:pPr>
-            <w:r/>
-            <w:r>
-              <w:rPr>
-                <w:rFonts w:ascii="Arial" w:hAnsi="Arial" w:eastAsia="Arial"/>
-                <w:b w:val="0"/>
+            <w:r>
+              <w:rPr>
+                <w:rFonts w:ascii="Arial" w:hAnsi="Arial" w:eastAsia="Arial"/>
+                <w:sz w:val="18"/>
+              </w:rPr>
+            </w:r>
+            <w:r>
+              <w:rPr>
+                <w:rFonts w:ascii="Arial" w:hAnsi="Arial" w:eastAsia="Arial"/>
                 <w:sz w:val="18"/>
               </w:rPr>
               <w:t>docNo</w:t>
@@ -5632,11 +6322,15 @@
               <w:keepLines/>
               <w:spacing w:after="0"/>
             </w:pPr>
-            <w:r/>
-            <w:r>
-              <w:rPr>
-                <w:rFonts w:ascii="Arial" w:hAnsi="Arial" w:eastAsia="Arial"/>
-                <w:b w:val="0"/>
+            <w:r>
+              <w:rPr>
+                <w:rFonts w:ascii="Arial" w:hAnsi="Arial" w:eastAsia="Arial"/>
+                <w:sz w:val="18"/>
+              </w:rPr>
+            </w:r>
+            <w:r>
+              <w:rPr>
+                <w:rFonts w:ascii="Arial" w:hAnsi="Arial" w:eastAsia="Arial"/>
                 <w:sz w:val="18"/>
               </w:rPr>
               <w:t>string</w:t>
@@ -5653,11 +6347,15 @@
               <w:keepLines/>
               <w:spacing w:after="0"/>
             </w:pPr>
-            <w:r/>
-            <w:r>
-              <w:rPr>
-                <w:rFonts w:ascii="Arial" w:hAnsi="Arial" w:eastAsia="Arial"/>
-                <w:b w:val="0"/>
+            <w:r>
+              <w:rPr>
+                <w:rFonts w:ascii="Arial" w:hAnsi="Arial" w:eastAsia="Arial"/>
+                <w:sz w:val="18"/>
+              </w:rPr>
+            </w:r>
+            <w:r>
+              <w:rPr>
+                <w:rFonts w:ascii="Arial" w:hAnsi="Arial" w:eastAsia="Arial"/>
                 <w:sz w:val="18"/>
               </w:rPr>
               <w:t>Yes</w:t>
@@ -5674,11 +6372,15 @@
               <w:keepLines/>
               <w:spacing w:after="0"/>
             </w:pPr>
-            <w:r/>
-            <w:r>
-              <w:rPr>
-                <w:rFonts w:ascii="Arial" w:hAnsi="Arial" w:eastAsia="Arial"/>
-                <w:b w:val="0"/>
+            <w:r>
+              <w:rPr>
+                <w:rFonts w:ascii="Arial" w:hAnsi="Arial" w:eastAsia="Arial"/>
+                <w:sz w:val="18"/>
+              </w:rPr>
+            </w:r>
+            <w:r>
+              <w:rPr>
+                <w:rFonts w:ascii="Arial" w:hAnsi="Arial" w:eastAsia="Arial"/>
                 <w:sz w:val="18"/>
               </w:rPr>
               <w:t>พ.ศ. YYYY/xxxxx</w:t>
@@ -5700,11 +6402,15 @@
               <w:keepLines/>
               <w:spacing w:after="0"/>
             </w:pPr>
-            <w:r/>
-            <w:r>
-              <w:rPr>
-                <w:rFonts w:ascii="Arial" w:hAnsi="Arial" w:eastAsia="Arial"/>
-                <w:b w:val="0"/>
+            <w:r>
+              <w:rPr>
+                <w:rFonts w:ascii="Arial" w:hAnsi="Arial" w:eastAsia="Arial"/>
+                <w:sz w:val="18"/>
+              </w:rPr>
+            </w:r>
+            <w:r>
+              <w:rPr>
+                <w:rFonts w:ascii="Arial" w:hAnsi="Arial" w:eastAsia="Arial"/>
                 <w:sz w:val="18"/>
               </w:rPr>
               <w:t>statusCode</w:t>
@@ -5721,11 +6427,15 @@
               <w:keepLines/>
               <w:spacing w:after="0"/>
             </w:pPr>
-            <w:r/>
-            <w:r>
-              <w:rPr>
-                <w:rFonts w:ascii="Arial" w:hAnsi="Arial" w:eastAsia="Arial"/>
-                <w:b w:val="0"/>
+            <w:r>
+              <w:rPr>
+                <w:rFonts w:ascii="Arial" w:hAnsi="Arial" w:eastAsia="Arial"/>
+                <w:sz w:val="18"/>
+              </w:rPr>
+            </w:r>
+            <w:r>
+              <w:rPr>
+                <w:rFonts w:ascii="Arial" w:hAnsi="Arial" w:eastAsia="Arial"/>
                 <w:sz w:val="18"/>
               </w:rPr>
               <w:t>string</w:t>
@@ -5742,11 +6452,15 @@
               <w:keepLines/>
               <w:spacing w:after="0"/>
             </w:pPr>
-            <w:r/>
-            <w:r>
-              <w:rPr>
-                <w:rFonts w:ascii="Arial" w:hAnsi="Arial" w:eastAsia="Arial"/>
-                <w:b w:val="0"/>
+            <w:r>
+              <w:rPr>
+                <w:rFonts w:ascii="Arial" w:hAnsi="Arial" w:eastAsia="Arial"/>
+                <w:sz w:val="18"/>
+              </w:rPr>
+            </w:r>
+            <w:r>
+              <w:rPr>
+                <w:rFonts w:ascii="Arial" w:hAnsi="Arial" w:eastAsia="Arial"/>
                 <w:sz w:val="18"/>
               </w:rPr>
               <w:t>Yes</w:t>
@@ -5763,11 +6477,15 @@
               <w:keepLines/>
               <w:spacing w:after="0"/>
             </w:pPr>
-            <w:r/>
-            <w:r>
-              <w:rPr>
-                <w:rFonts w:ascii="Arial" w:hAnsi="Arial" w:eastAsia="Arial"/>
-                <w:b w:val="0"/>
+            <w:r>
+              <w:rPr>
+                <w:rFonts w:ascii="Arial" w:hAnsi="Arial" w:eastAsia="Arial"/>
+                <w:sz w:val="18"/>
+              </w:rPr>
+            </w:r>
+            <w:r>
+              <w:rPr>
+                <w:rFonts w:ascii="Arial" w:hAnsi="Arial" w:eastAsia="Arial"/>
                 <w:sz w:val="18"/>
               </w:rPr>
               <w:t>canonical code; do not replace with display label</w:t>
@@ -5789,11 +6507,15 @@
               <w:keepLines/>
               <w:spacing w:after="0"/>
             </w:pPr>
-            <w:r/>
-            <w:r>
-              <w:rPr>
-                <w:rFonts w:ascii="Arial" w:hAnsi="Arial" w:eastAsia="Arial"/>
-                <w:b w:val="0"/>
+            <w:r>
+              <w:rPr>
+                <w:rFonts w:ascii="Arial" w:hAnsi="Arial" w:eastAsia="Arial"/>
+                <w:sz w:val="18"/>
+              </w:rPr>
+            </w:r>
+            <w:r>
+              <w:rPr>
+                <w:rFonts w:ascii="Arial" w:hAnsi="Arial" w:eastAsia="Arial"/>
                 <w:sz w:val="18"/>
               </w:rPr>
               <w:t>viewerRbacRoleCode</w:t>
@@ -5810,11 +6532,15 @@
               <w:keepLines/>
               <w:spacing w:after="0"/>
             </w:pPr>
-            <w:r/>
-            <w:r>
-              <w:rPr>
-                <w:rFonts w:ascii="Arial" w:hAnsi="Arial" w:eastAsia="Arial"/>
-                <w:b w:val="0"/>
+            <w:r>
+              <w:rPr>
+                <w:rFonts w:ascii="Arial" w:hAnsi="Arial" w:eastAsia="Arial"/>
+                <w:sz w:val="18"/>
+              </w:rPr>
+            </w:r>
+            <w:r>
+              <w:rPr>
+                <w:rFonts w:ascii="Arial" w:hAnsi="Arial" w:eastAsia="Arial"/>
                 <w:sz w:val="18"/>
               </w:rPr>
               <w:t>string</w:t>
@@ -5831,11 +6557,15 @@
               <w:keepLines/>
               <w:spacing w:after="0"/>
             </w:pPr>
-            <w:r/>
-            <w:r>
-              <w:rPr>
-                <w:rFonts w:ascii="Arial" w:hAnsi="Arial" w:eastAsia="Arial"/>
-                <w:b w:val="0"/>
+            <w:r>
+              <w:rPr>
+                <w:rFonts w:ascii="Arial" w:hAnsi="Arial" w:eastAsia="Arial"/>
+                <w:sz w:val="18"/>
+              </w:rPr>
+            </w:r>
+            <w:r>
+              <w:rPr>
+                <w:rFonts w:ascii="Arial" w:hAnsi="Arial" w:eastAsia="Arial"/>
                 <w:sz w:val="18"/>
               </w:rPr>
               <w:t>Yes</w:t>
@@ -5852,11 +6582,15 @@
               <w:keepLines/>
               <w:spacing w:after="0"/>
             </w:pPr>
-            <w:r/>
-            <w:r>
-              <w:rPr>
-                <w:rFonts w:ascii="Arial" w:hAnsi="Arial" w:eastAsia="Arial"/>
-                <w:b w:val="0"/>
+            <w:r>
+              <w:rPr>
+                <w:rFonts w:ascii="Arial" w:hAnsi="Arial" w:eastAsia="Arial"/>
+                <w:sz w:val="18"/>
+              </w:rPr>
+            </w:r>
+            <w:r>
+              <w:rPr>
+                <w:rFonts w:ascii="Arial" w:hAnsi="Arial" w:eastAsia="Arial"/>
                 <w:sz w:val="18"/>
               </w:rPr>
               <w:t>UTF-8; use value domain described by endpoint purpose</w:t>
@@ -5878,11 +6612,15 @@
               <w:keepLines/>
               <w:spacing w:after="0"/>
             </w:pPr>
-            <w:r/>
-            <w:r>
-              <w:rPr>
-                <w:rFonts w:ascii="Arial" w:hAnsi="Arial" w:eastAsia="Arial"/>
-                <w:b w:val="0"/>
+            <w:r>
+              <w:rPr>
+                <w:rFonts w:ascii="Arial" w:hAnsi="Arial" w:eastAsia="Arial"/>
+                <w:sz w:val="18"/>
+              </w:rPr>
+            </w:r>
+            <w:r>
+              <w:rPr>
+                <w:rFonts w:ascii="Arial" w:hAnsi="Arial" w:eastAsia="Arial"/>
                 <w:sz w:val="18"/>
               </w:rPr>
               <w:t>roleProfileCode</w:t>
@@ -5899,11 +6637,15 @@
               <w:keepLines/>
               <w:spacing w:after="0"/>
             </w:pPr>
-            <w:r/>
-            <w:r>
-              <w:rPr>
-                <w:rFonts w:ascii="Arial" w:hAnsi="Arial" w:eastAsia="Arial"/>
-                <w:b w:val="0"/>
+            <w:r>
+              <w:rPr>
+                <w:rFonts w:ascii="Arial" w:hAnsi="Arial" w:eastAsia="Arial"/>
+                <w:sz w:val="18"/>
+              </w:rPr>
+            </w:r>
+            <w:r>
+              <w:rPr>
+                <w:rFonts w:ascii="Arial" w:hAnsi="Arial" w:eastAsia="Arial"/>
                 <w:sz w:val="18"/>
               </w:rPr>
               <w:t>string</w:t>
@@ -5920,11 +6662,15 @@
               <w:keepLines/>
               <w:spacing w:after="0"/>
             </w:pPr>
-            <w:r/>
-            <w:r>
-              <w:rPr>
-                <w:rFonts w:ascii="Arial" w:hAnsi="Arial" w:eastAsia="Arial"/>
-                <w:b w:val="0"/>
+            <w:r>
+              <w:rPr>
+                <w:rFonts w:ascii="Arial" w:hAnsi="Arial" w:eastAsia="Arial"/>
+                <w:sz w:val="18"/>
+              </w:rPr>
+            </w:r>
+            <w:r>
+              <w:rPr>
+                <w:rFonts w:ascii="Arial" w:hAnsi="Arial" w:eastAsia="Arial"/>
                 <w:sz w:val="18"/>
               </w:rPr>
               <w:t>Yes</w:t>
@@ -5941,11 +6687,15 @@
               <w:keepLines/>
               <w:spacing w:after="0"/>
             </w:pPr>
-            <w:r/>
-            <w:r>
-              <w:rPr>
-                <w:rFonts w:ascii="Arial" w:hAnsi="Arial" w:eastAsia="Arial"/>
-                <w:b w:val="0"/>
+            <w:r>
+              <w:rPr>
+                <w:rFonts w:ascii="Arial" w:hAnsi="Arial" w:eastAsia="Arial"/>
+                <w:sz w:val="18"/>
+              </w:rPr>
+            </w:r>
+            <w:r>
+              <w:rPr>
+                <w:rFonts w:ascii="Arial" w:hAnsi="Arial" w:eastAsia="Arial"/>
                 <w:sz w:val="18"/>
               </w:rPr>
               <w:t>UTF-8; use value domain described by endpoint purpose</w:t>
@@ -5967,11 +6717,15 @@
               <w:keepLines/>
               <w:spacing w:after="0"/>
             </w:pPr>
-            <w:r/>
-            <w:r>
-              <w:rPr>
-                <w:rFonts w:ascii="Arial" w:hAnsi="Arial" w:eastAsia="Arial"/>
-                <w:b w:val="0"/>
+            <w:r>
+              <w:rPr>
+                <w:rFonts w:ascii="Arial" w:hAnsi="Arial" w:eastAsia="Arial"/>
+                <w:sz w:val="18"/>
+              </w:rPr>
+            </w:r>
+            <w:r>
+              <w:rPr>
+                <w:rFonts w:ascii="Arial" w:hAnsi="Arial" w:eastAsia="Arial"/>
                 <w:sz w:val="18"/>
               </w:rPr>
               <w:t>visibleSections</w:t>
@@ -5988,11 +6742,15 @@
               <w:keepLines/>
               <w:spacing w:after="0"/>
             </w:pPr>
-            <w:r/>
-            <w:r>
-              <w:rPr>
-                <w:rFonts w:ascii="Arial" w:hAnsi="Arial" w:eastAsia="Arial"/>
-                <w:b w:val="0"/>
+            <w:r>
+              <w:rPr>
+                <w:rFonts w:ascii="Arial" w:hAnsi="Arial" w:eastAsia="Arial"/>
+                <w:sz w:val="18"/>
+              </w:rPr>
+            </w:r>
+            <w:r>
+              <w:rPr>
+                <w:rFonts w:ascii="Arial" w:hAnsi="Arial" w:eastAsia="Arial"/>
                 <w:sz w:val="18"/>
               </w:rPr>
               <w:t>array&lt;string&gt;</w:t>
@@ -6009,11 +6767,15 @@
               <w:keepLines/>
               <w:spacing w:after="0"/>
             </w:pPr>
-            <w:r/>
-            <w:r>
-              <w:rPr>
-                <w:rFonts w:ascii="Arial" w:hAnsi="Arial" w:eastAsia="Arial"/>
-                <w:b w:val="0"/>
+            <w:r>
+              <w:rPr>
+                <w:rFonts w:ascii="Arial" w:hAnsi="Arial" w:eastAsia="Arial"/>
+                <w:sz w:val="18"/>
+              </w:rPr>
+            </w:r>
+            <w:r>
+              <w:rPr>
+                <w:rFonts w:ascii="Arial" w:hAnsi="Arial" w:eastAsia="Arial"/>
                 <w:sz w:val="18"/>
               </w:rPr>
               <w:t>Yes</w:t>
@@ -6030,11 +6792,15 @@
               <w:keepLines/>
               <w:spacing w:after="0"/>
             </w:pPr>
-            <w:r/>
-            <w:r>
-              <w:rPr>
-                <w:rFonts w:ascii="Arial" w:hAnsi="Arial" w:eastAsia="Arial"/>
-                <w:b w:val="0"/>
+            <w:r>
+              <w:rPr>
+                <w:rFonts w:ascii="Arial" w:hAnsi="Arial" w:eastAsia="Arial"/>
+                <w:sz w:val="18"/>
+              </w:rPr>
+            </w:r>
+            <w:r>
+              <w:rPr>
+                <w:rFonts w:ascii="Arial" w:hAnsi="Arial" w:eastAsia="Arial"/>
                 <w:sz w:val="18"/>
               </w:rPr>
               <w:t>JSON array; element type shown in Type column</w:t>
@@ -6056,11 +6822,15 @@
               <w:keepLines/>
               <w:spacing w:after="0"/>
             </w:pPr>
-            <w:r/>
-            <w:r>
-              <w:rPr>
-                <w:rFonts w:ascii="Arial" w:hAnsi="Arial" w:eastAsia="Arial"/>
-                <w:b w:val="0"/>
+            <w:r>
+              <w:rPr>
+                <w:rFonts w:ascii="Arial" w:hAnsi="Arial" w:eastAsia="Arial"/>
+                <w:sz w:val="18"/>
+              </w:rPr>
+            </w:r>
+            <w:r>
+              <w:rPr>
+                <w:rFonts w:ascii="Arial" w:hAnsi="Arial" w:eastAsia="Arial"/>
                 <w:sz w:val="18"/>
               </w:rPr>
               <w:t>editableSections</w:t>
@@ -6077,11 +6847,15 @@
               <w:keepLines/>
               <w:spacing w:after="0"/>
             </w:pPr>
-            <w:r/>
-            <w:r>
-              <w:rPr>
-                <w:rFonts w:ascii="Arial" w:hAnsi="Arial" w:eastAsia="Arial"/>
-                <w:b w:val="0"/>
+            <w:r>
+              <w:rPr>
+                <w:rFonts w:ascii="Arial" w:hAnsi="Arial" w:eastAsia="Arial"/>
+                <w:sz w:val="18"/>
+              </w:rPr>
+            </w:r>
+            <w:r>
+              <w:rPr>
+                <w:rFonts w:ascii="Arial" w:hAnsi="Arial" w:eastAsia="Arial"/>
                 <w:sz w:val="18"/>
               </w:rPr>
               <w:t>array&lt;object&gt;</w:t>
@@ -6098,11 +6872,15 @@
               <w:keepLines/>
               <w:spacing w:after="0"/>
             </w:pPr>
-            <w:r/>
-            <w:r>
-              <w:rPr>
-                <w:rFonts w:ascii="Arial" w:hAnsi="Arial" w:eastAsia="Arial"/>
-                <w:b w:val="0"/>
+            <w:r>
+              <w:rPr>
+                <w:rFonts w:ascii="Arial" w:hAnsi="Arial" w:eastAsia="Arial"/>
+                <w:sz w:val="18"/>
+              </w:rPr>
+            </w:r>
+            <w:r>
+              <w:rPr>
+                <w:rFonts w:ascii="Arial" w:hAnsi="Arial" w:eastAsia="Arial"/>
                 <w:sz w:val="18"/>
               </w:rPr>
               <w:t>Yes</w:t>
@@ -6119,11 +6897,15 @@
               <w:keepLines/>
               <w:spacing w:after="0"/>
             </w:pPr>
-            <w:r/>
-            <w:r>
-              <w:rPr>
-                <w:rFonts w:ascii="Arial" w:hAnsi="Arial" w:eastAsia="Arial"/>
-                <w:b w:val="0"/>
+            <w:r>
+              <w:rPr>
+                <w:rFonts w:ascii="Arial" w:hAnsi="Arial" w:eastAsia="Arial"/>
+                <w:sz w:val="18"/>
+              </w:rPr>
+            </w:r>
+            <w:r>
+              <w:rPr>
+                <w:rFonts w:ascii="Arial" w:hAnsi="Arial" w:eastAsia="Arial"/>
                 <w:sz w:val="18"/>
               </w:rPr>
               <w:t>JSON array; element type shown in Type column</w:t>
@@ -6145,11 +6927,15 @@
               <w:keepLines/>
               <w:spacing w:after="0"/>
             </w:pPr>
-            <w:r/>
-            <w:r>
-              <w:rPr>
-                <w:rFonts w:ascii="Arial" w:hAnsi="Arial" w:eastAsia="Arial"/>
-                <w:b w:val="0"/>
+            <w:r>
+              <w:rPr>
+                <w:rFonts w:ascii="Arial" w:hAnsi="Arial" w:eastAsia="Arial"/>
+                <w:sz w:val="18"/>
+              </w:rPr>
+            </w:r>
+            <w:r>
+              <w:rPr>
+                <w:rFonts w:ascii="Arial" w:hAnsi="Arial" w:eastAsia="Arial"/>
                 <w:sz w:val="18"/>
               </w:rPr>
               <w:t>actionOptions</w:t>
@@ -6166,11 +6952,15 @@
               <w:keepLines/>
               <w:spacing w:after="0"/>
             </w:pPr>
-            <w:r/>
-            <w:r>
-              <w:rPr>
-                <w:rFonts w:ascii="Arial" w:hAnsi="Arial" w:eastAsia="Arial"/>
-                <w:b w:val="0"/>
+            <w:r>
+              <w:rPr>
+                <w:rFonts w:ascii="Arial" w:hAnsi="Arial" w:eastAsia="Arial"/>
+                <w:sz w:val="18"/>
+              </w:rPr>
+            </w:r>
+            <w:r>
+              <w:rPr>
+                <w:rFonts w:ascii="Arial" w:hAnsi="Arial" w:eastAsia="Arial"/>
                 <w:sz w:val="18"/>
               </w:rPr>
               <w:t>array&lt;object&gt;</w:t>
@@ -6187,11 +6977,15 @@
               <w:keepLines/>
               <w:spacing w:after="0"/>
             </w:pPr>
-            <w:r/>
-            <w:r>
-              <w:rPr>
-                <w:rFonts w:ascii="Arial" w:hAnsi="Arial" w:eastAsia="Arial"/>
-                <w:b w:val="0"/>
+            <w:r>
+              <w:rPr>
+                <w:rFonts w:ascii="Arial" w:hAnsi="Arial" w:eastAsia="Arial"/>
+                <w:sz w:val="18"/>
+              </w:rPr>
+            </w:r>
+            <w:r>
+              <w:rPr>
+                <w:rFonts w:ascii="Arial" w:hAnsi="Arial" w:eastAsia="Arial"/>
                 <w:sz w:val="18"/>
               </w:rPr>
               <w:t>Yes</w:t>
@@ -6208,11 +7002,15 @@
               <w:keepLines/>
               <w:spacing w:after="0"/>
             </w:pPr>
-            <w:r/>
-            <w:r>
-              <w:rPr>
-                <w:rFonts w:ascii="Arial" w:hAnsi="Arial" w:eastAsia="Arial"/>
-                <w:b w:val="0"/>
+            <w:r>
+              <w:rPr>
+                <w:rFonts w:ascii="Arial" w:hAnsi="Arial" w:eastAsia="Arial"/>
+                <w:sz w:val="18"/>
+              </w:rPr>
+            </w:r>
+            <w:r>
+              <w:rPr>
+                <w:rFonts w:ascii="Arial" w:hAnsi="Arial" w:eastAsia="Arial"/>
                 <w:sz w:val="18"/>
               </w:rPr>
               <w:t>JSON array; element type shown in Type column</w:t>
@@ -6234,14 +7032,18 @@
               <w:keepLines/>
               <w:spacing w:after="0"/>
             </w:pPr>
-            <w:r/>
-            <w:r>
-              <w:rPr>
-                <w:rFonts w:ascii="Arial" w:hAnsi="Arial" w:eastAsia="Arial"/>
-                <w:b w:val="0"/>
-                <w:sz w:val="18"/>
-              </w:rPr>
-              <w:t>actionOptions[].label</w:t>
+            <w:r>
+              <w:rPr>
+                <w:rFonts w:ascii="Arial" w:hAnsi="Arial" w:eastAsia="Arial"/>
+                <w:sz w:val="18"/>
+              </w:rPr>
+            </w:r>
+            <w:r>
+              <w:rPr>
+                <w:rFonts w:ascii="Arial" w:hAnsi="Arial" w:eastAsia="Arial"/>
+                <w:sz w:val="18"/>
+              </w:rPr>
+              <w:t>actionOptions[].value</w:t>
             </w:r>
           </w:p>
         </w:tc>
@@ -6255,11 +7057,15 @@
               <w:keepLines/>
               <w:spacing w:after="0"/>
             </w:pPr>
-            <w:r/>
-            <w:r>
-              <w:rPr>
-                <w:rFonts w:ascii="Arial" w:hAnsi="Arial" w:eastAsia="Arial"/>
-                <w:b w:val="0"/>
+            <w:r>
+              <w:rPr>
+                <w:rFonts w:ascii="Arial" w:hAnsi="Arial" w:eastAsia="Arial"/>
+                <w:sz w:val="18"/>
+              </w:rPr>
+            </w:r>
+            <w:r>
+              <w:rPr>
+                <w:rFonts w:ascii="Arial" w:hAnsi="Arial" w:eastAsia="Arial"/>
                 <w:sz w:val="18"/>
               </w:rPr>
               <w:t>string</w:t>
@@ -6276,11 +7082,15 @@
               <w:keepLines/>
               <w:spacing w:after="0"/>
             </w:pPr>
-            <w:r/>
-            <w:r>
-              <w:rPr>
-                <w:rFonts w:ascii="Arial" w:hAnsi="Arial" w:eastAsia="Arial"/>
-                <w:b w:val="0"/>
+            <w:r>
+              <w:rPr>
+                <w:rFonts w:ascii="Arial" w:hAnsi="Arial" w:eastAsia="Arial"/>
+                <w:sz w:val="18"/>
+              </w:rPr>
+            </w:r>
+            <w:r>
+              <w:rPr>
+                <w:rFonts w:ascii="Arial" w:hAnsi="Arial" w:eastAsia="Arial"/>
                 <w:sz w:val="18"/>
               </w:rPr>
               <w:t>Yes</w:t>
@@ -6297,11 +7107,15 @@
               <w:keepLines/>
               <w:spacing w:after="0"/>
             </w:pPr>
-            <w:r/>
-            <w:r>
-              <w:rPr>
-                <w:rFonts w:ascii="Arial" w:hAnsi="Arial" w:eastAsia="Arial"/>
-                <w:b w:val="0"/>
+            <w:r>
+              <w:rPr>
+                <w:rFonts w:ascii="Arial" w:hAnsi="Arial" w:eastAsia="Arial"/>
+                <w:sz w:val="18"/>
+              </w:rPr>
+            </w:r>
+            <w:r>
+              <w:rPr>
+                <w:rFonts w:ascii="Arial" w:hAnsi="Arial" w:eastAsia="Arial"/>
                 <w:sz w:val="18"/>
               </w:rPr>
               <w:t>UTF-8; use value domain described by endpoint purpose</w:t>
@@ -6323,14 +7137,18 @@
               <w:keepLines/>
               <w:spacing w:after="0"/>
             </w:pPr>
-            <w:r/>
-            <w:r>
-              <w:rPr>
-                <w:rFonts w:ascii="Arial" w:hAnsi="Arial" w:eastAsia="Arial"/>
-                <w:b w:val="0"/>
-                <w:sz w:val="18"/>
-              </w:rPr>
-              <w:t>actionOptions[].requireComment</w:t>
+            <w:r>
+              <w:rPr>
+                <w:rFonts w:ascii="Arial" w:hAnsi="Arial" w:eastAsia="Arial"/>
+                <w:sz w:val="18"/>
+              </w:rPr>
+            </w:r>
+            <w:r>
+              <w:rPr>
+                <w:rFonts w:ascii="Arial" w:hAnsi="Arial" w:eastAsia="Arial"/>
+                <w:sz w:val="18"/>
+              </w:rPr>
+              <w:t>actionOptions[].label</w:t>
             </w:r>
           </w:p>
         </w:tc>
@@ -6344,14 +7162,18 @@
               <w:keepLines/>
               <w:spacing w:after="0"/>
             </w:pPr>
-            <w:r/>
-            <w:r>
-              <w:rPr>
-                <w:rFonts w:ascii="Arial" w:hAnsi="Arial" w:eastAsia="Arial"/>
-                <w:b w:val="0"/>
-                <w:sz w:val="18"/>
-              </w:rPr>
-              <w:t>boolean</w:t>
+            <w:r>
+              <w:rPr>
+                <w:rFonts w:ascii="Arial" w:hAnsi="Arial" w:eastAsia="Arial"/>
+                <w:sz w:val="18"/>
+              </w:rPr>
+            </w:r>
+            <w:r>
+              <w:rPr>
+                <w:rFonts w:ascii="Arial" w:hAnsi="Arial" w:eastAsia="Arial"/>
+                <w:sz w:val="18"/>
+              </w:rPr>
+              <w:t>string</w:t>
             </w:r>
           </w:p>
         </w:tc>
@@ -6365,11 +7187,15 @@
               <w:keepLines/>
               <w:spacing w:after="0"/>
             </w:pPr>
-            <w:r/>
-            <w:r>
-              <w:rPr>
-                <w:rFonts w:ascii="Arial" w:hAnsi="Arial" w:eastAsia="Arial"/>
-                <w:b w:val="0"/>
+            <w:r>
+              <w:rPr>
+                <w:rFonts w:ascii="Arial" w:hAnsi="Arial" w:eastAsia="Arial"/>
+                <w:sz w:val="18"/>
+              </w:rPr>
+            </w:r>
+            <w:r>
+              <w:rPr>
+                <w:rFonts w:ascii="Arial" w:hAnsi="Arial" w:eastAsia="Arial"/>
                 <w:sz w:val="18"/>
               </w:rPr>
               <w:t>Yes</w:t>
@@ -6386,11 +7212,120 @@
               <w:keepLines/>
               <w:spacing w:after="0"/>
             </w:pPr>
-            <w:r/>
-            <w:r>
-              <w:rPr>
-                <w:rFonts w:ascii="Arial" w:hAnsi="Arial" w:eastAsia="Arial"/>
-                <w:b w:val="0"/>
+            <w:r>
+              <w:rPr>
+                <w:rFonts w:ascii="Arial" w:hAnsi="Arial" w:eastAsia="Arial"/>
+                <w:sz w:val="18"/>
+              </w:rPr>
+            </w:r>
+            <w:r>
+              <w:rPr>
+                <w:rFonts w:ascii="Arial" w:hAnsi="Arial" w:eastAsia="Arial"/>
+                <w:sz w:val="18"/>
+              </w:rPr>
+              <w:t>UTF-8; use value domain described by endpoint purpose</w:t>
+            </w:r>
+          </w:p>
+        </w:tc>
+      </w:tr>
+      <w:tr>
+        <w:trPr>
+          <w:cantSplit/>
+        </w:trPr>
+        <w:tc>
+          <w:tcPr>
+            <w:tcW w:type="dxa" w:w="2520"/>
+            <w:vAlign w:val="center"/>
+          </w:tcPr>
+          <w:p>
+            <w:pPr>
+              <w:keepLines/>
+              <w:spacing w:after="0"/>
+            </w:pPr>
+            <w:r>
+              <w:rPr>
+                <w:rFonts w:ascii="Arial" w:hAnsi="Arial" w:eastAsia="Arial"/>
+                <w:sz w:val="18"/>
+              </w:rPr>
+            </w:r>
+            <w:r>
+              <w:rPr>
+                <w:rFonts w:ascii="Arial" w:hAnsi="Arial" w:eastAsia="Arial"/>
+                <w:sz w:val="18"/>
+              </w:rPr>
+              <w:t>actionOptions[].requireComment</w:t>
+            </w:r>
+          </w:p>
+        </w:tc>
+        <w:tc>
+          <w:tcPr>
+            <w:tcW w:type="dxa" w:w="2520"/>
+            <w:vAlign w:val="center"/>
+          </w:tcPr>
+          <w:p>
+            <w:pPr>
+              <w:keepLines/>
+              <w:spacing w:after="0"/>
+            </w:pPr>
+            <w:r>
+              <w:rPr>
+                <w:rFonts w:ascii="Arial" w:hAnsi="Arial" w:eastAsia="Arial"/>
+                <w:sz w:val="18"/>
+              </w:rPr>
+            </w:r>
+            <w:r>
+              <w:rPr>
+                <w:rFonts w:ascii="Arial" w:hAnsi="Arial" w:eastAsia="Arial"/>
+                <w:sz w:val="18"/>
+              </w:rPr>
+              <w:t>boolean</w:t>
+            </w:r>
+          </w:p>
+        </w:tc>
+        <w:tc>
+          <w:tcPr>
+            <w:tcW w:type="dxa" w:w="2520"/>
+            <w:vAlign w:val="center"/>
+          </w:tcPr>
+          <w:p>
+            <w:pPr>
+              <w:keepLines/>
+              <w:spacing w:after="0"/>
+            </w:pPr>
+            <w:r>
+              <w:rPr>
+                <w:rFonts w:ascii="Arial" w:hAnsi="Arial" w:eastAsia="Arial"/>
+                <w:sz w:val="18"/>
+              </w:rPr>
+            </w:r>
+            <w:r>
+              <w:rPr>
+                <w:rFonts w:ascii="Arial" w:hAnsi="Arial" w:eastAsia="Arial"/>
+                <w:sz w:val="18"/>
+              </w:rPr>
+              <w:t>Yes</w:t>
+            </w:r>
+          </w:p>
+        </w:tc>
+        <w:tc>
+          <w:tcPr>
+            <w:tcW w:type="dxa" w:w="2520"/>
+            <w:vAlign w:val="center"/>
+          </w:tcPr>
+          <w:p>
+            <w:pPr>
+              <w:keepLines/>
+              <w:spacing w:after="0"/>
+            </w:pPr>
+            <w:r>
+              <w:rPr>
+                <w:rFonts w:ascii="Arial" w:hAnsi="Arial" w:eastAsia="Arial"/>
+                <w:sz w:val="18"/>
+              </w:rPr>
+            </w:r>
+            <w:r>
+              <w:rPr>
+                <w:rFonts w:ascii="Arial" w:hAnsi="Arial" w:eastAsia="Arial"/>
                 <w:sz w:val="18"/>
               </w:rPr>
               <w:t>UTF-8; use value domain described by endpoint purpose</w:t>
@@ -6416,7 +7351,7 @@
         <w:keepNext w:val="0"/>
       </w:pPr>
       <w:r>
-        <w:t>ตัวอย่าง positive-path จาก section 08; Section 02 ใช้กรณียอดรวมมากกว่า 100,000 บาท</w:t>
+        <w:t>ตัวอย่าง positive-path จาก section 08; Section 02 ส่งต่อ AVP (03) เมื่อยอดรวม 50,001-300,000 บาท และจบที่ GM เมื่อ &lt;= 50,000 บาท (SDD GI)</w:t>
       </w:r>
     </w:p>
     <w:tbl>
@@ -6620,11 +7555,15 @@
               <w:keepLines/>
               <w:spacing w:after="0"/>
             </w:pPr>
-            <w:r/>
-            <w:r>
-              <w:rPr>
-                <w:rFonts w:ascii="Arial" w:hAnsi="Arial" w:eastAsia="Arial"/>
-                <w:b w:val="0"/>
+            <w:r>
+              <w:rPr>
+                <w:rFonts w:ascii="Arial" w:hAnsi="Arial" w:eastAsia="Arial"/>
+                <w:sz w:val="18"/>
+              </w:rPr>
+            </w:r>
+            <w:r>
+              <w:rPr>
+                <w:rFonts w:ascii="Arial" w:hAnsi="Arial" w:eastAsia="Arial"/>
                 <w:sz w:val="18"/>
               </w:rPr>
               <w:t>result</w:t>
@@ -6641,11 +7580,15 @@
               <w:keepLines/>
               <w:spacing w:after="0"/>
             </w:pPr>
-            <w:r/>
-            <w:r>
-              <w:rPr>
-                <w:rFonts w:ascii="Arial" w:hAnsi="Arial" w:eastAsia="Arial"/>
-                <w:b w:val="0"/>
+            <w:r>
+              <w:rPr>
+                <w:rFonts w:ascii="Arial" w:hAnsi="Arial" w:eastAsia="Arial"/>
+                <w:sz w:val="18"/>
+              </w:rPr>
+            </w:r>
+            <w:r>
+              <w:rPr>
+                <w:rFonts w:ascii="Arial" w:hAnsi="Arial" w:eastAsia="Arial"/>
                 <w:sz w:val="18"/>
               </w:rPr>
               <w:t>string</w:t>
@@ -6662,11 +7605,15 @@
               <w:keepLines/>
               <w:spacing w:after="0"/>
             </w:pPr>
-            <w:r/>
-            <w:r>
-              <w:rPr>
-                <w:rFonts w:ascii="Arial" w:hAnsi="Arial" w:eastAsia="Arial"/>
-                <w:b w:val="0"/>
+            <w:r>
+              <w:rPr>
+                <w:rFonts w:ascii="Arial" w:hAnsi="Arial" w:eastAsia="Arial"/>
+                <w:sz w:val="18"/>
+              </w:rPr>
+            </w:r>
+            <w:r>
+              <w:rPr>
+                <w:rFonts w:ascii="Arial" w:hAnsi="Arial" w:eastAsia="Arial"/>
                 <w:sz w:val="18"/>
               </w:rPr>
               <w:t>Yes</w:t>
@@ -6683,11 +7630,15 @@
               <w:keepLines/>
               <w:spacing w:after="0"/>
             </w:pPr>
-            <w:r/>
-            <w:r>
-              <w:rPr>
-                <w:rFonts w:ascii="Arial" w:hAnsi="Arial" w:eastAsia="Arial"/>
-                <w:b w:val="0"/>
+            <w:r>
+              <w:rPr>
+                <w:rFonts w:ascii="Arial" w:hAnsi="Arial" w:eastAsia="Arial"/>
+                <w:sz w:val="18"/>
+              </w:rPr>
+            </w:r>
+            <w:r>
+              <w:rPr>
+                <w:rFonts w:ascii="Arial" w:hAnsi="Arial" w:eastAsia="Arial"/>
                 <w:sz w:val="18"/>
               </w:rPr>
               <w:t>UTF-8; use value domain described by endpoint purpose</w:t>
@@ -6709,11 +7660,15 @@
               <w:keepLines/>
               <w:spacing w:after="0"/>
             </w:pPr>
-            <w:r/>
-            <w:r>
-              <w:rPr>
-                <w:rFonts w:ascii="Arial" w:hAnsi="Arial" w:eastAsia="Arial"/>
-                <w:b w:val="0"/>
+            <w:r>
+              <w:rPr>
+                <w:rFonts w:ascii="Arial" w:hAnsi="Arial" w:eastAsia="Arial"/>
+                <w:sz w:val="18"/>
+              </w:rPr>
+            </w:r>
+            <w:r>
+              <w:rPr>
+                <w:rFonts w:ascii="Arial" w:hAnsi="Arial" w:eastAsia="Arial"/>
                 <w:sz w:val="18"/>
               </w:rPr>
               <w:t>comment</w:t>
@@ -6730,11 +7685,15 @@
               <w:keepLines/>
               <w:spacing w:after="0"/>
             </w:pPr>
-            <w:r/>
-            <w:r>
-              <w:rPr>
-                <w:rFonts w:ascii="Arial" w:hAnsi="Arial" w:eastAsia="Arial"/>
-                <w:b w:val="0"/>
+            <w:r>
+              <w:rPr>
+                <w:rFonts w:ascii="Arial" w:hAnsi="Arial" w:eastAsia="Arial"/>
+                <w:sz w:val="18"/>
+              </w:rPr>
+            </w:r>
+            <w:r>
+              <w:rPr>
+                <w:rFonts w:ascii="Arial" w:hAnsi="Arial" w:eastAsia="Arial"/>
                 <w:sz w:val="18"/>
               </w:rPr>
               <w:t>string</w:t>
@@ -6751,11 +7710,15 @@
               <w:keepLines/>
               <w:spacing w:after="0"/>
             </w:pPr>
-            <w:r/>
-            <w:r>
-              <w:rPr>
-                <w:rFonts w:ascii="Arial" w:hAnsi="Arial" w:eastAsia="Arial"/>
-                <w:b w:val="0"/>
+            <w:r>
+              <w:rPr>
+                <w:rFonts w:ascii="Arial" w:hAnsi="Arial" w:eastAsia="Arial"/>
+                <w:sz w:val="18"/>
+              </w:rPr>
+            </w:r>
+            <w:r>
+              <w:rPr>
+                <w:rFonts w:ascii="Arial" w:hAnsi="Arial" w:eastAsia="Arial"/>
                 <w:sz w:val="18"/>
               </w:rPr>
               <w:t>Yes</w:t>
@@ -6772,11 +7735,15 @@
               <w:keepLines/>
               <w:spacing w:after="0"/>
             </w:pPr>
-            <w:r/>
-            <w:r>
-              <w:rPr>
-                <w:rFonts w:ascii="Arial" w:hAnsi="Arial" w:eastAsia="Arial"/>
-                <w:b w:val="0"/>
+            <w:r>
+              <w:rPr>
+                <w:rFonts w:ascii="Arial" w:hAnsi="Arial" w:eastAsia="Arial"/>
+                <w:sz w:val="18"/>
+              </w:rPr>
+            </w:r>
+            <w:r>
+              <w:rPr>
+                <w:rFonts w:ascii="Arial" w:hAnsi="Arial" w:eastAsia="Arial"/>
                 <w:sz w:val="18"/>
               </w:rPr>
               <w:t>trimmed UTF-8 Thai text; required by operation/business rule</w:t>
@@ -6989,11 +7956,15 @@
               <w:keepLines/>
               <w:spacing w:after="0"/>
             </w:pPr>
-            <w:r/>
-            <w:r>
-              <w:rPr>
-                <w:rFonts w:ascii="Arial" w:hAnsi="Arial" w:eastAsia="Arial"/>
-                <w:b w:val="0"/>
+            <w:r>
+              <w:rPr>
+                <w:rFonts w:ascii="Arial" w:hAnsi="Arial" w:eastAsia="Arial"/>
+                <w:sz w:val="18"/>
+              </w:rPr>
+            </w:r>
+            <w:r>
+              <w:rPr>
+                <w:rFonts w:ascii="Arial" w:hAnsi="Arial" w:eastAsia="Arial"/>
                 <w:sz w:val="18"/>
               </w:rPr>
               <w:t>statusCode</w:t>
@@ -7010,11 +7981,15 @@
               <w:keepLines/>
               <w:spacing w:after="0"/>
             </w:pPr>
-            <w:r/>
-            <w:r>
-              <w:rPr>
-                <w:rFonts w:ascii="Arial" w:hAnsi="Arial" w:eastAsia="Arial"/>
-                <w:b w:val="0"/>
+            <w:r>
+              <w:rPr>
+                <w:rFonts w:ascii="Arial" w:hAnsi="Arial" w:eastAsia="Arial"/>
+                <w:sz w:val="18"/>
+              </w:rPr>
+            </w:r>
+            <w:r>
+              <w:rPr>
+                <w:rFonts w:ascii="Arial" w:hAnsi="Arial" w:eastAsia="Arial"/>
                 <w:sz w:val="18"/>
               </w:rPr>
               <w:t>string</w:t>
@@ -7031,11 +8006,15 @@
               <w:keepLines/>
               <w:spacing w:after="0"/>
             </w:pPr>
-            <w:r/>
-            <w:r>
-              <w:rPr>
-                <w:rFonts w:ascii="Arial" w:hAnsi="Arial" w:eastAsia="Arial"/>
-                <w:b w:val="0"/>
+            <w:r>
+              <w:rPr>
+                <w:rFonts w:ascii="Arial" w:hAnsi="Arial" w:eastAsia="Arial"/>
+                <w:sz w:val="18"/>
+              </w:rPr>
+            </w:r>
+            <w:r>
+              <w:rPr>
+                <w:rFonts w:ascii="Arial" w:hAnsi="Arial" w:eastAsia="Arial"/>
                 <w:sz w:val="18"/>
               </w:rPr>
               <w:t>Yes</w:t>
@@ -7052,11 +8031,15 @@
               <w:keepLines/>
               <w:spacing w:after="0"/>
             </w:pPr>
-            <w:r/>
-            <w:r>
-              <w:rPr>
-                <w:rFonts w:ascii="Arial" w:hAnsi="Arial" w:eastAsia="Arial"/>
-                <w:b w:val="0"/>
+            <w:r>
+              <w:rPr>
+                <w:rFonts w:ascii="Arial" w:hAnsi="Arial" w:eastAsia="Arial"/>
+                <w:sz w:val="18"/>
+              </w:rPr>
+            </w:r>
+            <w:r>
+              <w:rPr>
+                <w:rFonts w:ascii="Arial" w:hAnsi="Arial" w:eastAsia="Arial"/>
                 <w:sz w:val="18"/>
               </w:rPr>
               <w:t>canonical code; do not replace with display label</w:t>
@@ -7078,11 +8061,15 @@
               <w:keepLines/>
               <w:spacing w:after="0"/>
             </w:pPr>
-            <w:r/>
-            <w:r>
-              <w:rPr>
-                <w:rFonts w:ascii="Arial" w:hAnsi="Arial" w:eastAsia="Arial"/>
-                <w:b w:val="0"/>
+            <w:r>
+              <w:rPr>
+                <w:rFonts w:ascii="Arial" w:hAnsi="Arial" w:eastAsia="Arial"/>
+                <w:sz w:val="18"/>
+              </w:rPr>
+            </w:r>
+            <w:r>
+              <w:rPr>
+                <w:rFonts w:ascii="Arial" w:hAnsi="Arial" w:eastAsia="Arial"/>
                 <w:sz w:val="18"/>
               </w:rPr>
               <w:t>nextSection</w:t>
@@ -7099,11 +8086,15 @@
               <w:keepLines/>
               <w:spacing w:after="0"/>
             </w:pPr>
-            <w:r/>
-            <w:r>
-              <w:rPr>
-                <w:rFonts w:ascii="Arial" w:hAnsi="Arial" w:eastAsia="Arial"/>
-                <w:b w:val="0"/>
+            <w:r>
+              <w:rPr>
+                <w:rFonts w:ascii="Arial" w:hAnsi="Arial" w:eastAsia="Arial"/>
+                <w:sz w:val="18"/>
+              </w:rPr>
+            </w:r>
+            <w:r>
+              <w:rPr>
+                <w:rFonts w:ascii="Arial" w:hAnsi="Arial" w:eastAsia="Arial"/>
                 <w:sz w:val="18"/>
               </w:rPr>
               <w:t>string</w:t>
@@ -7120,11 +8111,15 @@
               <w:keepLines/>
               <w:spacing w:after="0"/>
             </w:pPr>
-            <w:r/>
-            <w:r>
-              <w:rPr>
-                <w:rFonts w:ascii="Arial" w:hAnsi="Arial" w:eastAsia="Arial"/>
-                <w:b w:val="0"/>
+            <w:r>
+              <w:rPr>
+                <w:rFonts w:ascii="Arial" w:hAnsi="Arial" w:eastAsia="Arial"/>
+                <w:sz w:val="18"/>
+              </w:rPr>
+            </w:r>
+            <w:r>
+              <w:rPr>
+                <w:rFonts w:ascii="Arial" w:hAnsi="Arial" w:eastAsia="Arial"/>
                 <w:sz w:val="18"/>
               </w:rPr>
               <w:t>Yes</w:t>
@@ -7141,11 +8136,15 @@
               <w:keepLines/>
               <w:spacing w:after="0"/>
             </w:pPr>
-            <w:r/>
-            <w:r>
-              <w:rPr>
-                <w:rFonts w:ascii="Arial" w:hAnsi="Arial" w:eastAsia="Arial"/>
-                <w:b w:val="0"/>
+            <w:r>
+              <w:rPr>
+                <w:rFonts w:ascii="Arial" w:hAnsi="Arial" w:eastAsia="Arial"/>
+                <w:sz w:val="18"/>
+              </w:rPr>
+            </w:r>
+            <w:r>
+              <w:rPr>
+                <w:rFonts w:ascii="Arial" w:hAnsi="Arial" w:eastAsia="Arial"/>
                 <w:sz w:val="18"/>
               </w:rPr>
               <w:t>canonical code; do not replace with display label</w:t>
@@ -7167,11 +8166,15 @@
               <w:keepLines/>
               <w:spacing w:after="0"/>
             </w:pPr>
-            <w:r/>
-            <w:r>
-              <w:rPr>
-                <w:rFonts w:ascii="Arial" w:hAnsi="Arial" w:eastAsia="Arial"/>
-                <w:b w:val="0"/>
+            <w:r>
+              <w:rPr>
+                <w:rFonts w:ascii="Arial" w:hAnsi="Arial" w:eastAsia="Arial"/>
+                <w:sz w:val="18"/>
+              </w:rPr>
+            </w:r>
+            <w:r>
+              <w:rPr>
+                <w:rFonts w:ascii="Arial" w:hAnsi="Arial" w:eastAsia="Arial"/>
                 <w:sz w:val="18"/>
               </w:rPr>
               <w:t>message</w:t>
@@ -7188,11 +8191,15 @@
               <w:keepLines/>
               <w:spacing w:after="0"/>
             </w:pPr>
-            <w:r/>
-            <w:r>
-              <w:rPr>
-                <w:rFonts w:ascii="Arial" w:hAnsi="Arial" w:eastAsia="Arial"/>
-                <w:b w:val="0"/>
+            <w:r>
+              <w:rPr>
+                <w:rFonts w:ascii="Arial" w:hAnsi="Arial" w:eastAsia="Arial"/>
+                <w:sz w:val="18"/>
+              </w:rPr>
+            </w:r>
+            <w:r>
+              <w:rPr>
+                <w:rFonts w:ascii="Arial" w:hAnsi="Arial" w:eastAsia="Arial"/>
                 <w:sz w:val="18"/>
               </w:rPr>
               <w:t>string</w:t>
@@ -7209,11 +8216,15 @@
               <w:keepLines/>
               <w:spacing w:after="0"/>
             </w:pPr>
-            <w:r/>
-            <w:r>
-              <w:rPr>
-                <w:rFonts w:ascii="Arial" w:hAnsi="Arial" w:eastAsia="Arial"/>
-                <w:b w:val="0"/>
+            <w:r>
+              <w:rPr>
+                <w:rFonts w:ascii="Arial" w:hAnsi="Arial" w:eastAsia="Arial"/>
+                <w:sz w:val="18"/>
+              </w:rPr>
+            </w:r>
+            <w:r>
+              <w:rPr>
+                <w:rFonts w:ascii="Arial" w:hAnsi="Arial" w:eastAsia="Arial"/>
                 <w:sz w:val="18"/>
               </w:rPr>
               <w:t>Yes</w:t>
@@ -7230,11 +8241,15 @@
               <w:keepLines/>
               <w:spacing w:after="0"/>
             </w:pPr>
-            <w:r/>
-            <w:r>
-              <w:rPr>
-                <w:rFonts w:ascii="Arial" w:hAnsi="Arial" w:eastAsia="Arial"/>
-                <w:b w:val="0"/>
+            <w:r>
+              <w:rPr>
+                <w:rFonts w:ascii="Arial" w:hAnsi="Arial" w:eastAsia="Arial"/>
+                <w:sz w:val="18"/>
+              </w:rPr>
+            </w:r>
+            <w:r>
+              <w:rPr>
+                <w:rFonts w:ascii="Arial" w:hAnsi="Arial" w:eastAsia="Arial"/>
                 <w:sz w:val="18"/>
               </w:rPr>
               <w:t>UTF-8; use value domain described by endpoint purpose</w:t>
@@ -7244,6 +8259,1425 @@
       </w:tr>
     </w:tbl>
     <w:p/>
+    <w:p>
+      <w:pPr>
+        <w:pStyle w:val="Heading1"/>
+        <w:keepNext/>
+        <w:keepLines/>
+        <w:pageBreakBefore w:val="0"/>
+      </w:pPr>
+      <w:r>
+        <w:t>8. Skeleton Code (โครงโค้ดตั้งต้นของหน้าจอนี้)</w:t>
+      </w:r>
+    </w:p>
+    <w:p>
+      <w:pPr>
+        <w:keepNext w:val="0"/>
+      </w:pPr>
+      <w:r>
+        <w:t xml:space="preserve">โค้ดชุดนี้อิง convention ของ portal เดิม </w:t>
+      </w:r>
+      <w:r>
+        <w:rPr>
+          <w:rFonts w:ascii="Courier New" w:hAnsi="Courier New"/>
+        </w:rPr>
+        <w:t>srm-sps-spsap-web-frontend</w:t>
+      </w:r>
+      <w:r>
+        <w:t xml:space="preserve"> (build target </w:t>
+      </w:r>
+      <w:r>
+        <w:rPr>
+          <w:rFonts w:ascii="Courier New" w:hAnsi="Courier New"/>
+        </w:rPr>
+        <w:t>sbpm</w:t>
+      </w:r>
+      <w:r>
+        <w:t xml:space="preserve">): Next.js App Router + </w:t>
+      </w:r>
+      <w:r>
+        <w:rPr>
+          <w:rFonts w:ascii="Courier New" w:hAnsi="Courier New"/>
+        </w:rPr>
+        <w:t>'use client'</w:t>
+      </w:r>
+      <w:r>
+        <w:t xml:space="preserve">, PrimeReact ที่ห่อไว้แล้วใน </w:t>
+      </w:r>
+      <w:r>
+        <w:rPr>
+          <w:rFonts w:ascii="Courier New" w:hAnsi="Courier New"/>
+        </w:rPr>
+        <w:t>@/components/Form</w:t>
+      </w:r>
+      <w:r>
+        <w:t xml:space="preserve"> และ </w:t>
+      </w:r>
+      <w:r>
+        <w:rPr>
+          <w:rFonts w:ascii="Courier New" w:hAnsi="Courier New"/>
+        </w:rPr>
+        <w:t>@/components/Table</w:t>
+      </w:r>
+      <w:r>
+        <w:t xml:space="preserve">, react-hook-form + yup, Zustand </w:t>
+      </w:r>
+      <w:r>
+        <w:rPr>
+          <w:rFonts w:ascii="Courier New" w:hAnsi="Courier New"/>
+        </w:rPr>
+        <w:t>permissionStore</w:t>
+      </w:r>
+      <w:r>
+        <w:t xml:space="preserve">, axios instance กลาง </w:t>
+      </w:r>
+      <w:r>
+        <w:rPr>
+          <w:rFonts w:ascii="Courier New" w:hAnsi="Courier New"/>
+        </w:rPr>
+        <w:t>@/lib/apiClient</w:t>
+      </w:r>
+      <w:r>
+        <w:t xml:space="preserve"> และ react-query 5 — </w:t>
+      </w:r>
+      <w:r>
+        <w:rPr>
+          <w:b/>
+        </w:rPr>
+        <w:t>โปรเจกต์ไม่มี chart library</w:t>
+      </w:r>
+      <w:r>
+        <w:t xml:space="preserve"> จึงไม่มีโค้ดกราฟในเอกสารนี้ คัดลอกไปตั้งต้นได้ทันที แล้วเติมจุดที่กำกับ </w:t>
+      </w:r>
+      <w:r>
+        <w:rPr>
+          <w:rFonts w:ascii="Courier New" w:hAnsi="Courier New"/>
+        </w:rPr>
+        <w:t>TODO:</w:t>
+      </w:r>
+    </w:p>
+    <w:p>
+      <w:pPr>
+        <w:pStyle w:val="Heading3"/>
+        <w:keepNext/>
+        <w:keepLines/>
+        <w:pageBreakBefore w:val="0"/>
+      </w:pPr>
+      <w:r>
+        <w:t>8.1 ผังไฟล์ที่ต้องสร้าง</w:t>
+      </w:r>
+    </w:p>
+    <w:p>
+      <w:pPr>
+        <w:keepNext w:val="0"/>
+      </w:pPr>
+      <w:r>
+        <w:t>โครงไฟล์อิง portal เดิม (</w:t>
+      </w:r>
+      <w:r>
+        <w:rPr>
+          <w:rFonts w:ascii="Courier New" w:hAnsi="Courier New"/>
+        </w:rPr>
+        <w:t>srm-sps-spsap-web-frontend</w:t>
+      </w:r>
+      <w:r>
+        <w:t xml:space="preserve">, target </w:t>
+      </w:r>
+      <w:r>
+        <w:rPr>
+          <w:rFonts w:ascii="Courier New" w:hAnsi="Courier New"/>
+        </w:rPr>
+        <w:t>sbpm</w:t>
+      </w:r>
+      <w:r>
+        <w:t xml:space="preserve">) — โมดูล SBPGI อยู่ใต้ </w:t>
+      </w:r>
+      <w:r>
+        <w:rPr>
+          <w:rFonts w:ascii="Courier New" w:hAnsi="Courier New"/>
+        </w:rPr>
+        <w:t>src/app/(main)/sbpgi/*</w:t>
+      </w:r>
+      <w:r>
+        <w:t xml:space="preserve"> และ import ผ่าน alias </w:t>
+      </w:r>
+      <w:r>
+        <w:rPr>
+          <w:rFonts w:ascii="Courier New" w:hAnsi="Courier New"/>
+        </w:rPr>
+        <w:t>@/*</w:t>
+      </w:r>
+      <w:r>
+        <w:t xml:space="preserve"> ทุกจุด</w:t>
+      </w:r>
+    </w:p>
+    <w:tbl>
+      <w:tblPr>
+        <w:tblStyle w:val="TableGrid"/>
+        <w:tblW w:type="auto" w:w="0"/>
+        <w:jc w:val="center"/>
+        <w:tblLook w:firstColumn="1" w:firstRow="1" w:lastColumn="0" w:lastRow="0" w:noHBand="0" w:noVBand="1" w:val="04A0"/>
+      </w:tblPr>
+      <w:tblGrid>
+        <w:gridCol w:w="5040"/>
+        <w:gridCol w:w="5040"/>
+      </w:tblGrid>
+      <w:tr>
+        <w:trPr>
+          <w:cantSplit/>
+        </w:trPr>
+        <w:tc>
+          <w:tcPr>
+            <w:tcW w:type="dxa" w:w="5040"/>
+            <w:vAlign w:val="center"/>
+            <w:shd w:fill="E8EEF5"/>
+          </w:tcPr>
+          <w:p>
+            <w:pPr>
+              <w:keepLines/>
+              <w:spacing w:after="0"/>
+            </w:pPr>
+            <w:r/>
+            <w:r>
+              <w:rPr>
+                <w:rFonts w:ascii="Arial" w:hAnsi="Arial" w:eastAsia="Arial"/>
+                <w:b/>
+                <w:sz w:val="18"/>
+              </w:rPr>
+              <w:t>Path ไฟล์</w:t>
+            </w:r>
+          </w:p>
+        </w:tc>
+        <w:tc>
+          <w:tcPr>
+            <w:tcW w:type="dxa" w:w="5040"/>
+            <w:vAlign w:val="center"/>
+            <w:shd w:fill="E8EEF5"/>
+          </w:tcPr>
+          <w:p>
+            <w:pPr>
+              <w:keepLines/>
+              <w:spacing w:after="0"/>
+            </w:pPr>
+            <w:r/>
+            <w:r>
+              <w:rPr>
+                <w:rFonts w:ascii="Arial" w:hAnsi="Arial" w:eastAsia="Arial"/>
+                <w:b/>
+                <w:sz w:val="18"/>
+              </w:rPr>
+              <w:t>หน้าที่</w:t>
+            </w:r>
+          </w:p>
+        </w:tc>
+      </w:tr>
+      <w:tr>
+        <w:trPr>
+          <w:cantSplit/>
+        </w:trPr>
+        <w:tc>
+          <w:tcPr>
+            <w:tcW w:type="dxa" w:w="5040"/>
+            <w:vAlign w:val="center"/>
+          </w:tcPr>
+          <w:p>
+            <w:pPr>
+              <w:keepLines/>
+              <w:spacing w:after="0"/>
+            </w:pPr>
+            <w:r>
+              <w:rPr>
+                <w:rFonts w:ascii="Arial" w:hAnsi="Arial" w:eastAsia="Arial"/>
+                <w:sz w:val="18"/>
+              </w:rPr>
+            </w:r>
+            <w:r>
+              <w:rPr>
+                <w:rFonts w:ascii="Arial" w:hAnsi="Arial" w:eastAsia="Arial"/>
+                <w:sz w:val="18"/>
+              </w:rPr>
+              <w:t>src/app/(main)/sbpgi/documents/[docNo]/page.tsx</w:t>
+            </w:r>
+          </w:p>
+        </w:tc>
+        <w:tc>
+          <w:tcPr>
+            <w:tcW w:type="dxa" w:w="5040"/>
+            <w:vAlign w:val="center"/>
+          </w:tcPr>
+          <w:p>
+            <w:pPr>
+              <w:keepLines/>
+              <w:spacing w:after="0"/>
+            </w:pPr>
+            <w:r>
+              <w:rPr>
+                <w:rFonts w:ascii="Arial" w:hAnsi="Arial" w:eastAsia="Arial"/>
+                <w:sz w:val="18"/>
+              </w:rPr>
+            </w:r>
+            <w:r>
+              <w:rPr>
+                <w:rFonts w:ascii="Arial" w:hAnsi="Arial" w:eastAsia="Arial"/>
+                <w:sz w:val="18"/>
+              </w:rPr>
+              <w:t>route page — ใช้ร่วมกับหน้า detail — view ของ workflow section 08</w:t>
+            </w:r>
+          </w:p>
+        </w:tc>
+      </w:tr>
+      <w:tr>
+        <w:trPr>
+          <w:cantSplit/>
+        </w:trPr>
+        <w:tc>
+          <w:tcPr>
+            <w:tcW w:type="dxa" w:w="5040"/>
+            <w:vAlign w:val="center"/>
+          </w:tcPr>
+          <w:p>
+            <w:pPr>
+              <w:keepLines/>
+              <w:spacing w:after="0"/>
+            </w:pPr>
+            <w:r>
+              <w:rPr>
+                <w:rFonts w:ascii="Arial" w:hAnsi="Arial" w:eastAsia="Arial"/>
+                <w:sz w:val="18"/>
+              </w:rPr>
+            </w:r>
+            <w:r>
+              <w:rPr>
+                <w:rFonts w:ascii="Arial" w:hAnsi="Arial" w:eastAsia="Arial"/>
+                <w:sz w:val="18"/>
+              </w:rPr>
+              <w:t>src/components/sbpgi/document-detail/RoleView08.tsx</w:t>
+            </w:r>
+          </w:p>
+        </w:tc>
+        <w:tc>
+          <w:tcPr>
+            <w:tcW w:type="dxa" w:w="5040"/>
+            <w:vAlign w:val="center"/>
+          </w:tcPr>
+          <w:p>
+            <w:pPr>
+              <w:keepLines/>
+              <w:spacing w:after="0"/>
+            </w:pPr>
+            <w:r>
+              <w:rPr>
+                <w:rFonts w:ascii="Arial" w:hAnsi="Arial" w:eastAsia="Arial"/>
+                <w:sz w:val="18"/>
+              </w:rPr>
+            </w:r>
+            <w:r>
+              <w:rPr>
+                <w:rFonts w:ascii="Arial" w:hAnsi="Arial" w:eastAsia="Arial"/>
+                <w:sz w:val="18"/>
+              </w:rPr>
+              <w:t>component — view เฉพาะ workflow section 08 (อ่าน visibleSections/editableSections จาก API)</w:t>
+            </w:r>
+          </w:p>
+        </w:tc>
+      </w:tr>
+      <w:tr>
+        <w:trPr>
+          <w:cantSplit/>
+        </w:trPr>
+        <w:tc>
+          <w:tcPr>
+            <w:tcW w:type="dxa" w:w="5040"/>
+            <w:vAlign w:val="center"/>
+          </w:tcPr>
+          <w:p>
+            <w:pPr>
+              <w:keepLines/>
+              <w:spacing w:after="0"/>
+            </w:pPr>
+            <w:r>
+              <w:rPr>
+                <w:rFonts w:ascii="Arial" w:hAnsi="Arial" w:eastAsia="Arial"/>
+                <w:sz w:val="18"/>
+              </w:rPr>
+            </w:r>
+            <w:r>
+              <w:rPr>
+                <w:rFonts w:ascii="Arial" w:hAnsi="Arial" w:eastAsia="Arial"/>
+                <w:sz w:val="18"/>
+              </w:rPr>
+              <w:t>src/components/sbpgi/document-detail/ActionForm08.tsx</w:t>
+            </w:r>
+          </w:p>
+        </w:tc>
+        <w:tc>
+          <w:tcPr>
+            <w:tcW w:type="dxa" w:w="5040"/>
+            <w:vAlign w:val="center"/>
+          </w:tcPr>
+          <w:p>
+            <w:pPr>
+              <w:keepLines/>
+              <w:spacing w:after="0"/>
+            </w:pPr>
+            <w:r>
+              <w:rPr>
+                <w:rFonts w:ascii="Arial" w:hAnsi="Arial" w:eastAsia="Arial"/>
+                <w:sz w:val="18"/>
+              </w:rPr>
+            </w:r>
+            <w:r>
+              <w:rPr>
+                <w:rFonts w:ascii="Arial" w:hAnsi="Arial" w:eastAsia="Arial"/>
+                <w:sz w:val="18"/>
+              </w:rPr>
+              <w:t>component — ฟอร์มผลการพิจารณา (result + comment) ของ section นี้</w:t>
+            </w:r>
+          </w:p>
+        </w:tc>
+      </w:tr>
+      <w:tr>
+        <w:trPr>
+          <w:cantSplit/>
+        </w:trPr>
+        <w:tc>
+          <w:tcPr>
+            <w:tcW w:type="dxa" w:w="5040"/>
+            <w:vAlign w:val="center"/>
+          </w:tcPr>
+          <w:p>
+            <w:pPr>
+              <w:keepLines/>
+              <w:spacing w:after="0"/>
+            </w:pPr>
+            <w:r>
+              <w:rPr>
+                <w:rFonts w:ascii="Arial" w:hAnsi="Arial" w:eastAsia="Arial"/>
+                <w:sz w:val="18"/>
+              </w:rPr>
+            </w:r>
+            <w:r>
+              <w:rPr>
+                <w:rFonts w:ascii="Arial" w:hAnsi="Arial" w:eastAsia="Arial"/>
+                <w:sz w:val="18"/>
+              </w:rPr>
+              <w:t>src/components/sbpgi/document-detail/DocumentSection.tsx</w:t>
+            </w:r>
+          </w:p>
+        </w:tc>
+        <w:tc>
+          <w:tcPr>
+            <w:tcW w:type="dxa" w:w="5040"/>
+            <w:vAlign w:val="center"/>
+          </w:tcPr>
+          <w:p>
+            <w:pPr>
+              <w:keepLines/>
+              <w:spacing w:after="0"/>
+            </w:pPr>
+            <w:r>
+              <w:rPr>
+                <w:rFonts w:ascii="Arial" w:hAnsi="Arial" w:eastAsia="Arial"/>
+                <w:sz w:val="18"/>
+              </w:rPr>
+            </w:r>
+            <w:r>
+              <w:rPr>
+                <w:rFonts w:ascii="Arial" w:hAnsi="Arial" w:eastAsia="Arial"/>
+                <w:sz w:val="18"/>
+              </w:rPr>
+              <w:t>component ร่วม — render 1 section ตาม sectionKey (ประกาศครั้งเดียวที่ LLDD-FE-Document-Detail.pdf)</w:t>
+            </w:r>
+          </w:p>
+        </w:tc>
+      </w:tr>
+      <w:tr>
+        <w:trPr>
+          <w:cantSplit/>
+        </w:trPr>
+        <w:tc>
+          <w:tcPr>
+            <w:tcW w:type="dxa" w:w="5040"/>
+            <w:vAlign w:val="center"/>
+          </w:tcPr>
+          <w:p>
+            <w:pPr>
+              <w:keepLines/>
+              <w:spacing w:after="0"/>
+            </w:pPr>
+            <w:r>
+              <w:rPr>
+                <w:rFonts w:ascii="Arial" w:hAnsi="Arial" w:eastAsia="Arial"/>
+                <w:sz w:val="18"/>
+              </w:rPr>
+            </w:r>
+            <w:r>
+              <w:rPr>
+                <w:rFonts w:ascii="Arial" w:hAnsi="Arial" w:eastAsia="Arial"/>
+                <w:sz w:val="18"/>
+              </w:rPr>
+              <w:t>src/components/sbpgi/document-detail/ActionPanel.tsx</w:t>
+            </w:r>
+          </w:p>
+        </w:tc>
+        <w:tc>
+          <w:tcPr>
+            <w:tcW w:type="dxa" w:w="5040"/>
+            <w:vAlign w:val="center"/>
+          </w:tcPr>
+          <w:p>
+            <w:pPr>
+              <w:keepLines/>
+              <w:spacing w:after="0"/>
+            </w:pPr>
+            <w:r>
+              <w:rPr>
+                <w:rFonts w:ascii="Arial" w:hAnsi="Arial" w:eastAsia="Arial"/>
+                <w:sz w:val="18"/>
+              </w:rPr>
+            </w:r>
+            <w:r>
+              <w:rPr>
+                <w:rFonts w:ascii="Arial" w:hAnsi="Arial" w:eastAsia="Arial"/>
+                <w:sz w:val="18"/>
+              </w:rPr>
+              <w:t>component ร่วม — กล่อง action ของหน้า detail (ประกาศครั้งเดียวที่ LLDD-FE-Document-Detail.pdf)</w:t>
+            </w:r>
+          </w:p>
+        </w:tc>
+      </w:tr>
+      <w:tr>
+        <w:trPr>
+          <w:cantSplit/>
+        </w:trPr>
+        <w:tc>
+          <w:tcPr>
+            <w:tcW w:type="dxa" w:w="5040"/>
+            <w:vAlign w:val="center"/>
+          </w:tcPr>
+          <w:p>
+            <w:pPr>
+              <w:keepLines/>
+              <w:spacing w:after="0"/>
+            </w:pPr>
+            <w:r>
+              <w:rPr>
+                <w:rFonts w:ascii="Arial" w:hAnsi="Arial" w:eastAsia="Arial"/>
+                <w:sz w:val="18"/>
+              </w:rPr>
+            </w:r>
+            <w:r>
+              <w:rPr>
+                <w:rFonts w:ascii="Arial" w:hAnsi="Arial" w:eastAsia="Arial"/>
+                <w:sz w:val="18"/>
+              </w:rPr>
+              <w:t>src/services/sbpgi/document.service.ts</w:t>
+            </w:r>
+          </w:p>
+        </w:tc>
+        <w:tc>
+          <w:tcPr>
+            <w:tcW w:type="dxa" w:w="5040"/>
+            <w:vAlign w:val="center"/>
+          </w:tcPr>
+          <w:p>
+            <w:pPr>
+              <w:keepLines/>
+              <w:spacing w:after="0"/>
+            </w:pPr>
+            <w:r>
+              <w:rPr>
+                <w:rFonts w:ascii="Arial" w:hAnsi="Arial" w:eastAsia="Arial"/>
+                <w:sz w:val="18"/>
+              </w:rPr>
+            </w:r>
+            <w:r>
+              <w:rPr>
+                <w:rFonts w:ascii="Arial" w:hAnsi="Arial" w:eastAsia="Arial"/>
+                <w:sz w:val="18"/>
+              </w:rPr>
+              <w:t>service — เรียก BFF ผ่าน apiClient (GET, POST)</w:t>
+            </w:r>
+          </w:p>
+        </w:tc>
+      </w:tr>
+      <w:tr>
+        <w:trPr>
+          <w:cantSplit/>
+        </w:trPr>
+        <w:tc>
+          <w:tcPr>
+            <w:tcW w:type="dxa" w:w="5040"/>
+            <w:vAlign w:val="center"/>
+          </w:tcPr>
+          <w:p>
+            <w:pPr>
+              <w:keepLines/>
+              <w:spacing w:after="0"/>
+            </w:pPr>
+            <w:r>
+              <w:rPr>
+                <w:rFonts w:ascii="Arial" w:hAnsi="Arial" w:eastAsia="Arial"/>
+                <w:sz w:val="18"/>
+              </w:rPr>
+            </w:r>
+            <w:r>
+              <w:rPr>
+                <w:rFonts w:ascii="Arial" w:hAnsi="Arial" w:eastAsia="Arial"/>
+                <w:sz w:val="18"/>
+              </w:rPr>
+              <w:t>src/hooks/sbpgi/document.query.ts</w:t>
+            </w:r>
+          </w:p>
+        </w:tc>
+        <w:tc>
+          <w:tcPr>
+            <w:tcW w:type="dxa" w:w="5040"/>
+            <w:vAlign w:val="center"/>
+          </w:tcPr>
+          <w:p>
+            <w:pPr>
+              <w:keepLines/>
+              <w:spacing w:after="0"/>
+            </w:pPr>
+            <w:r>
+              <w:rPr>
+                <w:rFonts w:ascii="Arial" w:hAnsi="Arial" w:eastAsia="Arial"/>
+                <w:sz w:val="18"/>
+              </w:rPr>
+            </w:r>
+            <w:r>
+              <w:rPr>
+                <w:rFonts w:ascii="Arial" w:hAnsi="Arial" w:eastAsia="Arial"/>
+                <w:sz w:val="18"/>
+              </w:rPr>
+              <w:t>hook — query key factory + useQuery/useMutation + invalidate</w:t>
+            </w:r>
+          </w:p>
+        </w:tc>
+      </w:tr>
+      <w:tr>
+        <w:trPr>
+          <w:cantSplit/>
+        </w:trPr>
+        <w:tc>
+          <w:tcPr>
+            <w:tcW w:type="dxa" w:w="5040"/>
+            <w:vAlign w:val="center"/>
+          </w:tcPr>
+          <w:p>
+            <w:pPr>
+              <w:keepLines/>
+              <w:spacing w:after="0"/>
+            </w:pPr>
+            <w:r>
+              <w:rPr>
+                <w:rFonts w:ascii="Arial" w:hAnsi="Arial" w:eastAsia="Arial"/>
+                <w:sz w:val="18"/>
+              </w:rPr>
+            </w:r>
+            <w:r>
+              <w:rPr>
+                <w:rFonts w:ascii="Arial" w:hAnsi="Arial" w:eastAsia="Arial"/>
+                <w:sz w:val="18"/>
+              </w:rPr>
+              <w:t>src/types/sbpgi/document.ts</w:t>
+            </w:r>
+          </w:p>
+        </w:tc>
+        <w:tc>
+          <w:tcPr>
+            <w:tcW w:type="dxa" w:w="5040"/>
+            <w:vAlign w:val="center"/>
+          </w:tcPr>
+          <w:p>
+            <w:pPr>
+              <w:keepLines/>
+              <w:spacing w:after="0"/>
+            </w:pPr>
+            <w:r>
+              <w:rPr>
+                <w:rFonts w:ascii="Arial" w:hAnsi="Arial" w:eastAsia="Arial"/>
+                <w:sz w:val="18"/>
+              </w:rPr>
+            </w:r>
+            <w:r>
+              <w:rPr>
+                <w:rFonts w:ascii="Arial" w:hAnsi="Arial" w:eastAsia="Arial"/>
+                <w:sz w:val="18"/>
+              </w:rPr>
+              <w:t>types — request/response ตาม API contract ของเอกสารนี้</w:t>
+            </w:r>
+          </w:p>
+        </w:tc>
+      </w:tr>
+    </w:tbl>
+    <w:p/>
+    <w:p>
+      <w:pPr>
+        <w:pStyle w:val="Heading3"/>
+        <w:keepNext/>
+        <w:keepLines/>
+        <w:pageBreakBefore w:val="0"/>
+      </w:pPr>
+      <w:r>
+        <w:t>8.2 RoleView component — view เฉพาะบทบาทของหน้า Document Detail</w:t>
+      </w:r>
+    </w:p>
+    <w:p>
+      <w:pPr>
+        <w:keepLines w:val="0"/>
+        <w:ind w:left="288"/>
+      </w:pPr>
+      <w:r>
+        <w:rPr>
+          <w:rFonts w:ascii="Courier New" w:hAnsi="Courier New"/>
+          <w:sz w:val="16"/>
+        </w:rPr>
+        <w:t>'use client';</w:t>
+        <w:br/>
+        <w:t>// RoleView08 — view ของหน้า Document Detail สำหรับ workflow section 08</w:t>
+        <w:br/>
+        <w:t>// editableSections ตาม contract: (อ่านอย่างเดียว)</w:t>
+        <w:br/>
+        <w:t>// actionOptions ที่ API ส่งให้ role นี้ (ยัง render จาก doc.actionOptions ห้าม hardcode ใน component):</w:t>
+        <w:br/>
+        <w:t>//   - คำนวณเงินชดเชยเรียบร้อย (ไม่บังคับความคิดเห็น)</w:t>
+        <w:br/>
+        <w:t>//   - ส่งกลับฝ่าย SBP DSA (ไม่บังคับความคิดเห็น)</w:t>
+        <w:br/>
+        <w:br/>
+        <w:t>import DocumentSection from '@/components/sbpgi/document-detail/DocumentSection';</w:t>
+        <w:br/>
+        <w:t>import ActionPanel from '@/components/sbpgi/document-detail/ActionPanel';</w:t>
+        <w:br/>
+        <w:t>import type { DocumentsDetailResponse } from '@/types/sbpgi/document';</w:t>
+        <w:br/>
+        <w:br/>
+        <w:t>interface Props {</w:t>
+        <w:br/>
+        <w:t xml:space="preserve">  doc: DocumentsDetailResponse;</w:t>
+        <w:br/>
+        <w:t xml:space="preserve">  onSubmitAction: (payload: { result: string; comment: string }) =&gt; void;</w:t>
+        <w:br/>
+        <w:t xml:space="preserve">  submitting?: boolean;</w:t>
+        <w:br/>
+        <w:t>}</w:t>
+        <w:br/>
+        <w:br/>
+        <w:t>export default function RoleView08({ doc, onSubmitAction, submitting }: Props) {</w:t>
+        <w:br/>
+        <w:t xml:space="preserve">  const show = (key: string) =&gt; doc.visibleSections.includes(key);</w:t>
+        <w:br/>
+        <w:t xml:space="preserve">  const editable = (key: string) =&gt; doc.editableSections.includes(key);</w:t>
+        <w:br/>
+        <w:br/>
+        <w:t xml:space="preserve">  return (</w:t>
+        <w:br/>
+        <w:t xml:space="preserve">    &lt;div className="flex flex-col gap-4"&gt;</w:t>
+        <w:br/>
+        <w:t xml:space="preserve">      {show('doc-header') &amp;&amp; &lt;DocumentSection sectionKey="doc-header" doc={doc} editable={editable('doc-header')} /&gt;}</w:t>
+        <w:br/>
+        <w:t xml:space="preserve">      {show('sec-sales') &amp;&amp; &lt;DocumentSection sectionKey="sec-sales" doc={doc} editable={editable('sec-sales')} /&gt;}</w:t>
+        <w:br/>
+        <w:t xml:space="preserve">      {show('sec-map') &amp;&amp; &lt;DocumentSection sectionKey="sec-map" doc={doc} editable={editable('sec-map')} /&gt;}</w:t>
+        <w:br/>
+        <w:t xml:space="preserve">      {show('sec-newstore') &amp;&amp; &lt;DocumentSection sectionKey="sec-newstore" doc={doc} editable={editable('sec-newstore')} /&gt;}</w:t>
+        <w:br/>
+        <w:t xml:space="preserve">      {show('sec-competitor') &amp;&amp; &lt;DocumentSection sectionKey="sec-competitor" doc={doc} editable={editable('sec-competitor')} /&gt;}</w:t>
+        <w:br/>
+        <w:t xml:space="preserve">      {show('sec-factor') &amp;&amp; &lt;DocumentSection sectionKey="sec-factor" doc={doc} editable={editable('sec-factor')} /&gt;}</w:t>
+        <w:br/>
+        <w:t xml:space="preserve">      {show('sec-attach') &amp;&amp; &lt;DocumentSection sectionKey="sec-attach" doc={doc} editable={editable('sec-attach')} /&gt;}</w:t>
+        <w:br/>
+        <w:t xml:space="preserve">      {show('sec-comp-history') &amp;&amp; &lt;DocumentSection sectionKey="sec-comp-history" doc={doc} editable={editable('sec-comp-history')} /&gt;}</w:t>
+        <w:br/>
+        <w:t xml:space="preserve">      {doc.canAction &amp;&amp; (</w:t>
+        <w:br/>
+        <w:t xml:space="preserve">        &lt;ActionPanel</w:t>
+        <w:br/>
+        <w:t xml:space="preserve">          options={doc.actionOptions}</w:t>
+        <w:br/>
+        <w:t xml:space="preserve">          onSubmit={onSubmitAction}   // TODO: บังคับกรอก comment เมื่อ option.requireComment = true</w:t>
+        <w:br/>
+        <w:t xml:space="preserve">          disabled={submitting}</w:t>
+        <w:br/>
+        <w:t xml:space="preserve">        /&gt;</w:t>
+        <w:br/>
+        <w:t xml:space="preserve">      )}</w:t>
+        <w:br/>
+        <w:t xml:space="preserve">    &lt;/div&gt;</w:t>
+        <w:br/>
+        <w:t xml:space="preserve">  );</w:t>
+        <w:br/>
+        <w:t>}</w:t>
+      </w:r>
+    </w:p>
+    <w:p>
+      <w:pPr>
+        <w:pStyle w:val="Heading3"/>
+        <w:keepNext/>
+        <w:keepLines/>
+        <w:pageBreakBefore w:val="0"/>
+      </w:pPr>
+      <w:r>
+        <w:t>8.3 service — `src/services/sbpgi/document.service.ts`</w:t>
+      </w:r>
+    </w:p>
+    <w:p>
+      <w:pPr>
+        <w:keepNext w:val="0"/>
+      </w:pPr>
+      <w:r>
+        <w:t xml:space="preserve">⚠️ </w:t>
+      </w:r>
+      <w:r>
+        <w:rPr>
+          <w:rFonts w:ascii="Courier New" w:hAnsi="Courier New"/>
+        </w:rPr>
+        <w:t>src/services/sbpgi/document.service.ts</w:t>
+      </w:r>
+      <w:r>
+        <w:t xml:space="preserve"> เป็น </w:t>
+      </w:r>
+      <w:r>
+        <w:rPr>
+          <w:b/>
+        </w:rPr>
+        <w:t>ไฟล์ร่วมของโมดูล SBPGI</w:t>
+      </w:r>
+      <w:r>
+        <w:t xml:space="preserve"> (เอกสาร FE หลายฉบับที่ใช้ domain </w:t>
+      </w:r>
+      <w:r>
+        <w:rPr>
+          <w:rFonts w:ascii="Courier New" w:hAnsi="Courier New"/>
+        </w:rPr>
+        <w:t>document</w:t>
+      </w:r>
+      <w:r>
+        <w:t xml:space="preserve"> ประกาศไฟล์นี้เหมือนกัน) — เวลา implement ให้ </w:t>
+      </w:r>
+      <w:r>
+        <w:rPr>
+          <w:b/>
+        </w:rPr>
+        <w:t>merge เพิ่ม</w:t>
+      </w:r>
+      <w:r>
+        <w:t xml:space="preserve"> เข้าไฟล์เดิม ห้ามเขียนทับทั้งไฟล์ มิฉะนั้น type/function ของเอกสารฉบับก่อนหน้าจะหายไปเงียบ ๆ</w:t>
+      </w:r>
+    </w:p>
+    <w:p>
+      <w:pPr>
+        <w:keepLines w:val="0"/>
+        <w:ind w:left="288"/>
+      </w:pPr>
+      <w:r>
+        <w:rPr>
+          <w:rFonts w:ascii="Courier New" w:hAnsi="Courier New"/>
+          <w:sz w:val="16"/>
+        </w:rPr>
+        <w:t>// src/services/sbpgi/document.service.ts</w:t>
+        <w:br/>
+        <w:t>// apiClient = axios instance กลาง (baseURL = bffUrl ซึ่งรวม /api/v1 แล้ว, withCredentials, refresh-token interceptor, global loading)</w:t>
+        <w:br/>
+        <w:t>// ห้ามสร้าง axios instance ใหม่ และห้าม set Authorization header เอง — session อยู่ใน httpOnly cookie ของ BFF</w:t>
+        <w:br/>
+        <w:br/>
+        <w:t>import apiClient from '@/lib/apiClient';</w:t>
+        <w:br/>
+        <w:t>import type { ApiResponse } from '@/types/sbpgi/common';</w:t>
+        <w:br/>
+        <w:t>import type * as T from '@/types/sbpgi/document';</w:t>
+        <w:br/>
+        <w:br/>
+        <w:t>/** GET /api/v1/documents/{docNo} — โหลด role profile P-08 สำหรับหน้า detail */</w:t>
+        <w:br/>
+        <w:t>export async function getDocumentsDetail(docNo: string): Promise&lt;T.DocumentsDetailResponse&gt; {</w:t>
+        <w:br/>
+        <w:t xml:space="preserve">  const { data } = await apiClient.get&lt;ApiResponse&lt;T.DocumentsDetailResponse&gt;&gt;(`/documents/${encodeURIComponent(docNo)}`);</w:t>
+        <w:br/>
+        <w:t xml:space="preserve">  return data.data;</w:t>
+        <w:br/>
+        <w:t>}</w:t>
+        <w:br/>
+        <w:br/>
+        <w:t>/** POST /api/v1/documents/{docNo}/actions — ตัวอย่าง positive-path จาก section 08; Section 02 ส่งต่อ AVP (03) เมื่อยอดรวม 50,001-300,000 บาท และจบที่ GM เมื่อ &lt;= 50,000 บาท (SDD GI) */</w:t>
+        <w:br/>
+        <w:t>export async function createDocumentsActions(docNo: string, body: T.CreateDocumentsActionsRequest): Promise&lt;T.CreateDocumentsActionsResponse&gt; {</w:t>
+        <w:br/>
+        <w:t xml:space="preserve">  const { data } = await apiClient.post&lt;ApiResponse&lt;T.CreateDocumentsActionsResponse&gt;&gt;(`/documents/${encodeURIComponent(docNo)}/actions`, body);</w:t>
+        <w:br/>
+        <w:t xml:space="preserve">  return data.data;</w:t>
+        <w:br/>
+        <w:t>}</w:t>
+        <w:br/>
+        <w:br/>
+        <w:t>// TODO: ยืนยันกับทีม BFF ว่า unwrap envelope { success, data } ที่ชั้นไหน (BFF หรือ FE)</w:t>
+      </w:r>
+    </w:p>
+    <w:p>
+      <w:pPr>
+        <w:pStyle w:val="Heading3"/>
+        <w:keepNext/>
+        <w:keepLines/>
+        <w:pageBreakBefore w:val="0"/>
+      </w:pPr>
+      <w:r>
+        <w:t>8.4 types — `src/types/sbpgi/document.ts`</w:t>
+      </w:r>
+    </w:p>
+    <w:p>
+      <w:pPr>
+        <w:keepNext w:val="0"/>
+      </w:pPr>
+      <w:r>
+        <w:t xml:space="preserve">⚠️ </w:t>
+      </w:r>
+      <w:r>
+        <w:rPr>
+          <w:rFonts w:ascii="Courier New" w:hAnsi="Courier New"/>
+        </w:rPr>
+        <w:t>src/types/sbpgi/document.ts</w:t>
+      </w:r>
+      <w:r>
+        <w:t xml:space="preserve"> เป็น </w:t>
+      </w:r>
+      <w:r>
+        <w:rPr>
+          <w:b/>
+        </w:rPr>
+        <w:t>ไฟล์ร่วมของโมดูล SBPGI</w:t>
+      </w:r>
+      <w:r>
+        <w:t xml:space="preserve"> (เอกสาร FE หลายฉบับที่ใช้ domain </w:t>
+      </w:r>
+      <w:r>
+        <w:rPr>
+          <w:rFonts w:ascii="Courier New" w:hAnsi="Courier New"/>
+        </w:rPr>
+        <w:t>document</w:t>
+      </w:r>
+      <w:r>
+        <w:t xml:space="preserve"> ประกาศไฟล์นี้เหมือนกัน) — เวลา implement ให้ </w:t>
+      </w:r>
+      <w:r>
+        <w:rPr>
+          <w:b/>
+        </w:rPr>
+        <w:t>merge เพิ่ม</w:t>
+      </w:r>
+      <w:r>
+        <w:t xml:space="preserve"> เข้าไฟล์เดิม ห้ามเขียนทับทั้งไฟล์ มิฉะนั้น type/function ของเอกสารฉบับก่อนหน้าจะหายไปเงียบ ๆ</w:t>
+      </w:r>
+    </w:p>
+    <w:p>
+      <w:pPr>
+        <w:keepLines w:val="0"/>
+        <w:ind w:left="288"/>
+      </w:pPr>
+      <w:r>
+        <w:rPr>
+          <w:rFonts w:ascii="Courier New" w:hAnsi="Courier New"/>
+          <w:sz w:val="16"/>
+        </w:rPr>
+        <w:t>// src/types/sbpgi/document.ts — ตรงกับตาราง API ในเอกสารนี้</w:t>
+        <w:br/>
+        <w:t>// วันที่/เดือนใน payload เป็น ค.ศ. (ISO) เสมอ — แปลงเป็น พ.ศ. เฉพาะตอน display</w:t>
+        <w:br/>
+        <w:br/>
+        <w:t>/** GET /api/v1/documents/{docNo} — response */</w:t>
+        <w:br/>
+        <w:t>export interface DocumentsDetailResponse {</w:t>
+        <w:br/>
+        <w:t xml:space="preserve">  docNo: string;</w:t>
+        <w:br/>
+        <w:t xml:space="preserve">  statusCode: string;</w:t>
+        <w:br/>
+        <w:t xml:space="preserve">  viewerRbacRoleCode: string;</w:t>
+        <w:br/>
+        <w:t xml:space="preserve">  roleProfileCode: string;</w:t>
+        <w:br/>
+        <w:t xml:space="preserve">  visibleSections: string[];</w:t>
+        <w:br/>
+        <w:t xml:space="preserve">  editableSections: unknown[];</w:t>
+        <w:br/>
+        <w:t xml:space="preserve">  actionOptions: {</w:t>
+        <w:br/>
+        <w:t xml:space="preserve">    value: string;</w:t>
+        <w:br/>
+        <w:t xml:space="preserve">    label: string;</w:t>
+        <w:br/>
+        <w:t xml:space="preserve">    requireComment: boolean;</w:t>
+        <w:br/>
+        <w:t xml:space="preserve">  }[];</w:t>
+        <w:br/>
+        <w:t>}</w:t>
+        <w:br/>
+        <w:br/>
+        <w:t>/** POST /api/v1/documents/{docNo}/actions — request */</w:t>
+        <w:br/>
+        <w:t>export interface CreateDocumentsActionsRequest {</w:t>
+        <w:br/>
+        <w:t xml:space="preserve">  result: string;</w:t>
+        <w:br/>
+        <w:t xml:space="preserve">  comment: string;</w:t>
+        <w:br/>
+        <w:t>}</w:t>
+        <w:br/>
+        <w:br/>
+        <w:t>/** POST /api/v1/documents/{docNo}/actions — response */</w:t>
+        <w:br/>
+        <w:t>export interface CreateDocumentsActionsResponse {</w:t>
+        <w:br/>
+        <w:t xml:space="preserve">  statusCode: string;</w:t>
+        <w:br/>
+        <w:t xml:space="preserve">  nextSection: string;</w:t>
+        <w:br/>
+        <w:t xml:space="preserve">  message: string;</w:t>
+        <w:br/>
+        <w:t>}</w:t>
+        <w:br/>
+        <w:br/>
+        <w:t>// TODO: ใส่ nullable / required ให้ตรงกับ contract ฉบับล่าสุดของ BE</w:t>
+      </w:r>
+    </w:p>
+    <w:p>
+      <w:pPr>
+        <w:pStyle w:val="Heading3"/>
+        <w:keepNext/>
+        <w:keepLines/>
+        <w:pageBreakBefore w:val="0"/>
+      </w:pPr>
+      <w:r>
+        <w:t>8.5 react-query keys + hooks — `src/hooks/sbpgi/document.query.ts`</w:t>
+      </w:r>
+    </w:p>
+    <w:p>
+      <w:pPr>
+        <w:keepNext w:val="0"/>
+      </w:pPr>
+      <w:r>
+        <w:t xml:space="preserve">⚠️ </w:t>
+      </w:r>
+      <w:r>
+        <w:rPr>
+          <w:rFonts w:ascii="Courier New" w:hAnsi="Courier New"/>
+        </w:rPr>
+        <w:t>src/hooks/sbpgi/document.query.ts</w:t>
+      </w:r>
+      <w:r>
+        <w:t xml:space="preserve"> เป็น </w:t>
+      </w:r>
+      <w:r>
+        <w:rPr>
+          <w:b/>
+        </w:rPr>
+        <w:t>ไฟล์ร่วมของโมดูล SBPGI</w:t>
+      </w:r>
+      <w:r>
+        <w:t xml:space="preserve"> (เอกสาร FE หลายฉบับที่ใช้ domain </w:t>
+      </w:r>
+      <w:r>
+        <w:rPr>
+          <w:rFonts w:ascii="Courier New" w:hAnsi="Courier New"/>
+        </w:rPr>
+        <w:t>document</w:t>
+      </w:r>
+      <w:r>
+        <w:t xml:space="preserve"> ประกาศไฟล์นี้เหมือนกัน) — เวลา implement ให้ </w:t>
+      </w:r>
+      <w:r>
+        <w:rPr>
+          <w:b/>
+        </w:rPr>
+        <w:t>merge เพิ่ม</w:t>
+      </w:r>
+      <w:r>
+        <w:t xml:space="preserve"> เข้าไฟล์เดิม ห้ามเขียนทับทั้งไฟล์ มิฉะนั้น type/function ของเอกสารฉบับก่อนหน้าจะหายไปเงียบ ๆ</w:t>
+      </w:r>
+    </w:p>
+    <w:p>
+      <w:pPr>
+        <w:keepLines w:val="0"/>
+        <w:ind w:left="288"/>
+      </w:pPr>
+      <w:r>
+        <w:rPr>
+          <w:rFonts w:ascii="Courier New" w:hAnsi="Courier New"/>
+          <w:sz w:val="16"/>
+        </w:rPr>
+        <w:t>// src/hooks/sbpgi/document.query.ts</w:t>
+        <w:br/>
+        <w:t>import { useMutation, useQuery, useQueryClient } from '@tanstack/react-query';</w:t>
+        <w:br/>
+        <w:t>import * as api from '@/services/sbpgi/document.service';</w:t>
+        <w:br/>
+        <w:t>import type * as T from '@/types/sbpgi/document';</w:t>
+        <w:br/>
+        <w:br/>
+        <w:t>export const documentKeys = {</w:t>
+        <w:br/>
+        <w:t xml:space="preserve">  all: ['sbpgi', 'document'] as const,</w:t>
+        <w:br/>
+        <w:t xml:space="preserve">  documentsDetail: (docNo: string) =&gt; [...documentKeys.all, 'documentsDetail', docNo] as const,</w:t>
+        <w:br/>
+        <w:t>};</w:t>
+        <w:br/>
+        <w:br/>
+        <w:t>export function useDocumentsDetailQuery(docNo: string) {</w:t>
+        <w:br/>
+        <w:t xml:space="preserve">  return useQuery({</w:t>
+        <w:br/>
+        <w:t xml:space="preserve">    queryKey: documentKeys.documentsDetail(docNo),</w:t>
+        <w:br/>
+        <w:t xml:space="preserve">    queryFn: () =&gt; api.getDocumentsDetail(docNo),</w:t>
+        <w:br/>
+        <w:t xml:space="preserve">    enabled: !!docNo, // ยังไม่ยิงจนกว่าจะมีพารามิเตอร์ครบ</w:t>
+        <w:br/>
+        <w:t xml:space="preserve">    staleTime: 30_000, // TODO: ปรับตามความถี่ของข้อมูลหน้านี้</w:t>
+        <w:br/>
+        <w:t xml:space="preserve">  });</w:t>
+        <w:br/>
+        <w:t>}</w:t>
+        <w:br/>
+        <w:br/>
+        <w:t>export function useCreateDocumentsActionsMutation(docNo: string) {</w:t>
+        <w:br/>
+        <w:t xml:space="preserve">  const qc = useQueryClient();</w:t>
+        <w:br/>
+        <w:t xml:space="preserve">  return useMutation({</w:t>
+        <w:br/>
+        <w:t xml:space="preserve">    mutationFn: (body: T.CreateDocumentsActionsRequest) =&gt; api.createDocumentsActions(docNo, body),</w:t>
+        <w:br/>
+        <w:t xml:space="preserve">    onSuccess: () =&gt; {</w:t>
+        <w:br/>
+        <w:t xml:space="preserve">      qc.invalidateQueries({ queryKey: documentKeys.all }); // reload list/detail/timeline</w:t>
+        <w:br/>
+        <w:t xml:space="preserve">    },</w:t>
+        <w:br/>
+        <w:t xml:space="preserve">    // TODO: onError -&gt; แสดง apiErrorMessage(error) ผ่าน Toast กลาง</w:t>
+        <w:br/>
+        <w:t xml:space="preserve">  });</w:t>
+        <w:br/>
+        <w:t>}</w:t>
+      </w:r>
+    </w:p>
+    <w:p>
+      <w:pPr>
+        <w:pStyle w:val="Heading3"/>
+        <w:keepNext/>
+        <w:keepLines/>
+        <w:pageBreakBefore w:val="0"/>
+      </w:pPr>
+      <w:r>
+        <w:t>8.6 ฟอร์มพิจารณา + validation — `src/components/sbpgi/document-detail/ActionForm08.tsx`</w:t>
+      </w:r>
+    </w:p>
+    <w:p>
+      <w:pPr>
+        <w:keepNext w:val="0"/>
+      </w:pPr>
+      <w:r>
+        <w:t>หน้านี้</w:t>
+      </w:r>
+      <w:r>
+        <w:rPr>
+          <w:b/>
+        </w:rPr>
+        <w:t>ไม่มีการค้นหา</w:t>
+      </w:r>
+      <w:r>
+        <w:t xml:space="preserve"> — ฟอร์มเดียวของหน้าคือฟอร์มผลการพิจารณาที่ยิง </w:t>
+      </w:r>
+      <w:r>
+        <w:rPr>
+          <w:rFonts w:ascii="Courier New" w:hAnsi="Courier New"/>
+        </w:rPr>
+        <w:t>POST /api/v1/documents/{docNo}/actions</w:t>
+      </w:r>
+      <w:r>
+        <w:t xml:space="preserve"> โดยส่งได้แค่ </w:t>
+      </w:r>
+      <w:r>
+        <w:rPr>
+          <w:rFonts w:ascii="Courier New" w:hAnsi="Courier New"/>
+        </w:rPr>
+        <w:t>result</w:t>
+      </w:r>
+      <w:r>
+        <w:t xml:space="preserve"> + </w:t>
+      </w:r>
+      <w:r>
+        <w:rPr>
+          <w:rFonts w:ascii="Courier New" w:hAnsi="Courier New"/>
+        </w:rPr>
+        <w:t>comment</w:t>
+      </w:r>
+    </w:p>
+    <w:p>
+      <w:pPr>
+        <w:keepLines w:val="0"/>
+        <w:ind w:left="288"/>
+      </w:pPr>
+      <w:r>
+        <w:rPr>
+          <w:rFonts w:ascii="Courier New" w:hAnsi="Courier New"/>
+          <w:sz w:val="16"/>
+        </w:rPr>
+        <w:t>'use client';</w:t>
+        <w:br/>
+        <w:t>// ActionForm08 — ฟอร์ม "ผลการพิจารณา" ของ workflow section 08</w:t>
+        <w:br/>
+        <w:t>// payload ที่ส่งจริงมีแค่ 2 field ตาม CreateDocumentsActionsRequest: { result, comment }</w:t>
+        <w:br/>
+        <w:t>// option ที่ role นี้เห็นตาม contract (render จาก doc.actionOptions ห้าม hardcode ใน JSX):</w:t>
+        <w:br/>
+        <w:t>//   - คำนวณเงินชดเชยเรียบร้อย (value='คำนวณเงินชดเชยเรียบร้อย', requireComment=false)</w:t>
+        <w:br/>
+        <w:t>//   - ส่งกลับฝ่าย SBP DSA (value='ส่งกลับฝ่าย SBP DSA', requireComment=false)</w:t>
+        <w:br/>
+        <w:t>// editableSections ของ role นี้ (ใช้เป็น constant สำหรับ assertion/test เท่านั้น ไม่ใช่เพื่อ hardcode การ render):</w:t>
+        <w:br/>
+        <w:t>export const EDITABLE_SECTIONS_08 = [] as const;</w:t>
+        <w:br/>
+        <w:br/>
+        <w:t>import { Controller, useForm } from 'react-hook-form';</w:t>
+        <w:br/>
+        <w:t>import { yupResolver } from '@hookform/resolvers/yup';</w:t>
+        <w:br/>
+        <w:t>import * as yup from 'yup';</w:t>
+        <w:br/>
+        <w:t>import { RadioButtonGroup } from '@/components/Form';</w:t>
+        <w:br/>
+        <w:t>import { InputTextarea } from '@/components/Form/InputText/inputtextArea';</w:t>
+        <w:br/>
+        <w:t>import type { DocumentActionRequest } from '@/types/sbpgi/common';</w:t>
+        <w:br/>
+        <w:br/>
+        <w:t>interface ActionOption { value: string; label: string; requireComment?: boolean }</w:t>
+        <w:br/>
+        <w:br/>
+        <w:t>// ค่าที่ "บังคับกรอกความคิดเห็น" มาจาก contract ของ role นี้</w:t>
+        <w:br/>
+        <w:t>const REQUIRE_COMMENT: string[] = [/* TODO: ค่าที่บังคับ comment */];</w:t>
+        <w:br/>
+        <w:br/>
+        <w:t>// TODO: แทนข้อความ validation ด้วยข้อความ verbatim จาก ข้อกำหนดทางธุรกิจ ก่อน UAT</w:t>
+        <w:br/>
+        <w:t>const schema = yup.object({</w:t>
+        <w:br/>
+        <w:t xml:space="preserve">  result: yup.string().required('กรุณาเลือกผลการพิจารณา'),</w:t>
+        <w:br/>
+        <w:t xml:space="preserve">  comment: yup.string().when('result', {</w:t>
+        <w:br/>
+        <w:t xml:space="preserve">    is: (v: string) =&gt; REQUIRE_COMMENT.includes(v),</w:t>
+        <w:br/>
+        <w:t xml:space="preserve">    then: (s) =&gt; s.required('กรุณาระบุความคิดเห็น'),</w:t>
+        <w:br/>
+        <w:t xml:space="preserve">    otherwise: (s) =&gt; s.optional(),</w:t>
+        <w:br/>
+        <w:t xml:space="preserve">  }),</w:t>
+        <w:br/>
+        <w:t>});</w:t>
+        <w:br/>
+        <w:br/>
+        <w:t>export default function ActionForm08({ options, onSubmit, onCancel, submitting }: {</w:t>
+        <w:br/>
+        <w:t xml:space="preserve">  options: ActionOption[];          // = doc.actionOptions จาก API</w:t>
+        <w:br/>
+        <w:t xml:space="preserve">  onSubmit: (payload: DocumentActionRequest) =&gt; void;</w:t>
+        <w:br/>
+        <w:t xml:space="preserve">  onCancel?: () =&gt; void;</w:t>
+        <w:br/>
+        <w:t xml:space="preserve">  submitting?: boolean;</w:t>
+        <w:br/>
+        <w:t>}) {</w:t>
+        <w:br/>
+        <w:t xml:space="preserve">  const { control, handleSubmit, watch, formState: { errors } } = useForm&lt;DocumentActionRequest&gt;({</w:t>
+        <w:br/>
+        <w:t xml:space="preserve">    resolver: yupResolver(schema) as never,</w:t>
+        <w:br/>
+        <w:t xml:space="preserve">    defaultValues: { result: '', comment: '' },</w:t>
+        <w:br/>
+        <w:t xml:space="preserve">    mode: 'onSubmit',</w:t>
+        <w:br/>
+        <w:t xml:space="preserve">  });</w:t>
+        <w:br/>
+        <w:t xml:space="preserve">  const mustComment = REQUIRE_COMMENT.includes(watch('result'));</w:t>
+        <w:br/>
+        <w:br/>
+        <w:t xml:space="preserve">  return (</w:t>
+        <w:br/>
+        <w:t xml:space="preserve">    &lt;form onSubmit={handleSubmit(onSubmit)} className="flex flex-col gap-3"&gt;</w:t>
+        <w:br/>
+        <w:t xml:space="preserve">      &lt;Controller</w:t>
+        <w:br/>
+        <w:t xml:space="preserve">        name="result"</w:t>
+        <w:br/>
+        <w:t xml:space="preserve">        control={control}</w:t>
+        <w:br/>
+        <w:t xml:space="preserve">        render={({ field }) =&gt; (</w:t>
+        <w:br/>
+        <w:t xml:space="preserve">          &lt;RadioButtonGroup</w:t>
+        <w:br/>
+        <w:t xml:space="preserve">            options={options.map((o) =&gt; ({ label: o.label, value: o.value }))}</w:t>
+        <w:br/>
+        <w:t xml:space="preserve">            value={field.value}</w:t>
+        <w:br/>
+        <w:t xml:space="preserve">            onChange={(e) =&gt; field.onChange(e.value)}</w:t>
+        <w:br/>
+        <w:t xml:space="preserve">            flex="col"</w:t>
+        <w:br/>
+        <w:t xml:space="preserve">            gap="8px"</w:t>
+        <w:br/>
+        <w:t xml:space="preserve">          /&gt;</w:t>
+        <w:br/>
+        <w:t xml:space="preserve">        )}</w:t>
+        <w:br/>
+        <w:t xml:space="preserve">      /&gt;</w:t>
+        <w:br/>
+        <w:t xml:space="preserve">      {errors.result &amp;&amp; &lt;span className="text-red-600"&gt;{errors.result.message}&lt;/span&gt;}</w:t>
+        <w:br/>
+        <w:t xml:space="preserve">      &lt;Controller</w:t>
+        <w:br/>
+        <w:t xml:space="preserve">        name="comment"</w:t>
+        <w:br/>
+        <w:t xml:space="preserve">        control={control}</w:t>
+        <w:br/>
+        <w:t xml:space="preserve">        render={({ field }) =&gt; (</w:t>
+        <w:br/>
+        <w:t xml:space="preserve">          &lt;InputTextarea {...field} rows={4} placeholder={mustComment ? 'ระบุความคิดเห็น (บังคับ)' : 'ความคิดเห็น'} /&gt;</w:t>
+        <w:br/>
+        <w:t xml:space="preserve">        )}</w:t>
+        <w:br/>
+        <w:t xml:space="preserve">      /&gt;</w:t>
+        <w:br/>
+        <w:t xml:space="preserve">      {errors.comment &amp;&amp; &lt;span className="text-red-600"&gt;{errors.comment.message}&lt;/span&gt;}</w:t>
+        <w:br/>
+        <w:t xml:space="preserve">      &lt;div className="flex justify-end gap-2"&gt;</w:t>
+        <w:br/>
+        <w:t xml:space="preserve">        &lt;button type="submit" className="btn btn-primary" disabled={submitting}&gt;</w:t>
+        <w:br/>
+        <w:t xml:space="preserve">          ยืนยัน</w:t>
+        <w:br/>
+        <w:t xml:space="preserve">        &lt;/button&gt;</w:t>
+        <w:br/>
+        <w:t xml:space="preserve">        &lt;button type="button" className="btn btn-secondary" onClick={onCancel}&gt;</w:t>
+        <w:br/>
+        <w:t xml:space="preserve">          ยกเลิก</w:t>
+        <w:br/>
+        <w:t xml:space="preserve">        &lt;/button&gt;</w:t>
+        <w:br/>
+        <w:t xml:space="preserve">      &lt;/div&gt;</w:t>
+        <w:br/>
+        <w:t xml:space="preserve">    &lt;/form&gt;</w:t>
+        <w:br/>
+        <w:t xml:space="preserve">  );</w:t>
+        <w:br/>
+        <w:t>}</w:t>
+      </w:r>
+    </w:p>
+    <w:p>
+      <w:pPr>
+        <w:pStyle w:val="ListBullet"/>
+        <w:keepLines/>
+      </w:pPr>
+      <w:r>
+        <w:t xml:space="preserve">ทุกหน้าเช็คสิทธิ์ด้วย </w:t>
+      </w:r>
+      <w:r>
+        <w:rPr>
+          <w:rFonts w:ascii="Courier New" w:hAnsi="Courier New"/>
+        </w:rPr>
+        <w:t>permissionStore.hasPermission(url, 'canView'|'canManage'|'canExport'|'canOther')</w:t>
+      </w:r>
+      <w:r>
+        <w:t xml:space="preserve"> แล้ว render </w:t>
+      </w:r>
+      <w:r>
+        <w:rPr>
+          <w:rFonts w:ascii="Courier New" w:hAnsi="Courier New"/>
+        </w:rPr>
+        <w:t>&lt;AccessDenied /&gt;</w:t>
+      </w:r>
+      <w:r>
+        <w:t xml:space="preserve"> เมื่อไม่มีสิทธิ์</w:t>
+      </w:r>
+    </w:p>
+    <w:p>
+      <w:pPr>
+        <w:pStyle w:val="ListBullet"/>
+        <w:keepLines/>
+      </w:pPr>
+      <w:r>
+        <w:t xml:space="preserve">เมนู/สิทธิ์มาจาก </w:t>
+      </w:r>
+      <w:r>
+        <w:rPr>
+          <w:rFonts w:ascii="Courier New" w:hAnsi="Courier New"/>
+        </w:rPr>
+        <w:t>GET /menus</w:t>
+      </w:r>
+      <w:r>
+        <w:t xml:space="preserve"> และ </w:t>
+      </w:r>
+      <w:r>
+        <w:rPr>
+          <w:rFonts w:ascii="Courier New" w:hAnsi="Courier New"/>
+        </w:rPr>
+        <w:t>GET /groups/current-user/permissions</w:t>
+      </w:r>
+      <w:r>
+        <w:t xml:space="preserve"> — ห้าม hardcode role หรือรายการเมนูใน FE</w:t>
+      </w:r>
+    </w:p>
+    <w:p>
+      <w:pPr>
+        <w:pStyle w:val="ListBullet"/>
+        <w:keepLines/>
+      </w:pPr>
+      <w:r>
+        <w:t>session อยู่ใน httpOnly cookie ของ BFF (</w:t>
+      </w:r>
+      <w:r>
+        <w:rPr>
+          <w:rFonts w:ascii="Courier New" w:hAnsi="Courier New"/>
+        </w:rPr>
+        <w:t>withCredentials: true</w:t>
+      </w:r>
+      <w:r>
+        <w:t>) — FE ไม่เก็บและไม่แนบ token เอง</w:t>
+      </w:r>
+    </w:p>
+    <w:p>
+      <w:pPr>
+        <w:pStyle w:val="ListBullet"/>
+        <w:keepLines/>
+      </w:pPr>
+      <w:r>
+        <w:t>payload ใช้วันที่ ค.ศ. เสมอ; แปลงเป็น พ.ศ. เฉพาะตอนแสดงผลผ่าน formatter กลางจุดเดียว</w:t>
+      </w:r>
+    </w:p>
+    <w:p>
+      <w:pPr>
+        <w:pStyle w:val="ListBullet"/>
+        <w:keepLines/>
+      </w:pPr>
+      <w:r>
+        <w:t xml:space="preserve">ข้อความ error แสดงจาก </w:t>
+      </w:r>
+      <w:r>
+        <w:rPr>
+          <w:rFonts w:ascii="Courier New" w:hAnsi="Courier New"/>
+        </w:rPr>
+        <w:t>error.message</w:t>
+      </w:r>
+      <w:r>
+        <w:t xml:space="preserve"> ของ BE ตรง ๆ (ห้าม paraphrase) — fallback ใช้เฉพาะกรณี network error</w:t>
+      </w:r>
+    </w:p>
     <w:p>
       <w:pPr>
         <w:pStyle w:val="Heading1"/>
@@ -7329,11 +9763,15 @@
               <w:keepLines/>
               <w:spacing w:after="0"/>
             </w:pPr>
-            <w:r/>
-            <w:r>
-              <w:rPr>
-                <w:rFonts w:ascii="Arial" w:hAnsi="Arial" w:eastAsia="Arial"/>
-                <w:b w:val="0"/>
+            <w:r>
+              <w:rPr>
+                <w:rFonts w:ascii="Arial" w:hAnsi="Arial" w:eastAsia="Arial"/>
+                <w:sz w:val="18"/>
+              </w:rPr>
+            </w:r>
+            <w:r>
+              <w:rPr>
+                <w:rFonts w:ascii="Arial" w:hAnsi="Arial" w:eastAsia="Arial"/>
                 <w:sz w:val="18"/>
               </w:rPr>
               <w:t>1</w:t>
@@ -7350,11 +9788,15 @@
               <w:keepLines/>
               <w:spacing w:after="0"/>
             </w:pPr>
-            <w:r/>
-            <w:r>
-              <w:rPr>
-                <w:rFonts w:ascii="Arial" w:hAnsi="Arial" w:eastAsia="Arial"/>
-                <w:b w:val="0"/>
+            <w:r>
+              <w:rPr>
+                <w:rFonts w:ascii="Arial" w:hAnsi="Arial" w:eastAsia="Arial"/>
+                <w:sz w:val="18"/>
+              </w:rPr>
+            </w:r>
+            <w:r>
+              <w:rPr>
+                <w:rFonts w:ascii="Arial" w:hAnsi="Arial" w:eastAsia="Arial"/>
                 <w:sz w:val="18"/>
               </w:rPr>
               <w:t>Load document detail</w:t>
@@ -7376,11 +9818,15 @@
               <w:keepLines/>
               <w:spacing w:after="0"/>
             </w:pPr>
-            <w:r/>
-            <w:r>
-              <w:rPr>
-                <w:rFonts w:ascii="Arial" w:hAnsi="Arial" w:eastAsia="Arial"/>
-                <w:b w:val="0"/>
+            <w:r>
+              <w:rPr>
+                <w:rFonts w:ascii="Arial" w:hAnsi="Arial" w:eastAsia="Arial"/>
+                <w:sz w:val="18"/>
+              </w:rPr>
+            </w:r>
+            <w:r>
+              <w:rPr>
+                <w:rFonts w:ascii="Arial" w:hAnsi="Arial" w:eastAsia="Arial"/>
                 <w:sz w:val="18"/>
               </w:rPr>
               <w:t>2</w:t>
@@ -7397,11 +9843,15 @@
               <w:keepLines/>
               <w:spacing w:after="0"/>
             </w:pPr>
-            <w:r/>
-            <w:r>
-              <w:rPr>
-                <w:rFonts w:ascii="Arial" w:hAnsi="Arial" w:eastAsia="Arial"/>
-                <w:b w:val="0"/>
+            <w:r>
+              <w:rPr>
+                <w:rFonts w:ascii="Arial" w:hAnsi="Arial" w:eastAsia="Arial"/>
+                <w:sz w:val="18"/>
+              </w:rPr>
+            </w:r>
+            <w:r>
+              <w:rPr>
+                <w:rFonts w:ascii="Arial" w:hAnsi="Arial" w:eastAsia="Arial"/>
                 <w:sz w:val="18"/>
               </w:rPr>
               <w:t>Apply visibleSections and editableSections</w:t>
@@ -7423,11 +9873,15 @@
               <w:keepLines/>
               <w:spacing w:after="0"/>
             </w:pPr>
-            <w:r/>
-            <w:r>
-              <w:rPr>
-                <w:rFonts w:ascii="Arial" w:hAnsi="Arial" w:eastAsia="Arial"/>
-                <w:b w:val="0"/>
+            <w:r>
+              <w:rPr>
+                <w:rFonts w:ascii="Arial" w:hAnsi="Arial" w:eastAsia="Arial"/>
+                <w:sz w:val="18"/>
+              </w:rPr>
+            </w:r>
+            <w:r>
+              <w:rPr>
+                <w:rFonts w:ascii="Arial" w:hAnsi="Arial" w:eastAsia="Arial"/>
                 <w:sz w:val="18"/>
               </w:rPr>
               <w:t>3</w:t>
@@ -7444,11 +9898,15 @@
               <w:keepLines/>
               <w:spacing w:after="0"/>
             </w:pPr>
-            <w:r/>
-            <w:r>
-              <w:rPr>
-                <w:rFonts w:ascii="Arial" w:hAnsi="Arial" w:eastAsia="Arial"/>
-                <w:b w:val="0"/>
+            <w:r>
+              <w:rPr>
+                <w:rFonts w:ascii="Arial" w:hAnsi="Arial" w:eastAsia="Arial"/>
+                <w:sz w:val="18"/>
+              </w:rPr>
+            </w:r>
+            <w:r>
+              <w:rPr>
+                <w:rFonts w:ascii="Arial" w:hAnsi="Arial" w:eastAsia="Arial"/>
                 <w:sz w:val="18"/>
               </w:rPr>
               <w:t>Render fields/actions for this role only</w:t>
@@ -7470,11 +9928,15 @@
               <w:keepLines/>
               <w:spacing w:after="0"/>
             </w:pPr>
-            <w:r/>
-            <w:r>
-              <w:rPr>
-                <w:rFonts w:ascii="Arial" w:hAnsi="Arial" w:eastAsia="Arial"/>
-                <w:b w:val="0"/>
+            <w:r>
+              <w:rPr>
+                <w:rFonts w:ascii="Arial" w:hAnsi="Arial" w:eastAsia="Arial"/>
+                <w:sz w:val="18"/>
+              </w:rPr>
+            </w:r>
+            <w:r>
+              <w:rPr>
+                <w:rFonts w:ascii="Arial" w:hAnsi="Arial" w:eastAsia="Arial"/>
                 <w:sz w:val="18"/>
               </w:rPr>
               <w:t>4</w:t>
@@ -7491,11 +9953,15 @@
               <w:keepLines/>
               <w:spacing w:after="0"/>
             </w:pPr>
-            <w:r/>
-            <w:r>
-              <w:rPr>
-                <w:rFonts w:ascii="Arial" w:hAnsi="Arial" w:eastAsia="Arial"/>
-                <w:b w:val="0"/>
+            <w:r>
+              <w:rPr>
+                <w:rFonts w:ascii="Arial" w:hAnsi="Arial" w:eastAsia="Arial"/>
+                <w:sz w:val="18"/>
+              </w:rPr>
+            </w:r>
+            <w:r>
+              <w:rPr>
+                <w:rFonts w:ascii="Arial" w:hAnsi="Arial" w:eastAsia="Arial"/>
                 <w:sz w:val="18"/>
               </w:rPr>
               <w:t>Validate popup text</w:t>
@@ -7517,11 +9983,15 @@
               <w:keepLines/>
               <w:spacing w:after="0"/>
             </w:pPr>
-            <w:r/>
-            <w:r>
-              <w:rPr>
-                <w:rFonts w:ascii="Arial" w:hAnsi="Arial" w:eastAsia="Arial"/>
-                <w:b w:val="0"/>
+            <w:r>
+              <w:rPr>
+                <w:rFonts w:ascii="Arial" w:hAnsi="Arial" w:eastAsia="Arial"/>
+                <w:sz w:val="18"/>
+              </w:rPr>
+            </w:r>
+            <w:r>
+              <w:rPr>
+                <w:rFonts w:ascii="Arial" w:hAnsi="Arial" w:eastAsia="Arial"/>
                 <w:sz w:val="18"/>
               </w:rPr>
               <w:t>5</w:t>
@@ -7538,11 +10008,15 @@
               <w:keepLines/>
               <w:spacing w:after="0"/>
             </w:pPr>
-            <w:r/>
-            <w:r>
-              <w:rPr>
-                <w:rFonts w:ascii="Arial" w:hAnsi="Arial" w:eastAsia="Arial"/>
-                <w:b w:val="0"/>
+            <w:r>
+              <w:rPr>
+                <w:rFonts w:ascii="Arial" w:hAnsi="Arial" w:eastAsia="Arial"/>
+                <w:sz w:val="18"/>
+              </w:rPr>
+            </w:r>
+            <w:r>
+              <w:rPr>
+                <w:rFonts w:ascii="Arial" w:hAnsi="Arial" w:eastAsia="Arial"/>
                 <w:sz w:val="18"/>
               </w:rPr>
               <w:t>Submit action or save allowed section</w:t>
@@ -7564,11 +10038,15 @@
               <w:keepLines/>
               <w:spacing w:after="0"/>
             </w:pPr>
-            <w:r/>
-            <w:r>
-              <w:rPr>
-                <w:rFonts w:ascii="Arial" w:hAnsi="Arial" w:eastAsia="Arial"/>
-                <w:b w:val="0"/>
+            <w:r>
+              <w:rPr>
+                <w:rFonts w:ascii="Arial" w:hAnsi="Arial" w:eastAsia="Arial"/>
+                <w:sz w:val="18"/>
+              </w:rPr>
+            </w:r>
+            <w:r>
+              <w:rPr>
+                <w:rFonts w:ascii="Arial" w:hAnsi="Arial" w:eastAsia="Arial"/>
                 <w:sz w:val="18"/>
               </w:rPr>
               <w:t>6</w:t>
@@ -7585,11 +10063,15 @@
               <w:keepLines/>
               <w:spacing w:after="0"/>
             </w:pPr>
-            <w:r/>
-            <w:r>
-              <w:rPr>
-                <w:rFonts w:ascii="Arial" w:hAnsi="Arial" w:eastAsia="Arial"/>
-                <w:b w:val="0"/>
+            <w:r>
+              <w:rPr>
+                <w:rFonts w:ascii="Arial" w:hAnsi="Arial" w:eastAsia="Arial"/>
+                <w:sz w:val="18"/>
+              </w:rPr>
+            </w:r>
+            <w:r>
+              <w:rPr>
+                <w:rFonts w:ascii="Arial" w:hAnsi="Arial" w:eastAsia="Arial"/>
                 <w:sz w:val="18"/>
               </w:rPr>
               <w:t>Reload detail/timeline/status</w:t>
@@ -7731,11 +10213,15 @@
               <w:keepLines/>
               <w:spacing w:after="0"/>
             </w:pPr>
-            <w:r/>
-            <w:r>
-              <w:rPr>
-                <w:rFonts w:ascii="Arial" w:hAnsi="Arial" w:eastAsia="Arial"/>
-                <w:b w:val="0"/>
+            <w:r>
+              <w:rPr>
+                <w:rFonts w:ascii="Arial" w:hAnsi="Arial" w:eastAsia="Arial"/>
+                <w:sz w:val="18"/>
+              </w:rPr>
+            </w:r>
+            <w:r>
+              <w:rPr>
+                <w:rFonts w:ascii="Arial" w:hAnsi="Arial" w:eastAsia="Arial"/>
                 <w:sz w:val="18"/>
               </w:rPr>
               <w:t>1</w:t>
@@ -7752,11 +10238,15 @@
               <w:keepLines/>
               <w:spacing w:after="0"/>
             </w:pPr>
-            <w:r/>
-            <w:r>
-              <w:rPr>
-                <w:rFonts w:ascii="Arial" w:hAnsi="Arial" w:eastAsia="Arial"/>
-                <w:b w:val="0"/>
+            <w:r>
+              <w:rPr>
+                <w:rFonts w:ascii="Arial" w:hAnsi="Arial" w:eastAsia="Arial"/>
+                <w:sz w:val="18"/>
+              </w:rPr>
+            </w:r>
+            <w:r>
+              <w:rPr>
+                <w:rFonts w:ascii="Arial" w:hAnsi="Arial" w:eastAsia="Arial"/>
                 <w:sz w:val="18"/>
               </w:rPr>
               <w:t>เปิดด้วย roleProfileCode=P-08 แล้ว sec-calc ต้องแสดง</w:t>
@@ -7778,11 +10268,15 @@
               <w:keepLines/>
               <w:spacing w:after="0"/>
             </w:pPr>
-            <w:r/>
-            <w:r>
-              <w:rPr>
-                <w:rFonts w:ascii="Arial" w:hAnsi="Arial" w:eastAsia="Arial"/>
-                <w:b w:val="0"/>
+            <w:r>
+              <w:rPr>
+                <w:rFonts w:ascii="Arial" w:hAnsi="Arial" w:eastAsia="Arial"/>
+                <w:sz w:val="18"/>
+              </w:rPr>
+            </w:r>
+            <w:r>
+              <w:rPr>
+                <w:rFonts w:ascii="Arial" w:hAnsi="Arial" w:eastAsia="Arial"/>
                 <w:sz w:val="18"/>
               </w:rPr>
               <w:t>2</w:t>
@@ -7799,11 +10293,15 @@
               <w:keepLines/>
               <w:spacing w:after="0"/>
             </w:pPr>
-            <w:r/>
-            <w:r>
-              <w:rPr>
-                <w:rFonts w:ascii="Arial" w:hAnsi="Arial" w:eastAsia="Arial"/>
-                <w:b w:val="0"/>
+            <w:r>
+              <w:rPr>
+                <w:rFonts w:ascii="Arial" w:hAnsi="Arial" w:eastAsia="Arial"/>
+                <w:sz w:val="18"/>
+              </w:rPr>
+            </w:r>
+            <w:r>
+              <w:rPr>
+                <w:rFonts w:ascii="Arial" w:hAnsi="Arial" w:eastAsia="Arial"/>
                 <w:sz w:val="18"/>
               </w:rPr>
               <w:t>sec-calc ต้องไม่มี input/button บันทึก</w:t>
@@ -7825,11 +10323,15 @@
               <w:keepLines/>
               <w:spacing w:after="0"/>
             </w:pPr>
-            <w:r/>
-            <w:r>
-              <w:rPr>
-                <w:rFonts w:ascii="Arial" w:hAnsi="Arial" w:eastAsia="Arial"/>
-                <w:b w:val="0"/>
+            <w:r>
+              <w:rPr>
+                <w:rFonts w:ascii="Arial" w:hAnsi="Arial" w:eastAsia="Arial"/>
+                <w:sz w:val="18"/>
+              </w:rPr>
+            </w:r>
+            <w:r>
+              <w:rPr>
+                <w:rFonts w:ascii="Arial" w:hAnsi="Arial" w:eastAsia="Arial"/>
                 <w:sz w:val="18"/>
               </w:rPr>
               <w:t>3</w:t>
@@ -7846,11 +10348,15 @@
               <w:keepLines/>
               <w:spacing w:after="0"/>
             </w:pPr>
-            <w:r/>
-            <w:r>
-              <w:rPr>
-                <w:rFonts w:ascii="Arial" w:hAnsi="Arial" w:eastAsia="Arial"/>
-                <w:b w:val="0"/>
+            <w:r>
+              <w:rPr>
+                <w:rFonts w:ascii="Arial" w:hAnsi="Arial" w:eastAsia="Arial"/>
+                <w:sz w:val="18"/>
+              </w:rPr>
+            </w:r>
+            <w:r>
+              <w:rPr>
+                <w:rFonts w:ascii="Arial" w:hAnsi="Arial" w:eastAsia="Arial"/>
                 <w:sz w:val="18"/>
               </w:rPr>
               <w:t>section ร้านเปิดใหม่/คู่แข่ง/ปัจจัยต้อง read-only</w:t>
@@ -7872,11 +10378,15 @@
               <w:keepLines/>
               <w:spacing w:after="0"/>
             </w:pPr>
-            <w:r/>
-            <w:r>
-              <w:rPr>
-                <w:rFonts w:ascii="Arial" w:hAnsi="Arial" w:eastAsia="Arial"/>
-                <w:b w:val="0"/>
+            <w:r>
+              <w:rPr>
+                <w:rFonts w:ascii="Arial" w:hAnsi="Arial" w:eastAsia="Arial"/>
+                <w:sz w:val="18"/>
+              </w:rPr>
+            </w:r>
+            <w:r>
+              <w:rPr>
+                <w:rFonts w:ascii="Arial" w:hAnsi="Arial" w:eastAsia="Arial"/>
                 <w:sz w:val="18"/>
               </w:rPr>
               <w:t>4</w:t>
@@ -7893,11 +10403,15 @@
               <w:keepLines/>
               <w:spacing w:after="0"/>
             </w:pPr>
-            <w:r/>
-            <w:r>
-              <w:rPr>
-                <w:rFonts w:ascii="Arial" w:hAnsi="Arial" w:eastAsia="Arial"/>
-                <w:b w:val="0"/>
+            <w:r>
+              <w:rPr>
+                <w:rFonts w:ascii="Arial" w:hAnsi="Arial" w:eastAsia="Arial"/>
+                <w:sz w:val="18"/>
+              </w:rPr>
+            </w:r>
+            <w:r>
+              <w:rPr>
+                <w:rFonts w:ascii="Arial" w:hAnsi="Arial" w:eastAsia="Arial"/>
                 <w:sz w:val="18"/>
               </w:rPr>
               <w:t>action radio แสดงเฉพาะ 2 รายการของ role 08</w:t>
@@ -7919,11 +10433,15 @@
               <w:keepLines/>
               <w:spacing w:after="0"/>
             </w:pPr>
-            <w:r/>
-            <w:r>
-              <w:rPr>
-                <w:rFonts w:ascii="Arial" w:hAnsi="Arial" w:eastAsia="Arial"/>
-                <w:b w:val="0"/>
+            <w:r>
+              <w:rPr>
+                <w:rFonts w:ascii="Arial" w:hAnsi="Arial" w:eastAsia="Arial"/>
+                <w:sz w:val="18"/>
+              </w:rPr>
+            </w:r>
+            <w:r>
+              <w:rPr>
+                <w:rFonts w:ascii="Arial" w:hAnsi="Arial" w:eastAsia="Arial"/>
                 <w:sz w:val="18"/>
               </w:rPr>
               <w:t>5</w:t>
@@ -7940,11 +10458,15 @@
               <w:keepLines/>
               <w:spacing w:after="0"/>
             </w:pPr>
-            <w:r/>
-            <w:r>
-              <w:rPr>
-                <w:rFonts w:ascii="Arial" w:hAnsi="Arial" w:eastAsia="Arial"/>
-                <w:b w:val="0"/>
+            <w:r>
+              <w:rPr>
+                <w:rFonts w:ascii="Arial" w:hAnsi="Arial" w:eastAsia="Arial"/>
+                <w:sz w:val="18"/>
+              </w:rPr>
+            </w:r>
+            <w:r>
+              <w:rPr>
+                <w:rFonts w:ascii="Arial" w:hAnsi="Arial" w:eastAsia="Arial"/>
                 <w:sz w:val="18"/>
               </w:rPr>
               <w:t>หลัง submit ต้อง reload detail/timeline/status</w:t>
@@ -8502,12 +11024,13 @@
       <w:outlineLvl w:val="3"/>
     </w:pPr>
     <w:rPr>
-      <w:rFonts w:asciiTheme="majorHAnsi" w:eastAsiaTheme="majorEastAsia" w:hAnsiTheme="majorHAnsi" w:cstheme="majorBidi"/>
+      <w:rFonts w:asciiTheme="majorHAnsi" w:eastAsiaTheme="majorEastAsia" w:hAnsiTheme="majorHAnsi" w:cstheme="majorBidi" w:ascii="Arial" w:hAnsi="Arial" w:eastAsia="Arial"/>
       <w:b/>
       <w:bCs/>
       <w:i/>
       <w:iCs/>
-      <w:color w:val="4F81BD" w:themeColor="accent1"/>
+      <w:color w:val="2E74B5"/>
+      <w:sz w:val="20"/>
     </w:rPr>
   </w:style>
   <w:style w:type="paragraph" w:styleId="Heading5">

--- a/LLDD/word/FE/LLDD-FE-Document-Detail-Role-08-SBP-DSA-Officer.docx
+++ b/LLDD/word/FE/LLDD-FE-Document-Detail-Role-08-SBP-DSA-Officer.docx
@@ -6033,7 +6033,7 @@
                 <w:rFonts w:ascii="Arial" w:hAnsi="Arial" w:eastAsia="Arial"/>
                 <w:sz w:val="18"/>
               </w:rPr>
-              <w:t>พ.ศ. YYYY/xxxxx</w:t>
+              <w:t>ค.ศ. YYYY/xxxxx</w:t>
             </w:r>
           </w:p>
         </w:tc>
@@ -6383,7 +6383,7 @@
                 <w:rFonts w:ascii="Arial" w:hAnsi="Arial" w:eastAsia="Arial"/>
                 <w:sz w:val="18"/>
               </w:rPr>
-              <w:t>พ.ศ. YYYY/xxxxx</w:t>
+              <w:t>ค.ศ. YYYY/xxxxx</w:t>
             </w:r>
           </w:p>
         </w:tc>
@@ -9184,7 +9184,7 @@
         </w:rPr>
         <w:t>// src/types/sbpgi/document.ts — ตรงกับตาราง API ในเอกสารนี้</w:t>
         <w:br/>
-        <w:t>// วันที่/เดือนใน payload เป็น ค.ศ. (ISO) เสมอ — แปลงเป็น พ.ศ. เฉพาะตอน display</w:t>
+        <w:t>// วันที่/เดือนเป็น ค.ศ. ทั้ง payload (ISO) และ display — ไม่แปลงเป็น พ.ศ. (มติ 2026-08-06)</w:t>
         <w:br/>
         <w:br/>
         <w:t>/** GET /api/v1/documents/{docNo} — response */</w:t>
@@ -9464,11 +9464,15 @@
         <w:t>const REQUIRE_COMMENT: string[] = [/* TODO: ค่าที่บังคับ comment */];</w:t>
         <w:br/>
         <w:br/>
-        <w:t>// TODO: แทนข้อความ validation ด้วยข้อความ verbatim จาก ข้อกำหนดทางธุรกิจ ก่อน UAT</w:t>
+        <w:t>// ⚠️ ข้อความ validation ด้านล่างเป็น verbatim จาก ข้อกำหนดทางธุรกิจ v3.1 — ห้าม paraphrase ห้ามย่อ</w:t>
+        <w:br/>
+        <w:t>//    (ข้อกำหนดทางธุรกิจ "รายการหน้าจอ" §10/§13 · ตรงกับที่ prototype Document Detail screen ใช้)</w:t>
         <w:br/>
         <w:t>const schema = yup.object({</w:t>
         <w:br/>
-        <w:t xml:space="preserve">  result: yup.string().required('กรุณาเลือกผลการพิจารณา'),</w:t>
+        <w:t xml:space="preserve">  result: yup.string().required('ท่านยังไม่เลือกผลการพิจารณา กรุณาเลือกข้อมูลก่อนกดส่งดำเนินการ'),</w:t>
+        <w:br/>
+        <w:t xml:space="preserve">  // ข้อกำหนดทางธุรกิจ บังคับให้ความคิดเห็นเป็น required เมื่อเลือกไม่ชดเชย แต่ไม่ได้ระบุข้อความ — ข้อความนี้เรากำหนดเอง</w:t>
         <w:br/>
         <w:t xml:space="preserve">  comment: yup.string().when('result', {</w:t>
         <w:br/>
@@ -9657,7 +9661,7 @@
         <w:keepLines/>
       </w:pPr>
       <w:r>
-        <w:t>payload ใช้วันที่ ค.ศ. เสมอ; แปลงเป็น พ.ศ. เฉพาะตอนแสดงผลผ่าน formatter กลางจุดเดียว</w:t>
+        <w:t>payload และการแสดงผลใช้วันที่ ค.ศ. เสมอ ผ่าน formatter กลางจุดเดียว — ไม่แปลงเป็น พ.ศ. (มติ 2026-08-06)</w:t>
       </w:r>
     </w:p>
     <w:p>

--- a/LLDD/word/FE/LLDD-FE-Document-Detail-Role-08-SBP-DSA-Officer.docx
+++ b/LLDD/word/FE/LLDD-FE-Document-Detail-Role-08-SBP-DSA-Officer.docx
@@ -5,7 +5,7 @@
     <w:p>
       <w:r>
         <w:rPr>
-          <w:rFonts w:ascii="Arial" w:hAnsi="Arial" w:eastAsia="Arial"/>
+          <w:rFonts w:ascii="Arial" w:hAnsi="Arial" w:eastAsia="Arial" w:cs="Tahoma"/>
           <w:b/>
           <w:color w:val="0B2545"/>
           <w:sz w:val="40"/>
@@ -58,7 +58,7 @@
             <w:r/>
             <w:r>
               <w:rPr>
-                <w:rFonts w:ascii="Arial" w:hAnsi="Arial" w:eastAsia="Arial"/>
+                <w:rFonts w:ascii="Arial" w:hAnsi="Arial" w:eastAsia="Arial" w:cs="Tahoma"/>
                 <w:b/>
                 <w:sz w:val="18"/>
               </w:rPr>
@@ -80,7 +80,7 @@
             <w:r/>
             <w:r>
               <w:rPr>
-                <w:rFonts w:ascii="Arial" w:hAnsi="Arial" w:eastAsia="Arial"/>
+                <w:rFonts w:ascii="Arial" w:hAnsi="Arial" w:eastAsia="Arial" w:cs="Tahoma"/>
                 <w:b/>
                 <w:sz w:val="18"/>
               </w:rPr>
@@ -105,13 +105,13 @@
             </w:pPr>
             <w:r>
               <w:rPr>
-                <w:rFonts w:ascii="Arial" w:hAnsi="Arial" w:eastAsia="Arial"/>
-                <w:sz w:val="18"/>
-              </w:rPr>
-            </w:r>
-            <w:r>
-              <w:rPr>
-                <w:rFonts w:ascii="Arial" w:hAnsi="Arial" w:eastAsia="Arial"/>
+                <w:rFonts w:ascii="Arial" w:hAnsi="Arial" w:eastAsia="Arial" w:cs="Tahoma"/>
+                <w:sz w:val="18"/>
+              </w:rPr>
+            </w:r>
+            <w:r>
+              <w:rPr>
+                <w:rFonts w:ascii="Arial" w:hAnsi="Arial" w:eastAsia="Arial" w:cs="Tahoma"/>
                 <w:sz w:val="18"/>
               </w:rPr>
               <w:t>วัตถุประสงค์</w:t>
@@ -130,13 +130,13 @@
             </w:pPr>
             <w:r>
               <w:rPr>
-                <w:rFonts w:ascii="Arial" w:hAnsi="Arial" w:eastAsia="Arial"/>
-                <w:sz w:val="18"/>
-              </w:rPr>
-            </w:r>
-            <w:r>
-              <w:rPr>
-                <w:rFonts w:ascii="Arial" w:hAnsi="Arial" w:eastAsia="Arial"/>
+                <w:rFonts w:ascii="Arial" w:hAnsi="Arial" w:eastAsia="Arial" w:cs="Tahoma"/>
+                <w:sz w:val="18"/>
+              </w:rPr>
+            </w:r>
+            <w:r>
+              <w:rPr>
+                <w:rFonts w:ascii="Arial" w:hAnsi="Arial" w:eastAsia="Arial" w:cs="Tahoma"/>
                 <w:sz w:val="18"/>
               </w:rPr>
               <w:t>ใช้เป็นรายละเอียดระดับพัฒนาสำหรับออกแบบ ลงมือพัฒนา ตรวจทาน และทดสอบขอบเขตที่ระบุในฉบับนี้</w:t>
@@ -160,13 +160,13 @@
             </w:pPr>
             <w:r>
               <w:rPr>
-                <w:rFonts w:ascii="Arial" w:hAnsi="Arial" w:eastAsia="Arial"/>
-                <w:sz w:val="18"/>
-              </w:rPr>
-            </w:r>
-            <w:r>
-              <w:rPr>
-                <w:rFonts w:ascii="Arial" w:hAnsi="Arial" w:eastAsia="Arial"/>
+                <w:rFonts w:ascii="Arial" w:hAnsi="Arial" w:eastAsia="Arial" w:cs="Tahoma"/>
+                <w:sz w:val="18"/>
+              </w:rPr>
+            </w:r>
+            <w:r>
+              <w:rPr>
+                <w:rFonts w:ascii="Arial" w:hAnsi="Arial" w:eastAsia="Arial" w:cs="Tahoma"/>
                 <w:sz w:val="18"/>
               </w:rPr>
               <w:t>ลำดับการอ่าน</w:t>
@@ -185,13 +185,13 @@
             </w:pPr>
             <w:r>
               <w:rPr>
-                <w:rFonts w:ascii="Arial" w:hAnsi="Arial" w:eastAsia="Arial"/>
-                <w:sz w:val="18"/>
-              </w:rPr>
-            </w:r>
-            <w:r>
-              <w:rPr>
-                <w:rFonts w:ascii="Arial" w:hAnsi="Arial" w:eastAsia="Arial"/>
+                <w:rFonts w:ascii="Arial" w:hAnsi="Arial" w:eastAsia="Arial" w:cs="Tahoma"/>
+                <w:sz w:val="18"/>
+              </w:rPr>
+            </w:r>
+            <w:r>
+              <w:rPr>
+                <w:rFonts w:ascii="Arial" w:hAnsi="Arial" w:eastAsia="Arial" w:cs="Tahoma"/>
                 <w:sz w:val="18"/>
               </w:rPr>
               <w:t>เริ่มจาก Overview และ Scope จากนั้นตรวจ Field/Validation, Implementation, Contract, Processing Flow, Acceptance Criteria และ Test Checklist ตามลำดับ</w:t>
@@ -215,13 +215,13 @@
             </w:pPr>
             <w:r>
               <w:rPr>
-                <w:rFonts w:ascii="Arial" w:hAnsi="Arial" w:eastAsia="Arial"/>
-                <w:sz w:val="18"/>
-              </w:rPr>
-            </w:r>
-            <w:r>
-              <w:rPr>
-                <w:rFonts w:ascii="Arial" w:hAnsi="Arial" w:eastAsia="Arial"/>
+                <w:rFonts w:ascii="Arial" w:hAnsi="Arial" w:eastAsia="Arial" w:cs="Tahoma"/>
+                <w:sz w:val="18"/>
+              </w:rPr>
+            </w:r>
+            <w:r>
+              <w:rPr>
+                <w:rFonts w:ascii="Arial" w:hAnsi="Arial" w:eastAsia="Arial" w:cs="Tahoma"/>
                 <w:sz w:val="18"/>
               </w:rPr>
               <w:t>ผลลัพธ์ที่คาดหวัง</w:t>
@@ -240,13 +240,13 @@
             </w:pPr>
             <w:r>
               <w:rPr>
-                <w:rFonts w:ascii="Arial" w:hAnsi="Arial" w:eastAsia="Arial"/>
-                <w:sz w:val="18"/>
-              </w:rPr>
-            </w:r>
-            <w:r>
-              <w:rPr>
-                <w:rFonts w:ascii="Arial" w:hAnsi="Arial" w:eastAsia="Arial"/>
+                <w:rFonts w:ascii="Arial" w:hAnsi="Arial" w:eastAsia="Arial" w:cs="Tahoma"/>
+                <w:sz w:val="18"/>
+              </w:rPr>
+            </w:r>
+            <w:r>
+              <w:rPr>
+                <w:rFonts w:ascii="Arial" w:hAnsi="Arial" w:eastAsia="Arial" w:cs="Tahoma"/>
                 <w:sz w:val="18"/>
               </w:rPr>
               <w:t>ผู้อ่านสามารถระบุ input, ขั้นตอนประมวลผล, output, เงื่อนไขผิดพลาด และหลักฐานการทดสอบได้จากเนื้อหาในฉบับเดียว</w:t>
@@ -301,7 +301,7 @@
             <w:r/>
             <w:r>
               <w:rPr>
-                <w:rFonts w:ascii="Arial" w:hAnsi="Arial" w:eastAsia="Arial"/>
+                <w:rFonts w:ascii="Arial" w:hAnsi="Arial" w:eastAsia="Arial" w:cs="Tahoma"/>
                 <w:b/>
                 <w:sz w:val="18"/>
               </w:rPr>
@@ -323,7 +323,7 @@
             <w:r/>
             <w:r>
               <w:rPr>
-                <w:rFonts w:ascii="Arial" w:hAnsi="Arial" w:eastAsia="Arial"/>
+                <w:rFonts w:ascii="Arial" w:hAnsi="Arial" w:eastAsia="Arial" w:cs="Tahoma"/>
                 <w:b/>
                 <w:sz w:val="18"/>
               </w:rPr>
@@ -348,13 +348,13 @@
             </w:pPr>
             <w:r>
               <w:rPr>
-                <w:rFonts w:ascii="Arial" w:hAnsi="Arial" w:eastAsia="Arial"/>
-                <w:sz w:val="18"/>
-              </w:rPr>
-            </w:r>
-            <w:r>
-              <w:rPr>
-                <w:rFonts w:ascii="Arial" w:hAnsi="Arial" w:eastAsia="Arial"/>
+                <w:rFonts w:ascii="Arial" w:hAnsi="Arial" w:eastAsia="Arial" w:cs="Tahoma"/>
+                <w:sz w:val="18"/>
+              </w:rPr>
+            </w:r>
+            <w:r>
+              <w:rPr>
+                <w:rFonts w:ascii="Arial" w:hAnsi="Arial" w:eastAsia="Arial" w:cs="Tahoma"/>
                 <w:sz w:val="18"/>
               </w:rPr>
               <w:t>Track</w:t>
@@ -373,13 +373,13 @@
             </w:pPr>
             <w:r>
               <w:rPr>
-                <w:rFonts w:ascii="Arial" w:hAnsi="Arial" w:eastAsia="Arial"/>
-                <w:sz w:val="18"/>
-              </w:rPr>
-            </w:r>
-            <w:r>
-              <w:rPr>
-                <w:rFonts w:ascii="Arial" w:hAnsi="Arial" w:eastAsia="Arial"/>
+                <w:rFonts w:ascii="Arial" w:hAnsi="Arial" w:eastAsia="Arial" w:cs="Tahoma"/>
+                <w:sz w:val="18"/>
+              </w:rPr>
+            </w:r>
+            <w:r>
+              <w:rPr>
+                <w:rFonts w:ascii="Arial" w:hAnsi="Arial" w:eastAsia="Arial" w:cs="Tahoma"/>
                 <w:sz w:val="18"/>
               </w:rPr>
               <w:t>FE</w:t>
@@ -403,13 +403,13 @@
             </w:pPr>
             <w:r>
               <w:rPr>
-                <w:rFonts w:ascii="Arial" w:hAnsi="Arial" w:eastAsia="Arial"/>
-                <w:sz w:val="18"/>
-              </w:rPr>
-            </w:r>
-            <w:r>
-              <w:rPr>
-                <w:rFonts w:ascii="Arial" w:hAnsi="Arial" w:eastAsia="Arial"/>
+                <w:rFonts w:ascii="Arial" w:hAnsi="Arial" w:eastAsia="Arial" w:cs="Tahoma"/>
+                <w:sz w:val="18"/>
+              </w:rPr>
+            </w:r>
+            <w:r>
+              <w:rPr>
+                <w:rFonts w:ascii="Arial" w:hAnsi="Arial" w:eastAsia="Arial" w:cs="Tahoma"/>
                 <w:sz w:val="18"/>
               </w:rPr>
               <w:t>Estimate</w:t>
@@ -428,16 +428,24 @@
             </w:pPr>
             <w:r>
               <w:rPr>
-                <w:rFonts w:ascii="Arial" w:hAnsi="Arial" w:eastAsia="Arial"/>
-                <w:sz w:val="18"/>
-              </w:rPr>
-            </w:r>
-            <w:r>
-              <w:rPr>
-                <w:rFonts w:ascii="Arial" w:hAnsi="Arial" w:eastAsia="Arial"/>
-                <w:sz w:val="18"/>
-              </w:rPr>
-              <w:t>10 ชั่วโมง</w:t>
+                <w:rFonts w:ascii="Arial" w:hAnsi="Arial" w:eastAsia="Arial" w:cs="Tahoma"/>
+                <w:sz w:val="18"/>
+              </w:rPr>
+            </w:r>
+            <w:r>
+              <w:rPr>
+                <w:rFonts w:ascii="Arial" w:hAnsi="Arial" w:eastAsia="Arial" w:cs="Tahoma"/>
+                <w:b/>
+                <w:sz w:val="18"/>
+              </w:rPr>
+              <w:t>13 ชั่วโมง</w:t>
+            </w:r>
+            <w:r>
+              <w:rPr>
+                <w:rFonts w:ascii="Arial" w:hAnsi="Arial" w:eastAsia="Arial" w:cs="Tahoma"/>
+                <w:sz w:val="18"/>
+              </w:rPr>
+              <w:t xml:space="preserve"> = implementation 10 + unit test 3 (25%)</w:t>
             </w:r>
           </w:p>
         </w:tc>
@@ -458,13 +466,13 @@
             </w:pPr>
             <w:r>
               <w:rPr>
-                <w:rFonts w:ascii="Arial" w:hAnsi="Arial" w:eastAsia="Arial"/>
-                <w:sz w:val="18"/>
-              </w:rPr>
-            </w:r>
-            <w:r>
-              <w:rPr>
-                <w:rFonts w:ascii="Arial" w:hAnsi="Arial" w:eastAsia="Arial"/>
+                <w:rFonts w:ascii="Arial" w:hAnsi="Arial" w:eastAsia="Arial" w:cs="Tahoma"/>
+                <w:sz w:val="18"/>
+              </w:rPr>
+            </w:r>
+            <w:r>
+              <w:rPr>
+                <w:rFonts w:ascii="Arial" w:hAnsi="Arial" w:eastAsia="Arial" w:cs="Tahoma"/>
                 <w:sz w:val="18"/>
               </w:rPr>
               <w:t>Owner</w:t>
@@ -483,13 +491,13 @@
             </w:pPr>
             <w:r>
               <w:rPr>
-                <w:rFonts w:ascii="Arial" w:hAnsi="Arial" w:eastAsia="Arial"/>
-                <w:sz w:val="18"/>
-              </w:rPr>
-            </w:r>
-            <w:r>
-              <w:rPr>
-                <w:rFonts w:ascii="Arial" w:hAnsi="Arial" w:eastAsia="Arial"/>
+                <w:rFonts w:ascii="Arial" w:hAnsi="Arial" w:eastAsia="Arial" w:cs="Tahoma"/>
+                <w:sz w:val="18"/>
+              </w:rPr>
+            </w:r>
+            <w:r>
+              <w:rPr>
+                <w:rFonts w:ascii="Arial" w:hAnsi="Arial" w:eastAsia="Arial" w:cs="Tahoma"/>
                 <w:sz w:val="18"/>
               </w:rPr>
               <w:t>Kittisak &lt;New&gt; Kaeowika</w:t>
@@ -513,13 +521,103 @@
             </w:pPr>
             <w:r>
               <w:rPr>
-                <w:rFonts w:ascii="Arial" w:hAnsi="Arial" w:eastAsia="Arial"/>
-                <w:sz w:val="18"/>
-              </w:rPr>
-            </w:r>
-            <w:r>
-              <w:rPr>
-                <w:rFonts w:ascii="Arial" w:hAnsi="Arial" w:eastAsia="Arial"/>
+                <w:rFonts w:ascii="Arial" w:hAnsi="Arial" w:eastAsia="Arial" w:cs="Tahoma"/>
+                <w:sz w:val="18"/>
+              </w:rPr>
+            </w:r>
+            <w:r>
+              <w:rPr>
+                <w:rFonts w:ascii="Arial" w:hAnsi="Arial" w:eastAsia="Arial" w:cs="Tahoma"/>
+                <w:sz w:val="18"/>
+              </w:rPr>
+              <w:t>Target repository</w:t>
+            </w:r>
+          </w:p>
+        </w:tc>
+        <w:tc>
+          <w:tcPr>
+            <w:tcW w:type="dxa" w:w="5040"/>
+            <w:vAlign w:val="center"/>
+          </w:tcPr>
+          <w:p>
+            <w:pPr>
+              <w:keepLines/>
+              <w:spacing w:after="0"/>
+            </w:pPr>
+            <w:r>
+              <w:rPr>
+                <w:rFonts w:ascii="Arial" w:hAnsi="Arial" w:eastAsia="Arial" w:cs="Tahoma"/>
+                <w:sz w:val="18"/>
+              </w:rPr>
+            </w:r>
+            <w:r>
+              <w:rPr>
+                <w:rFonts w:ascii="Courier New" w:hAnsi="Courier New" w:eastAsia="Courier New" w:cs="Tahoma"/>
+                <w:sz w:val="18"/>
+              </w:rPr>
+              <w:t>SBP/srm-sps-spsap-web-frontend</w:t>
+            </w:r>
+            <w:r>
+              <w:rPr>
+                <w:rFonts w:ascii="Arial" w:hAnsi="Arial" w:eastAsia="Arial" w:cs="Tahoma"/>
+                <w:sz w:val="18"/>
+              </w:rPr>
+              <w:t xml:space="preserve"> (sbp-portal · Next.js · </w:t>
+            </w:r>
+            <w:r>
+              <w:rPr>
+                <w:rFonts w:ascii="Courier New" w:hAnsi="Courier New" w:eastAsia="Courier New" w:cs="Tahoma"/>
+                <w:sz w:val="18"/>
+              </w:rPr>
+              <w:t>NEXT_PUBLIC_APP_TARGET=sbpm</w:t>
+            </w:r>
+            <w:r>
+              <w:rPr>
+                <w:rFonts w:ascii="Arial" w:hAnsi="Arial" w:eastAsia="Arial" w:cs="Tahoma"/>
+                <w:sz w:val="18"/>
+              </w:rPr>
+              <w:t xml:space="preserve">) — เรียก API ผ่าน </w:t>
+            </w:r>
+            <w:r>
+              <w:rPr>
+                <w:rFonts w:ascii="Courier New" w:hAnsi="Courier New" w:eastAsia="Courier New" w:cs="Tahoma"/>
+                <w:sz w:val="18"/>
+              </w:rPr>
+              <w:t>SBP/srm-sps-spsap-sbp-bff</w:t>
+            </w:r>
+            <w:r>
+              <w:rPr>
+                <w:rFonts w:ascii="Arial" w:hAnsi="Arial" w:eastAsia="Arial" w:cs="Tahoma"/>
+                <w:sz w:val="18"/>
+              </w:rPr>
+              <w:t xml:space="preserve"> เท่านั้น ห้ามยิง store-backend ตรง</w:t>
+            </w:r>
+          </w:p>
+        </w:tc>
+      </w:tr>
+      <w:tr>
+        <w:trPr>
+          <w:cantSplit/>
+        </w:trPr>
+        <w:tc>
+          <w:tcPr>
+            <w:tcW w:type="dxa" w:w="5040"/>
+            <w:vAlign w:val="center"/>
+          </w:tcPr>
+          <w:p>
+            <w:pPr>
+              <w:keepLines/>
+              <w:spacing w:after="0"/>
+            </w:pPr>
+            <w:r>
+              <w:rPr>
+                <w:rFonts w:ascii="Arial" w:hAnsi="Arial" w:eastAsia="Arial" w:cs="Tahoma"/>
+                <w:sz w:val="18"/>
+              </w:rPr>
+            </w:r>
+            <w:r>
+              <w:rPr>
+                <w:rFonts w:ascii="Arial" w:hAnsi="Arial" w:eastAsia="Arial" w:cs="Tahoma"/>
                 <w:sz w:val="18"/>
               </w:rPr>
               <w:t>Objective</w:t>
@@ -538,13 +636,13 @@
             </w:pPr>
             <w:r>
               <w:rPr>
-                <w:rFonts w:ascii="Arial" w:hAnsi="Arial" w:eastAsia="Arial"/>
-                <w:sz w:val="18"/>
-              </w:rPr>
-            </w:r>
-            <w:r>
-              <w:rPr>
-                <w:rFonts w:ascii="Arial" w:hAnsi="Arial" w:eastAsia="Arial"/>
+                <w:rFonts w:ascii="Arial" w:hAnsi="Arial" w:eastAsia="Arial" w:cs="Tahoma"/>
+                <w:sz w:val="18"/>
+              </w:rPr>
+            </w:r>
+            <w:r>
+              <w:rPr>
+                <w:rFonts w:ascii="Arial" w:hAnsi="Arial" w:eastAsia="Arial" w:cs="Tahoma"/>
                 <w:sz w:val="18"/>
               </w:rPr>
               <w:t>อธิบายหน้าจอ Document Detail สำหรับ role 08 - เจ้าหน้าที่ SBP DSA</w:t>
@@ -613,6 +711,25 @@
       </w:pPr>
       <w:r>
         <w:t>Action panel options and API response sample</w:t>
+      </w:r>
+    </w:p>
+    <w:p>
+      <w:pPr>
+        <w:pStyle w:val="Heading1"/>
+        <w:keepNext/>
+        <w:keepLines/>
+        <w:pageBreakBefore w:val="0"/>
+      </w:pPr>
+      <w:r>
+        <w:t>3. Screenshot Reference</w:t>
+      </w:r>
+    </w:p>
+    <w:p>
+      <w:pPr>
+        <w:keepNext w:val="0"/>
+      </w:pPr>
+      <w:r>
+        <w:t>ไม่มีภาพหน้าจอสำหรับหัวข้อนี้ — เป็นเอกสารฝั่ง Backend/Batch ที่ไม่มี UI (ภาพหน้าจอทั้งหมดอยู่ในเอกสารชุด FE)</w:t>
       </w:r>
     </w:p>
     <w:p>
@@ -721,7 +838,7 @@
             <w:r/>
             <w:r>
               <w:rPr>
-                <w:rFonts w:ascii="Arial" w:hAnsi="Arial" w:eastAsia="Arial"/>
+                <w:rFonts w:ascii="Arial" w:hAnsi="Arial" w:eastAsia="Arial" w:cs="Tahoma"/>
                 <w:b/>
                 <w:sz w:val="18"/>
               </w:rPr>
@@ -743,7 +860,7 @@
             <w:r/>
             <w:r>
               <w:rPr>
-                <w:rFonts w:ascii="Arial" w:hAnsi="Arial" w:eastAsia="Arial"/>
+                <w:rFonts w:ascii="Arial" w:hAnsi="Arial" w:eastAsia="Arial" w:cs="Tahoma"/>
                 <w:b/>
                 <w:sz w:val="18"/>
               </w:rPr>
@@ -765,7 +882,7 @@
             <w:r/>
             <w:r>
               <w:rPr>
-                <w:rFonts w:ascii="Arial" w:hAnsi="Arial" w:eastAsia="Arial"/>
+                <w:rFonts w:ascii="Arial" w:hAnsi="Arial" w:eastAsia="Arial" w:cs="Tahoma"/>
                 <w:b/>
                 <w:sz w:val="18"/>
               </w:rPr>
@@ -787,7 +904,7 @@
             <w:r/>
             <w:r>
               <w:rPr>
-                <w:rFonts w:ascii="Arial" w:hAnsi="Arial" w:eastAsia="Arial"/>
+                <w:rFonts w:ascii="Arial" w:hAnsi="Arial" w:eastAsia="Arial" w:cs="Tahoma"/>
                 <w:b/>
                 <w:sz w:val="18"/>
               </w:rPr>
@@ -812,13 +929,13 @@
             </w:pPr>
             <w:r>
               <w:rPr>
-                <w:rFonts w:ascii="Arial" w:hAnsi="Arial" w:eastAsia="Arial"/>
-                <w:sz w:val="18"/>
-              </w:rPr>
-            </w:r>
-            <w:r>
-              <w:rPr>
-                <w:rFonts w:ascii="Arial" w:hAnsi="Arial" w:eastAsia="Arial"/>
+                <w:rFonts w:ascii="Arial" w:hAnsi="Arial" w:eastAsia="Arial" w:cs="Tahoma"/>
+                <w:sz w:val="18"/>
+              </w:rPr>
+            </w:r>
+            <w:r>
+              <w:rPr>
+                <w:rFonts w:ascii="Arial" w:hAnsi="Arial" w:eastAsia="Arial" w:cs="Tahoma"/>
                 <w:sz w:val="18"/>
               </w:rPr>
               <w:t>roleProfileCode</w:t>
@@ -837,13 +954,13 @@
             </w:pPr>
             <w:r>
               <w:rPr>
-                <w:rFonts w:ascii="Arial" w:hAnsi="Arial" w:eastAsia="Arial"/>
-                <w:sz w:val="18"/>
-              </w:rPr>
-            </w:r>
-            <w:r>
-              <w:rPr>
-                <w:rFonts w:ascii="Arial" w:hAnsi="Arial" w:eastAsia="Arial"/>
+                <w:rFonts w:ascii="Arial" w:hAnsi="Arial" w:eastAsia="Arial" w:cs="Tahoma"/>
+                <w:sz w:val="18"/>
+              </w:rPr>
+            </w:r>
+            <w:r>
+              <w:rPr>
+                <w:rFonts w:ascii="Arial" w:hAnsi="Arial" w:eastAsia="Arial" w:cs="Tahoma"/>
                 <w:sz w:val="18"/>
               </w:rPr>
               <w:t>P-08</w:t>
@@ -862,13 +979,13 @@
             </w:pPr>
             <w:r>
               <w:rPr>
-                <w:rFonts w:ascii="Arial" w:hAnsi="Arial" w:eastAsia="Arial"/>
-                <w:sz w:val="18"/>
-              </w:rPr>
-            </w:r>
-            <w:r>
-              <w:rPr>
-                <w:rFonts w:ascii="Arial" w:hAnsi="Arial" w:eastAsia="Arial"/>
+                <w:rFonts w:ascii="Arial" w:hAnsi="Arial" w:eastAsia="Arial" w:cs="Tahoma"/>
+                <w:sz w:val="18"/>
+              </w:rPr>
+            </w:r>
+            <w:r>
+              <w:rPr>
+                <w:rFonts w:ascii="Arial" w:hAnsi="Arial" w:eastAsia="Arial" w:cs="Tahoma"/>
                 <w:sz w:val="18"/>
               </w:rPr>
               <w:t>must match API response</w:t>
@@ -887,13 +1004,13 @@
             </w:pPr>
             <w:r>
               <w:rPr>
-                <w:rFonts w:ascii="Arial" w:hAnsi="Arial" w:eastAsia="Arial"/>
-                <w:sz w:val="18"/>
-              </w:rPr>
-            </w:r>
-            <w:r>
-              <w:rPr>
-                <w:rFonts w:ascii="Arial" w:hAnsi="Arial" w:eastAsia="Arial"/>
+                <w:rFonts w:ascii="Arial" w:hAnsi="Arial" w:eastAsia="Arial" w:cs="Tahoma"/>
+                <w:sz w:val="18"/>
+              </w:rPr>
+            </w:r>
+            <w:r>
+              <w:rPr>
+                <w:rFonts w:ascii="Arial" w:hAnsi="Arial" w:eastAsia="Arial" w:cs="Tahoma"/>
                 <w:sz w:val="18"/>
               </w:rPr>
               <w:t>ใช้เลือก view profile เฉพาะบทบาทนี้; แยก namespace จาก workflow section code</w:t>
@@ -917,13 +1034,13 @@
             </w:pPr>
             <w:r>
               <w:rPr>
-                <w:rFonts w:ascii="Arial" w:hAnsi="Arial" w:eastAsia="Arial"/>
-                <w:sz w:val="18"/>
-              </w:rPr>
-            </w:r>
-            <w:r>
-              <w:rPr>
-                <w:rFonts w:ascii="Arial" w:hAnsi="Arial" w:eastAsia="Arial"/>
+                <w:rFonts w:ascii="Arial" w:hAnsi="Arial" w:eastAsia="Arial" w:cs="Tahoma"/>
+                <w:sz w:val="18"/>
+              </w:rPr>
+            </w:r>
+            <w:r>
+              <w:rPr>
+                <w:rFonts w:ascii="Arial" w:hAnsi="Arial" w:eastAsia="Arial" w:cs="Tahoma"/>
                 <w:sz w:val="18"/>
               </w:rPr>
               <w:t>statusCode</w:t>
@@ -942,13 +1059,13 @@
             </w:pPr>
             <w:r>
               <w:rPr>
-                <w:rFonts w:ascii="Arial" w:hAnsi="Arial" w:eastAsia="Arial"/>
-                <w:sz w:val="18"/>
-              </w:rPr>
-            </w:r>
-            <w:r>
-              <w:rPr>
-                <w:rFonts w:ascii="Arial" w:hAnsi="Arial" w:eastAsia="Arial"/>
+                <w:rFonts w:ascii="Arial" w:hAnsi="Arial" w:eastAsia="Arial" w:cs="Tahoma"/>
+                <w:sz w:val="18"/>
+              </w:rPr>
+            </w:r>
+            <w:r>
+              <w:rPr>
+                <w:rFonts w:ascii="Arial" w:hAnsi="Arial" w:eastAsia="Arial" w:cs="Tahoma"/>
                 <w:sz w:val="18"/>
               </w:rPr>
               <w:t>08</w:t>
@@ -967,13 +1084,13 @@
             </w:pPr>
             <w:r>
               <w:rPr>
-                <w:rFonts w:ascii="Arial" w:hAnsi="Arial" w:eastAsia="Arial"/>
-                <w:sz w:val="18"/>
-              </w:rPr>
-            </w:r>
-            <w:r>
-              <w:rPr>
-                <w:rFonts w:ascii="Arial" w:hAnsi="Arial" w:eastAsia="Arial"/>
+                <w:rFonts w:ascii="Arial" w:hAnsi="Arial" w:eastAsia="Arial" w:cs="Tahoma"/>
+                <w:sz w:val="18"/>
+              </w:rPr>
+            </w:r>
+            <w:r>
+              <w:rPr>
+                <w:rFonts w:ascii="Arial" w:hAnsi="Arial" w:eastAsia="Arial" w:cs="Tahoma"/>
                 <w:sz w:val="18"/>
               </w:rPr>
               <w:t>from API</w:t>
@@ -992,13 +1109,13 @@
             </w:pPr>
             <w:r>
               <w:rPr>
-                <w:rFonts w:ascii="Arial" w:hAnsi="Arial" w:eastAsia="Arial"/>
-                <w:sz w:val="18"/>
-              </w:rPr>
-            </w:r>
-            <w:r>
-              <w:rPr>
-                <w:rFonts w:ascii="Arial" w:hAnsi="Arial" w:eastAsia="Arial"/>
+                <w:rFonts w:ascii="Arial" w:hAnsi="Arial" w:eastAsia="Arial" w:cs="Tahoma"/>
+                <w:sz w:val="18"/>
+              </w:rPr>
+            </w:r>
+            <w:r>
+              <w:rPr>
+                <w:rFonts w:ascii="Arial" w:hAnsi="Arial" w:eastAsia="Arial" w:cs="Tahoma"/>
                 <w:sz w:val="18"/>
               </w:rPr>
               <w:t>workflow status/section code ปัจจุบัน ไม่ใช่ role profile</w:t>
@@ -1022,13 +1139,13 @@
             </w:pPr>
             <w:r>
               <w:rPr>
-                <w:rFonts w:ascii="Arial" w:hAnsi="Arial" w:eastAsia="Arial"/>
-                <w:sz w:val="18"/>
-              </w:rPr>
-            </w:r>
-            <w:r>
-              <w:rPr>
-                <w:rFonts w:ascii="Arial" w:hAnsi="Arial" w:eastAsia="Arial"/>
+                <w:rFonts w:ascii="Arial" w:hAnsi="Arial" w:eastAsia="Arial" w:cs="Tahoma"/>
+                <w:sz w:val="18"/>
+              </w:rPr>
+            </w:r>
+            <w:r>
+              <w:rPr>
+                <w:rFonts w:ascii="Arial" w:hAnsi="Arial" w:eastAsia="Arial" w:cs="Tahoma"/>
                 <w:sz w:val="18"/>
               </w:rPr>
               <w:t>visibleSections</w:t>
@@ -1047,13 +1164,13 @@
             </w:pPr>
             <w:r>
               <w:rPr>
-                <w:rFonts w:ascii="Arial" w:hAnsi="Arial" w:eastAsia="Arial"/>
-                <w:sz w:val="18"/>
-              </w:rPr>
-            </w:r>
-            <w:r>
-              <w:rPr>
-                <w:rFonts w:ascii="Arial" w:hAnsi="Arial" w:eastAsia="Arial"/>
+                <w:rFonts w:ascii="Arial" w:hAnsi="Arial" w:eastAsia="Arial" w:cs="Tahoma"/>
+                <w:sz w:val="18"/>
+              </w:rPr>
+            </w:r>
+            <w:r>
+              <w:rPr>
+                <w:rFonts w:ascii="Arial" w:hAnsi="Arial" w:eastAsia="Arial" w:cs="Tahoma"/>
                 <w:sz w:val="18"/>
               </w:rPr>
               <w:t>string[]</w:t>
@@ -1072,13 +1189,13 @@
             </w:pPr>
             <w:r>
               <w:rPr>
-                <w:rFonts w:ascii="Arial" w:hAnsi="Arial" w:eastAsia="Arial"/>
-                <w:sz w:val="18"/>
-              </w:rPr>
-            </w:r>
-            <w:r>
-              <w:rPr>
-                <w:rFonts w:ascii="Arial" w:hAnsi="Arial" w:eastAsia="Arial"/>
+                <w:rFonts w:ascii="Arial" w:hAnsi="Arial" w:eastAsia="Arial" w:cs="Tahoma"/>
+                <w:sz w:val="18"/>
+              </w:rPr>
+            </w:r>
+            <w:r>
+              <w:rPr>
+                <w:rFonts w:ascii="Arial" w:hAnsi="Arial" w:eastAsia="Arial" w:cs="Tahoma"/>
                 <w:sz w:val="18"/>
               </w:rPr>
               <w:t>from API</w:t>
@@ -1097,13 +1214,13 @@
             </w:pPr>
             <w:r>
               <w:rPr>
-                <w:rFonts w:ascii="Arial" w:hAnsi="Arial" w:eastAsia="Arial"/>
-                <w:sz w:val="18"/>
-              </w:rPr>
-            </w:r>
-            <w:r>
-              <w:rPr>
-                <w:rFonts w:ascii="Arial" w:hAnsi="Arial" w:eastAsia="Arial"/>
+                <w:rFonts w:ascii="Arial" w:hAnsi="Arial" w:eastAsia="Arial" w:cs="Tahoma"/>
+                <w:sz w:val="18"/>
+              </w:rPr>
+            </w:r>
+            <w:r>
+              <w:rPr>
+                <w:rFonts w:ascii="Arial" w:hAnsi="Arial" w:eastAsia="Arial" w:cs="Tahoma"/>
                 <w:sz w:val="18"/>
               </w:rPr>
               <w:t>FE แสดงเฉพาะ section ใน array</w:t>
@@ -1127,13 +1244,13 @@
             </w:pPr>
             <w:r>
               <w:rPr>
-                <w:rFonts w:ascii="Arial" w:hAnsi="Arial" w:eastAsia="Arial"/>
-                <w:sz w:val="18"/>
-              </w:rPr>
-            </w:r>
-            <w:r>
-              <w:rPr>
-                <w:rFonts w:ascii="Arial" w:hAnsi="Arial" w:eastAsia="Arial"/>
+                <w:rFonts w:ascii="Arial" w:hAnsi="Arial" w:eastAsia="Arial" w:cs="Tahoma"/>
+                <w:sz w:val="18"/>
+              </w:rPr>
+            </w:r>
+            <w:r>
+              <w:rPr>
+                <w:rFonts w:ascii="Arial" w:hAnsi="Arial" w:eastAsia="Arial" w:cs="Tahoma"/>
                 <w:sz w:val="18"/>
               </w:rPr>
               <w:t>editableSections</w:t>
@@ -1152,13 +1269,13 @@
             </w:pPr>
             <w:r>
               <w:rPr>
-                <w:rFonts w:ascii="Arial" w:hAnsi="Arial" w:eastAsia="Arial"/>
-                <w:sz w:val="18"/>
-              </w:rPr>
-            </w:r>
-            <w:r>
-              <w:rPr>
-                <w:rFonts w:ascii="Arial" w:hAnsi="Arial" w:eastAsia="Arial"/>
+                <w:rFonts w:ascii="Arial" w:hAnsi="Arial" w:eastAsia="Arial" w:cs="Tahoma"/>
+                <w:sz w:val="18"/>
+              </w:rPr>
+            </w:r>
+            <w:r>
+              <w:rPr>
+                <w:rFonts w:ascii="Arial" w:hAnsi="Arial" w:eastAsia="Arial" w:cs="Tahoma"/>
                 <w:sz w:val="18"/>
               </w:rPr>
               <w:t>string[]</w:t>
@@ -1177,13 +1294,13 @@
             </w:pPr>
             <w:r>
               <w:rPr>
-                <w:rFonts w:ascii="Arial" w:hAnsi="Arial" w:eastAsia="Arial"/>
-                <w:sz w:val="18"/>
-              </w:rPr>
-            </w:r>
-            <w:r>
-              <w:rPr>
-                <w:rFonts w:ascii="Arial" w:hAnsi="Arial" w:eastAsia="Arial"/>
+                <w:rFonts w:ascii="Arial" w:hAnsi="Arial" w:eastAsia="Arial" w:cs="Tahoma"/>
+                <w:sz w:val="18"/>
+              </w:rPr>
+            </w:r>
+            <w:r>
+              <w:rPr>
+                <w:rFonts w:ascii="Arial" w:hAnsi="Arial" w:eastAsia="Arial" w:cs="Tahoma"/>
                 <w:sz w:val="18"/>
               </w:rPr>
               <w:t>from API</w:t>
@@ -1202,13 +1319,13 @@
             </w:pPr>
             <w:r>
               <w:rPr>
-                <w:rFonts w:ascii="Arial" w:hAnsi="Arial" w:eastAsia="Arial"/>
-                <w:sz w:val="18"/>
-              </w:rPr>
-            </w:r>
-            <w:r>
-              <w:rPr>
-                <w:rFonts w:ascii="Arial" w:hAnsi="Arial" w:eastAsia="Arial"/>
+                <w:rFonts w:ascii="Arial" w:hAnsi="Arial" w:eastAsia="Arial" w:cs="Tahoma"/>
+                <w:sz w:val="18"/>
+              </w:rPr>
+            </w:r>
+            <w:r>
+              <w:rPr>
+                <w:rFonts w:ascii="Arial" w:hAnsi="Arial" w:eastAsia="Arial" w:cs="Tahoma"/>
                 <w:sz w:val="18"/>
               </w:rPr>
               <w:t>FE เปิด input/button เฉพาะ section ใน array</w:t>
@@ -1232,13 +1349,13 @@
             </w:pPr>
             <w:r>
               <w:rPr>
-                <w:rFonts w:ascii="Arial" w:hAnsi="Arial" w:eastAsia="Arial"/>
-                <w:sz w:val="18"/>
-              </w:rPr>
-            </w:r>
-            <w:r>
-              <w:rPr>
-                <w:rFonts w:ascii="Arial" w:hAnsi="Arial" w:eastAsia="Arial"/>
+                <w:rFonts w:ascii="Arial" w:hAnsi="Arial" w:eastAsia="Arial" w:cs="Tahoma"/>
+                <w:sz w:val="18"/>
+              </w:rPr>
+            </w:r>
+            <w:r>
+              <w:rPr>
+                <w:rFonts w:ascii="Arial" w:hAnsi="Arial" w:eastAsia="Arial" w:cs="Tahoma"/>
                 <w:sz w:val="18"/>
               </w:rPr>
               <w:t>actionOptions</w:t>
@@ -1257,13 +1374,13 @@
             </w:pPr>
             <w:r>
               <w:rPr>
-                <w:rFonts w:ascii="Arial" w:hAnsi="Arial" w:eastAsia="Arial"/>
-                <w:sz w:val="18"/>
-              </w:rPr>
-            </w:r>
-            <w:r>
-              <w:rPr>
-                <w:rFonts w:ascii="Arial" w:hAnsi="Arial" w:eastAsia="Arial"/>
+                <w:rFonts w:ascii="Arial" w:hAnsi="Arial" w:eastAsia="Arial" w:cs="Tahoma"/>
+                <w:sz w:val="18"/>
+              </w:rPr>
+            </w:r>
+            <w:r>
+              <w:rPr>
+                <w:rFonts w:ascii="Arial" w:hAnsi="Arial" w:eastAsia="Arial" w:cs="Tahoma"/>
                 <w:sz w:val="18"/>
               </w:rPr>
               <w:t>array</w:t>
@@ -1282,13 +1399,13 @@
             </w:pPr>
             <w:r>
               <w:rPr>
-                <w:rFonts w:ascii="Arial" w:hAnsi="Arial" w:eastAsia="Arial"/>
-                <w:sz w:val="18"/>
-              </w:rPr>
-            </w:r>
-            <w:r>
-              <w:rPr>
-                <w:rFonts w:ascii="Arial" w:hAnsi="Arial" w:eastAsia="Arial"/>
+                <w:rFonts w:ascii="Arial" w:hAnsi="Arial" w:eastAsia="Arial" w:cs="Tahoma"/>
+                <w:sz w:val="18"/>
+              </w:rPr>
+            </w:r>
+            <w:r>
+              <w:rPr>
+                <w:rFonts w:ascii="Arial" w:hAnsi="Arial" w:eastAsia="Arial" w:cs="Tahoma"/>
                 <w:sz w:val="18"/>
               </w:rPr>
               <w:t>from API</w:t>
@@ -1307,13 +1424,13 @@
             </w:pPr>
             <w:r>
               <w:rPr>
-                <w:rFonts w:ascii="Arial" w:hAnsi="Arial" w:eastAsia="Arial"/>
-                <w:sz w:val="18"/>
-              </w:rPr>
-            </w:r>
-            <w:r>
-              <w:rPr>
-                <w:rFonts w:ascii="Arial" w:hAnsi="Arial" w:eastAsia="Arial"/>
+                <w:rFonts w:ascii="Arial" w:hAnsi="Arial" w:eastAsia="Arial" w:cs="Tahoma"/>
+                <w:sz w:val="18"/>
+              </w:rPr>
+            </w:r>
+            <w:r>
+              <w:rPr>
+                <w:rFonts w:ascii="Arial" w:hAnsi="Arial" w:eastAsia="Arial" w:cs="Tahoma"/>
                 <w:sz w:val="18"/>
               </w:rPr>
               <w:t>FE render radio จาก array โดยไม่ hardcode</w:t>
@@ -1363,7 +1480,7 @@
             <w:r/>
             <w:r>
               <w:rPr>
-                <w:rFonts w:ascii="Arial" w:hAnsi="Arial" w:eastAsia="Arial"/>
+                <w:rFonts w:ascii="Arial" w:hAnsi="Arial" w:eastAsia="Arial" w:cs="Tahoma"/>
                 <w:b/>
                 <w:sz w:val="18"/>
               </w:rPr>
@@ -1385,7 +1502,7 @@
             <w:r/>
             <w:r>
               <w:rPr>
-                <w:rFonts w:ascii="Arial" w:hAnsi="Arial" w:eastAsia="Arial"/>
+                <w:rFonts w:ascii="Arial" w:hAnsi="Arial" w:eastAsia="Arial" w:cs="Tahoma"/>
                 <w:b/>
                 <w:sz w:val="18"/>
               </w:rPr>
@@ -1410,13 +1527,13 @@
             </w:pPr>
             <w:r>
               <w:rPr>
-                <w:rFonts w:ascii="Arial" w:hAnsi="Arial" w:eastAsia="Arial"/>
-                <w:sz w:val="18"/>
-              </w:rPr>
-            </w:r>
-            <w:r>
-              <w:rPr>
-                <w:rFonts w:ascii="Arial" w:hAnsi="Arial" w:eastAsia="Arial"/>
+                <w:rFonts w:ascii="Arial" w:hAnsi="Arial" w:eastAsia="Arial" w:cs="Tahoma"/>
+                <w:sz w:val="18"/>
+              </w:rPr>
+            </w:r>
+            <w:r>
+              <w:rPr>
+                <w:rFonts w:ascii="Arial" w:hAnsi="Arial" w:eastAsia="Arial" w:cs="Tahoma"/>
                 <w:sz w:val="18"/>
               </w:rPr>
               <w:t>Role profile</w:t>
@@ -1435,13 +1552,13 @@
             </w:pPr>
             <w:r>
               <w:rPr>
-                <w:rFonts w:ascii="Arial" w:hAnsi="Arial" w:eastAsia="Arial"/>
-                <w:sz w:val="18"/>
-              </w:rPr>
-            </w:r>
-            <w:r>
-              <w:rPr>
-                <w:rFonts w:ascii="Arial" w:hAnsi="Arial" w:eastAsia="Arial"/>
+                <w:rFonts w:ascii="Arial" w:hAnsi="Arial" w:eastAsia="Arial" w:cs="Tahoma"/>
+                <w:sz w:val="18"/>
+              </w:rPr>
+            </w:r>
+            <w:r>
+              <w:rPr>
+                <w:rFonts w:ascii="Arial" w:hAnsi="Arial" w:eastAsia="Arial" w:cs="Tahoma"/>
                 <w:sz w:val="18"/>
               </w:rPr>
               <w:t>P-08 - เจ้าหน้าที่ SBP DSA</w:t>
@@ -1465,13 +1582,13 @@
             </w:pPr>
             <w:r>
               <w:rPr>
-                <w:rFonts w:ascii="Arial" w:hAnsi="Arial" w:eastAsia="Arial"/>
-                <w:sz w:val="18"/>
-              </w:rPr>
-            </w:r>
-            <w:r>
-              <w:rPr>
-                <w:rFonts w:ascii="Arial" w:hAnsi="Arial" w:eastAsia="Arial"/>
+                <w:rFonts w:ascii="Arial" w:hAnsi="Arial" w:eastAsia="Arial" w:cs="Tahoma"/>
+                <w:sz w:val="18"/>
+              </w:rPr>
+            </w:r>
+            <w:r>
+              <w:rPr>
+                <w:rFonts w:ascii="Arial" w:hAnsi="Arial" w:eastAsia="Arial" w:cs="Tahoma"/>
                 <w:sz w:val="18"/>
               </w:rPr>
               <w:t>Workflow section/status code</w:t>
@@ -1490,13 +1607,13 @@
             </w:pPr>
             <w:r>
               <w:rPr>
-                <w:rFonts w:ascii="Arial" w:hAnsi="Arial" w:eastAsia="Arial"/>
-                <w:sz w:val="18"/>
-              </w:rPr>
-            </w:r>
-            <w:r>
-              <w:rPr>
-                <w:rFonts w:ascii="Arial" w:hAnsi="Arial" w:eastAsia="Arial"/>
+                <w:rFonts w:ascii="Arial" w:hAnsi="Arial" w:eastAsia="Arial" w:cs="Tahoma"/>
+                <w:sz w:val="18"/>
+              </w:rPr>
+            </w:r>
+            <w:r>
+              <w:rPr>
+                <w:rFonts w:ascii="Arial" w:hAnsi="Arial" w:eastAsia="Arial" w:cs="Tahoma"/>
                 <w:sz w:val="18"/>
               </w:rPr>
               <w:t>08</w:t>
@@ -1520,13 +1637,13 @@
             </w:pPr>
             <w:r>
               <w:rPr>
-                <w:rFonts w:ascii="Arial" w:hAnsi="Arial" w:eastAsia="Arial"/>
-                <w:sz w:val="18"/>
-              </w:rPr>
-            </w:r>
-            <w:r>
-              <w:rPr>
-                <w:rFonts w:ascii="Arial" w:hAnsi="Arial" w:eastAsia="Arial"/>
+                <w:rFonts w:ascii="Arial" w:hAnsi="Arial" w:eastAsia="Arial" w:cs="Tahoma"/>
+                <w:sz w:val="18"/>
+              </w:rPr>
+            </w:r>
+            <w:r>
+              <w:rPr>
+                <w:rFonts w:ascii="Arial" w:hAnsi="Arial" w:eastAsia="Arial" w:cs="Tahoma"/>
                 <w:sz w:val="18"/>
               </w:rPr>
               <w:t>Document status shown</w:t>
@@ -1545,13 +1662,13 @@
             </w:pPr>
             <w:r>
               <w:rPr>
-                <w:rFonts w:ascii="Arial" w:hAnsi="Arial" w:eastAsia="Arial"/>
-                <w:sz w:val="18"/>
-              </w:rPr>
-            </w:r>
-            <w:r>
-              <w:rPr>
-                <w:rFonts w:ascii="Arial" w:hAnsi="Arial" w:eastAsia="Arial"/>
+                <w:rFonts w:ascii="Arial" w:hAnsi="Arial" w:eastAsia="Arial" w:cs="Tahoma"/>
+                <w:sz w:val="18"/>
+              </w:rPr>
+            </w:r>
+            <w:r>
+              <w:rPr>
+                <w:rFonts w:ascii="Arial" w:hAnsi="Arial" w:eastAsia="Arial" w:cs="Tahoma"/>
                 <w:sz w:val="18"/>
               </w:rPr>
               <w:t>รอเจ้าหน้าที่ SBP DSA ดำเนินการ</w:t>
@@ -1575,13 +1692,13 @@
             </w:pPr>
             <w:r>
               <w:rPr>
-                <w:rFonts w:ascii="Arial" w:hAnsi="Arial" w:eastAsia="Arial"/>
-                <w:sz w:val="18"/>
-              </w:rPr>
-            </w:r>
-            <w:r>
-              <w:rPr>
-                <w:rFonts w:ascii="Arial" w:hAnsi="Arial" w:eastAsia="Arial"/>
+                <w:rFonts w:ascii="Arial" w:hAnsi="Arial" w:eastAsia="Arial" w:cs="Tahoma"/>
+                <w:sz w:val="18"/>
+              </w:rPr>
+            </w:r>
+            <w:r>
+              <w:rPr>
+                <w:rFonts w:ascii="Arial" w:hAnsi="Arial" w:eastAsia="Arial" w:cs="Tahoma"/>
                 <w:sz w:val="18"/>
               </w:rPr>
               <w:t>Purpose on this page</w:t>
@@ -1600,13 +1717,13 @@
             </w:pPr>
             <w:r>
               <w:rPr>
-                <w:rFonts w:ascii="Arial" w:hAnsi="Arial" w:eastAsia="Arial"/>
-                <w:sz w:val="18"/>
-              </w:rPr>
-            </w:r>
-            <w:r>
-              <w:rPr>
-                <w:rFonts w:ascii="Arial" w:hAnsi="Arial" w:eastAsia="Arial"/>
+                <w:rFonts w:ascii="Arial" w:hAnsi="Arial" w:eastAsia="Arial" w:cs="Tahoma"/>
+                <w:sz w:val="18"/>
+              </w:rPr>
+            </w:r>
+            <w:r>
+              <w:rPr>
+                <w:rFonts w:ascii="Arial" w:hAnsi="Arial" w:eastAsia="Arial" w:cs="Tahoma"/>
                 <w:sz w:val="18"/>
               </w:rPr>
               <w:t>ตรวจ/ยืนยันผลคำนวณเงินชดเชยและส่งผลพิจารณา</w:t>
@@ -1630,13 +1747,13 @@
             </w:pPr>
             <w:r>
               <w:rPr>
-                <w:rFonts w:ascii="Arial" w:hAnsi="Arial" w:eastAsia="Arial"/>
-                <w:sz w:val="18"/>
-              </w:rPr>
-            </w:r>
-            <w:r>
-              <w:rPr>
-                <w:rFonts w:ascii="Arial" w:hAnsi="Arial" w:eastAsia="Arial"/>
+                <w:rFonts w:ascii="Arial" w:hAnsi="Arial" w:eastAsia="Arial" w:cs="Tahoma"/>
+                <w:sz w:val="18"/>
+              </w:rPr>
+            </w:r>
+            <w:r>
+              <w:rPr>
+                <w:rFonts w:ascii="Arial" w:hAnsi="Arial" w:eastAsia="Arial" w:cs="Tahoma"/>
                 <w:sz w:val="18"/>
               </w:rPr>
               <w:t>Editable sections</w:t>
@@ -1655,13 +1772,13 @@
             </w:pPr>
             <w:r>
               <w:rPr>
-                <w:rFonts w:ascii="Arial" w:hAnsi="Arial" w:eastAsia="Arial"/>
-                <w:sz w:val="18"/>
-              </w:rPr>
-            </w:r>
-            <w:r>
-              <w:rPr>
-                <w:rFonts w:ascii="Arial" w:hAnsi="Arial" w:eastAsia="Arial"/>
+                <w:rFonts w:ascii="Arial" w:hAnsi="Arial" w:eastAsia="Arial" w:cs="Tahoma"/>
+                <w:sz w:val="18"/>
+              </w:rPr>
+            </w:r>
+            <w:r>
+              <w:rPr>
+                <w:rFonts w:ascii="Arial" w:hAnsi="Arial" w:eastAsia="Arial" w:cs="Tahoma"/>
                 <w:sz w:val="18"/>
               </w:rPr>
               <w:t>-</w:t>
@@ -1685,13 +1802,13 @@
             </w:pPr>
             <w:r>
               <w:rPr>
-                <w:rFonts w:ascii="Arial" w:hAnsi="Arial" w:eastAsia="Arial"/>
-                <w:sz w:val="18"/>
-              </w:rPr>
-            </w:r>
-            <w:r>
-              <w:rPr>
-                <w:rFonts w:ascii="Arial" w:hAnsi="Arial" w:eastAsia="Arial"/>
+                <w:rFonts w:ascii="Arial" w:hAnsi="Arial" w:eastAsia="Arial" w:cs="Tahoma"/>
+                <w:sz w:val="18"/>
+              </w:rPr>
+            </w:r>
+            <w:r>
+              <w:rPr>
+                <w:rFonts w:ascii="Arial" w:hAnsi="Arial" w:eastAsia="Arial" w:cs="Tahoma"/>
                 <w:sz w:val="18"/>
               </w:rPr>
               <w:t>Hidden sections</w:t>
@@ -1710,13 +1827,13 @@
             </w:pPr>
             <w:r>
               <w:rPr>
-                <w:rFonts w:ascii="Arial" w:hAnsi="Arial" w:eastAsia="Arial"/>
-                <w:sz w:val="18"/>
-              </w:rPr>
-            </w:r>
-            <w:r>
-              <w:rPr>
-                <w:rFonts w:ascii="Arial" w:hAnsi="Arial" w:eastAsia="Arial"/>
+                <w:rFonts w:ascii="Arial" w:hAnsi="Arial" w:eastAsia="Arial" w:cs="Tahoma"/>
+                <w:sz w:val="18"/>
+              </w:rPr>
+            </w:r>
+            <w:r>
+              <w:rPr>
+                <w:rFonts w:ascii="Arial" w:hAnsi="Arial" w:eastAsia="Arial" w:cs="Tahoma"/>
                 <w:sz w:val="18"/>
               </w:rPr>
               <w:t>-</w:t>
@@ -1740,13 +1857,13 @@
             </w:pPr>
             <w:r>
               <w:rPr>
-                <w:rFonts w:ascii="Arial" w:hAnsi="Arial" w:eastAsia="Arial"/>
-                <w:sz w:val="18"/>
-              </w:rPr>
-            </w:r>
-            <w:r>
-              <w:rPr>
-                <w:rFonts w:ascii="Arial" w:hAnsi="Arial" w:eastAsia="Arial"/>
+                <w:rFonts w:ascii="Arial" w:hAnsi="Arial" w:eastAsia="Arial" w:cs="Tahoma"/>
+                <w:sz w:val="18"/>
+              </w:rPr>
+            </w:r>
+            <w:r>
+              <w:rPr>
+                <w:rFonts w:ascii="Arial" w:hAnsi="Arial" w:eastAsia="Arial" w:cs="Tahoma"/>
                 <w:sz w:val="18"/>
               </w:rPr>
               <w:t>Attachment upload</w:t>
@@ -1765,13 +1882,13 @@
             </w:pPr>
             <w:r>
               <w:rPr>
-                <w:rFonts w:ascii="Arial" w:hAnsi="Arial" w:eastAsia="Arial"/>
-                <w:sz w:val="18"/>
-              </w:rPr>
-            </w:r>
-            <w:r>
-              <w:rPr>
-                <w:rFonts w:ascii="Arial" w:hAnsi="Arial" w:eastAsia="Arial"/>
+                <w:rFonts w:ascii="Arial" w:hAnsi="Arial" w:eastAsia="Arial" w:cs="Tahoma"/>
+                <w:sz w:val="18"/>
+              </w:rPr>
+            </w:r>
+            <w:r>
+              <w:rPr>
+                <w:rFonts w:ascii="Arial" w:hAnsi="Arial" w:eastAsia="Arial" w:cs="Tahoma"/>
                 <w:sz w:val="18"/>
               </w:rPr>
               <w:t>Allowed</w:t>
@@ -1861,7 +1978,7 @@
             <w:r/>
             <w:r>
               <w:rPr>
-                <w:rFonts w:ascii="Arial" w:hAnsi="Arial" w:eastAsia="Arial"/>
+                <w:rFonts w:ascii="Arial" w:hAnsi="Arial" w:eastAsia="Arial" w:cs="Tahoma"/>
                 <w:b/>
                 <w:sz w:val="18"/>
               </w:rPr>
@@ -1883,7 +2000,7 @@
             <w:r/>
             <w:r>
               <w:rPr>
-                <w:rFonts w:ascii="Arial" w:hAnsi="Arial" w:eastAsia="Arial"/>
+                <w:rFonts w:ascii="Arial" w:hAnsi="Arial" w:eastAsia="Arial" w:cs="Tahoma"/>
                 <w:b/>
                 <w:sz w:val="18"/>
               </w:rPr>
@@ -1905,7 +2022,7 @@
             <w:r/>
             <w:r>
               <w:rPr>
-                <w:rFonts w:ascii="Arial" w:hAnsi="Arial" w:eastAsia="Arial"/>
+                <w:rFonts w:ascii="Arial" w:hAnsi="Arial" w:eastAsia="Arial" w:cs="Tahoma"/>
                 <w:b/>
                 <w:sz w:val="18"/>
               </w:rPr>
@@ -1927,7 +2044,7 @@
             <w:r/>
             <w:r>
               <w:rPr>
-                <w:rFonts w:ascii="Arial" w:hAnsi="Arial" w:eastAsia="Arial"/>
+                <w:rFonts w:ascii="Arial" w:hAnsi="Arial" w:eastAsia="Arial" w:cs="Tahoma"/>
                 <w:b/>
                 <w:sz w:val="18"/>
               </w:rPr>
@@ -1952,13 +2069,13 @@
             </w:pPr>
             <w:r>
               <w:rPr>
-                <w:rFonts w:ascii="Arial" w:hAnsi="Arial" w:eastAsia="Arial"/>
-                <w:sz w:val="18"/>
-              </w:rPr>
-            </w:r>
-            <w:r>
-              <w:rPr>
-                <w:rFonts w:ascii="Arial" w:hAnsi="Arial" w:eastAsia="Arial"/>
+                <w:rFonts w:ascii="Arial" w:hAnsi="Arial" w:eastAsia="Arial" w:cs="Tahoma"/>
+                <w:sz w:val="18"/>
+              </w:rPr>
+            </w:r>
+            <w:r>
+              <w:rPr>
+                <w:rFonts w:ascii="Arial" w:hAnsi="Arial" w:eastAsia="Arial" w:cs="Tahoma"/>
                 <w:sz w:val="18"/>
               </w:rPr>
               <w:t>doc-header</w:t>
@@ -1977,13 +2094,13 @@
             </w:pPr>
             <w:r>
               <w:rPr>
-                <w:rFonts w:ascii="Arial" w:hAnsi="Arial" w:eastAsia="Arial"/>
-                <w:sz w:val="18"/>
-              </w:rPr>
-            </w:r>
-            <w:r>
-              <w:rPr>
-                <w:rFonts w:ascii="Arial" w:hAnsi="Arial" w:eastAsia="Arial"/>
+                <w:rFonts w:ascii="Arial" w:hAnsi="Arial" w:eastAsia="Arial" w:cs="Tahoma"/>
+                <w:sz w:val="18"/>
+              </w:rPr>
+            </w:r>
+            <w:r>
+              <w:rPr>
+                <w:rFonts w:ascii="Arial" w:hAnsi="Arial" w:eastAsia="Arial" w:cs="Tahoma"/>
                 <w:sz w:val="18"/>
               </w:rPr>
               <w:t>ข้อมูลร้านถูกกระทบ</w:t>
@@ -2002,13 +2119,13 @@
             </w:pPr>
             <w:r>
               <w:rPr>
-                <w:rFonts w:ascii="Arial" w:hAnsi="Arial" w:eastAsia="Arial"/>
-                <w:sz w:val="18"/>
-              </w:rPr>
-            </w:r>
-            <w:r>
-              <w:rPr>
-                <w:rFonts w:ascii="Arial" w:hAnsi="Arial" w:eastAsia="Arial"/>
+                <w:rFonts w:ascii="Arial" w:hAnsi="Arial" w:eastAsia="Arial" w:cs="Tahoma"/>
+                <w:sz w:val="18"/>
+              </w:rPr>
+            </w:r>
+            <w:r>
+              <w:rPr>
+                <w:rFonts w:ascii="Arial" w:hAnsi="Arial" w:eastAsia="Arial" w:cs="Tahoma"/>
                 <w:sz w:val="18"/>
               </w:rPr>
               <w:t>Read-only</w:t>
@@ -2027,13 +2144,13 @@
             </w:pPr>
             <w:r>
               <w:rPr>
-                <w:rFonts w:ascii="Arial" w:hAnsi="Arial" w:eastAsia="Arial"/>
-                <w:sz w:val="18"/>
-              </w:rPr>
-            </w:r>
-            <w:r>
-              <w:rPr>
-                <w:rFonts w:ascii="Arial" w:hAnsi="Arial" w:eastAsia="Arial"/>
+                <w:rFonts w:ascii="Arial" w:hAnsi="Arial" w:eastAsia="Arial" w:cs="Tahoma"/>
+                <w:sz w:val="18"/>
+              </w:rPr>
+            </w:r>
+            <w:r>
+              <w:rPr>
+                <w:rFonts w:ascii="Arial" w:hAnsi="Arial" w:eastAsia="Arial" w:cs="Tahoma"/>
                 <w:sz w:val="18"/>
               </w:rPr>
               <w:t>แสดงข้อมูลและปิด input/editor</w:t>
@@ -2057,13 +2174,13 @@
             </w:pPr>
             <w:r>
               <w:rPr>
-                <w:rFonts w:ascii="Arial" w:hAnsi="Arial" w:eastAsia="Arial"/>
-                <w:sz w:val="18"/>
-              </w:rPr>
-            </w:r>
-            <w:r>
-              <w:rPr>
-                <w:rFonts w:ascii="Arial" w:hAnsi="Arial" w:eastAsia="Arial"/>
+                <w:rFonts w:ascii="Arial" w:hAnsi="Arial" w:eastAsia="Arial" w:cs="Tahoma"/>
+                <w:sz w:val="18"/>
+              </w:rPr>
+            </w:r>
+            <w:r>
+              <w:rPr>
+                <w:rFonts w:ascii="Arial" w:hAnsi="Arial" w:eastAsia="Arial" w:cs="Tahoma"/>
                 <w:sz w:val="18"/>
               </w:rPr>
               <w:t>sec-sales</w:t>
@@ -2082,13 +2199,13 @@
             </w:pPr>
             <w:r>
               <w:rPr>
-                <w:rFonts w:ascii="Arial" w:hAnsi="Arial" w:eastAsia="Arial"/>
-                <w:sz w:val="18"/>
-              </w:rPr>
-            </w:r>
-            <w:r>
-              <w:rPr>
-                <w:rFonts w:ascii="Arial" w:hAnsi="Arial" w:eastAsia="Arial"/>
+                <w:rFonts w:ascii="Arial" w:hAnsi="Arial" w:eastAsia="Arial" w:cs="Tahoma"/>
+                <w:sz w:val="18"/>
+              </w:rPr>
+            </w:r>
+            <w:r>
+              <w:rPr>
+                <w:rFonts w:ascii="Arial" w:hAnsi="Arial" w:eastAsia="Arial" w:cs="Tahoma"/>
                 <w:sz w:val="18"/>
               </w:rPr>
               <w:t>แนวโน้มยอดขายรายวัน</w:t>
@@ -2107,13 +2224,13 @@
             </w:pPr>
             <w:r>
               <w:rPr>
-                <w:rFonts w:ascii="Arial" w:hAnsi="Arial" w:eastAsia="Arial"/>
-                <w:sz w:val="18"/>
-              </w:rPr>
-            </w:r>
-            <w:r>
-              <w:rPr>
-                <w:rFonts w:ascii="Arial" w:hAnsi="Arial" w:eastAsia="Arial"/>
+                <w:rFonts w:ascii="Arial" w:hAnsi="Arial" w:eastAsia="Arial" w:cs="Tahoma"/>
+                <w:sz w:val="18"/>
+              </w:rPr>
+            </w:r>
+            <w:r>
+              <w:rPr>
+                <w:rFonts w:ascii="Arial" w:hAnsi="Arial" w:eastAsia="Arial" w:cs="Tahoma"/>
                 <w:sz w:val="18"/>
               </w:rPr>
               <w:t>Read-only</w:t>
@@ -2132,13 +2249,13 @@
             </w:pPr>
             <w:r>
               <w:rPr>
-                <w:rFonts w:ascii="Arial" w:hAnsi="Arial" w:eastAsia="Arial"/>
-                <w:sz w:val="18"/>
-              </w:rPr>
-            </w:r>
-            <w:r>
-              <w:rPr>
-                <w:rFonts w:ascii="Arial" w:hAnsi="Arial" w:eastAsia="Arial"/>
+                <w:rFonts w:ascii="Arial" w:hAnsi="Arial" w:eastAsia="Arial" w:cs="Tahoma"/>
+                <w:sz w:val="18"/>
+              </w:rPr>
+            </w:r>
+            <w:r>
+              <w:rPr>
+                <w:rFonts w:ascii="Arial" w:hAnsi="Arial" w:eastAsia="Arial" w:cs="Tahoma"/>
                 <w:sz w:val="18"/>
               </w:rPr>
               <w:t>แสดงข้อมูลและปิด input/editor</w:t>
@@ -2162,13 +2279,13 @@
             </w:pPr>
             <w:r>
               <w:rPr>
-                <w:rFonts w:ascii="Arial" w:hAnsi="Arial" w:eastAsia="Arial"/>
-                <w:sz w:val="18"/>
-              </w:rPr>
-            </w:r>
-            <w:r>
-              <w:rPr>
-                <w:rFonts w:ascii="Arial" w:hAnsi="Arial" w:eastAsia="Arial"/>
+                <w:rFonts w:ascii="Arial" w:hAnsi="Arial" w:eastAsia="Arial" w:cs="Tahoma"/>
+                <w:sz w:val="18"/>
+              </w:rPr>
+            </w:r>
+            <w:r>
+              <w:rPr>
+                <w:rFonts w:ascii="Arial" w:hAnsi="Arial" w:eastAsia="Arial" w:cs="Tahoma"/>
                 <w:sz w:val="18"/>
               </w:rPr>
               <w:t>sec-map</w:t>
@@ -2187,13 +2304,13 @@
             </w:pPr>
             <w:r>
               <w:rPr>
-                <w:rFonts w:ascii="Arial" w:hAnsi="Arial" w:eastAsia="Arial"/>
-                <w:sz w:val="18"/>
-              </w:rPr>
-            </w:r>
-            <w:r>
-              <w:rPr>
-                <w:rFonts w:ascii="Arial" w:hAnsi="Arial" w:eastAsia="Arial"/>
+                <w:rFonts w:ascii="Arial" w:hAnsi="Arial" w:eastAsia="Arial" w:cs="Tahoma"/>
+                <w:sz w:val="18"/>
+              </w:rPr>
+            </w:r>
+            <w:r>
+              <w:rPr>
+                <w:rFonts w:ascii="Arial" w:hAnsi="Arial" w:eastAsia="Arial" w:cs="Tahoma"/>
                 <w:sz w:val="18"/>
               </w:rPr>
               <w:t>แผนที่ AllMap</w:t>
@@ -2212,13 +2329,13 @@
             </w:pPr>
             <w:r>
               <w:rPr>
-                <w:rFonts w:ascii="Arial" w:hAnsi="Arial" w:eastAsia="Arial"/>
-                <w:sz w:val="18"/>
-              </w:rPr>
-            </w:r>
-            <w:r>
-              <w:rPr>
-                <w:rFonts w:ascii="Arial" w:hAnsi="Arial" w:eastAsia="Arial"/>
+                <w:rFonts w:ascii="Arial" w:hAnsi="Arial" w:eastAsia="Arial" w:cs="Tahoma"/>
+                <w:sz w:val="18"/>
+              </w:rPr>
+            </w:r>
+            <w:r>
+              <w:rPr>
+                <w:rFonts w:ascii="Arial" w:hAnsi="Arial" w:eastAsia="Arial" w:cs="Tahoma"/>
                 <w:sz w:val="18"/>
               </w:rPr>
               <w:t>Read-only</w:t>
@@ -2237,13 +2354,13 @@
             </w:pPr>
             <w:r>
               <w:rPr>
-                <w:rFonts w:ascii="Arial" w:hAnsi="Arial" w:eastAsia="Arial"/>
-                <w:sz w:val="18"/>
-              </w:rPr>
-            </w:r>
-            <w:r>
-              <w:rPr>
-                <w:rFonts w:ascii="Arial" w:hAnsi="Arial" w:eastAsia="Arial"/>
+                <w:rFonts w:ascii="Arial" w:hAnsi="Arial" w:eastAsia="Arial" w:cs="Tahoma"/>
+                <w:sz w:val="18"/>
+              </w:rPr>
+            </w:r>
+            <w:r>
+              <w:rPr>
+                <w:rFonts w:ascii="Arial" w:hAnsi="Arial" w:eastAsia="Arial" w:cs="Tahoma"/>
                 <w:sz w:val="18"/>
               </w:rPr>
               <w:t>แสดงข้อมูลและปิด input/editor</w:t>
@@ -2267,13 +2384,13 @@
             </w:pPr>
             <w:r>
               <w:rPr>
-                <w:rFonts w:ascii="Arial" w:hAnsi="Arial" w:eastAsia="Arial"/>
-                <w:sz w:val="18"/>
-              </w:rPr>
-            </w:r>
-            <w:r>
-              <w:rPr>
-                <w:rFonts w:ascii="Arial" w:hAnsi="Arial" w:eastAsia="Arial"/>
+                <w:rFonts w:ascii="Arial" w:hAnsi="Arial" w:eastAsia="Arial" w:cs="Tahoma"/>
+                <w:sz w:val="18"/>
+              </w:rPr>
+            </w:r>
+            <w:r>
+              <w:rPr>
+                <w:rFonts w:ascii="Arial" w:hAnsi="Arial" w:eastAsia="Arial" w:cs="Tahoma"/>
                 <w:sz w:val="18"/>
               </w:rPr>
               <w:t>sec-newstore</w:t>
@@ -2292,13 +2409,13 @@
             </w:pPr>
             <w:r>
               <w:rPr>
-                <w:rFonts w:ascii="Arial" w:hAnsi="Arial" w:eastAsia="Arial"/>
-                <w:sz w:val="18"/>
-              </w:rPr>
-            </w:r>
-            <w:r>
-              <w:rPr>
-                <w:rFonts w:ascii="Arial" w:hAnsi="Arial" w:eastAsia="Arial"/>
+                <w:rFonts w:ascii="Arial" w:hAnsi="Arial" w:eastAsia="Arial" w:cs="Tahoma"/>
+                <w:sz w:val="18"/>
+              </w:rPr>
+            </w:r>
+            <w:r>
+              <w:rPr>
+                <w:rFonts w:ascii="Arial" w:hAnsi="Arial" w:eastAsia="Arial" w:cs="Tahoma"/>
                 <w:sz w:val="18"/>
               </w:rPr>
               <w:t>ร้านเปิดใหม่</w:t>
@@ -2317,13 +2434,13 @@
             </w:pPr>
             <w:r>
               <w:rPr>
-                <w:rFonts w:ascii="Arial" w:hAnsi="Arial" w:eastAsia="Arial"/>
-                <w:sz w:val="18"/>
-              </w:rPr>
-            </w:r>
-            <w:r>
-              <w:rPr>
-                <w:rFonts w:ascii="Arial" w:hAnsi="Arial" w:eastAsia="Arial"/>
+                <w:rFonts w:ascii="Arial" w:hAnsi="Arial" w:eastAsia="Arial" w:cs="Tahoma"/>
+                <w:sz w:val="18"/>
+              </w:rPr>
+            </w:r>
+            <w:r>
+              <w:rPr>
+                <w:rFonts w:ascii="Arial" w:hAnsi="Arial" w:eastAsia="Arial" w:cs="Tahoma"/>
                 <w:sz w:val="18"/>
               </w:rPr>
               <w:t>Read-only</w:t>
@@ -2342,13 +2459,13 @@
             </w:pPr>
             <w:r>
               <w:rPr>
-                <w:rFonts w:ascii="Arial" w:hAnsi="Arial" w:eastAsia="Arial"/>
-                <w:sz w:val="18"/>
-              </w:rPr>
-            </w:r>
-            <w:r>
-              <w:rPr>
-                <w:rFonts w:ascii="Arial" w:hAnsi="Arial" w:eastAsia="Arial"/>
+                <w:rFonts w:ascii="Arial" w:hAnsi="Arial" w:eastAsia="Arial" w:cs="Tahoma"/>
+                <w:sz w:val="18"/>
+              </w:rPr>
+            </w:r>
+            <w:r>
+              <w:rPr>
+                <w:rFonts w:ascii="Arial" w:hAnsi="Arial" w:eastAsia="Arial" w:cs="Tahoma"/>
                 <w:sz w:val="18"/>
               </w:rPr>
               <w:t>แสดงข้อมูลและปิด input/editor</w:t>
@@ -2372,13 +2489,13 @@
             </w:pPr>
             <w:r>
               <w:rPr>
-                <w:rFonts w:ascii="Arial" w:hAnsi="Arial" w:eastAsia="Arial"/>
-                <w:sz w:val="18"/>
-              </w:rPr>
-            </w:r>
-            <w:r>
-              <w:rPr>
-                <w:rFonts w:ascii="Arial" w:hAnsi="Arial" w:eastAsia="Arial"/>
+                <w:rFonts w:ascii="Arial" w:hAnsi="Arial" w:eastAsia="Arial" w:cs="Tahoma"/>
+                <w:sz w:val="18"/>
+              </w:rPr>
+            </w:r>
+            <w:r>
+              <w:rPr>
+                <w:rFonts w:ascii="Arial" w:hAnsi="Arial" w:eastAsia="Arial" w:cs="Tahoma"/>
                 <w:sz w:val="18"/>
               </w:rPr>
               <w:t>sec-competitor</w:t>
@@ -2397,13 +2514,13 @@
             </w:pPr>
             <w:r>
               <w:rPr>
-                <w:rFonts w:ascii="Arial" w:hAnsi="Arial" w:eastAsia="Arial"/>
-                <w:sz w:val="18"/>
-              </w:rPr>
-            </w:r>
-            <w:r>
-              <w:rPr>
-                <w:rFonts w:ascii="Arial" w:hAnsi="Arial" w:eastAsia="Arial"/>
+                <w:rFonts w:ascii="Arial" w:hAnsi="Arial" w:eastAsia="Arial" w:cs="Tahoma"/>
+                <w:sz w:val="18"/>
+              </w:rPr>
+            </w:r>
+            <w:r>
+              <w:rPr>
+                <w:rFonts w:ascii="Arial" w:hAnsi="Arial" w:eastAsia="Arial" w:cs="Tahoma"/>
                 <w:sz w:val="18"/>
               </w:rPr>
               <w:t>ร้านคู่แข่งเปิดกระทบ</w:t>
@@ -2422,13 +2539,13 @@
             </w:pPr>
             <w:r>
               <w:rPr>
-                <w:rFonts w:ascii="Arial" w:hAnsi="Arial" w:eastAsia="Arial"/>
-                <w:sz w:val="18"/>
-              </w:rPr>
-            </w:r>
-            <w:r>
-              <w:rPr>
-                <w:rFonts w:ascii="Arial" w:hAnsi="Arial" w:eastAsia="Arial"/>
+                <w:rFonts w:ascii="Arial" w:hAnsi="Arial" w:eastAsia="Arial" w:cs="Tahoma"/>
+                <w:sz w:val="18"/>
+              </w:rPr>
+            </w:r>
+            <w:r>
+              <w:rPr>
+                <w:rFonts w:ascii="Arial" w:hAnsi="Arial" w:eastAsia="Arial" w:cs="Tahoma"/>
                 <w:sz w:val="18"/>
               </w:rPr>
               <w:t>Read-only</w:t>
@@ -2447,13 +2564,13 @@
             </w:pPr>
             <w:r>
               <w:rPr>
-                <w:rFonts w:ascii="Arial" w:hAnsi="Arial" w:eastAsia="Arial"/>
-                <w:sz w:val="18"/>
-              </w:rPr>
-            </w:r>
-            <w:r>
-              <w:rPr>
-                <w:rFonts w:ascii="Arial" w:hAnsi="Arial" w:eastAsia="Arial"/>
+                <w:rFonts w:ascii="Arial" w:hAnsi="Arial" w:eastAsia="Arial" w:cs="Tahoma"/>
+                <w:sz w:val="18"/>
+              </w:rPr>
+            </w:r>
+            <w:r>
+              <w:rPr>
+                <w:rFonts w:ascii="Arial" w:hAnsi="Arial" w:eastAsia="Arial" w:cs="Tahoma"/>
                 <w:sz w:val="18"/>
               </w:rPr>
               <w:t>แสดงข้อมูลและปิด input/editor</w:t>
@@ -2477,13 +2594,13 @@
             </w:pPr>
             <w:r>
               <w:rPr>
-                <w:rFonts w:ascii="Arial" w:hAnsi="Arial" w:eastAsia="Arial"/>
-                <w:sz w:val="18"/>
-              </w:rPr>
-            </w:r>
-            <w:r>
-              <w:rPr>
-                <w:rFonts w:ascii="Arial" w:hAnsi="Arial" w:eastAsia="Arial"/>
+                <w:rFonts w:ascii="Arial" w:hAnsi="Arial" w:eastAsia="Arial" w:cs="Tahoma"/>
+                <w:sz w:val="18"/>
+              </w:rPr>
+            </w:r>
+            <w:r>
+              <w:rPr>
+                <w:rFonts w:ascii="Arial" w:hAnsi="Arial" w:eastAsia="Arial" w:cs="Tahoma"/>
                 <w:sz w:val="18"/>
               </w:rPr>
               <w:t>sec-factor</w:t>
@@ -2502,13 +2619,13 @@
             </w:pPr>
             <w:r>
               <w:rPr>
-                <w:rFonts w:ascii="Arial" w:hAnsi="Arial" w:eastAsia="Arial"/>
-                <w:sz w:val="18"/>
-              </w:rPr>
-            </w:r>
-            <w:r>
-              <w:rPr>
-                <w:rFonts w:ascii="Arial" w:hAnsi="Arial" w:eastAsia="Arial"/>
+                <w:rFonts w:ascii="Arial" w:hAnsi="Arial" w:eastAsia="Arial" w:cs="Tahoma"/>
+                <w:sz w:val="18"/>
+              </w:rPr>
+            </w:r>
+            <w:r>
+              <w:rPr>
+                <w:rFonts w:ascii="Arial" w:hAnsi="Arial" w:eastAsia="Arial" w:cs="Tahoma"/>
                 <w:sz w:val="18"/>
               </w:rPr>
               <w:t>ปัจจัยอื่นๆ</w:t>
@@ -2527,13 +2644,13 @@
             </w:pPr>
             <w:r>
               <w:rPr>
-                <w:rFonts w:ascii="Arial" w:hAnsi="Arial" w:eastAsia="Arial"/>
-                <w:sz w:val="18"/>
-              </w:rPr>
-            </w:r>
-            <w:r>
-              <w:rPr>
-                <w:rFonts w:ascii="Arial" w:hAnsi="Arial" w:eastAsia="Arial"/>
+                <w:rFonts w:ascii="Arial" w:hAnsi="Arial" w:eastAsia="Arial" w:cs="Tahoma"/>
+                <w:sz w:val="18"/>
+              </w:rPr>
+            </w:r>
+            <w:r>
+              <w:rPr>
+                <w:rFonts w:ascii="Arial" w:hAnsi="Arial" w:eastAsia="Arial" w:cs="Tahoma"/>
                 <w:sz w:val="18"/>
               </w:rPr>
               <w:t>Read-only</w:t>
@@ -2552,13 +2669,13 @@
             </w:pPr>
             <w:r>
               <w:rPr>
-                <w:rFonts w:ascii="Arial" w:hAnsi="Arial" w:eastAsia="Arial"/>
-                <w:sz w:val="18"/>
-              </w:rPr>
-            </w:r>
-            <w:r>
-              <w:rPr>
-                <w:rFonts w:ascii="Arial" w:hAnsi="Arial" w:eastAsia="Arial"/>
+                <w:rFonts w:ascii="Arial" w:hAnsi="Arial" w:eastAsia="Arial" w:cs="Tahoma"/>
+                <w:sz w:val="18"/>
+              </w:rPr>
+            </w:r>
+            <w:r>
+              <w:rPr>
+                <w:rFonts w:ascii="Arial" w:hAnsi="Arial" w:eastAsia="Arial" w:cs="Tahoma"/>
                 <w:sz w:val="18"/>
               </w:rPr>
               <w:t>แสดงข้อมูลและปิด input/editor</w:t>
@@ -2582,13 +2699,13 @@
             </w:pPr>
             <w:r>
               <w:rPr>
-                <w:rFonts w:ascii="Arial" w:hAnsi="Arial" w:eastAsia="Arial"/>
-                <w:sz w:val="18"/>
-              </w:rPr>
-            </w:r>
-            <w:r>
-              <w:rPr>
-                <w:rFonts w:ascii="Arial" w:hAnsi="Arial" w:eastAsia="Arial"/>
+                <w:rFonts w:ascii="Arial" w:hAnsi="Arial" w:eastAsia="Arial" w:cs="Tahoma"/>
+                <w:sz w:val="18"/>
+              </w:rPr>
+            </w:r>
+            <w:r>
+              <w:rPr>
+                <w:rFonts w:ascii="Arial" w:hAnsi="Arial" w:eastAsia="Arial" w:cs="Tahoma"/>
                 <w:sz w:val="18"/>
               </w:rPr>
               <w:t>sec-attach</w:t>
@@ -2607,13 +2724,13 @@
             </w:pPr>
             <w:r>
               <w:rPr>
-                <w:rFonts w:ascii="Arial" w:hAnsi="Arial" w:eastAsia="Arial"/>
-                <w:sz w:val="18"/>
-              </w:rPr>
-            </w:r>
-            <w:r>
-              <w:rPr>
-                <w:rFonts w:ascii="Arial" w:hAnsi="Arial" w:eastAsia="Arial"/>
+                <w:rFonts w:ascii="Arial" w:hAnsi="Arial" w:eastAsia="Arial" w:cs="Tahoma"/>
+                <w:sz w:val="18"/>
+              </w:rPr>
+            </w:r>
+            <w:r>
+              <w:rPr>
+                <w:rFonts w:ascii="Arial" w:hAnsi="Arial" w:eastAsia="Arial" w:cs="Tahoma"/>
                 <w:sz w:val="18"/>
               </w:rPr>
               <w:t>เอกสารแนบทั้งหมด</w:t>
@@ -2632,13 +2749,13 @@
             </w:pPr>
             <w:r>
               <w:rPr>
-                <w:rFonts w:ascii="Arial" w:hAnsi="Arial" w:eastAsia="Arial"/>
-                <w:sz w:val="18"/>
-              </w:rPr>
-            </w:r>
-            <w:r>
-              <w:rPr>
-                <w:rFonts w:ascii="Arial" w:hAnsi="Arial" w:eastAsia="Arial"/>
+                <w:rFonts w:ascii="Arial" w:hAnsi="Arial" w:eastAsia="Arial" w:cs="Tahoma"/>
+                <w:sz w:val="18"/>
+              </w:rPr>
+            </w:r>
+            <w:r>
+              <w:rPr>
+                <w:rFonts w:ascii="Arial" w:hAnsi="Arial" w:eastAsia="Arial" w:cs="Tahoma"/>
                 <w:sz w:val="18"/>
               </w:rPr>
               <w:t>Read-only + Upload</w:t>
@@ -2657,13 +2774,13 @@
             </w:pPr>
             <w:r>
               <w:rPr>
-                <w:rFonts w:ascii="Arial" w:hAnsi="Arial" w:eastAsia="Arial"/>
-                <w:sz w:val="18"/>
-              </w:rPr>
-            </w:r>
-            <w:r>
-              <w:rPr>
-                <w:rFonts w:ascii="Arial" w:hAnsi="Arial" w:eastAsia="Arial"/>
+                <w:rFonts w:ascii="Arial" w:hAnsi="Arial" w:eastAsia="Arial" w:cs="Tahoma"/>
+                <w:sz w:val="18"/>
+              </w:rPr>
+            </w:r>
+            <w:r>
+              <w:rPr>
+                <w:rFonts w:ascii="Arial" w:hAnsi="Arial" w:eastAsia="Arial" w:cs="Tahoma"/>
                 <w:sz w:val="18"/>
               </w:rPr>
               <w:t>ดูรายการไฟล์และเพิ่มไฟล์แนบได้</w:t>
@@ -2687,13 +2804,13 @@
             </w:pPr>
             <w:r>
               <w:rPr>
-                <w:rFonts w:ascii="Arial" w:hAnsi="Arial" w:eastAsia="Arial"/>
-                <w:sz w:val="18"/>
-              </w:rPr>
-            </w:r>
-            <w:r>
-              <w:rPr>
-                <w:rFonts w:ascii="Arial" w:hAnsi="Arial" w:eastAsia="Arial"/>
+                <w:rFonts w:ascii="Arial" w:hAnsi="Arial" w:eastAsia="Arial" w:cs="Tahoma"/>
+                <w:sz w:val="18"/>
+              </w:rPr>
+            </w:r>
+            <w:r>
+              <w:rPr>
+                <w:rFonts w:ascii="Arial" w:hAnsi="Arial" w:eastAsia="Arial" w:cs="Tahoma"/>
                 <w:sz w:val="18"/>
               </w:rPr>
               <w:t>sec-calc</w:t>
@@ -2712,13 +2829,13 @@
             </w:pPr>
             <w:r>
               <w:rPr>
-                <w:rFonts w:ascii="Arial" w:hAnsi="Arial" w:eastAsia="Arial"/>
-                <w:sz w:val="18"/>
-              </w:rPr>
-            </w:r>
-            <w:r>
-              <w:rPr>
-                <w:rFonts w:ascii="Arial" w:hAnsi="Arial" w:eastAsia="Arial"/>
+                <w:rFonts w:ascii="Arial" w:hAnsi="Arial" w:eastAsia="Arial" w:cs="Tahoma"/>
+                <w:sz w:val="18"/>
+              </w:rPr>
+            </w:r>
+            <w:r>
+              <w:rPr>
+                <w:rFonts w:ascii="Arial" w:hAnsi="Arial" w:eastAsia="Arial" w:cs="Tahoma"/>
                 <w:sz w:val="18"/>
               </w:rPr>
               <w:t>คำนวณเงินชดเชย</w:t>
@@ -2737,13 +2854,13 @@
             </w:pPr>
             <w:r>
               <w:rPr>
-                <w:rFonts w:ascii="Arial" w:hAnsi="Arial" w:eastAsia="Arial"/>
-                <w:sz w:val="18"/>
-              </w:rPr>
-            </w:r>
-            <w:r>
-              <w:rPr>
-                <w:rFonts w:ascii="Arial" w:hAnsi="Arial" w:eastAsia="Arial"/>
+                <w:rFonts w:ascii="Arial" w:hAnsi="Arial" w:eastAsia="Arial" w:cs="Tahoma"/>
+                <w:sz w:val="18"/>
+              </w:rPr>
+            </w:r>
+            <w:r>
+              <w:rPr>
+                <w:rFonts w:ascii="Arial" w:hAnsi="Arial" w:eastAsia="Arial" w:cs="Tahoma"/>
                 <w:sz w:val="18"/>
               </w:rPr>
               <w:t>Read-only</w:t>
@@ -2762,13 +2879,13 @@
             </w:pPr>
             <w:r>
               <w:rPr>
-                <w:rFonts w:ascii="Arial" w:hAnsi="Arial" w:eastAsia="Arial"/>
-                <w:sz w:val="18"/>
-              </w:rPr>
-            </w:r>
-            <w:r>
-              <w:rPr>
-                <w:rFonts w:ascii="Arial" w:hAnsi="Arial" w:eastAsia="Arial"/>
+                <w:rFonts w:ascii="Arial" w:hAnsi="Arial" w:eastAsia="Arial" w:cs="Tahoma"/>
+                <w:sz w:val="18"/>
+              </w:rPr>
+            </w:r>
+            <w:r>
+              <w:rPr>
+                <w:rFonts w:ascii="Arial" w:hAnsi="Arial" w:eastAsia="Arial" w:cs="Tahoma"/>
                 <w:sz w:val="18"/>
               </w:rPr>
               <w:t>แสดงข้อมูลและปิด input/editor</w:t>
@@ -2792,13 +2909,13 @@
             </w:pPr>
             <w:r>
               <w:rPr>
-                <w:rFonts w:ascii="Arial" w:hAnsi="Arial" w:eastAsia="Arial"/>
-                <w:sz w:val="18"/>
-              </w:rPr>
-            </w:r>
-            <w:r>
-              <w:rPr>
-                <w:rFonts w:ascii="Arial" w:hAnsi="Arial" w:eastAsia="Arial"/>
+                <w:rFonts w:ascii="Arial" w:hAnsi="Arial" w:eastAsia="Arial" w:cs="Tahoma"/>
+                <w:sz w:val="18"/>
+              </w:rPr>
+            </w:r>
+            <w:r>
+              <w:rPr>
+                <w:rFonts w:ascii="Arial" w:hAnsi="Arial" w:eastAsia="Arial" w:cs="Tahoma"/>
                 <w:sz w:val="18"/>
               </w:rPr>
               <w:t>sec-comp-history</w:t>
@@ -2817,13 +2934,13 @@
             </w:pPr>
             <w:r>
               <w:rPr>
-                <w:rFonts w:ascii="Arial" w:hAnsi="Arial" w:eastAsia="Arial"/>
-                <w:sz w:val="18"/>
-              </w:rPr>
-            </w:r>
-            <w:r>
-              <w:rPr>
-                <w:rFonts w:ascii="Arial" w:hAnsi="Arial" w:eastAsia="Arial"/>
+                <w:rFonts w:ascii="Arial" w:hAnsi="Arial" w:eastAsia="Arial" w:cs="Tahoma"/>
+                <w:sz w:val="18"/>
+              </w:rPr>
+            </w:r>
+            <w:r>
+              <w:rPr>
+                <w:rFonts w:ascii="Arial" w:hAnsi="Arial" w:eastAsia="Arial" w:cs="Tahoma"/>
                 <w:sz w:val="18"/>
               </w:rPr>
               <w:t>ประวัติการชดเชย</w:t>
@@ -2842,13 +2959,13 @@
             </w:pPr>
             <w:r>
               <w:rPr>
-                <w:rFonts w:ascii="Arial" w:hAnsi="Arial" w:eastAsia="Arial"/>
-                <w:sz w:val="18"/>
-              </w:rPr>
-            </w:r>
-            <w:r>
-              <w:rPr>
-                <w:rFonts w:ascii="Arial" w:hAnsi="Arial" w:eastAsia="Arial"/>
+                <w:rFonts w:ascii="Arial" w:hAnsi="Arial" w:eastAsia="Arial" w:cs="Tahoma"/>
+                <w:sz w:val="18"/>
+              </w:rPr>
+            </w:r>
+            <w:r>
+              <w:rPr>
+                <w:rFonts w:ascii="Arial" w:hAnsi="Arial" w:eastAsia="Arial" w:cs="Tahoma"/>
                 <w:sz w:val="18"/>
               </w:rPr>
               <w:t>Read-only</w:t>
@@ -2867,13 +2984,13 @@
             </w:pPr>
             <w:r>
               <w:rPr>
-                <w:rFonts w:ascii="Arial" w:hAnsi="Arial" w:eastAsia="Arial"/>
-                <w:sz w:val="18"/>
-              </w:rPr>
-            </w:r>
-            <w:r>
-              <w:rPr>
-                <w:rFonts w:ascii="Arial" w:hAnsi="Arial" w:eastAsia="Arial"/>
+                <w:rFonts w:ascii="Arial" w:hAnsi="Arial" w:eastAsia="Arial" w:cs="Tahoma"/>
+                <w:sz w:val="18"/>
+              </w:rPr>
+            </w:r>
+            <w:r>
+              <w:rPr>
+                <w:rFonts w:ascii="Arial" w:hAnsi="Arial" w:eastAsia="Arial" w:cs="Tahoma"/>
                 <w:sz w:val="18"/>
               </w:rPr>
               <w:t>แสดงข้อมูลและปิด input/editor</w:t>
@@ -2897,13 +3014,13 @@
             </w:pPr>
             <w:r>
               <w:rPr>
-                <w:rFonts w:ascii="Arial" w:hAnsi="Arial" w:eastAsia="Arial"/>
-                <w:sz w:val="18"/>
-              </w:rPr>
-            </w:r>
-            <w:r>
-              <w:rPr>
-                <w:rFonts w:ascii="Arial" w:hAnsi="Arial" w:eastAsia="Arial"/>
+                <w:rFonts w:ascii="Arial" w:hAnsi="Arial" w:eastAsia="Arial" w:cs="Tahoma"/>
+                <w:sz w:val="18"/>
+              </w:rPr>
+            </w:r>
+            <w:r>
+              <w:rPr>
+                <w:rFonts w:ascii="Arial" w:hAnsi="Arial" w:eastAsia="Arial" w:cs="Tahoma"/>
                 <w:sz w:val="18"/>
               </w:rPr>
               <w:t>sec-decision-history</w:t>
@@ -2922,13 +3039,13 @@
             </w:pPr>
             <w:r>
               <w:rPr>
-                <w:rFonts w:ascii="Arial" w:hAnsi="Arial" w:eastAsia="Arial"/>
-                <w:sz w:val="18"/>
-              </w:rPr>
-            </w:r>
-            <w:r>
-              <w:rPr>
-                <w:rFonts w:ascii="Arial" w:hAnsi="Arial" w:eastAsia="Arial"/>
+                <w:rFonts w:ascii="Arial" w:hAnsi="Arial" w:eastAsia="Arial" w:cs="Tahoma"/>
+                <w:sz w:val="18"/>
+              </w:rPr>
+            </w:r>
+            <w:r>
+              <w:rPr>
+                <w:rFonts w:ascii="Arial" w:hAnsi="Arial" w:eastAsia="Arial" w:cs="Tahoma"/>
                 <w:sz w:val="18"/>
               </w:rPr>
               <w:t>ผลการพิจารณา (ประวัติ)</w:t>
@@ -2947,13 +3064,13 @@
             </w:pPr>
             <w:r>
               <w:rPr>
-                <w:rFonts w:ascii="Arial" w:hAnsi="Arial" w:eastAsia="Arial"/>
-                <w:sz w:val="18"/>
-              </w:rPr>
-            </w:r>
-            <w:r>
-              <w:rPr>
-                <w:rFonts w:ascii="Arial" w:hAnsi="Arial" w:eastAsia="Arial"/>
+                <w:rFonts w:ascii="Arial" w:hAnsi="Arial" w:eastAsia="Arial" w:cs="Tahoma"/>
+                <w:sz w:val="18"/>
+              </w:rPr>
+            </w:r>
+            <w:r>
+              <w:rPr>
+                <w:rFonts w:ascii="Arial" w:hAnsi="Arial" w:eastAsia="Arial" w:cs="Tahoma"/>
                 <w:sz w:val="18"/>
               </w:rPr>
               <w:t>Read-only</w:t>
@@ -2972,13 +3089,13 @@
             </w:pPr>
             <w:r>
               <w:rPr>
-                <w:rFonts w:ascii="Arial" w:hAnsi="Arial" w:eastAsia="Arial"/>
-                <w:sz w:val="18"/>
-              </w:rPr>
-            </w:r>
-            <w:r>
-              <w:rPr>
-                <w:rFonts w:ascii="Arial" w:hAnsi="Arial" w:eastAsia="Arial"/>
+                <w:rFonts w:ascii="Arial" w:hAnsi="Arial" w:eastAsia="Arial" w:cs="Tahoma"/>
+                <w:sz w:val="18"/>
+              </w:rPr>
+            </w:r>
+            <w:r>
+              <w:rPr>
+                <w:rFonts w:ascii="Arial" w:hAnsi="Arial" w:eastAsia="Arial" w:cs="Tahoma"/>
                 <w:sz w:val="18"/>
               </w:rPr>
               <w:t>แสดงข้อมูลและปิด input/editor</w:t>
@@ -3002,13 +3119,13 @@
             </w:pPr>
             <w:r>
               <w:rPr>
-                <w:rFonts w:ascii="Arial" w:hAnsi="Arial" w:eastAsia="Arial"/>
-                <w:sz w:val="18"/>
-              </w:rPr>
-            </w:r>
-            <w:r>
-              <w:rPr>
-                <w:rFonts w:ascii="Arial" w:hAnsi="Arial" w:eastAsia="Arial"/>
+                <w:rFonts w:ascii="Arial" w:hAnsi="Arial" w:eastAsia="Arial" w:cs="Tahoma"/>
+                <w:sz w:val="18"/>
+              </w:rPr>
+            </w:r>
+            <w:r>
+              <w:rPr>
+                <w:rFonts w:ascii="Arial" w:hAnsi="Arial" w:eastAsia="Arial" w:cs="Tahoma"/>
                 <w:sz w:val="18"/>
               </w:rPr>
               <w:t>sec-action</w:t>
@@ -3027,13 +3144,13 @@
             </w:pPr>
             <w:r>
               <w:rPr>
-                <w:rFonts w:ascii="Arial" w:hAnsi="Arial" w:eastAsia="Arial"/>
-                <w:sz w:val="18"/>
-              </w:rPr>
-            </w:r>
-            <w:r>
-              <w:rPr>
-                <w:rFonts w:ascii="Arial" w:hAnsi="Arial" w:eastAsia="Arial"/>
+                <w:rFonts w:ascii="Arial" w:hAnsi="Arial" w:eastAsia="Arial" w:cs="Tahoma"/>
+                <w:sz w:val="18"/>
+              </w:rPr>
+            </w:r>
+            <w:r>
+              <w:rPr>
+                <w:rFonts w:ascii="Arial" w:hAnsi="Arial" w:eastAsia="Arial" w:cs="Tahoma"/>
                 <w:sz w:val="18"/>
               </w:rPr>
               <w:t>พิจารณา / ส่งดำเนินการ</w:t>
@@ -3052,13 +3169,13 @@
             </w:pPr>
             <w:r>
               <w:rPr>
-                <w:rFonts w:ascii="Arial" w:hAnsi="Arial" w:eastAsia="Arial"/>
-                <w:sz w:val="18"/>
-              </w:rPr>
-            </w:r>
-            <w:r>
-              <w:rPr>
-                <w:rFonts w:ascii="Arial" w:hAnsi="Arial" w:eastAsia="Arial"/>
+                <w:rFonts w:ascii="Arial" w:hAnsi="Arial" w:eastAsia="Arial" w:cs="Tahoma"/>
+                <w:sz w:val="18"/>
+              </w:rPr>
+            </w:r>
+            <w:r>
+              <w:rPr>
+                <w:rFonts w:ascii="Arial" w:hAnsi="Arial" w:eastAsia="Arial" w:cs="Tahoma"/>
                 <w:sz w:val="18"/>
               </w:rPr>
               <w:t>Action</w:t>
@@ -3077,13 +3194,13 @@
             </w:pPr>
             <w:r>
               <w:rPr>
-                <w:rFonts w:ascii="Arial" w:hAnsi="Arial" w:eastAsia="Arial"/>
-                <w:sz w:val="18"/>
-              </w:rPr>
-            </w:r>
-            <w:r>
-              <w:rPr>
-                <w:rFonts w:ascii="Arial" w:hAnsi="Arial" w:eastAsia="Arial"/>
+                <w:rFonts w:ascii="Arial" w:hAnsi="Arial" w:eastAsia="Arial" w:cs="Tahoma"/>
+                <w:sz w:val="18"/>
+              </w:rPr>
+            </w:r>
+            <w:r>
+              <w:rPr>
+                <w:rFonts w:ascii="Arial" w:hAnsi="Arial" w:eastAsia="Arial" w:cs="Tahoma"/>
                 <w:sz w:val="18"/>
               </w:rPr>
               <w:t>แสดง radio result, textarea comment, ปุ่มส่งดำเนินการ</w:t>
@@ -3134,7 +3251,7 @@
             <w:r/>
             <w:r>
               <w:rPr>
-                <w:rFonts w:ascii="Arial" w:hAnsi="Arial" w:eastAsia="Arial"/>
+                <w:rFonts w:ascii="Arial" w:hAnsi="Arial" w:eastAsia="Arial" w:cs="Tahoma"/>
                 <w:b/>
                 <w:sz w:val="18"/>
               </w:rPr>
@@ -3156,7 +3273,7 @@
             <w:r/>
             <w:r>
               <w:rPr>
-                <w:rFonts w:ascii="Arial" w:hAnsi="Arial" w:eastAsia="Arial"/>
+                <w:rFonts w:ascii="Arial" w:hAnsi="Arial" w:eastAsia="Arial" w:cs="Tahoma"/>
                 <w:b/>
                 <w:sz w:val="18"/>
               </w:rPr>
@@ -3178,7 +3295,7 @@
             <w:r/>
             <w:r>
               <w:rPr>
-                <w:rFonts w:ascii="Arial" w:hAnsi="Arial" w:eastAsia="Arial"/>
+                <w:rFonts w:ascii="Arial" w:hAnsi="Arial" w:eastAsia="Arial" w:cs="Tahoma"/>
                 <w:b/>
                 <w:sz w:val="18"/>
               </w:rPr>
@@ -3203,13 +3320,13 @@
             </w:pPr>
             <w:r>
               <w:rPr>
-                <w:rFonts w:ascii="Arial" w:hAnsi="Arial" w:eastAsia="Arial"/>
-                <w:sz w:val="18"/>
-              </w:rPr>
-            </w:r>
-            <w:r>
-              <w:rPr>
-                <w:rFonts w:ascii="Arial" w:hAnsi="Arial" w:eastAsia="Arial"/>
+                <w:rFonts w:ascii="Arial" w:hAnsi="Arial" w:eastAsia="Arial" w:cs="Tahoma"/>
+                <w:sz w:val="18"/>
+              </w:rPr>
+            </w:r>
+            <w:r>
+              <w:rPr>
+                <w:rFonts w:ascii="Arial" w:hAnsi="Arial" w:eastAsia="Arial" w:cs="Tahoma"/>
                 <w:sz w:val="18"/>
               </w:rPr>
               <w:t>คำนวณเงินชดเชย</w:t>
@@ -3228,13 +3345,13 @@
             </w:pPr>
             <w:r>
               <w:rPr>
-                <w:rFonts w:ascii="Arial" w:hAnsi="Arial" w:eastAsia="Arial"/>
-                <w:sz w:val="18"/>
-              </w:rPr>
-            </w:r>
-            <w:r>
-              <w:rPr>
-                <w:rFonts w:ascii="Arial" w:hAnsi="Arial" w:eastAsia="Arial"/>
+                <w:rFonts w:ascii="Arial" w:hAnsi="Arial" w:eastAsia="Arial" w:cs="Tahoma"/>
+                <w:sz w:val="18"/>
+              </w:rPr>
+            </w:r>
+            <w:r>
+              <w:rPr>
+                <w:rFonts w:ascii="Arial" w:hAnsi="Arial" w:eastAsia="Arial" w:cs="Tahoma"/>
                 <w:sz w:val="18"/>
               </w:rPr>
               <w:t>baseCompensationAmount, totalCompensatePercent, totalCompensationAmount, approvalLimitIndicator</w:t>
@@ -3253,16 +3370,16 @@
             </w:pPr>
             <w:r>
               <w:rPr>
-                <w:rFonts w:ascii="Arial" w:hAnsi="Arial" w:eastAsia="Arial"/>
-                <w:sz w:val="18"/>
-              </w:rPr>
-            </w:r>
-            <w:r>
-              <w:rPr>
-                <w:rFonts w:ascii="Arial" w:hAnsi="Arial" w:eastAsia="Arial"/>
-                <w:sz w:val="18"/>
-              </w:rPr>
-              <w:t>read-only; แสดงช่วงวงเงินอนุมัติจาก API (&lt;=50,000 จบที่ GM · 50,001-300,000 ผ่าน AVP ตาม SDD GI)</w:t>
+                <w:rFonts w:ascii="Arial" w:hAnsi="Arial" w:eastAsia="Arial" w:cs="Tahoma"/>
+                <w:sz w:val="18"/>
+              </w:rPr>
+            </w:r>
+            <w:r>
+              <w:rPr>
+                <w:rFonts w:ascii="Arial" w:hAnsi="Arial" w:eastAsia="Arial" w:cs="Tahoma"/>
+                <w:sz w:val="18"/>
+              </w:rPr>
+              <w:t>read-only; แสดงเกณฑ์วงเงินอนุมัติจาก API (&lt; 100,000 จบที่ GM · ≥ 100,000 ส่ง AVP · มติ 2026-08-18)</w:t>
             </w:r>
           </w:p>
         </w:tc>
@@ -3283,13 +3400,13 @@
             </w:pPr>
             <w:r>
               <w:rPr>
-                <w:rFonts w:ascii="Arial" w:hAnsi="Arial" w:eastAsia="Arial"/>
-                <w:sz w:val="18"/>
-              </w:rPr>
-            </w:r>
-            <w:r>
-              <w:rPr>
-                <w:rFonts w:ascii="Arial" w:hAnsi="Arial" w:eastAsia="Arial"/>
+                <w:rFonts w:ascii="Arial" w:hAnsi="Arial" w:eastAsia="Arial" w:cs="Tahoma"/>
+                <w:sz w:val="18"/>
+              </w:rPr>
+            </w:r>
+            <w:r>
+              <w:rPr>
+                <w:rFonts w:ascii="Arial" w:hAnsi="Arial" w:eastAsia="Arial" w:cs="Tahoma"/>
                 <w:sz w:val="18"/>
               </w:rPr>
               <w:t>เอกสารแนบ</w:t>
@@ -3308,13 +3425,13 @@
             </w:pPr>
             <w:r>
               <w:rPr>
-                <w:rFonts w:ascii="Arial" w:hAnsi="Arial" w:eastAsia="Arial"/>
-                <w:sz w:val="18"/>
-              </w:rPr>
-            </w:r>
-            <w:r>
-              <w:rPr>
-                <w:rFonts w:ascii="Arial" w:hAnsi="Arial" w:eastAsia="Arial"/>
+                <w:rFonts w:ascii="Arial" w:hAnsi="Arial" w:eastAsia="Arial" w:cs="Tahoma"/>
+                <w:sz w:val="18"/>
+              </w:rPr>
+            </w:r>
+            <w:r>
+              <w:rPr>
+                <w:rFonts w:ascii="Arial" w:hAnsi="Arial" w:eastAsia="Arial" w:cs="Tahoma"/>
                 <w:sz w:val="18"/>
               </w:rPr>
               <w:t>file, fileName, attachmentType, remark</w:t>
@@ -3333,13 +3450,13 @@
             </w:pPr>
             <w:r>
               <w:rPr>
-                <w:rFonts w:ascii="Arial" w:hAnsi="Arial" w:eastAsia="Arial"/>
-                <w:sz w:val="18"/>
-              </w:rPr>
-            </w:r>
-            <w:r>
-              <w:rPr>
-                <w:rFonts w:ascii="Arial" w:hAnsi="Arial" w:eastAsia="Arial"/>
+                <w:rFonts w:ascii="Arial" w:hAnsi="Arial" w:eastAsia="Arial" w:cs="Tahoma"/>
+                <w:sz w:val="18"/>
+              </w:rPr>
+            </w:r>
+            <w:r>
+              <w:rPr>
+                <w:rFonts w:ascii="Arial" w:hAnsi="Arial" w:eastAsia="Arial" w:cs="Tahoma"/>
                 <w:sz w:val="18"/>
               </w:rPr>
               <w:t>เพิ่มไฟล์ได้; ขนาด &lt;= 5 MB; extension ต้องอยู่ใน allowlist</w:t>
@@ -3363,13 +3480,13 @@
             </w:pPr>
             <w:r>
               <w:rPr>
-                <w:rFonts w:ascii="Arial" w:hAnsi="Arial" w:eastAsia="Arial"/>
-                <w:sz w:val="18"/>
-              </w:rPr>
-            </w:r>
-            <w:r>
-              <w:rPr>
-                <w:rFonts w:ascii="Arial" w:hAnsi="Arial" w:eastAsia="Arial"/>
+                <w:rFonts w:ascii="Arial" w:hAnsi="Arial" w:eastAsia="Arial" w:cs="Tahoma"/>
+                <w:sz w:val="18"/>
+              </w:rPr>
+            </w:r>
+            <w:r>
+              <w:rPr>
+                <w:rFonts w:ascii="Arial" w:hAnsi="Arial" w:eastAsia="Arial" w:cs="Tahoma"/>
                 <w:sz w:val="18"/>
               </w:rPr>
               <w:t>แผงพิจารณา</w:t>
@@ -3388,13 +3505,13 @@
             </w:pPr>
             <w:r>
               <w:rPr>
-                <w:rFonts w:ascii="Arial" w:hAnsi="Arial" w:eastAsia="Arial"/>
-                <w:sz w:val="18"/>
-              </w:rPr>
-            </w:r>
-            <w:r>
-              <w:rPr>
-                <w:rFonts w:ascii="Arial" w:hAnsi="Arial" w:eastAsia="Arial"/>
+                <w:rFonts w:ascii="Arial" w:hAnsi="Arial" w:eastAsia="Arial" w:cs="Tahoma"/>
+                <w:sz w:val="18"/>
+              </w:rPr>
+            </w:r>
+            <w:r>
+              <w:rPr>
+                <w:rFonts w:ascii="Arial" w:hAnsi="Arial" w:eastAsia="Arial" w:cs="Tahoma"/>
                 <w:sz w:val="18"/>
               </w:rPr>
               <w:t>result, comment</w:t>
@@ -3413,13 +3530,13 @@
             </w:pPr>
             <w:r>
               <w:rPr>
-                <w:rFonts w:ascii="Arial" w:hAnsi="Arial" w:eastAsia="Arial"/>
-                <w:sz w:val="18"/>
-              </w:rPr>
-            </w:r>
-            <w:r>
-              <w:rPr>
-                <w:rFonts w:ascii="Arial" w:hAnsi="Arial" w:eastAsia="Arial"/>
+                <w:rFonts w:ascii="Arial" w:hAnsi="Arial" w:eastAsia="Arial" w:cs="Tahoma"/>
+                <w:sz w:val="18"/>
+              </w:rPr>
+            </w:r>
+            <w:r>
+              <w:rPr>
+                <w:rFonts w:ascii="Arial" w:hAnsi="Arial" w:eastAsia="Arial" w:cs="Tahoma"/>
                 <w:sz w:val="18"/>
               </w:rPr>
               <w:t>result required; comment ตาม actionOptions.requireComment</w:t>
@@ -3449,7 +3566,7 @@
       </w:r>
       <w:r>
         <w:rPr>
-          <w:rFonts w:ascii="Courier New" w:hAnsi="Courier New"/>
+          <w:rFonts w:ascii="Courier New" w:hAnsi="Courier New" w:eastAsia="Courier New" w:cs="Tahoma"/>
         </w:rPr>
         <w:t>actionOptions</w:t>
       </w:r>
@@ -3458,7 +3575,7 @@
       </w:r>
       <w:r>
         <w:rPr>
-          <w:rFonts w:ascii="Courier New" w:hAnsi="Courier New"/>
+          <w:rFonts w:ascii="Courier New" w:hAnsi="Courier New" w:eastAsia="Courier New" w:cs="Tahoma"/>
         </w:rPr>
         <w:t>{result,comment}</w:t>
       </w:r>
@@ -3495,7 +3612,7 @@
             <w:r/>
             <w:r>
               <w:rPr>
-                <w:rFonts w:ascii="Arial" w:hAnsi="Arial" w:eastAsia="Arial"/>
+                <w:rFonts w:ascii="Arial" w:hAnsi="Arial" w:eastAsia="Arial" w:cs="Tahoma"/>
                 <w:b/>
                 <w:sz w:val="18"/>
               </w:rPr>
@@ -3517,7 +3634,7 @@
             <w:r/>
             <w:r>
               <w:rPr>
-                <w:rFonts w:ascii="Arial" w:hAnsi="Arial" w:eastAsia="Arial"/>
+                <w:rFonts w:ascii="Arial" w:hAnsi="Arial" w:eastAsia="Arial" w:cs="Tahoma"/>
                 <w:b/>
                 <w:sz w:val="18"/>
               </w:rPr>
@@ -3542,13 +3659,13 @@
             </w:pPr>
             <w:r>
               <w:rPr>
-                <w:rFonts w:ascii="Arial" w:hAnsi="Arial" w:eastAsia="Arial"/>
-                <w:sz w:val="18"/>
-              </w:rPr>
-            </w:r>
-            <w:r>
-              <w:rPr>
-                <w:rFonts w:ascii="Arial" w:hAnsi="Arial" w:eastAsia="Arial"/>
+                <w:rFonts w:ascii="Arial" w:hAnsi="Arial" w:eastAsia="Arial" w:cs="Tahoma"/>
+                <w:sz w:val="18"/>
+              </w:rPr>
+            </w:r>
+            <w:r>
+              <w:rPr>
+                <w:rFonts w:ascii="Arial" w:hAnsi="Arial" w:eastAsia="Arial" w:cs="Tahoma"/>
                 <w:sz w:val="18"/>
               </w:rPr>
               <w:t>คำนวณเงินชดเชยเรียบร้อย</w:t>
@@ -3567,13 +3684,13 @@
             </w:pPr>
             <w:r>
               <w:rPr>
-                <w:rFonts w:ascii="Arial" w:hAnsi="Arial" w:eastAsia="Arial"/>
-                <w:sz w:val="18"/>
-              </w:rPr>
-            </w:r>
-            <w:r>
-              <w:rPr>
-                <w:rFonts w:ascii="Arial" w:hAnsi="Arial" w:eastAsia="Arial"/>
+                <w:rFonts w:ascii="Arial" w:hAnsi="Arial" w:eastAsia="Arial" w:cs="Tahoma"/>
+                <w:sz w:val="18"/>
+              </w:rPr>
+            </w:r>
+            <w:r>
+              <w:rPr>
+                <w:rFonts w:ascii="Arial" w:hAnsi="Arial" w:eastAsia="Arial" w:cs="Tahoma"/>
                 <w:sz w:val="18"/>
               </w:rPr>
               <w:t>comment optional</w:t>
@@ -3597,13 +3714,13 @@
             </w:pPr>
             <w:r>
               <w:rPr>
-                <w:rFonts w:ascii="Arial" w:hAnsi="Arial" w:eastAsia="Arial"/>
-                <w:sz w:val="18"/>
-              </w:rPr>
-            </w:r>
-            <w:r>
-              <w:rPr>
-                <w:rFonts w:ascii="Arial" w:hAnsi="Arial" w:eastAsia="Arial"/>
+                <w:rFonts w:ascii="Arial" w:hAnsi="Arial" w:eastAsia="Arial" w:cs="Tahoma"/>
+                <w:sz w:val="18"/>
+              </w:rPr>
+            </w:r>
+            <w:r>
+              <w:rPr>
+                <w:rFonts w:ascii="Arial" w:hAnsi="Arial" w:eastAsia="Arial" w:cs="Tahoma"/>
                 <w:sz w:val="18"/>
               </w:rPr>
               <w:t>ส่งกลับฝ่าย SBP DSA</w:t>
@@ -3622,13 +3739,13 @@
             </w:pPr>
             <w:r>
               <w:rPr>
-                <w:rFonts w:ascii="Arial" w:hAnsi="Arial" w:eastAsia="Arial"/>
-                <w:sz w:val="18"/>
-              </w:rPr>
-            </w:r>
-            <w:r>
-              <w:rPr>
-                <w:rFonts w:ascii="Arial" w:hAnsi="Arial" w:eastAsia="Arial"/>
+                <w:rFonts w:ascii="Arial" w:hAnsi="Arial" w:eastAsia="Arial" w:cs="Tahoma"/>
+                <w:sz w:val="18"/>
+              </w:rPr>
+            </w:r>
+            <w:r>
+              <w:rPr>
+                <w:rFonts w:ascii="Arial" w:hAnsi="Arial" w:eastAsia="Arial" w:cs="Tahoma"/>
                 <w:sz w:val="18"/>
               </w:rPr>
               <w:t>comment ตาม actionOptions.requireComment</w:t>
@@ -3677,7 +3794,7 @@
             <w:r/>
             <w:r>
               <w:rPr>
-                <w:rFonts w:ascii="Arial" w:hAnsi="Arial" w:eastAsia="Arial"/>
+                <w:rFonts w:ascii="Arial" w:hAnsi="Arial" w:eastAsia="Arial" w:cs="Tahoma"/>
                 <w:b/>
                 <w:sz w:val="18"/>
               </w:rPr>
@@ -3703,7 +3820,7 @@
             <w:r/>
             <w:r>
               <w:rPr>
-                <w:rFonts w:ascii="Courier New" w:hAnsi="Courier New" w:eastAsia="Courier New"/>
+                <w:rFonts w:ascii="Courier New" w:hAnsi="Courier New" w:eastAsia="Courier New" w:cs="Tahoma"/>
                 <w:sz w:val="16"/>
               </w:rPr>
               <w:t>{</w:t>
@@ -3819,7 +3936,7 @@
             <w:r/>
             <w:r>
               <w:rPr>
-                <w:rFonts w:ascii="Arial" w:hAnsi="Arial" w:eastAsia="Arial"/>
+                <w:rFonts w:ascii="Arial" w:hAnsi="Arial" w:eastAsia="Arial" w:cs="Tahoma"/>
                 <w:b/>
                 <w:sz w:val="18"/>
               </w:rPr>
@@ -3841,7 +3958,7 @@
             <w:r/>
             <w:r>
               <w:rPr>
-                <w:rFonts w:ascii="Arial" w:hAnsi="Arial" w:eastAsia="Arial"/>
+                <w:rFonts w:ascii="Arial" w:hAnsi="Arial" w:eastAsia="Arial" w:cs="Tahoma"/>
                 <w:b/>
                 <w:sz w:val="18"/>
               </w:rPr>
@@ -3866,13 +3983,13 @@
             </w:pPr>
             <w:r>
               <w:rPr>
-                <w:rFonts w:ascii="Arial" w:hAnsi="Arial" w:eastAsia="Arial"/>
-                <w:sz w:val="18"/>
-              </w:rPr>
-            </w:r>
-            <w:r>
-              <w:rPr>
-                <w:rFonts w:ascii="Arial" w:hAnsi="Arial" w:eastAsia="Arial"/>
+                <w:rFonts w:ascii="Arial" w:hAnsi="Arial" w:eastAsia="Arial" w:cs="Tahoma"/>
+                <w:sz w:val="18"/>
+              </w:rPr>
+            </w:r>
+            <w:r>
+              <w:rPr>
+                <w:rFonts w:ascii="Arial" w:hAnsi="Arial" w:eastAsia="Arial" w:cs="Tahoma"/>
                 <w:sz w:val="18"/>
               </w:rPr>
               <w:t>กดส่งดำเนินการโดยไม่เลือกผลการพิจารณา</w:t>
@@ -3891,13 +4008,13 @@
             </w:pPr>
             <w:r>
               <w:rPr>
-                <w:rFonts w:ascii="Arial" w:hAnsi="Arial" w:eastAsia="Arial"/>
-                <w:sz w:val="18"/>
-              </w:rPr>
-            </w:r>
-            <w:r>
-              <w:rPr>
-                <w:rFonts w:ascii="Arial" w:hAnsi="Arial" w:eastAsia="Arial"/>
+                <w:rFonts w:ascii="Arial" w:hAnsi="Arial" w:eastAsia="Arial" w:cs="Tahoma"/>
+                <w:sz w:val="18"/>
+              </w:rPr>
+            </w:r>
+            <w:r>
+              <w:rPr>
+                <w:rFonts w:ascii="Arial" w:hAnsi="Arial" w:eastAsia="Arial" w:cs="Tahoma"/>
                 <w:sz w:val="18"/>
               </w:rPr>
               <w:t>ท่านยังไม่เลือกผลการพิจารณา กรุณาเลือกข้อมูลก่อนกดส่งดำเนินการ</w:t>
@@ -3921,13 +4038,13 @@
             </w:pPr>
             <w:r>
               <w:rPr>
-                <w:rFonts w:ascii="Arial" w:hAnsi="Arial" w:eastAsia="Arial"/>
-                <w:sz w:val="18"/>
-              </w:rPr>
-            </w:r>
-            <w:r>
-              <w:rPr>
-                <w:rFonts w:ascii="Arial" w:hAnsi="Arial" w:eastAsia="Arial"/>
+                <w:rFonts w:ascii="Arial" w:hAnsi="Arial" w:eastAsia="Arial" w:cs="Tahoma"/>
+                <w:sz w:val="18"/>
+              </w:rPr>
+            </w:r>
+            <w:r>
+              <w:rPr>
+                <w:rFonts w:ascii="Arial" w:hAnsi="Arial" w:eastAsia="Arial" w:cs="Tahoma"/>
                 <w:sz w:val="18"/>
               </w:rPr>
               <w:t>result ที่ requireComment=true แต่ comment ว่าง</w:t>
@@ -3946,13 +4063,13 @@
             </w:pPr>
             <w:r>
               <w:rPr>
-                <w:rFonts w:ascii="Arial" w:hAnsi="Arial" w:eastAsia="Arial"/>
-                <w:sz w:val="18"/>
-              </w:rPr>
-            </w:r>
-            <w:r>
-              <w:rPr>
-                <w:rFonts w:ascii="Arial" w:hAnsi="Arial" w:eastAsia="Arial"/>
+                <w:rFonts w:ascii="Arial" w:hAnsi="Arial" w:eastAsia="Arial" w:cs="Tahoma"/>
+                <w:sz w:val="18"/>
+              </w:rPr>
+            </w:r>
+            <w:r>
+              <w:rPr>
+                <w:rFonts w:ascii="Arial" w:hAnsi="Arial" w:eastAsia="Arial" w:cs="Tahoma"/>
                 <w:sz w:val="18"/>
               </w:rPr>
               <w:t>กรุณากรอกความคิดเห็นเพิ่มเติม (บังคับกรอกสำหรับผลการพิจารณานี้) ก่อนส่งดำเนินการ</w:t>
@@ -3976,13 +4093,13 @@
             </w:pPr>
             <w:r>
               <w:rPr>
-                <w:rFonts w:ascii="Arial" w:hAnsi="Arial" w:eastAsia="Arial"/>
-                <w:sz w:val="18"/>
-              </w:rPr>
-            </w:r>
-            <w:r>
-              <w:rPr>
-                <w:rFonts w:ascii="Arial" w:hAnsi="Arial" w:eastAsia="Arial"/>
+                <w:rFonts w:ascii="Arial" w:hAnsi="Arial" w:eastAsia="Arial" w:cs="Tahoma"/>
+                <w:sz w:val="18"/>
+              </w:rPr>
+            </w:r>
+            <w:r>
+              <w:rPr>
+                <w:rFonts w:ascii="Arial" w:hAnsi="Arial" w:eastAsia="Arial" w:cs="Tahoma"/>
                 <w:sz w:val="18"/>
               </w:rPr>
               <w:t>ผลรวม %ชดเชยร้านเปิดใหม่ไม่เท่ากับ 100</w:t>
@@ -4001,13 +4118,13 @@
             </w:pPr>
             <w:r>
               <w:rPr>
-                <w:rFonts w:ascii="Arial" w:hAnsi="Arial" w:eastAsia="Arial"/>
-                <w:sz w:val="18"/>
-              </w:rPr>
-            </w:r>
-            <w:r>
-              <w:rPr>
-                <w:rFonts w:ascii="Arial" w:hAnsi="Arial" w:eastAsia="Arial"/>
+                <w:rFonts w:ascii="Arial" w:hAnsi="Arial" w:eastAsia="Arial" w:cs="Tahoma"/>
+                <w:sz w:val="18"/>
+              </w:rPr>
+            </w:r>
+            <w:r>
+              <w:rPr>
+                <w:rFonts w:ascii="Arial" w:hAnsi="Arial" w:eastAsia="Arial" w:cs="Tahoma"/>
                 <w:sz w:val="18"/>
               </w:rPr>
               <w:t>โปรดตรวจสอบ %ชดเชย ของท่าน รวมกันแล้วไม่เท่ากับ 100%</w:t>
@@ -4057,7 +4174,7 @@
             <w:r/>
             <w:r>
               <w:rPr>
-                <w:rFonts w:ascii="Arial" w:hAnsi="Arial" w:eastAsia="Arial"/>
+                <w:rFonts w:ascii="Arial" w:hAnsi="Arial" w:eastAsia="Arial" w:cs="Tahoma"/>
                 <w:b/>
                 <w:sz w:val="18"/>
               </w:rPr>
@@ -4079,7 +4196,7 @@
             <w:r/>
             <w:r>
               <w:rPr>
-                <w:rFonts w:ascii="Arial" w:hAnsi="Arial" w:eastAsia="Arial"/>
+                <w:rFonts w:ascii="Arial" w:hAnsi="Arial" w:eastAsia="Arial" w:cs="Tahoma"/>
                 <w:b/>
                 <w:sz w:val="18"/>
               </w:rPr>
@@ -4104,13 +4221,13 @@
             </w:pPr>
             <w:r>
               <w:rPr>
-                <w:rFonts w:ascii="Arial" w:hAnsi="Arial" w:eastAsia="Arial"/>
-                <w:sz w:val="18"/>
-              </w:rPr>
-            </w:r>
-            <w:r>
-              <w:rPr>
-                <w:rFonts w:ascii="Arial" w:hAnsi="Arial" w:eastAsia="Arial"/>
+                <w:rFonts w:ascii="Arial" w:hAnsi="Arial" w:eastAsia="Arial" w:cs="Tahoma"/>
+                <w:sz w:val="18"/>
+              </w:rPr>
+            </w:r>
+            <w:r>
+              <w:rPr>
+                <w:rFonts w:ascii="Arial" w:hAnsi="Arial" w:eastAsia="Arial" w:cs="Tahoma"/>
                 <w:sz w:val="18"/>
               </w:rPr>
               <w:t>1</w:t>
@@ -4129,13 +4246,13 @@
             </w:pPr>
             <w:r>
               <w:rPr>
-                <w:rFonts w:ascii="Arial" w:hAnsi="Arial" w:eastAsia="Arial"/>
-                <w:sz w:val="18"/>
-              </w:rPr>
-            </w:r>
-            <w:r>
-              <w:rPr>
-                <w:rFonts w:ascii="Arial" w:hAnsi="Arial" w:eastAsia="Arial"/>
+                <w:rFonts w:ascii="Arial" w:hAnsi="Arial" w:eastAsia="Arial" w:cs="Tahoma"/>
+                <w:sz w:val="18"/>
+              </w:rPr>
+            </w:r>
+            <w:r>
+              <w:rPr>
+                <w:rFonts w:ascii="Arial" w:hAnsi="Arial" w:eastAsia="Arial" w:cs="Tahoma"/>
                 <w:sz w:val="18"/>
               </w:rPr>
               <w:t>เปิดด้วย roleProfileCode=P-08 แล้ว sec-calc ต้องแสดง</w:t>
@@ -4159,13 +4276,13 @@
             </w:pPr>
             <w:r>
               <w:rPr>
-                <w:rFonts w:ascii="Arial" w:hAnsi="Arial" w:eastAsia="Arial"/>
-                <w:sz w:val="18"/>
-              </w:rPr>
-            </w:r>
-            <w:r>
-              <w:rPr>
-                <w:rFonts w:ascii="Arial" w:hAnsi="Arial" w:eastAsia="Arial"/>
+                <w:rFonts w:ascii="Arial" w:hAnsi="Arial" w:eastAsia="Arial" w:cs="Tahoma"/>
+                <w:sz w:val="18"/>
+              </w:rPr>
+            </w:r>
+            <w:r>
+              <w:rPr>
+                <w:rFonts w:ascii="Arial" w:hAnsi="Arial" w:eastAsia="Arial" w:cs="Tahoma"/>
                 <w:sz w:val="18"/>
               </w:rPr>
               <w:t>2</w:t>
@@ -4184,13 +4301,13 @@
             </w:pPr>
             <w:r>
               <w:rPr>
-                <w:rFonts w:ascii="Arial" w:hAnsi="Arial" w:eastAsia="Arial"/>
-                <w:sz w:val="18"/>
-              </w:rPr>
-            </w:r>
-            <w:r>
-              <w:rPr>
-                <w:rFonts w:ascii="Arial" w:hAnsi="Arial" w:eastAsia="Arial"/>
+                <w:rFonts w:ascii="Arial" w:hAnsi="Arial" w:eastAsia="Arial" w:cs="Tahoma"/>
+                <w:sz w:val="18"/>
+              </w:rPr>
+            </w:r>
+            <w:r>
+              <w:rPr>
+                <w:rFonts w:ascii="Arial" w:hAnsi="Arial" w:eastAsia="Arial" w:cs="Tahoma"/>
                 <w:sz w:val="18"/>
               </w:rPr>
               <w:t>sec-calc ต้องไม่มี input/button บันทึก</w:t>
@@ -4214,13 +4331,13 @@
             </w:pPr>
             <w:r>
               <w:rPr>
-                <w:rFonts w:ascii="Arial" w:hAnsi="Arial" w:eastAsia="Arial"/>
-                <w:sz w:val="18"/>
-              </w:rPr>
-            </w:r>
-            <w:r>
-              <w:rPr>
-                <w:rFonts w:ascii="Arial" w:hAnsi="Arial" w:eastAsia="Arial"/>
+                <w:rFonts w:ascii="Arial" w:hAnsi="Arial" w:eastAsia="Arial" w:cs="Tahoma"/>
+                <w:sz w:val="18"/>
+              </w:rPr>
+            </w:r>
+            <w:r>
+              <w:rPr>
+                <w:rFonts w:ascii="Arial" w:hAnsi="Arial" w:eastAsia="Arial" w:cs="Tahoma"/>
                 <w:sz w:val="18"/>
               </w:rPr>
               <w:t>3</w:t>
@@ -4239,13 +4356,13 @@
             </w:pPr>
             <w:r>
               <w:rPr>
-                <w:rFonts w:ascii="Arial" w:hAnsi="Arial" w:eastAsia="Arial"/>
-                <w:sz w:val="18"/>
-              </w:rPr>
-            </w:r>
-            <w:r>
-              <w:rPr>
-                <w:rFonts w:ascii="Arial" w:hAnsi="Arial" w:eastAsia="Arial"/>
+                <w:rFonts w:ascii="Arial" w:hAnsi="Arial" w:eastAsia="Arial" w:cs="Tahoma"/>
+                <w:sz w:val="18"/>
+              </w:rPr>
+            </w:r>
+            <w:r>
+              <w:rPr>
+                <w:rFonts w:ascii="Arial" w:hAnsi="Arial" w:eastAsia="Arial" w:cs="Tahoma"/>
                 <w:sz w:val="18"/>
               </w:rPr>
               <w:t>section ร้านเปิดใหม่/คู่แข่ง/ปัจจัยต้อง read-only</w:t>
@@ -4269,13 +4386,13 @@
             </w:pPr>
             <w:r>
               <w:rPr>
-                <w:rFonts w:ascii="Arial" w:hAnsi="Arial" w:eastAsia="Arial"/>
-                <w:sz w:val="18"/>
-              </w:rPr>
-            </w:r>
-            <w:r>
-              <w:rPr>
-                <w:rFonts w:ascii="Arial" w:hAnsi="Arial" w:eastAsia="Arial"/>
+                <w:rFonts w:ascii="Arial" w:hAnsi="Arial" w:eastAsia="Arial" w:cs="Tahoma"/>
+                <w:sz w:val="18"/>
+              </w:rPr>
+            </w:r>
+            <w:r>
+              <w:rPr>
+                <w:rFonts w:ascii="Arial" w:hAnsi="Arial" w:eastAsia="Arial" w:cs="Tahoma"/>
                 <w:sz w:val="18"/>
               </w:rPr>
               <w:t>4</w:t>
@@ -4294,13 +4411,13 @@
             </w:pPr>
             <w:r>
               <w:rPr>
-                <w:rFonts w:ascii="Arial" w:hAnsi="Arial" w:eastAsia="Arial"/>
-                <w:sz w:val="18"/>
-              </w:rPr>
-            </w:r>
-            <w:r>
-              <w:rPr>
-                <w:rFonts w:ascii="Arial" w:hAnsi="Arial" w:eastAsia="Arial"/>
+                <w:rFonts w:ascii="Arial" w:hAnsi="Arial" w:eastAsia="Arial" w:cs="Tahoma"/>
+                <w:sz w:val="18"/>
+              </w:rPr>
+            </w:r>
+            <w:r>
+              <w:rPr>
+                <w:rFonts w:ascii="Arial" w:hAnsi="Arial" w:eastAsia="Arial" w:cs="Tahoma"/>
                 <w:sz w:val="18"/>
               </w:rPr>
               <w:t>action radio แสดงเฉพาะ 2 รายการของ role 08</w:t>
@@ -4324,13 +4441,13 @@
             </w:pPr>
             <w:r>
               <w:rPr>
-                <w:rFonts w:ascii="Arial" w:hAnsi="Arial" w:eastAsia="Arial"/>
-                <w:sz w:val="18"/>
-              </w:rPr>
-            </w:r>
-            <w:r>
-              <w:rPr>
-                <w:rFonts w:ascii="Arial" w:hAnsi="Arial" w:eastAsia="Arial"/>
+                <w:rFonts w:ascii="Arial" w:hAnsi="Arial" w:eastAsia="Arial" w:cs="Tahoma"/>
+                <w:sz w:val="18"/>
+              </w:rPr>
+            </w:r>
+            <w:r>
+              <w:rPr>
+                <w:rFonts w:ascii="Arial" w:hAnsi="Arial" w:eastAsia="Arial" w:cs="Tahoma"/>
                 <w:sz w:val="18"/>
               </w:rPr>
               <w:t>5</w:t>
@@ -4349,13 +4466,13 @@
             </w:pPr>
             <w:r>
               <w:rPr>
-                <w:rFonts w:ascii="Arial" w:hAnsi="Arial" w:eastAsia="Arial"/>
-                <w:sz w:val="18"/>
-              </w:rPr>
-            </w:r>
-            <w:r>
-              <w:rPr>
-                <w:rFonts w:ascii="Arial" w:hAnsi="Arial" w:eastAsia="Arial"/>
+                <w:rFonts w:ascii="Arial" w:hAnsi="Arial" w:eastAsia="Arial" w:cs="Tahoma"/>
+                <w:sz w:val="18"/>
+              </w:rPr>
+            </w:r>
+            <w:r>
+              <w:rPr>
+                <w:rFonts w:ascii="Arial" w:hAnsi="Arial" w:eastAsia="Arial" w:cs="Tahoma"/>
                 <w:sz w:val="18"/>
               </w:rPr>
               <w:t>หลัง submit ต้อง reload detail/timeline/status</w:t>
@@ -4367,13 +4484,13 @@
     <w:p/>
     <w:p>
       <w:pPr>
-        <w:pStyle w:val="Heading1"/>
+        <w:pStyle w:val="Heading2"/>
         <w:keepNext/>
         <w:keepLines/>
         <w:pageBreakBefore w:val="0"/>
       </w:pPr>
       <w:r>
-        <w:t>5.1 Input / Progress / Output Contract</w:t>
+        <w:t>5.9 Input / Progress / Output Contract</w:t>
       </w:r>
     </w:p>
     <w:tbl>
@@ -4405,7 +4522,7 @@
             <w:r/>
             <w:r>
               <w:rPr>
-                <w:rFonts w:ascii="Arial" w:hAnsi="Arial" w:eastAsia="Arial"/>
+                <w:rFonts w:ascii="Arial" w:hAnsi="Arial" w:eastAsia="Arial" w:cs="Tahoma"/>
                 <w:b/>
                 <w:sz w:val="18"/>
               </w:rPr>
@@ -4427,7 +4544,7 @@
             <w:r/>
             <w:r>
               <w:rPr>
-                <w:rFonts w:ascii="Arial" w:hAnsi="Arial" w:eastAsia="Arial"/>
+                <w:rFonts w:ascii="Arial" w:hAnsi="Arial" w:eastAsia="Arial" w:cs="Tahoma"/>
                 <w:b/>
                 <w:sz w:val="18"/>
               </w:rPr>
@@ -4452,13 +4569,13 @@
             </w:pPr>
             <w:r>
               <w:rPr>
-                <w:rFonts w:ascii="Arial" w:hAnsi="Arial" w:eastAsia="Arial"/>
-                <w:sz w:val="18"/>
-              </w:rPr>
-            </w:r>
-            <w:r>
-              <w:rPr>
-                <w:rFonts w:ascii="Arial" w:hAnsi="Arial" w:eastAsia="Arial"/>
+                <w:rFonts w:ascii="Arial" w:hAnsi="Arial" w:eastAsia="Arial" w:cs="Tahoma"/>
+                <w:sz w:val="18"/>
+              </w:rPr>
+            </w:r>
+            <w:r>
+              <w:rPr>
+                <w:rFonts w:ascii="Arial" w:hAnsi="Arial" w:eastAsia="Arial" w:cs="Tahoma"/>
                 <w:sz w:val="18"/>
               </w:rPr>
               <w:t>Input</w:t>
@@ -4477,13 +4594,13 @@
             </w:pPr>
             <w:r>
               <w:rPr>
-                <w:rFonts w:ascii="Arial" w:hAnsi="Arial" w:eastAsia="Arial"/>
-                <w:sz w:val="18"/>
-              </w:rPr>
-            </w:r>
-            <w:r>
-              <w:rPr>
-                <w:rFonts w:ascii="Arial" w:hAnsi="Arial" w:eastAsia="Arial"/>
+                <w:rFonts w:ascii="Arial" w:hAnsi="Arial" w:eastAsia="Arial" w:cs="Tahoma"/>
+                <w:sz w:val="18"/>
+              </w:rPr>
+            </w:r>
+            <w:r>
+              <w:rPr>
+                <w:rFonts w:ascii="Arial" w:hAnsi="Arial" w:eastAsia="Arial" w:cs="Tahoma"/>
                 <w:sz w:val="18"/>
               </w:rPr>
               <w:t>GET /api/v1/documents/{docNo}; POST /api/v1/documents/{docNo}/actions</w:t>
@@ -4507,13 +4624,13 @@
             </w:pPr>
             <w:r>
               <w:rPr>
-                <w:rFonts w:ascii="Arial" w:hAnsi="Arial" w:eastAsia="Arial"/>
-                <w:sz w:val="18"/>
-              </w:rPr>
-            </w:r>
-            <w:r>
-              <w:rPr>
-                <w:rFonts w:ascii="Arial" w:hAnsi="Arial" w:eastAsia="Arial"/>
+                <w:rFonts w:ascii="Arial" w:hAnsi="Arial" w:eastAsia="Arial" w:cs="Tahoma"/>
+                <w:sz w:val="18"/>
+              </w:rPr>
+            </w:r>
+            <w:r>
+              <w:rPr>
+                <w:rFonts w:ascii="Arial" w:hAnsi="Arial" w:eastAsia="Arial" w:cs="Tahoma"/>
                 <w:sz w:val="18"/>
               </w:rPr>
               <w:t>Progress</w:t>
@@ -4532,13 +4649,13 @@
             </w:pPr>
             <w:r>
               <w:rPr>
-                <w:rFonts w:ascii="Arial" w:hAnsi="Arial" w:eastAsia="Arial"/>
-                <w:sz w:val="18"/>
-              </w:rPr>
-            </w:r>
-            <w:r>
-              <w:rPr>
-                <w:rFonts w:ascii="Arial" w:hAnsi="Arial" w:eastAsia="Arial"/>
+                <w:rFonts w:ascii="Arial" w:hAnsi="Arial" w:eastAsia="Arial" w:cs="Tahoma"/>
+                <w:sz w:val="18"/>
+              </w:rPr>
+            </w:r>
+            <w:r>
+              <w:rPr>
+                <w:rFonts w:ascii="Arial" w:hAnsi="Arial" w:eastAsia="Arial" w:cs="Tahoma"/>
                 <w:sz w:val="18"/>
               </w:rPr>
               <w:t>Load document detail; Apply visibleSections and editableSections; Render fields/actions for this role only; Validate popup text</w:t>
@@ -4562,13 +4679,13 @@
             </w:pPr>
             <w:r>
               <w:rPr>
-                <w:rFonts w:ascii="Arial" w:hAnsi="Arial" w:eastAsia="Arial"/>
-                <w:sz w:val="18"/>
-              </w:rPr>
-            </w:r>
-            <w:r>
-              <w:rPr>
-                <w:rFonts w:ascii="Arial" w:hAnsi="Arial" w:eastAsia="Arial"/>
+                <w:rFonts w:ascii="Arial" w:hAnsi="Arial" w:eastAsia="Arial" w:cs="Tahoma"/>
+                <w:sz w:val="18"/>
+              </w:rPr>
+            </w:r>
+            <w:r>
+              <w:rPr>
+                <w:rFonts w:ascii="Arial" w:hAnsi="Arial" w:eastAsia="Arial" w:cs="Tahoma"/>
                 <w:sz w:val="18"/>
               </w:rPr>
               <w:t>Output</w:t>
@@ -4587,13 +4704,13 @@
             </w:pPr>
             <w:r>
               <w:rPr>
-                <w:rFonts w:ascii="Arial" w:hAnsi="Arial" w:eastAsia="Arial"/>
-                <w:sz w:val="18"/>
-              </w:rPr>
-            </w:r>
-            <w:r>
-              <w:rPr>
-                <w:rFonts w:ascii="Arial" w:hAnsi="Arial" w:eastAsia="Arial"/>
+                <w:rFonts w:ascii="Arial" w:hAnsi="Arial" w:eastAsia="Arial" w:cs="Tahoma"/>
+                <w:sz w:val="18"/>
+              </w:rPr>
+            </w:r>
+            <w:r>
+              <w:rPr>
+                <w:rFonts w:ascii="Arial" w:hAnsi="Arial" w:eastAsia="Arial" w:cs="Tahoma"/>
                 <w:sz w:val="18"/>
               </w:rPr>
               <w:t>Rendered UI state or normalized API response with status/message and audit-ready trace reference.</w:t>
@@ -4644,7 +4761,7 @@
             <w:r/>
             <w:r>
               <w:rPr>
-                <w:rFonts w:ascii="Arial" w:hAnsi="Arial" w:eastAsia="Arial"/>
+                <w:rFonts w:ascii="Arial" w:hAnsi="Arial" w:eastAsia="Arial" w:cs="Tahoma"/>
                 <w:b/>
                 <w:sz w:val="18"/>
               </w:rPr>
@@ -4666,7 +4783,7 @@
             <w:r/>
             <w:r>
               <w:rPr>
-                <w:rFonts w:ascii="Arial" w:hAnsi="Arial" w:eastAsia="Arial"/>
+                <w:rFonts w:ascii="Arial" w:hAnsi="Arial" w:eastAsia="Arial" w:cs="Tahoma"/>
                 <w:b/>
                 <w:sz w:val="18"/>
               </w:rPr>
@@ -4688,7 +4805,7 @@
             <w:r/>
             <w:r>
               <w:rPr>
-                <w:rFonts w:ascii="Arial" w:hAnsi="Arial" w:eastAsia="Arial"/>
+                <w:rFonts w:ascii="Arial" w:hAnsi="Arial" w:eastAsia="Arial" w:cs="Tahoma"/>
                 <w:b/>
                 <w:sz w:val="18"/>
               </w:rPr>
@@ -4713,13 +4830,13 @@
             </w:pPr>
             <w:r>
               <w:rPr>
-                <w:rFonts w:ascii="Arial" w:hAnsi="Arial" w:eastAsia="Arial"/>
-                <w:sz w:val="18"/>
-              </w:rPr>
-            </w:r>
-            <w:r>
-              <w:rPr>
-                <w:rFonts w:ascii="Arial" w:hAnsi="Arial" w:eastAsia="Arial"/>
+                <w:rFonts w:ascii="Arial" w:hAnsi="Arial" w:eastAsia="Arial" w:cs="Tahoma"/>
+                <w:sz w:val="18"/>
+              </w:rPr>
+            </w:r>
+            <w:r>
+              <w:rPr>
+                <w:rFonts w:ascii="Arial" w:hAnsi="Arial" w:eastAsia="Arial" w:cs="Tahoma"/>
                 <w:sz w:val="18"/>
               </w:rPr>
               <w:t>Load exact profile</w:t>
@@ -4738,13 +4855,13 @@
             </w:pPr>
             <w:r>
               <w:rPr>
-                <w:rFonts w:ascii="Arial" w:hAnsi="Arial" w:eastAsia="Arial"/>
-                <w:sz w:val="18"/>
-              </w:rPr>
-            </w:r>
-            <w:r>
-              <w:rPr>
-                <w:rFonts w:ascii="Arial" w:hAnsi="Arial" w:eastAsia="Arial"/>
+                <w:rFonts w:ascii="Arial" w:hAnsi="Arial" w:eastAsia="Arial" w:cs="Tahoma"/>
+                <w:sz w:val="18"/>
+              </w:rPr>
+            </w:r>
+            <w:r>
+              <w:rPr>
+                <w:rFonts w:ascii="Arial" w:hAnsi="Arial" w:eastAsia="Arial" w:cs="Tahoma"/>
                 <w:sz w:val="18"/>
               </w:rPr>
               <w:t>เรียก GET /api/v1/documents/{docNo} และยืนยัน roleProfileCode=P-08, statusCode=08 ก่อน render action state</w:t>
@@ -4763,13 +4880,13 @@
             </w:pPr>
             <w:r>
               <w:rPr>
-                <w:rFonts w:ascii="Arial" w:hAnsi="Arial" w:eastAsia="Arial"/>
-                <w:sz w:val="18"/>
-              </w:rPr>
-            </w:r>
-            <w:r>
-              <w:rPr>
-                <w:rFonts w:ascii="Arial" w:hAnsi="Arial" w:eastAsia="Arial"/>
+                <w:rFonts w:ascii="Arial" w:hAnsi="Arial" w:eastAsia="Arial" w:cs="Tahoma"/>
+                <w:sz w:val="18"/>
+              </w:rPr>
+            </w:r>
+            <w:r>
+              <w:rPr>
+                <w:rFonts w:ascii="Arial" w:hAnsi="Arial" w:eastAsia="Arial" w:cs="Tahoma"/>
                 <w:sz w:val="18"/>
               </w:rPr>
               <w:t>profile mismatch ต้อง fail closed; ไม่ใช้ role switcher เพื่อจำลอง P-08</w:t>
@@ -4793,13 +4910,13 @@
             </w:pPr>
             <w:r>
               <w:rPr>
-                <w:rFonts w:ascii="Arial" w:hAnsi="Arial" w:eastAsia="Arial"/>
-                <w:sz w:val="18"/>
-              </w:rPr>
-            </w:r>
-            <w:r>
-              <w:rPr>
-                <w:rFonts w:ascii="Arial" w:hAnsi="Arial" w:eastAsia="Arial"/>
+                <w:rFonts w:ascii="Arial" w:hAnsi="Arial" w:eastAsia="Arial" w:cs="Tahoma"/>
+                <w:sz w:val="18"/>
+              </w:rPr>
+            </w:r>
+            <w:r>
+              <w:rPr>
+                <w:rFonts w:ascii="Arial" w:hAnsi="Arial" w:eastAsia="Arial" w:cs="Tahoma"/>
                 <w:sz w:val="18"/>
               </w:rPr>
               <w:t>Render profile sections</w:t>
@@ -4818,13 +4935,13 @@
             </w:pPr>
             <w:r>
               <w:rPr>
-                <w:rFonts w:ascii="Arial" w:hAnsi="Arial" w:eastAsia="Arial"/>
-                <w:sz w:val="18"/>
-              </w:rPr>
-            </w:r>
-            <w:r>
-              <w:rPr>
-                <w:rFonts w:ascii="Arial" w:hAnsi="Arial" w:eastAsia="Arial"/>
+                <w:rFonts w:ascii="Arial" w:hAnsi="Arial" w:eastAsia="Arial" w:cs="Tahoma"/>
+                <w:sz w:val="18"/>
+              </w:rPr>
+            </w:r>
+            <w:r>
+              <w:rPr>
+                <w:rFonts w:ascii="Arial" w:hAnsi="Arial" w:eastAsia="Arial" w:cs="Tahoma"/>
                 <w:sz w:val="18"/>
               </w:rPr>
               <w:t>render เฉพาะ visibleSections ของ P-08: doc-header, sec-sales, sec-map, sec-newstore, sec-competitor, sec-factor, sec-attach, sec-comp-history, sec-decision-history, sec-action, sec-calc; ซ่อน: ไม่มี section ที่ซ่อนเพิ่มจาก profile</w:t>
@@ -4843,13 +4960,13 @@
             </w:pPr>
             <w:r>
               <w:rPr>
-                <w:rFonts w:ascii="Arial" w:hAnsi="Arial" w:eastAsia="Arial"/>
-                <w:sz w:val="18"/>
-              </w:rPr>
-            </w:r>
-            <w:r>
-              <w:rPr>
-                <w:rFonts w:ascii="Arial" w:hAnsi="Arial" w:eastAsia="Arial"/>
+                <w:rFonts w:ascii="Arial" w:hAnsi="Arial" w:eastAsia="Arial" w:cs="Tahoma"/>
+                <w:sz w:val="18"/>
+              </w:rPr>
+            </w:r>
+            <w:r>
+              <w:rPr>
+                <w:rFonts w:ascii="Arial" w:hAnsi="Arial" w:eastAsia="Arial" w:cs="Tahoma"/>
                 <w:sz w:val="18"/>
               </w:rPr>
               <w:t>section ที่ซ่อนต้องไม่อยู่ใน DOM และ section key ที่ไม่รู้จักต้อง log/ignore แบบ fail closed</w:t>
@@ -4873,13 +4990,13 @@
             </w:pPr>
             <w:r>
               <w:rPr>
-                <w:rFonts w:ascii="Arial" w:hAnsi="Arial" w:eastAsia="Arial"/>
-                <w:sz w:val="18"/>
-              </w:rPr>
-            </w:r>
-            <w:r>
-              <w:rPr>
-                <w:rFonts w:ascii="Arial" w:hAnsi="Arial" w:eastAsia="Arial"/>
+                <w:rFonts w:ascii="Arial" w:hAnsi="Arial" w:eastAsia="Arial" w:cs="Tahoma"/>
+                <w:sz w:val="18"/>
+              </w:rPr>
+            </w:r>
+            <w:r>
+              <w:rPr>
+                <w:rFonts w:ascii="Arial" w:hAnsi="Arial" w:eastAsia="Arial" w:cs="Tahoma"/>
                 <w:sz w:val="18"/>
               </w:rPr>
               <w:t>Apply edit boundary</w:t>
@@ -4898,13 +5015,13 @@
             </w:pPr>
             <w:r>
               <w:rPr>
-                <w:rFonts w:ascii="Arial" w:hAnsi="Arial" w:eastAsia="Arial"/>
-                <w:sz w:val="18"/>
-              </w:rPr>
-            </w:r>
-            <w:r>
-              <w:rPr>
-                <w:rFonts w:ascii="Arial" w:hAnsi="Arial" w:eastAsia="Arial"/>
+                <w:rFonts w:ascii="Arial" w:hAnsi="Arial" w:eastAsia="Arial" w:cs="Tahoma"/>
+                <w:sz w:val="18"/>
+              </w:rPr>
+            </w:r>
+            <w:r>
+              <w:rPr>
+                <w:rFonts w:ascii="Arial" w:hAnsi="Arial" w:eastAsia="Arial" w:cs="Tahoma"/>
                 <w:sz w:val="18"/>
               </w:rPr>
               <w:t>เปิด mutation control เฉพาะ editableSections ของ P-08: ไม่มี; business section ทั้งหมด read-only</w:t>
@@ -4923,13 +5040,13 @@
             </w:pPr>
             <w:r>
               <w:rPr>
-                <w:rFonts w:ascii="Arial" w:hAnsi="Arial" w:eastAsia="Arial"/>
-                <w:sz w:val="18"/>
-              </w:rPr>
-            </w:r>
-            <w:r>
-              <w:rPr>
-                <w:rFonts w:ascii="Arial" w:hAnsi="Arial" w:eastAsia="Arial"/>
+                <w:rFonts w:ascii="Arial" w:hAnsi="Arial" w:eastAsia="Arial" w:cs="Tahoma"/>
+                <w:sz w:val="18"/>
+              </w:rPr>
+            </w:r>
+            <w:r>
+              <w:rPr>
+                <w:rFonts w:ascii="Arial" w:hAnsi="Arial" w:eastAsia="Arial" w:cs="Tahoma"/>
                 <w:sz w:val="18"/>
               </w:rPr>
               <w:t>read-only section ไม่มี focusable input/save/add/delete และ payload ต้องไม่มี field นอก editableSections</w:t>
@@ -4953,13 +5070,13 @@
             </w:pPr>
             <w:r>
               <w:rPr>
-                <w:rFonts w:ascii="Arial" w:hAnsi="Arial" w:eastAsia="Arial"/>
-                <w:sz w:val="18"/>
-              </w:rPr>
-            </w:r>
-            <w:r>
-              <w:rPr>
-                <w:rFonts w:ascii="Arial" w:hAnsi="Arial" w:eastAsia="Arial"/>
+                <w:rFonts w:ascii="Arial" w:hAnsi="Arial" w:eastAsia="Arial" w:cs="Tahoma"/>
+                <w:sz w:val="18"/>
+              </w:rPr>
+            </w:r>
+            <w:r>
+              <w:rPr>
+                <w:rFonts w:ascii="Arial" w:hAnsi="Arial" w:eastAsia="Arial" w:cs="Tahoma"/>
                 <w:sz w:val="18"/>
               </w:rPr>
               <w:t>Attachment control</w:t>
@@ -4978,13 +5095,13 @@
             </w:pPr>
             <w:r>
               <w:rPr>
-                <w:rFonts w:ascii="Arial" w:hAnsi="Arial" w:eastAsia="Arial"/>
-                <w:sz w:val="18"/>
-              </w:rPr>
-            </w:r>
-            <w:r>
-              <w:rPr>
-                <w:rFonts w:ascii="Arial" w:hAnsi="Arial" w:eastAsia="Arial"/>
+                <w:rFonts w:ascii="Arial" w:hAnsi="Arial" w:eastAsia="Arial" w:cs="Tahoma"/>
+                <w:sz w:val="18"/>
+              </w:rPr>
+            </w:r>
+            <w:r>
+              <w:rPr>
+                <w:rFonts w:ascii="Arial" w:hAnsi="Arial" w:eastAsia="Arial" w:cs="Tahoma"/>
                 <w:sz w:val="18"/>
               </w:rPr>
               <w:t>canUploadAttachment=true สำหรับ SBP DSA Officer; ใช้ allowlist, 5 MB และ scan-status contract</w:t>
@@ -5003,13 +5120,13 @@
             </w:pPr>
             <w:r>
               <w:rPr>
-                <w:rFonts w:ascii="Arial" w:hAnsi="Arial" w:eastAsia="Arial"/>
-                <w:sz w:val="18"/>
-              </w:rPr>
-            </w:r>
-            <w:r>
-              <w:rPr>
-                <w:rFonts w:ascii="Arial" w:hAnsi="Arial" w:eastAsia="Arial"/>
+                <w:rFonts w:ascii="Arial" w:hAnsi="Arial" w:eastAsia="Arial" w:cs="Tahoma"/>
+                <w:sz w:val="18"/>
+              </w:rPr>
+            </w:r>
+            <w:r>
+              <w:rPr>
+                <w:rFonts w:ascii="Arial" w:hAnsi="Arial" w:eastAsia="Arial" w:cs="Tahoma"/>
                 <w:sz w:val="18"/>
               </w:rPr>
               <w:t>ปุ่ม upload ตรง flag, FILE_TOO_LARGE/FILE_SCAN_BLOCKED แสดงที่ attachment section</w:t>
@@ -5033,13 +5150,13 @@
             </w:pPr>
             <w:r>
               <w:rPr>
-                <w:rFonts w:ascii="Arial" w:hAnsi="Arial" w:eastAsia="Arial"/>
-                <w:sz w:val="18"/>
-              </w:rPr>
-            </w:r>
-            <w:r>
-              <w:rPr>
-                <w:rFonts w:ascii="Arial" w:hAnsi="Arial" w:eastAsia="Arial"/>
+                <w:rFonts w:ascii="Arial" w:hAnsi="Arial" w:eastAsia="Arial" w:cs="Tahoma"/>
+                <w:sz w:val="18"/>
+              </w:rPr>
+            </w:r>
+            <w:r>
+              <w:rPr>
+                <w:rFonts w:ascii="Arial" w:hAnsi="Arial" w:eastAsia="Arial" w:cs="Tahoma"/>
                 <w:sz w:val="18"/>
               </w:rPr>
               <w:t>Render exact action set</w:t>
@@ -5058,13 +5175,13 @@
             </w:pPr>
             <w:r>
               <w:rPr>
-                <w:rFonts w:ascii="Arial" w:hAnsi="Arial" w:eastAsia="Arial"/>
-                <w:sz w:val="18"/>
-              </w:rPr>
-            </w:r>
-            <w:r>
-              <w:rPr>
-                <w:rFonts w:ascii="Arial" w:hAnsi="Arial" w:eastAsia="Arial"/>
+                <w:rFonts w:ascii="Arial" w:hAnsi="Arial" w:eastAsia="Arial" w:cs="Tahoma"/>
+                <w:sz w:val="18"/>
+              </w:rPr>
+            </w:r>
+            <w:r>
+              <w:rPr>
+                <w:rFonts w:ascii="Arial" w:hAnsi="Arial" w:eastAsia="Arial" w:cs="Tahoma"/>
                 <w:sz w:val="18"/>
               </w:rPr>
               <w:t>แสดง actionOptions ของ P-08 เท่านั้น: คำนวณเงินชดเชยเรียบร้อย; ส่งกลับฝ่าย SBP DSA; comment rules: คำนวณเงินชดเชยเรียบร้อย: comment optional; ส่งกลับฝ่าย SBP DSA: comment ตาม actionOptions.requireComment</w:t>
@@ -5083,13 +5200,13 @@
             </w:pPr>
             <w:r>
               <w:rPr>
-                <w:rFonts w:ascii="Arial" w:hAnsi="Arial" w:eastAsia="Arial"/>
-                <w:sz w:val="18"/>
-              </w:rPr>
-            </w:r>
-            <w:r>
-              <w:rPr>
-                <w:rFonts w:ascii="Arial" w:hAnsi="Arial" w:eastAsia="Arial"/>
+                <w:rFonts w:ascii="Arial" w:hAnsi="Arial" w:eastAsia="Arial" w:cs="Tahoma"/>
+                <w:sz w:val="18"/>
+              </w:rPr>
+            </w:r>
+            <w:r>
+              <w:rPr>
+                <w:rFonts w:ascii="Arial" w:hAnsi="Arial" w:eastAsia="Arial" w:cs="Tahoma"/>
                 <w:sz w:val="18"/>
               </w:rPr>
               <w:t>radio label/requireComment มาจาก API และ FE ไม่คำนวณ nextSection</w:t>
@@ -5113,13 +5230,13 @@
             </w:pPr>
             <w:r>
               <w:rPr>
-                <w:rFonts w:ascii="Arial" w:hAnsi="Arial" w:eastAsia="Arial"/>
-                <w:sz w:val="18"/>
-              </w:rPr>
-            </w:r>
-            <w:r>
-              <w:rPr>
-                <w:rFonts w:ascii="Arial" w:hAnsi="Arial" w:eastAsia="Arial"/>
+                <w:rFonts w:ascii="Arial" w:hAnsi="Arial" w:eastAsia="Arial" w:cs="Tahoma"/>
+                <w:sz w:val="18"/>
+              </w:rPr>
+            </w:r>
+            <w:r>
+              <w:rPr>
+                <w:rFonts w:ascii="Arial" w:hAnsi="Arial" w:eastAsia="Arial" w:cs="Tahoma"/>
                 <w:sz w:val="18"/>
               </w:rPr>
               <w:t>Submit and reload</w:t>
@@ -5138,13 +5255,13 @@
             </w:pPr>
             <w:r>
               <w:rPr>
-                <w:rFonts w:ascii="Arial" w:hAnsi="Arial" w:eastAsia="Arial"/>
-                <w:sz w:val="18"/>
-              </w:rPr>
-            </w:r>
-            <w:r>
-              <w:rPr>
-                <w:rFonts w:ascii="Arial" w:hAnsi="Arial" w:eastAsia="Arial"/>
+                <w:rFonts w:ascii="Arial" w:hAnsi="Arial" w:eastAsia="Arial" w:cs="Tahoma"/>
+                <w:sz w:val="18"/>
+              </w:rPr>
+            </w:r>
+            <w:r>
+              <w:rPr>
+                <w:rFonts w:ascii="Arial" w:hAnsi="Arial" w:eastAsia="Arial" w:cs="Tahoma"/>
                 <w:sz w:val="18"/>
               </w:rPr>
               <w:t>ส่ง result/comment สำหรับ P-08 แล้ว invalidate detail, timeline, task/list cache</w:t>
@@ -5163,13 +5280,13 @@
             </w:pPr>
             <w:r>
               <w:rPr>
-                <w:rFonts w:ascii="Arial" w:hAnsi="Arial" w:eastAsia="Arial"/>
-                <w:sz w:val="18"/>
-              </w:rPr>
-            </w:r>
-            <w:r>
-              <w:rPr>
-                <w:rFonts w:ascii="Arial" w:hAnsi="Arial" w:eastAsia="Arial"/>
+                <w:rFonts w:ascii="Arial" w:hAnsi="Arial" w:eastAsia="Arial" w:cs="Tahoma"/>
+                <w:sz w:val="18"/>
+              </w:rPr>
+            </w:r>
+            <w:r>
+              <w:rPr>
+                <w:rFonts w:ascii="Arial" w:hAnsi="Arial" w:eastAsia="Arial" w:cs="Tahoma"/>
                 <w:sz w:val="18"/>
               </w:rPr>
               <w:t>หลัง submit ต้องโหลด status/actionOptions ใหม่และไม่คง action set ของ P-08 เมื่อ workflow เปลี่ยนขั้น</w:t>
@@ -5221,7 +5338,7 @@
             <w:r/>
             <w:r>
               <w:rPr>
-                <w:rFonts w:ascii="Arial" w:hAnsi="Arial" w:eastAsia="Arial"/>
+                <w:rFonts w:ascii="Arial" w:hAnsi="Arial" w:eastAsia="Arial" w:cs="Tahoma"/>
                 <w:b/>
                 <w:sz w:val="18"/>
               </w:rPr>
@@ -5243,7 +5360,7 @@
             <w:r/>
             <w:r>
               <w:rPr>
-                <w:rFonts w:ascii="Arial" w:hAnsi="Arial" w:eastAsia="Arial"/>
+                <w:rFonts w:ascii="Arial" w:hAnsi="Arial" w:eastAsia="Arial" w:cs="Tahoma"/>
                 <w:b/>
                 <w:sz w:val="18"/>
               </w:rPr>
@@ -5265,7 +5382,7 @@
             <w:r/>
             <w:r>
               <w:rPr>
-                <w:rFonts w:ascii="Arial" w:hAnsi="Arial" w:eastAsia="Arial"/>
+                <w:rFonts w:ascii="Arial" w:hAnsi="Arial" w:eastAsia="Arial" w:cs="Tahoma"/>
                 <w:b/>
                 <w:sz w:val="18"/>
               </w:rPr>
@@ -5287,7 +5404,7 @@
             <w:r/>
             <w:r>
               <w:rPr>
-                <w:rFonts w:ascii="Arial" w:hAnsi="Arial" w:eastAsia="Arial"/>
+                <w:rFonts w:ascii="Arial" w:hAnsi="Arial" w:eastAsia="Arial" w:cs="Tahoma"/>
                 <w:b/>
                 <w:sz w:val="18"/>
               </w:rPr>
@@ -5312,13 +5429,13 @@
             </w:pPr>
             <w:r>
               <w:rPr>
-                <w:rFonts w:ascii="Arial" w:hAnsi="Arial" w:eastAsia="Arial"/>
-                <w:sz w:val="18"/>
-              </w:rPr>
-            </w:r>
-            <w:r>
-              <w:rPr>
-                <w:rFonts w:ascii="Arial" w:hAnsi="Arial" w:eastAsia="Arial"/>
+                <w:rFonts w:ascii="Arial" w:hAnsi="Arial" w:eastAsia="Arial" w:cs="Tahoma"/>
+                <w:sz w:val="18"/>
+              </w:rPr>
+            </w:r>
+            <w:r>
+              <w:rPr>
+                <w:rFonts w:ascii="Arial" w:hAnsi="Arial" w:eastAsia="Arial" w:cs="Tahoma"/>
                 <w:sz w:val="18"/>
               </w:rPr>
               <w:t>Load detail</w:t>
@@ -5337,13 +5454,13 @@
             </w:pPr>
             <w:r>
               <w:rPr>
-                <w:rFonts w:ascii="Arial" w:hAnsi="Arial" w:eastAsia="Arial"/>
-                <w:sz w:val="18"/>
-              </w:rPr>
-            </w:r>
-            <w:r>
-              <w:rPr>
-                <w:rFonts w:ascii="Arial" w:hAnsi="Arial" w:eastAsia="Arial"/>
+                <w:rFonts w:ascii="Arial" w:hAnsi="Arial" w:eastAsia="Arial" w:cs="Tahoma"/>
+                <w:sz w:val="18"/>
+              </w:rPr>
+            </w:r>
+            <w:r>
+              <w:rPr>
+                <w:rFonts w:ascii="Arial" w:hAnsi="Arial" w:eastAsia="Arial" w:cs="Tahoma"/>
                 <w:sz w:val="18"/>
               </w:rPr>
               <w:t>เปิดเอกสาร</w:t>
@@ -5362,13 +5479,13 @@
             </w:pPr>
             <w:r>
               <w:rPr>
-                <w:rFonts w:ascii="Arial" w:hAnsi="Arial" w:eastAsia="Arial"/>
-                <w:sz w:val="18"/>
-              </w:rPr>
-            </w:r>
-            <w:r>
-              <w:rPr>
-                <w:rFonts w:ascii="Arial" w:hAnsi="Arial" w:eastAsia="Arial"/>
+                <w:rFonts w:ascii="Arial" w:hAnsi="Arial" w:eastAsia="Arial" w:cs="Tahoma"/>
+                <w:sz w:val="18"/>
+              </w:rPr>
+            </w:r>
+            <w:r>
+              <w:rPr>
+                <w:rFonts w:ascii="Arial" w:hAnsi="Arial" w:eastAsia="Arial" w:cs="Tahoma"/>
                 <w:sz w:val="18"/>
               </w:rPr>
               <w:t>GET /api/v1/documents/{docNo}</w:t>
@@ -5387,13 +5504,13 @@
             </w:pPr>
             <w:r>
               <w:rPr>
-                <w:rFonts w:ascii="Arial" w:hAnsi="Arial" w:eastAsia="Arial"/>
-                <w:sz w:val="18"/>
-              </w:rPr>
-            </w:r>
-            <w:r>
-              <w:rPr>
-                <w:rFonts w:ascii="Arial" w:hAnsi="Arial" w:eastAsia="Arial"/>
+                <w:rFonts w:ascii="Arial" w:hAnsi="Arial" w:eastAsia="Arial" w:cs="Tahoma"/>
+                <w:sz w:val="18"/>
+              </w:rPr>
+            </w:r>
+            <w:r>
+              <w:rPr>
+                <w:rFonts w:ascii="Arial" w:hAnsi="Arial" w:eastAsia="Arial" w:cs="Tahoma"/>
                 <w:sz w:val="18"/>
               </w:rPr>
               <w:t>render role profile</w:t>
@@ -5417,13 +5534,13 @@
             </w:pPr>
             <w:r>
               <w:rPr>
-                <w:rFonts w:ascii="Arial" w:hAnsi="Arial" w:eastAsia="Arial"/>
-                <w:sz w:val="18"/>
-              </w:rPr>
-            </w:r>
-            <w:r>
-              <w:rPr>
-                <w:rFonts w:ascii="Arial" w:hAnsi="Arial" w:eastAsia="Arial"/>
+                <w:rFonts w:ascii="Arial" w:hAnsi="Arial" w:eastAsia="Arial" w:cs="Tahoma"/>
+                <w:sz w:val="18"/>
+              </w:rPr>
+            </w:r>
+            <w:r>
+              <w:rPr>
+                <w:rFonts w:ascii="Arial" w:hAnsi="Arial" w:eastAsia="Arial" w:cs="Tahoma"/>
                 <w:sz w:val="18"/>
               </w:rPr>
               <w:t>Save editable section</w:t>
@@ -5442,13 +5559,13 @@
             </w:pPr>
             <w:r>
               <w:rPr>
-                <w:rFonts w:ascii="Arial" w:hAnsi="Arial" w:eastAsia="Arial"/>
-                <w:sz w:val="18"/>
-              </w:rPr>
-            </w:r>
-            <w:r>
-              <w:rPr>
-                <w:rFonts w:ascii="Arial" w:hAnsi="Arial" w:eastAsia="Arial"/>
+                <w:rFonts w:ascii="Arial" w:hAnsi="Arial" w:eastAsia="Arial" w:cs="Tahoma"/>
+                <w:sz w:val="18"/>
+              </w:rPr>
+            </w:r>
+            <w:r>
+              <w:rPr>
+                <w:rFonts w:ascii="Arial" w:hAnsi="Arial" w:eastAsia="Arial" w:cs="Tahoma"/>
                 <w:sz w:val="18"/>
               </w:rPr>
               <w:t>ปุ่มบันทึก</w:t>
@@ -5467,13 +5584,13 @@
             </w:pPr>
             <w:r>
               <w:rPr>
-                <w:rFonts w:ascii="Arial" w:hAnsi="Arial" w:eastAsia="Arial"/>
-                <w:sz w:val="18"/>
-              </w:rPr>
-            </w:r>
-            <w:r>
-              <w:rPr>
-                <w:rFonts w:ascii="Arial" w:hAnsi="Arial" w:eastAsia="Arial"/>
+                <w:rFonts w:ascii="Arial" w:hAnsi="Arial" w:eastAsia="Arial" w:cs="Tahoma"/>
+                <w:sz w:val="18"/>
+              </w:rPr>
+            </w:r>
+            <w:r>
+              <w:rPr>
+                <w:rFonts w:ascii="Arial" w:hAnsi="Arial" w:eastAsia="Arial" w:cs="Tahoma"/>
                 <w:sz w:val="18"/>
               </w:rPr>
               <w:t>PUT /api/v1/documents/{docNo}</w:t>
@@ -5492,13 +5609,13 @@
             </w:pPr>
             <w:r>
               <w:rPr>
-                <w:rFonts w:ascii="Arial" w:hAnsi="Arial" w:eastAsia="Arial"/>
-                <w:sz w:val="18"/>
-              </w:rPr>
-            </w:r>
-            <w:r>
-              <w:rPr>
-                <w:rFonts w:ascii="Arial" w:hAnsi="Arial" w:eastAsia="Arial"/>
+                <w:rFonts w:ascii="Arial" w:hAnsi="Arial" w:eastAsia="Arial" w:cs="Tahoma"/>
+                <w:sz w:val="18"/>
+              </w:rPr>
+            </w:r>
+            <w:r>
+              <w:rPr>
+                <w:rFonts w:ascii="Arial" w:hAnsi="Arial" w:eastAsia="Arial" w:cs="Tahoma"/>
                 <w:sz w:val="18"/>
               </w:rPr>
               <w:t>ใช้เฉพาะ role ที่มี editableSections</w:t>
@@ -5522,13 +5639,13 @@
             </w:pPr>
             <w:r>
               <w:rPr>
-                <w:rFonts w:ascii="Arial" w:hAnsi="Arial" w:eastAsia="Arial"/>
-                <w:sz w:val="18"/>
-              </w:rPr>
-            </w:r>
-            <w:r>
-              <w:rPr>
-                <w:rFonts w:ascii="Arial" w:hAnsi="Arial" w:eastAsia="Arial"/>
+                <w:rFonts w:ascii="Arial" w:hAnsi="Arial" w:eastAsia="Arial" w:cs="Tahoma"/>
+                <w:sz w:val="18"/>
+              </w:rPr>
+            </w:r>
+            <w:r>
+              <w:rPr>
+                <w:rFonts w:ascii="Arial" w:hAnsi="Arial" w:eastAsia="Arial" w:cs="Tahoma"/>
                 <w:sz w:val="18"/>
               </w:rPr>
               <w:t>Upload attachment</w:t>
@@ -5547,13 +5664,13 @@
             </w:pPr>
             <w:r>
               <w:rPr>
-                <w:rFonts w:ascii="Arial" w:hAnsi="Arial" w:eastAsia="Arial"/>
-                <w:sz w:val="18"/>
-              </w:rPr>
-            </w:r>
-            <w:r>
-              <w:rPr>
-                <w:rFonts w:ascii="Arial" w:hAnsi="Arial" w:eastAsia="Arial"/>
+                <w:rFonts w:ascii="Arial" w:hAnsi="Arial" w:eastAsia="Arial" w:cs="Tahoma"/>
+                <w:sz w:val="18"/>
+              </w:rPr>
+            </w:r>
+            <w:r>
+              <w:rPr>
+                <w:rFonts w:ascii="Arial" w:hAnsi="Arial" w:eastAsia="Arial" w:cs="Tahoma"/>
                 <w:sz w:val="18"/>
               </w:rPr>
               <w:t>เลือกไฟล์</w:t>
@@ -5572,13 +5689,13 @@
             </w:pPr>
             <w:r>
               <w:rPr>
-                <w:rFonts w:ascii="Arial" w:hAnsi="Arial" w:eastAsia="Arial"/>
-                <w:sz w:val="18"/>
-              </w:rPr>
-            </w:r>
-            <w:r>
-              <w:rPr>
-                <w:rFonts w:ascii="Arial" w:hAnsi="Arial" w:eastAsia="Arial"/>
+                <w:rFonts w:ascii="Arial" w:hAnsi="Arial" w:eastAsia="Arial" w:cs="Tahoma"/>
+                <w:sz w:val="18"/>
+              </w:rPr>
+            </w:r>
+            <w:r>
+              <w:rPr>
+                <w:rFonts w:ascii="Arial" w:hAnsi="Arial" w:eastAsia="Arial" w:cs="Tahoma"/>
                 <w:sz w:val="18"/>
               </w:rPr>
               <w:t>POST /api/v1/documents/{docNo}/attachments</w:t>
@@ -5597,13 +5714,13 @@
             </w:pPr>
             <w:r>
               <w:rPr>
-                <w:rFonts w:ascii="Arial" w:hAnsi="Arial" w:eastAsia="Arial"/>
-                <w:sz w:val="18"/>
-              </w:rPr>
-            </w:r>
-            <w:r>
-              <w:rPr>
-                <w:rFonts w:ascii="Arial" w:hAnsi="Arial" w:eastAsia="Arial"/>
+                <w:rFonts w:ascii="Arial" w:hAnsi="Arial" w:eastAsia="Arial" w:cs="Tahoma"/>
+                <w:sz w:val="18"/>
+              </w:rPr>
+            </w:r>
+            <w:r>
+              <w:rPr>
+                <w:rFonts w:ascii="Arial" w:hAnsi="Arial" w:eastAsia="Arial" w:cs="Tahoma"/>
                 <w:sz w:val="18"/>
               </w:rPr>
               <w:t>append attachment when allowed</w:t>
@@ -5627,13 +5744,13 @@
             </w:pPr>
             <w:r>
               <w:rPr>
-                <w:rFonts w:ascii="Arial" w:hAnsi="Arial" w:eastAsia="Arial"/>
-                <w:sz w:val="18"/>
-              </w:rPr>
-            </w:r>
-            <w:r>
-              <w:rPr>
-                <w:rFonts w:ascii="Arial" w:hAnsi="Arial" w:eastAsia="Arial"/>
+                <w:rFonts w:ascii="Arial" w:hAnsi="Arial" w:eastAsia="Arial" w:cs="Tahoma"/>
+                <w:sz w:val="18"/>
+              </w:rPr>
+            </w:r>
+            <w:r>
+              <w:rPr>
+                <w:rFonts w:ascii="Arial" w:hAnsi="Arial" w:eastAsia="Arial" w:cs="Tahoma"/>
                 <w:sz w:val="18"/>
               </w:rPr>
               <w:t>Submit action</w:t>
@@ -5652,13 +5769,13 @@
             </w:pPr>
             <w:r>
               <w:rPr>
-                <w:rFonts w:ascii="Arial" w:hAnsi="Arial" w:eastAsia="Arial"/>
-                <w:sz w:val="18"/>
-              </w:rPr>
-            </w:r>
-            <w:r>
-              <w:rPr>
-                <w:rFonts w:ascii="Arial" w:hAnsi="Arial" w:eastAsia="Arial"/>
+                <w:rFonts w:ascii="Arial" w:hAnsi="Arial" w:eastAsia="Arial" w:cs="Tahoma"/>
+                <w:sz w:val="18"/>
+              </w:rPr>
+            </w:r>
+            <w:r>
+              <w:rPr>
+                <w:rFonts w:ascii="Arial" w:hAnsi="Arial" w:eastAsia="Arial" w:cs="Tahoma"/>
                 <w:sz w:val="18"/>
               </w:rPr>
               <w:t>ปุ่มส่งดำเนินการ</w:t>
@@ -5677,13 +5794,13 @@
             </w:pPr>
             <w:r>
               <w:rPr>
-                <w:rFonts w:ascii="Arial" w:hAnsi="Arial" w:eastAsia="Arial"/>
-                <w:sz w:val="18"/>
-              </w:rPr>
-            </w:r>
-            <w:r>
-              <w:rPr>
-                <w:rFonts w:ascii="Arial" w:hAnsi="Arial" w:eastAsia="Arial"/>
+                <w:rFonts w:ascii="Arial" w:hAnsi="Arial" w:eastAsia="Arial" w:cs="Tahoma"/>
+                <w:sz w:val="18"/>
+              </w:rPr>
+            </w:r>
+            <w:r>
+              <w:rPr>
+                <w:rFonts w:ascii="Arial" w:hAnsi="Arial" w:eastAsia="Arial" w:cs="Tahoma"/>
                 <w:sz w:val="18"/>
               </w:rPr>
               <w:t>POST /api/v1/documents/{docNo}/actions</w:t>
@@ -5702,13 +5819,13 @@
             </w:pPr>
             <w:r>
               <w:rPr>
-                <w:rFonts w:ascii="Arial" w:hAnsi="Arial" w:eastAsia="Arial"/>
-                <w:sz w:val="18"/>
-              </w:rPr>
-            </w:r>
-            <w:r>
-              <w:rPr>
-                <w:rFonts w:ascii="Arial" w:hAnsi="Arial" w:eastAsia="Arial"/>
+                <w:rFonts w:ascii="Arial" w:hAnsi="Arial" w:eastAsia="Arial" w:cs="Tahoma"/>
+                <w:sz w:val="18"/>
+              </w:rPr>
+            </w:r>
+            <w:r>
+              <w:rPr>
+                <w:rFonts w:ascii="Arial" w:hAnsi="Arial" w:eastAsia="Arial" w:cs="Tahoma"/>
                 <w:sz w:val="18"/>
               </w:rPr>
               <w:t>submit selected result</w:t>
@@ -5776,7 +5893,7 @@
             <w:r/>
             <w:r>
               <w:rPr>
-                <w:rFonts w:ascii="Arial" w:hAnsi="Arial" w:eastAsia="Arial"/>
+                <w:rFonts w:ascii="Arial" w:hAnsi="Arial" w:eastAsia="Arial" w:cs="Tahoma"/>
                 <w:b/>
                 <w:sz w:val="18"/>
               </w:rPr>
@@ -5802,7 +5919,7 @@
             <w:r/>
             <w:r>
               <w:rPr>
-                <w:rFonts w:ascii="Courier New" w:hAnsi="Courier New" w:eastAsia="Courier New"/>
+                <w:rFonts w:ascii="Courier New" w:hAnsi="Courier New" w:eastAsia="Courier New" w:cs="Tahoma"/>
                 <w:sz w:val="16"/>
               </w:rPr>
               <w:t>{</w:t>
@@ -5858,7 +5975,7 @@
             <w:r/>
             <w:r>
               <w:rPr>
-                <w:rFonts w:ascii="Arial" w:hAnsi="Arial" w:eastAsia="Arial"/>
+                <w:rFonts w:ascii="Arial" w:hAnsi="Arial" w:eastAsia="Arial" w:cs="Tahoma"/>
                 <w:b/>
                 <w:sz w:val="18"/>
               </w:rPr>
@@ -5880,7 +5997,7 @@
             <w:r/>
             <w:r>
               <w:rPr>
-                <w:rFonts w:ascii="Arial" w:hAnsi="Arial" w:eastAsia="Arial"/>
+                <w:rFonts w:ascii="Arial" w:hAnsi="Arial" w:eastAsia="Arial" w:cs="Tahoma"/>
                 <w:b/>
                 <w:sz w:val="18"/>
               </w:rPr>
@@ -5902,7 +6019,7 @@
             <w:r/>
             <w:r>
               <w:rPr>
-                <w:rFonts w:ascii="Arial" w:hAnsi="Arial" w:eastAsia="Arial"/>
+                <w:rFonts w:ascii="Arial" w:hAnsi="Arial" w:eastAsia="Arial" w:cs="Tahoma"/>
                 <w:b/>
                 <w:sz w:val="18"/>
               </w:rPr>
@@ -5924,7 +6041,7 @@
             <w:r/>
             <w:r>
               <w:rPr>
-                <w:rFonts w:ascii="Arial" w:hAnsi="Arial" w:eastAsia="Arial"/>
+                <w:rFonts w:ascii="Arial" w:hAnsi="Arial" w:eastAsia="Arial" w:cs="Tahoma"/>
                 <w:b/>
                 <w:sz w:val="18"/>
               </w:rPr>
@@ -5949,13 +6066,13 @@
             </w:pPr>
             <w:r>
               <w:rPr>
-                <w:rFonts w:ascii="Arial" w:hAnsi="Arial" w:eastAsia="Arial"/>
-                <w:sz w:val="18"/>
-              </w:rPr>
-            </w:r>
-            <w:r>
-              <w:rPr>
-                <w:rFonts w:ascii="Arial" w:hAnsi="Arial" w:eastAsia="Arial"/>
+                <w:rFonts w:ascii="Arial" w:hAnsi="Arial" w:eastAsia="Arial" w:cs="Tahoma"/>
+                <w:sz w:val="18"/>
+              </w:rPr>
+            </w:r>
+            <w:r>
+              <w:rPr>
+                <w:rFonts w:ascii="Arial" w:hAnsi="Arial" w:eastAsia="Arial" w:cs="Tahoma"/>
                 <w:sz w:val="18"/>
               </w:rPr>
               <w:t>docNo</w:t>
@@ -5974,13 +6091,13 @@
             </w:pPr>
             <w:r>
               <w:rPr>
-                <w:rFonts w:ascii="Arial" w:hAnsi="Arial" w:eastAsia="Arial"/>
-                <w:sz w:val="18"/>
-              </w:rPr>
-            </w:r>
-            <w:r>
-              <w:rPr>
-                <w:rFonts w:ascii="Arial" w:hAnsi="Arial" w:eastAsia="Arial"/>
+                <w:rFonts w:ascii="Arial" w:hAnsi="Arial" w:eastAsia="Arial" w:cs="Tahoma"/>
+                <w:sz w:val="18"/>
+              </w:rPr>
+            </w:r>
+            <w:r>
+              <w:rPr>
+                <w:rFonts w:ascii="Arial" w:hAnsi="Arial" w:eastAsia="Arial" w:cs="Tahoma"/>
                 <w:sz w:val="18"/>
               </w:rPr>
               <w:t>string</w:t>
@@ -5999,13 +6116,13 @@
             </w:pPr>
             <w:r>
               <w:rPr>
-                <w:rFonts w:ascii="Arial" w:hAnsi="Arial" w:eastAsia="Arial"/>
-                <w:sz w:val="18"/>
-              </w:rPr>
-            </w:r>
-            <w:r>
-              <w:rPr>
-                <w:rFonts w:ascii="Arial" w:hAnsi="Arial" w:eastAsia="Arial"/>
+                <w:rFonts w:ascii="Arial" w:hAnsi="Arial" w:eastAsia="Arial" w:cs="Tahoma"/>
+                <w:sz w:val="18"/>
+              </w:rPr>
+            </w:r>
+            <w:r>
+              <w:rPr>
+                <w:rFonts w:ascii="Arial" w:hAnsi="Arial" w:eastAsia="Arial" w:cs="Tahoma"/>
                 <w:sz w:val="18"/>
               </w:rPr>
               <w:t>No</w:t>
@@ -6024,13 +6141,13 @@
             </w:pPr>
             <w:r>
               <w:rPr>
-                <w:rFonts w:ascii="Arial" w:hAnsi="Arial" w:eastAsia="Arial"/>
-                <w:sz w:val="18"/>
-              </w:rPr>
-            </w:r>
-            <w:r>
-              <w:rPr>
-                <w:rFonts w:ascii="Arial" w:hAnsi="Arial" w:eastAsia="Arial"/>
+                <w:rFonts w:ascii="Arial" w:hAnsi="Arial" w:eastAsia="Arial" w:cs="Tahoma"/>
+                <w:sz w:val="18"/>
+              </w:rPr>
+            </w:r>
+            <w:r>
+              <w:rPr>
+                <w:rFonts w:ascii="Arial" w:hAnsi="Arial" w:eastAsia="Arial" w:cs="Tahoma"/>
                 <w:sz w:val="18"/>
               </w:rPr>
               <w:t>ค.ศ. YYYY/xxxxx</w:t>
@@ -6068,7 +6185,7 @@
             <w:r/>
             <w:r>
               <w:rPr>
-                <w:rFonts w:ascii="Arial" w:hAnsi="Arial" w:eastAsia="Arial"/>
+                <w:rFonts w:ascii="Arial" w:hAnsi="Arial" w:eastAsia="Arial" w:cs="Tahoma"/>
                 <w:b/>
                 <w:sz w:val="18"/>
               </w:rPr>
@@ -6094,7 +6211,7 @@
             <w:r/>
             <w:r>
               <w:rPr>
-                <w:rFonts w:ascii="Courier New" w:hAnsi="Courier New" w:eastAsia="Courier New"/>
+                <w:rFonts w:ascii="Courier New" w:hAnsi="Courier New" w:eastAsia="Courier New" w:cs="Tahoma"/>
                 <w:sz w:val="16"/>
               </w:rPr>
               <w:t>{</w:t>
@@ -6208,7 +6325,7 @@
             <w:r/>
             <w:r>
               <w:rPr>
-                <w:rFonts w:ascii="Arial" w:hAnsi="Arial" w:eastAsia="Arial"/>
+                <w:rFonts w:ascii="Arial" w:hAnsi="Arial" w:eastAsia="Arial" w:cs="Tahoma"/>
                 <w:b/>
                 <w:sz w:val="18"/>
               </w:rPr>
@@ -6230,7 +6347,7 @@
             <w:r/>
             <w:r>
               <w:rPr>
-                <w:rFonts w:ascii="Arial" w:hAnsi="Arial" w:eastAsia="Arial"/>
+                <w:rFonts w:ascii="Arial" w:hAnsi="Arial" w:eastAsia="Arial" w:cs="Tahoma"/>
                 <w:b/>
                 <w:sz w:val="18"/>
               </w:rPr>
@@ -6252,7 +6369,7 @@
             <w:r/>
             <w:r>
               <w:rPr>
-                <w:rFonts w:ascii="Arial" w:hAnsi="Arial" w:eastAsia="Arial"/>
+                <w:rFonts w:ascii="Arial" w:hAnsi="Arial" w:eastAsia="Arial" w:cs="Tahoma"/>
                 <w:b/>
                 <w:sz w:val="18"/>
               </w:rPr>
@@ -6274,7 +6391,7 @@
             <w:r/>
             <w:r>
               <w:rPr>
-                <w:rFonts w:ascii="Arial" w:hAnsi="Arial" w:eastAsia="Arial"/>
+                <w:rFonts w:ascii="Arial" w:hAnsi="Arial" w:eastAsia="Arial" w:cs="Tahoma"/>
                 <w:b/>
                 <w:sz w:val="18"/>
               </w:rPr>
@@ -6299,13 +6416,13 @@
             </w:pPr>
             <w:r>
               <w:rPr>
-                <w:rFonts w:ascii="Arial" w:hAnsi="Arial" w:eastAsia="Arial"/>
-                <w:sz w:val="18"/>
-              </w:rPr>
-            </w:r>
-            <w:r>
-              <w:rPr>
-                <w:rFonts w:ascii="Arial" w:hAnsi="Arial" w:eastAsia="Arial"/>
+                <w:rFonts w:ascii="Arial" w:hAnsi="Arial" w:eastAsia="Arial" w:cs="Tahoma"/>
+                <w:sz w:val="18"/>
+              </w:rPr>
+            </w:r>
+            <w:r>
+              <w:rPr>
+                <w:rFonts w:ascii="Arial" w:hAnsi="Arial" w:eastAsia="Arial" w:cs="Tahoma"/>
                 <w:sz w:val="18"/>
               </w:rPr>
               <w:t>docNo</w:t>
@@ -6324,13 +6441,13 @@
             </w:pPr>
             <w:r>
               <w:rPr>
-                <w:rFonts w:ascii="Arial" w:hAnsi="Arial" w:eastAsia="Arial"/>
-                <w:sz w:val="18"/>
-              </w:rPr>
-            </w:r>
-            <w:r>
-              <w:rPr>
-                <w:rFonts w:ascii="Arial" w:hAnsi="Arial" w:eastAsia="Arial"/>
+                <w:rFonts w:ascii="Arial" w:hAnsi="Arial" w:eastAsia="Arial" w:cs="Tahoma"/>
+                <w:sz w:val="18"/>
+              </w:rPr>
+            </w:r>
+            <w:r>
+              <w:rPr>
+                <w:rFonts w:ascii="Arial" w:hAnsi="Arial" w:eastAsia="Arial" w:cs="Tahoma"/>
                 <w:sz w:val="18"/>
               </w:rPr>
               <w:t>string</w:t>
@@ -6349,13 +6466,13 @@
             </w:pPr>
             <w:r>
               <w:rPr>
-                <w:rFonts w:ascii="Arial" w:hAnsi="Arial" w:eastAsia="Arial"/>
-                <w:sz w:val="18"/>
-              </w:rPr>
-            </w:r>
-            <w:r>
-              <w:rPr>
-                <w:rFonts w:ascii="Arial" w:hAnsi="Arial" w:eastAsia="Arial"/>
+                <w:rFonts w:ascii="Arial" w:hAnsi="Arial" w:eastAsia="Arial" w:cs="Tahoma"/>
+                <w:sz w:val="18"/>
+              </w:rPr>
+            </w:r>
+            <w:r>
+              <w:rPr>
+                <w:rFonts w:ascii="Arial" w:hAnsi="Arial" w:eastAsia="Arial" w:cs="Tahoma"/>
                 <w:sz w:val="18"/>
               </w:rPr>
               <w:t>Yes</w:t>
@@ -6374,13 +6491,13 @@
             </w:pPr>
             <w:r>
               <w:rPr>
-                <w:rFonts w:ascii="Arial" w:hAnsi="Arial" w:eastAsia="Arial"/>
-                <w:sz w:val="18"/>
-              </w:rPr>
-            </w:r>
-            <w:r>
-              <w:rPr>
-                <w:rFonts w:ascii="Arial" w:hAnsi="Arial" w:eastAsia="Arial"/>
+                <w:rFonts w:ascii="Arial" w:hAnsi="Arial" w:eastAsia="Arial" w:cs="Tahoma"/>
+                <w:sz w:val="18"/>
+              </w:rPr>
+            </w:r>
+            <w:r>
+              <w:rPr>
+                <w:rFonts w:ascii="Arial" w:hAnsi="Arial" w:eastAsia="Arial" w:cs="Tahoma"/>
                 <w:sz w:val="18"/>
               </w:rPr>
               <w:t>ค.ศ. YYYY/xxxxx</w:t>
@@ -6404,13 +6521,13 @@
             </w:pPr>
             <w:r>
               <w:rPr>
-                <w:rFonts w:ascii="Arial" w:hAnsi="Arial" w:eastAsia="Arial"/>
-                <w:sz w:val="18"/>
-              </w:rPr>
-            </w:r>
-            <w:r>
-              <w:rPr>
-                <w:rFonts w:ascii="Arial" w:hAnsi="Arial" w:eastAsia="Arial"/>
+                <w:rFonts w:ascii="Arial" w:hAnsi="Arial" w:eastAsia="Arial" w:cs="Tahoma"/>
+                <w:sz w:val="18"/>
+              </w:rPr>
+            </w:r>
+            <w:r>
+              <w:rPr>
+                <w:rFonts w:ascii="Arial" w:hAnsi="Arial" w:eastAsia="Arial" w:cs="Tahoma"/>
                 <w:sz w:val="18"/>
               </w:rPr>
               <w:t>statusCode</w:t>
@@ -6429,13 +6546,13 @@
             </w:pPr>
             <w:r>
               <w:rPr>
-                <w:rFonts w:ascii="Arial" w:hAnsi="Arial" w:eastAsia="Arial"/>
-                <w:sz w:val="18"/>
-              </w:rPr>
-            </w:r>
-            <w:r>
-              <w:rPr>
-                <w:rFonts w:ascii="Arial" w:hAnsi="Arial" w:eastAsia="Arial"/>
+                <w:rFonts w:ascii="Arial" w:hAnsi="Arial" w:eastAsia="Arial" w:cs="Tahoma"/>
+                <w:sz w:val="18"/>
+              </w:rPr>
+            </w:r>
+            <w:r>
+              <w:rPr>
+                <w:rFonts w:ascii="Arial" w:hAnsi="Arial" w:eastAsia="Arial" w:cs="Tahoma"/>
                 <w:sz w:val="18"/>
               </w:rPr>
               <w:t>string</w:t>
@@ -6454,13 +6571,13 @@
             </w:pPr>
             <w:r>
               <w:rPr>
-                <w:rFonts w:ascii="Arial" w:hAnsi="Arial" w:eastAsia="Arial"/>
-                <w:sz w:val="18"/>
-              </w:rPr>
-            </w:r>
-            <w:r>
-              <w:rPr>
-                <w:rFonts w:ascii="Arial" w:hAnsi="Arial" w:eastAsia="Arial"/>
+                <w:rFonts w:ascii="Arial" w:hAnsi="Arial" w:eastAsia="Arial" w:cs="Tahoma"/>
+                <w:sz w:val="18"/>
+              </w:rPr>
+            </w:r>
+            <w:r>
+              <w:rPr>
+                <w:rFonts w:ascii="Arial" w:hAnsi="Arial" w:eastAsia="Arial" w:cs="Tahoma"/>
                 <w:sz w:val="18"/>
               </w:rPr>
               <w:t>Yes</w:t>
@@ -6479,13 +6596,13 @@
             </w:pPr>
             <w:r>
               <w:rPr>
-                <w:rFonts w:ascii="Arial" w:hAnsi="Arial" w:eastAsia="Arial"/>
-                <w:sz w:val="18"/>
-              </w:rPr>
-            </w:r>
-            <w:r>
-              <w:rPr>
-                <w:rFonts w:ascii="Arial" w:hAnsi="Arial" w:eastAsia="Arial"/>
+                <w:rFonts w:ascii="Arial" w:hAnsi="Arial" w:eastAsia="Arial" w:cs="Tahoma"/>
+                <w:sz w:val="18"/>
+              </w:rPr>
+            </w:r>
+            <w:r>
+              <w:rPr>
+                <w:rFonts w:ascii="Arial" w:hAnsi="Arial" w:eastAsia="Arial" w:cs="Tahoma"/>
                 <w:sz w:val="18"/>
               </w:rPr>
               <w:t>canonical code; do not replace with display label</w:t>
@@ -6509,13 +6626,13 @@
             </w:pPr>
             <w:r>
               <w:rPr>
-                <w:rFonts w:ascii="Arial" w:hAnsi="Arial" w:eastAsia="Arial"/>
-                <w:sz w:val="18"/>
-              </w:rPr>
-            </w:r>
-            <w:r>
-              <w:rPr>
-                <w:rFonts w:ascii="Arial" w:hAnsi="Arial" w:eastAsia="Arial"/>
+                <w:rFonts w:ascii="Arial" w:hAnsi="Arial" w:eastAsia="Arial" w:cs="Tahoma"/>
+                <w:sz w:val="18"/>
+              </w:rPr>
+            </w:r>
+            <w:r>
+              <w:rPr>
+                <w:rFonts w:ascii="Arial" w:hAnsi="Arial" w:eastAsia="Arial" w:cs="Tahoma"/>
                 <w:sz w:val="18"/>
               </w:rPr>
               <w:t>viewerRbacRoleCode</w:t>
@@ -6534,13 +6651,13 @@
             </w:pPr>
             <w:r>
               <w:rPr>
-                <w:rFonts w:ascii="Arial" w:hAnsi="Arial" w:eastAsia="Arial"/>
-                <w:sz w:val="18"/>
-              </w:rPr>
-            </w:r>
-            <w:r>
-              <w:rPr>
-                <w:rFonts w:ascii="Arial" w:hAnsi="Arial" w:eastAsia="Arial"/>
+                <w:rFonts w:ascii="Arial" w:hAnsi="Arial" w:eastAsia="Arial" w:cs="Tahoma"/>
+                <w:sz w:val="18"/>
+              </w:rPr>
+            </w:r>
+            <w:r>
+              <w:rPr>
+                <w:rFonts w:ascii="Arial" w:hAnsi="Arial" w:eastAsia="Arial" w:cs="Tahoma"/>
                 <w:sz w:val="18"/>
               </w:rPr>
               <w:t>string</w:t>
@@ -6559,13 +6676,13 @@
             </w:pPr>
             <w:r>
               <w:rPr>
-                <w:rFonts w:ascii="Arial" w:hAnsi="Arial" w:eastAsia="Arial"/>
-                <w:sz w:val="18"/>
-              </w:rPr>
-            </w:r>
-            <w:r>
-              <w:rPr>
-                <w:rFonts w:ascii="Arial" w:hAnsi="Arial" w:eastAsia="Arial"/>
+                <w:rFonts w:ascii="Arial" w:hAnsi="Arial" w:eastAsia="Arial" w:cs="Tahoma"/>
+                <w:sz w:val="18"/>
+              </w:rPr>
+            </w:r>
+            <w:r>
+              <w:rPr>
+                <w:rFonts w:ascii="Arial" w:hAnsi="Arial" w:eastAsia="Arial" w:cs="Tahoma"/>
                 <w:sz w:val="18"/>
               </w:rPr>
               <w:t>Yes</w:t>
@@ -6584,13 +6701,13 @@
             </w:pPr>
             <w:r>
               <w:rPr>
-                <w:rFonts w:ascii="Arial" w:hAnsi="Arial" w:eastAsia="Arial"/>
-                <w:sz w:val="18"/>
-              </w:rPr>
-            </w:r>
-            <w:r>
-              <w:rPr>
-                <w:rFonts w:ascii="Arial" w:hAnsi="Arial" w:eastAsia="Arial"/>
+                <w:rFonts w:ascii="Arial" w:hAnsi="Arial" w:eastAsia="Arial" w:cs="Tahoma"/>
+                <w:sz w:val="18"/>
+              </w:rPr>
+            </w:r>
+            <w:r>
+              <w:rPr>
+                <w:rFonts w:ascii="Arial" w:hAnsi="Arial" w:eastAsia="Arial" w:cs="Tahoma"/>
                 <w:sz w:val="18"/>
               </w:rPr>
               <w:t>UTF-8; use value domain described by endpoint purpose</w:t>
@@ -6614,13 +6731,13 @@
             </w:pPr>
             <w:r>
               <w:rPr>
-                <w:rFonts w:ascii="Arial" w:hAnsi="Arial" w:eastAsia="Arial"/>
-                <w:sz w:val="18"/>
-              </w:rPr>
-            </w:r>
-            <w:r>
-              <w:rPr>
-                <w:rFonts w:ascii="Arial" w:hAnsi="Arial" w:eastAsia="Arial"/>
+                <w:rFonts w:ascii="Arial" w:hAnsi="Arial" w:eastAsia="Arial" w:cs="Tahoma"/>
+                <w:sz w:val="18"/>
+              </w:rPr>
+            </w:r>
+            <w:r>
+              <w:rPr>
+                <w:rFonts w:ascii="Arial" w:hAnsi="Arial" w:eastAsia="Arial" w:cs="Tahoma"/>
                 <w:sz w:val="18"/>
               </w:rPr>
               <w:t>roleProfileCode</w:t>
@@ -6639,13 +6756,13 @@
             </w:pPr>
             <w:r>
               <w:rPr>
-                <w:rFonts w:ascii="Arial" w:hAnsi="Arial" w:eastAsia="Arial"/>
-                <w:sz w:val="18"/>
-              </w:rPr>
-            </w:r>
-            <w:r>
-              <w:rPr>
-                <w:rFonts w:ascii="Arial" w:hAnsi="Arial" w:eastAsia="Arial"/>
+                <w:rFonts w:ascii="Arial" w:hAnsi="Arial" w:eastAsia="Arial" w:cs="Tahoma"/>
+                <w:sz w:val="18"/>
+              </w:rPr>
+            </w:r>
+            <w:r>
+              <w:rPr>
+                <w:rFonts w:ascii="Arial" w:hAnsi="Arial" w:eastAsia="Arial" w:cs="Tahoma"/>
                 <w:sz w:val="18"/>
               </w:rPr>
               <w:t>string</w:t>
@@ -6664,13 +6781,13 @@
             </w:pPr>
             <w:r>
               <w:rPr>
-                <w:rFonts w:ascii="Arial" w:hAnsi="Arial" w:eastAsia="Arial"/>
-                <w:sz w:val="18"/>
-              </w:rPr>
-            </w:r>
-            <w:r>
-              <w:rPr>
-                <w:rFonts w:ascii="Arial" w:hAnsi="Arial" w:eastAsia="Arial"/>
+                <w:rFonts w:ascii="Arial" w:hAnsi="Arial" w:eastAsia="Arial" w:cs="Tahoma"/>
+                <w:sz w:val="18"/>
+              </w:rPr>
+            </w:r>
+            <w:r>
+              <w:rPr>
+                <w:rFonts w:ascii="Arial" w:hAnsi="Arial" w:eastAsia="Arial" w:cs="Tahoma"/>
                 <w:sz w:val="18"/>
               </w:rPr>
               <w:t>Yes</w:t>
@@ -6689,13 +6806,13 @@
             </w:pPr>
             <w:r>
               <w:rPr>
-                <w:rFonts w:ascii="Arial" w:hAnsi="Arial" w:eastAsia="Arial"/>
-                <w:sz w:val="18"/>
-              </w:rPr>
-            </w:r>
-            <w:r>
-              <w:rPr>
-                <w:rFonts w:ascii="Arial" w:hAnsi="Arial" w:eastAsia="Arial"/>
+                <w:rFonts w:ascii="Arial" w:hAnsi="Arial" w:eastAsia="Arial" w:cs="Tahoma"/>
+                <w:sz w:val="18"/>
+              </w:rPr>
+            </w:r>
+            <w:r>
+              <w:rPr>
+                <w:rFonts w:ascii="Arial" w:hAnsi="Arial" w:eastAsia="Arial" w:cs="Tahoma"/>
                 <w:sz w:val="18"/>
               </w:rPr>
               <w:t>UTF-8; use value domain described by endpoint purpose</w:t>
@@ -6719,13 +6836,13 @@
             </w:pPr>
             <w:r>
               <w:rPr>
-                <w:rFonts w:ascii="Arial" w:hAnsi="Arial" w:eastAsia="Arial"/>
-                <w:sz w:val="18"/>
-              </w:rPr>
-            </w:r>
-            <w:r>
-              <w:rPr>
-                <w:rFonts w:ascii="Arial" w:hAnsi="Arial" w:eastAsia="Arial"/>
+                <w:rFonts w:ascii="Arial" w:hAnsi="Arial" w:eastAsia="Arial" w:cs="Tahoma"/>
+                <w:sz w:val="18"/>
+              </w:rPr>
+            </w:r>
+            <w:r>
+              <w:rPr>
+                <w:rFonts w:ascii="Arial" w:hAnsi="Arial" w:eastAsia="Arial" w:cs="Tahoma"/>
                 <w:sz w:val="18"/>
               </w:rPr>
               <w:t>visibleSections</w:t>
@@ -6744,13 +6861,13 @@
             </w:pPr>
             <w:r>
               <w:rPr>
-                <w:rFonts w:ascii="Arial" w:hAnsi="Arial" w:eastAsia="Arial"/>
-                <w:sz w:val="18"/>
-              </w:rPr>
-            </w:r>
-            <w:r>
-              <w:rPr>
-                <w:rFonts w:ascii="Arial" w:hAnsi="Arial" w:eastAsia="Arial"/>
+                <w:rFonts w:ascii="Arial" w:hAnsi="Arial" w:eastAsia="Arial" w:cs="Tahoma"/>
+                <w:sz w:val="18"/>
+              </w:rPr>
+            </w:r>
+            <w:r>
+              <w:rPr>
+                <w:rFonts w:ascii="Arial" w:hAnsi="Arial" w:eastAsia="Arial" w:cs="Tahoma"/>
                 <w:sz w:val="18"/>
               </w:rPr>
               <w:t>array&lt;string&gt;</w:t>
@@ -6769,13 +6886,13 @@
             </w:pPr>
             <w:r>
               <w:rPr>
-                <w:rFonts w:ascii="Arial" w:hAnsi="Arial" w:eastAsia="Arial"/>
-                <w:sz w:val="18"/>
-              </w:rPr>
-            </w:r>
-            <w:r>
-              <w:rPr>
-                <w:rFonts w:ascii="Arial" w:hAnsi="Arial" w:eastAsia="Arial"/>
+                <w:rFonts w:ascii="Arial" w:hAnsi="Arial" w:eastAsia="Arial" w:cs="Tahoma"/>
+                <w:sz w:val="18"/>
+              </w:rPr>
+            </w:r>
+            <w:r>
+              <w:rPr>
+                <w:rFonts w:ascii="Arial" w:hAnsi="Arial" w:eastAsia="Arial" w:cs="Tahoma"/>
                 <w:sz w:val="18"/>
               </w:rPr>
               <w:t>Yes</w:t>
@@ -6794,13 +6911,13 @@
             </w:pPr>
             <w:r>
               <w:rPr>
-                <w:rFonts w:ascii="Arial" w:hAnsi="Arial" w:eastAsia="Arial"/>
-                <w:sz w:val="18"/>
-              </w:rPr>
-            </w:r>
-            <w:r>
-              <w:rPr>
-                <w:rFonts w:ascii="Arial" w:hAnsi="Arial" w:eastAsia="Arial"/>
+                <w:rFonts w:ascii="Arial" w:hAnsi="Arial" w:eastAsia="Arial" w:cs="Tahoma"/>
+                <w:sz w:val="18"/>
+              </w:rPr>
+            </w:r>
+            <w:r>
+              <w:rPr>
+                <w:rFonts w:ascii="Arial" w:hAnsi="Arial" w:eastAsia="Arial" w:cs="Tahoma"/>
                 <w:sz w:val="18"/>
               </w:rPr>
               <w:t>JSON array; element type shown in Type column</w:t>
@@ -6824,13 +6941,13 @@
             </w:pPr>
             <w:r>
               <w:rPr>
-                <w:rFonts w:ascii="Arial" w:hAnsi="Arial" w:eastAsia="Arial"/>
-                <w:sz w:val="18"/>
-              </w:rPr>
-            </w:r>
-            <w:r>
-              <w:rPr>
-                <w:rFonts w:ascii="Arial" w:hAnsi="Arial" w:eastAsia="Arial"/>
+                <w:rFonts w:ascii="Arial" w:hAnsi="Arial" w:eastAsia="Arial" w:cs="Tahoma"/>
+                <w:sz w:val="18"/>
+              </w:rPr>
+            </w:r>
+            <w:r>
+              <w:rPr>
+                <w:rFonts w:ascii="Arial" w:hAnsi="Arial" w:eastAsia="Arial" w:cs="Tahoma"/>
                 <w:sz w:val="18"/>
               </w:rPr>
               <w:t>editableSections</w:t>
@@ -6849,13 +6966,13 @@
             </w:pPr>
             <w:r>
               <w:rPr>
-                <w:rFonts w:ascii="Arial" w:hAnsi="Arial" w:eastAsia="Arial"/>
-                <w:sz w:val="18"/>
-              </w:rPr>
-            </w:r>
-            <w:r>
-              <w:rPr>
-                <w:rFonts w:ascii="Arial" w:hAnsi="Arial" w:eastAsia="Arial"/>
+                <w:rFonts w:ascii="Arial" w:hAnsi="Arial" w:eastAsia="Arial" w:cs="Tahoma"/>
+                <w:sz w:val="18"/>
+              </w:rPr>
+            </w:r>
+            <w:r>
+              <w:rPr>
+                <w:rFonts w:ascii="Arial" w:hAnsi="Arial" w:eastAsia="Arial" w:cs="Tahoma"/>
                 <w:sz w:val="18"/>
               </w:rPr>
               <w:t>array&lt;object&gt;</w:t>
@@ -6874,13 +6991,13 @@
             </w:pPr>
             <w:r>
               <w:rPr>
-                <w:rFonts w:ascii="Arial" w:hAnsi="Arial" w:eastAsia="Arial"/>
-                <w:sz w:val="18"/>
-              </w:rPr>
-            </w:r>
-            <w:r>
-              <w:rPr>
-                <w:rFonts w:ascii="Arial" w:hAnsi="Arial" w:eastAsia="Arial"/>
+                <w:rFonts w:ascii="Arial" w:hAnsi="Arial" w:eastAsia="Arial" w:cs="Tahoma"/>
+                <w:sz w:val="18"/>
+              </w:rPr>
+            </w:r>
+            <w:r>
+              <w:rPr>
+                <w:rFonts w:ascii="Arial" w:hAnsi="Arial" w:eastAsia="Arial" w:cs="Tahoma"/>
                 <w:sz w:val="18"/>
               </w:rPr>
               <w:t>Yes</w:t>
@@ -6899,13 +7016,13 @@
             </w:pPr>
             <w:r>
               <w:rPr>
-                <w:rFonts w:ascii="Arial" w:hAnsi="Arial" w:eastAsia="Arial"/>
-                <w:sz w:val="18"/>
-              </w:rPr>
-            </w:r>
-            <w:r>
-              <w:rPr>
-                <w:rFonts w:ascii="Arial" w:hAnsi="Arial" w:eastAsia="Arial"/>
+                <w:rFonts w:ascii="Arial" w:hAnsi="Arial" w:eastAsia="Arial" w:cs="Tahoma"/>
+                <w:sz w:val="18"/>
+              </w:rPr>
+            </w:r>
+            <w:r>
+              <w:rPr>
+                <w:rFonts w:ascii="Arial" w:hAnsi="Arial" w:eastAsia="Arial" w:cs="Tahoma"/>
                 <w:sz w:val="18"/>
               </w:rPr>
               <w:t>JSON array; element type shown in Type column</w:t>
@@ -6929,13 +7046,13 @@
             </w:pPr>
             <w:r>
               <w:rPr>
-                <w:rFonts w:ascii="Arial" w:hAnsi="Arial" w:eastAsia="Arial"/>
-                <w:sz w:val="18"/>
-              </w:rPr>
-            </w:r>
-            <w:r>
-              <w:rPr>
-                <w:rFonts w:ascii="Arial" w:hAnsi="Arial" w:eastAsia="Arial"/>
+                <w:rFonts w:ascii="Arial" w:hAnsi="Arial" w:eastAsia="Arial" w:cs="Tahoma"/>
+                <w:sz w:val="18"/>
+              </w:rPr>
+            </w:r>
+            <w:r>
+              <w:rPr>
+                <w:rFonts w:ascii="Arial" w:hAnsi="Arial" w:eastAsia="Arial" w:cs="Tahoma"/>
                 <w:sz w:val="18"/>
               </w:rPr>
               <w:t>actionOptions</w:t>
@@ -6954,13 +7071,13 @@
             </w:pPr>
             <w:r>
               <w:rPr>
-                <w:rFonts w:ascii="Arial" w:hAnsi="Arial" w:eastAsia="Arial"/>
-                <w:sz w:val="18"/>
-              </w:rPr>
-            </w:r>
-            <w:r>
-              <w:rPr>
-                <w:rFonts w:ascii="Arial" w:hAnsi="Arial" w:eastAsia="Arial"/>
+                <w:rFonts w:ascii="Arial" w:hAnsi="Arial" w:eastAsia="Arial" w:cs="Tahoma"/>
+                <w:sz w:val="18"/>
+              </w:rPr>
+            </w:r>
+            <w:r>
+              <w:rPr>
+                <w:rFonts w:ascii="Arial" w:hAnsi="Arial" w:eastAsia="Arial" w:cs="Tahoma"/>
                 <w:sz w:val="18"/>
               </w:rPr>
               <w:t>array&lt;object&gt;</w:t>
@@ -6979,13 +7096,13 @@
             </w:pPr>
             <w:r>
               <w:rPr>
-                <w:rFonts w:ascii="Arial" w:hAnsi="Arial" w:eastAsia="Arial"/>
-                <w:sz w:val="18"/>
-              </w:rPr>
-            </w:r>
-            <w:r>
-              <w:rPr>
-                <w:rFonts w:ascii="Arial" w:hAnsi="Arial" w:eastAsia="Arial"/>
+                <w:rFonts w:ascii="Arial" w:hAnsi="Arial" w:eastAsia="Arial" w:cs="Tahoma"/>
+                <w:sz w:val="18"/>
+              </w:rPr>
+            </w:r>
+            <w:r>
+              <w:rPr>
+                <w:rFonts w:ascii="Arial" w:hAnsi="Arial" w:eastAsia="Arial" w:cs="Tahoma"/>
                 <w:sz w:val="18"/>
               </w:rPr>
               <w:t>Yes</w:t>
@@ -7004,13 +7121,13 @@
             </w:pPr>
             <w:r>
               <w:rPr>
-                <w:rFonts w:ascii="Arial" w:hAnsi="Arial" w:eastAsia="Arial"/>
-                <w:sz w:val="18"/>
-              </w:rPr>
-            </w:r>
-            <w:r>
-              <w:rPr>
-                <w:rFonts w:ascii="Arial" w:hAnsi="Arial" w:eastAsia="Arial"/>
+                <w:rFonts w:ascii="Arial" w:hAnsi="Arial" w:eastAsia="Arial" w:cs="Tahoma"/>
+                <w:sz w:val="18"/>
+              </w:rPr>
+            </w:r>
+            <w:r>
+              <w:rPr>
+                <w:rFonts w:ascii="Arial" w:hAnsi="Arial" w:eastAsia="Arial" w:cs="Tahoma"/>
                 <w:sz w:val="18"/>
               </w:rPr>
               <w:t>JSON array; element type shown in Type column</w:t>
@@ -7034,13 +7151,13 @@
             </w:pPr>
             <w:r>
               <w:rPr>
-                <w:rFonts w:ascii="Arial" w:hAnsi="Arial" w:eastAsia="Arial"/>
-                <w:sz w:val="18"/>
-              </w:rPr>
-            </w:r>
-            <w:r>
-              <w:rPr>
-                <w:rFonts w:ascii="Arial" w:hAnsi="Arial" w:eastAsia="Arial"/>
+                <w:rFonts w:ascii="Arial" w:hAnsi="Arial" w:eastAsia="Arial" w:cs="Tahoma"/>
+                <w:sz w:val="18"/>
+              </w:rPr>
+            </w:r>
+            <w:r>
+              <w:rPr>
+                <w:rFonts w:ascii="Arial" w:hAnsi="Arial" w:eastAsia="Arial" w:cs="Tahoma"/>
                 <w:sz w:val="18"/>
               </w:rPr>
               <w:t>actionOptions[].value</w:t>
@@ -7059,13 +7176,13 @@
             </w:pPr>
             <w:r>
               <w:rPr>
-                <w:rFonts w:ascii="Arial" w:hAnsi="Arial" w:eastAsia="Arial"/>
-                <w:sz w:val="18"/>
-              </w:rPr>
-            </w:r>
-            <w:r>
-              <w:rPr>
-                <w:rFonts w:ascii="Arial" w:hAnsi="Arial" w:eastAsia="Arial"/>
+                <w:rFonts w:ascii="Arial" w:hAnsi="Arial" w:eastAsia="Arial" w:cs="Tahoma"/>
+                <w:sz w:val="18"/>
+              </w:rPr>
+            </w:r>
+            <w:r>
+              <w:rPr>
+                <w:rFonts w:ascii="Arial" w:hAnsi="Arial" w:eastAsia="Arial" w:cs="Tahoma"/>
                 <w:sz w:val="18"/>
               </w:rPr>
               <w:t>string</w:t>
@@ -7084,13 +7201,13 @@
             </w:pPr>
             <w:r>
               <w:rPr>
-                <w:rFonts w:ascii="Arial" w:hAnsi="Arial" w:eastAsia="Arial"/>
-                <w:sz w:val="18"/>
-              </w:rPr>
-            </w:r>
-            <w:r>
-              <w:rPr>
-                <w:rFonts w:ascii="Arial" w:hAnsi="Arial" w:eastAsia="Arial"/>
+                <w:rFonts w:ascii="Arial" w:hAnsi="Arial" w:eastAsia="Arial" w:cs="Tahoma"/>
+                <w:sz w:val="18"/>
+              </w:rPr>
+            </w:r>
+            <w:r>
+              <w:rPr>
+                <w:rFonts w:ascii="Arial" w:hAnsi="Arial" w:eastAsia="Arial" w:cs="Tahoma"/>
                 <w:sz w:val="18"/>
               </w:rPr>
               <w:t>Yes</w:t>
@@ -7109,13 +7226,13 @@
             </w:pPr>
             <w:r>
               <w:rPr>
-                <w:rFonts w:ascii="Arial" w:hAnsi="Arial" w:eastAsia="Arial"/>
-                <w:sz w:val="18"/>
-              </w:rPr>
-            </w:r>
-            <w:r>
-              <w:rPr>
-                <w:rFonts w:ascii="Arial" w:hAnsi="Arial" w:eastAsia="Arial"/>
+                <w:rFonts w:ascii="Arial" w:hAnsi="Arial" w:eastAsia="Arial" w:cs="Tahoma"/>
+                <w:sz w:val="18"/>
+              </w:rPr>
+            </w:r>
+            <w:r>
+              <w:rPr>
+                <w:rFonts w:ascii="Arial" w:hAnsi="Arial" w:eastAsia="Arial" w:cs="Tahoma"/>
                 <w:sz w:val="18"/>
               </w:rPr>
               <w:t>UTF-8; use value domain described by endpoint purpose</w:t>
@@ -7139,13 +7256,13 @@
             </w:pPr>
             <w:r>
               <w:rPr>
-                <w:rFonts w:ascii="Arial" w:hAnsi="Arial" w:eastAsia="Arial"/>
-                <w:sz w:val="18"/>
-              </w:rPr>
-            </w:r>
-            <w:r>
-              <w:rPr>
-                <w:rFonts w:ascii="Arial" w:hAnsi="Arial" w:eastAsia="Arial"/>
+                <w:rFonts w:ascii="Arial" w:hAnsi="Arial" w:eastAsia="Arial" w:cs="Tahoma"/>
+                <w:sz w:val="18"/>
+              </w:rPr>
+            </w:r>
+            <w:r>
+              <w:rPr>
+                <w:rFonts w:ascii="Arial" w:hAnsi="Arial" w:eastAsia="Arial" w:cs="Tahoma"/>
                 <w:sz w:val="18"/>
               </w:rPr>
               <w:t>actionOptions[].label</w:t>
@@ -7164,13 +7281,13 @@
             </w:pPr>
             <w:r>
               <w:rPr>
-                <w:rFonts w:ascii="Arial" w:hAnsi="Arial" w:eastAsia="Arial"/>
-                <w:sz w:val="18"/>
-              </w:rPr>
-            </w:r>
-            <w:r>
-              <w:rPr>
-                <w:rFonts w:ascii="Arial" w:hAnsi="Arial" w:eastAsia="Arial"/>
+                <w:rFonts w:ascii="Arial" w:hAnsi="Arial" w:eastAsia="Arial" w:cs="Tahoma"/>
+                <w:sz w:val="18"/>
+              </w:rPr>
+            </w:r>
+            <w:r>
+              <w:rPr>
+                <w:rFonts w:ascii="Arial" w:hAnsi="Arial" w:eastAsia="Arial" w:cs="Tahoma"/>
                 <w:sz w:val="18"/>
               </w:rPr>
               <w:t>string</w:t>
@@ -7189,13 +7306,13 @@
             </w:pPr>
             <w:r>
               <w:rPr>
-                <w:rFonts w:ascii="Arial" w:hAnsi="Arial" w:eastAsia="Arial"/>
-                <w:sz w:val="18"/>
-              </w:rPr>
-            </w:r>
-            <w:r>
-              <w:rPr>
-                <w:rFonts w:ascii="Arial" w:hAnsi="Arial" w:eastAsia="Arial"/>
+                <w:rFonts w:ascii="Arial" w:hAnsi="Arial" w:eastAsia="Arial" w:cs="Tahoma"/>
+                <w:sz w:val="18"/>
+              </w:rPr>
+            </w:r>
+            <w:r>
+              <w:rPr>
+                <w:rFonts w:ascii="Arial" w:hAnsi="Arial" w:eastAsia="Arial" w:cs="Tahoma"/>
                 <w:sz w:val="18"/>
               </w:rPr>
               <w:t>Yes</w:t>
@@ -7214,13 +7331,13 @@
             </w:pPr>
             <w:r>
               <w:rPr>
-                <w:rFonts w:ascii="Arial" w:hAnsi="Arial" w:eastAsia="Arial"/>
-                <w:sz w:val="18"/>
-              </w:rPr>
-            </w:r>
-            <w:r>
-              <w:rPr>
-                <w:rFonts w:ascii="Arial" w:hAnsi="Arial" w:eastAsia="Arial"/>
+                <w:rFonts w:ascii="Arial" w:hAnsi="Arial" w:eastAsia="Arial" w:cs="Tahoma"/>
+                <w:sz w:val="18"/>
+              </w:rPr>
+            </w:r>
+            <w:r>
+              <w:rPr>
+                <w:rFonts w:ascii="Arial" w:hAnsi="Arial" w:eastAsia="Arial" w:cs="Tahoma"/>
                 <w:sz w:val="18"/>
               </w:rPr>
               <w:t>UTF-8; use value domain described by endpoint purpose</w:t>
@@ -7244,13 +7361,13 @@
             </w:pPr>
             <w:r>
               <w:rPr>
-                <w:rFonts w:ascii="Arial" w:hAnsi="Arial" w:eastAsia="Arial"/>
-                <w:sz w:val="18"/>
-              </w:rPr>
-            </w:r>
-            <w:r>
-              <w:rPr>
-                <w:rFonts w:ascii="Arial" w:hAnsi="Arial" w:eastAsia="Arial"/>
+                <w:rFonts w:ascii="Arial" w:hAnsi="Arial" w:eastAsia="Arial" w:cs="Tahoma"/>
+                <w:sz w:val="18"/>
+              </w:rPr>
+            </w:r>
+            <w:r>
+              <w:rPr>
+                <w:rFonts w:ascii="Arial" w:hAnsi="Arial" w:eastAsia="Arial" w:cs="Tahoma"/>
                 <w:sz w:val="18"/>
               </w:rPr>
               <w:t>actionOptions[].requireComment</w:t>
@@ -7269,13 +7386,13 @@
             </w:pPr>
             <w:r>
               <w:rPr>
-                <w:rFonts w:ascii="Arial" w:hAnsi="Arial" w:eastAsia="Arial"/>
-                <w:sz w:val="18"/>
-              </w:rPr>
-            </w:r>
-            <w:r>
-              <w:rPr>
-                <w:rFonts w:ascii="Arial" w:hAnsi="Arial" w:eastAsia="Arial"/>
+                <w:rFonts w:ascii="Arial" w:hAnsi="Arial" w:eastAsia="Arial" w:cs="Tahoma"/>
+                <w:sz w:val="18"/>
+              </w:rPr>
+            </w:r>
+            <w:r>
+              <w:rPr>
+                <w:rFonts w:ascii="Arial" w:hAnsi="Arial" w:eastAsia="Arial" w:cs="Tahoma"/>
                 <w:sz w:val="18"/>
               </w:rPr>
               <w:t>boolean</w:t>
@@ -7294,13 +7411,13 @@
             </w:pPr>
             <w:r>
               <w:rPr>
-                <w:rFonts w:ascii="Arial" w:hAnsi="Arial" w:eastAsia="Arial"/>
-                <w:sz w:val="18"/>
-              </w:rPr>
-            </w:r>
-            <w:r>
-              <w:rPr>
-                <w:rFonts w:ascii="Arial" w:hAnsi="Arial" w:eastAsia="Arial"/>
+                <w:rFonts w:ascii="Arial" w:hAnsi="Arial" w:eastAsia="Arial" w:cs="Tahoma"/>
+                <w:sz w:val="18"/>
+              </w:rPr>
+            </w:r>
+            <w:r>
+              <w:rPr>
+                <w:rFonts w:ascii="Arial" w:hAnsi="Arial" w:eastAsia="Arial" w:cs="Tahoma"/>
                 <w:sz w:val="18"/>
               </w:rPr>
               <w:t>Yes</w:t>
@@ -7319,13 +7436,13 @@
             </w:pPr>
             <w:r>
               <w:rPr>
-                <w:rFonts w:ascii="Arial" w:hAnsi="Arial" w:eastAsia="Arial"/>
-                <w:sz w:val="18"/>
-              </w:rPr>
-            </w:r>
-            <w:r>
-              <w:rPr>
-                <w:rFonts w:ascii="Arial" w:hAnsi="Arial" w:eastAsia="Arial"/>
+                <w:rFonts w:ascii="Arial" w:hAnsi="Arial" w:eastAsia="Arial" w:cs="Tahoma"/>
+                <w:sz w:val="18"/>
+              </w:rPr>
+            </w:r>
+            <w:r>
+              <w:rPr>
+                <w:rFonts w:ascii="Arial" w:hAnsi="Arial" w:eastAsia="Arial" w:cs="Tahoma"/>
                 <w:sz w:val="18"/>
               </w:rPr>
               <w:t>UTF-8; use value domain described by endpoint purpose</w:t>
@@ -7351,7 +7468,7 @@
         <w:keepNext w:val="0"/>
       </w:pPr>
       <w:r>
-        <w:t>ตัวอย่าง positive-path จาก section 08; Section 02 ส่งต่อ AVP (03) เมื่อยอดรวม 50,001-300,000 บาท และจบที่ GM เมื่อ &lt;= 50,000 บาท (SDD GI)</w:t>
+        <w:t>ตัวอย่าง positive-path จาก section 08; Section 02 ส่งต่อ AVP (03) เมื่อยอดรวม ≥ 100,000 บาท และจบที่ GM เมื่อ &lt; 100,000 บาท (มติ 2026-08-18)</w:t>
       </w:r>
     </w:p>
     <w:tbl>
@@ -7382,7 +7499,7 @@
             <w:r/>
             <w:r>
               <w:rPr>
-                <w:rFonts w:ascii="Arial" w:hAnsi="Arial" w:eastAsia="Arial"/>
+                <w:rFonts w:ascii="Arial" w:hAnsi="Arial" w:eastAsia="Arial" w:cs="Tahoma"/>
                 <w:b/>
                 <w:sz w:val="18"/>
               </w:rPr>
@@ -7408,7 +7525,7 @@
             <w:r/>
             <w:r>
               <w:rPr>
-                <w:rFonts w:ascii="Courier New" w:hAnsi="Courier New" w:eastAsia="Courier New"/>
+                <w:rFonts w:ascii="Courier New" w:hAnsi="Courier New" w:eastAsia="Courier New" w:cs="Tahoma"/>
                 <w:sz w:val="16"/>
               </w:rPr>
               <w:t>{</w:t>
@@ -7466,7 +7583,7 @@
             <w:r/>
             <w:r>
               <w:rPr>
-                <w:rFonts w:ascii="Arial" w:hAnsi="Arial" w:eastAsia="Arial"/>
+                <w:rFonts w:ascii="Arial" w:hAnsi="Arial" w:eastAsia="Arial" w:cs="Tahoma"/>
                 <w:b/>
                 <w:sz w:val="18"/>
               </w:rPr>
@@ -7488,7 +7605,7 @@
             <w:r/>
             <w:r>
               <w:rPr>
-                <w:rFonts w:ascii="Arial" w:hAnsi="Arial" w:eastAsia="Arial"/>
+                <w:rFonts w:ascii="Arial" w:hAnsi="Arial" w:eastAsia="Arial" w:cs="Tahoma"/>
                 <w:b/>
                 <w:sz w:val="18"/>
               </w:rPr>
@@ -7510,7 +7627,7 @@
             <w:r/>
             <w:r>
               <w:rPr>
-                <w:rFonts w:ascii="Arial" w:hAnsi="Arial" w:eastAsia="Arial"/>
+                <w:rFonts w:ascii="Arial" w:hAnsi="Arial" w:eastAsia="Arial" w:cs="Tahoma"/>
                 <w:b/>
                 <w:sz w:val="18"/>
               </w:rPr>
@@ -7532,7 +7649,7 @@
             <w:r/>
             <w:r>
               <w:rPr>
-                <w:rFonts w:ascii="Arial" w:hAnsi="Arial" w:eastAsia="Arial"/>
+                <w:rFonts w:ascii="Arial" w:hAnsi="Arial" w:eastAsia="Arial" w:cs="Tahoma"/>
                 <w:b/>
                 <w:sz w:val="18"/>
               </w:rPr>
@@ -7557,13 +7674,13 @@
             </w:pPr>
             <w:r>
               <w:rPr>
-                <w:rFonts w:ascii="Arial" w:hAnsi="Arial" w:eastAsia="Arial"/>
-                <w:sz w:val="18"/>
-              </w:rPr>
-            </w:r>
-            <w:r>
-              <w:rPr>
-                <w:rFonts w:ascii="Arial" w:hAnsi="Arial" w:eastAsia="Arial"/>
+                <w:rFonts w:ascii="Arial" w:hAnsi="Arial" w:eastAsia="Arial" w:cs="Tahoma"/>
+                <w:sz w:val="18"/>
+              </w:rPr>
+            </w:r>
+            <w:r>
+              <w:rPr>
+                <w:rFonts w:ascii="Arial" w:hAnsi="Arial" w:eastAsia="Arial" w:cs="Tahoma"/>
                 <w:sz w:val="18"/>
               </w:rPr>
               <w:t>result</w:t>
@@ -7582,13 +7699,13 @@
             </w:pPr>
             <w:r>
               <w:rPr>
-                <w:rFonts w:ascii="Arial" w:hAnsi="Arial" w:eastAsia="Arial"/>
-                <w:sz w:val="18"/>
-              </w:rPr>
-            </w:r>
-            <w:r>
-              <w:rPr>
-                <w:rFonts w:ascii="Arial" w:hAnsi="Arial" w:eastAsia="Arial"/>
+                <w:rFonts w:ascii="Arial" w:hAnsi="Arial" w:eastAsia="Arial" w:cs="Tahoma"/>
+                <w:sz w:val="18"/>
+              </w:rPr>
+            </w:r>
+            <w:r>
+              <w:rPr>
+                <w:rFonts w:ascii="Arial" w:hAnsi="Arial" w:eastAsia="Arial" w:cs="Tahoma"/>
                 <w:sz w:val="18"/>
               </w:rPr>
               <w:t>string</w:t>
@@ -7607,13 +7724,13 @@
             </w:pPr>
             <w:r>
               <w:rPr>
-                <w:rFonts w:ascii="Arial" w:hAnsi="Arial" w:eastAsia="Arial"/>
-                <w:sz w:val="18"/>
-              </w:rPr>
-            </w:r>
-            <w:r>
-              <w:rPr>
-                <w:rFonts w:ascii="Arial" w:hAnsi="Arial" w:eastAsia="Arial"/>
+                <w:rFonts w:ascii="Arial" w:hAnsi="Arial" w:eastAsia="Arial" w:cs="Tahoma"/>
+                <w:sz w:val="18"/>
+              </w:rPr>
+            </w:r>
+            <w:r>
+              <w:rPr>
+                <w:rFonts w:ascii="Arial" w:hAnsi="Arial" w:eastAsia="Arial" w:cs="Tahoma"/>
                 <w:sz w:val="18"/>
               </w:rPr>
               <w:t>Yes</w:t>
@@ -7632,13 +7749,13 @@
             </w:pPr>
             <w:r>
               <w:rPr>
-                <w:rFonts w:ascii="Arial" w:hAnsi="Arial" w:eastAsia="Arial"/>
-                <w:sz w:val="18"/>
-              </w:rPr>
-            </w:r>
-            <w:r>
-              <w:rPr>
-                <w:rFonts w:ascii="Arial" w:hAnsi="Arial" w:eastAsia="Arial"/>
+                <w:rFonts w:ascii="Arial" w:hAnsi="Arial" w:eastAsia="Arial" w:cs="Tahoma"/>
+                <w:sz w:val="18"/>
+              </w:rPr>
+            </w:r>
+            <w:r>
+              <w:rPr>
+                <w:rFonts w:ascii="Arial" w:hAnsi="Arial" w:eastAsia="Arial" w:cs="Tahoma"/>
                 <w:sz w:val="18"/>
               </w:rPr>
               <w:t>UTF-8; use value domain described by endpoint purpose</w:t>
@@ -7662,13 +7779,13 @@
             </w:pPr>
             <w:r>
               <w:rPr>
-                <w:rFonts w:ascii="Arial" w:hAnsi="Arial" w:eastAsia="Arial"/>
-                <w:sz w:val="18"/>
-              </w:rPr>
-            </w:r>
-            <w:r>
-              <w:rPr>
-                <w:rFonts w:ascii="Arial" w:hAnsi="Arial" w:eastAsia="Arial"/>
+                <w:rFonts w:ascii="Arial" w:hAnsi="Arial" w:eastAsia="Arial" w:cs="Tahoma"/>
+                <w:sz w:val="18"/>
+              </w:rPr>
+            </w:r>
+            <w:r>
+              <w:rPr>
+                <w:rFonts w:ascii="Arial" w:hAnsi="Arial" w:eastAsia="Arial" w:cs="Tahoma"/>
                 <w:sz w:val="18"/>
               </w:rPr>
               <w:t>comment</w:t>
@@ -7687,13 +7804,13 @@
             </w:pPr>
             <w:r>
               <w:rPr>
-                <w:rFonts w:ascii="Arial" w:hAnsi="Arial" w:eastAsia="Arial"/>
-                <w:sz w:val="18"/>
-              </w:rPr>
-            </w:r>
-            <w:r>
-              <w:rPr>
-                <w:rFonts w:ascii="Arial" w:hAnsi="Arial" w:eastAsia="Arial"/>
+                <w:rFonts w:ascii="Arial" w:hAnsi="Arial" w:eastAsia="Arial" w:cs="Tahoma"/>
+                <w:sz w:val="18"/>
+              </w:rPr>
+            </w:r>
+            <w:r>
+              <w:rPr>
+                <w:rFonts w:ascii="Arial" w:hAnsi="Arial" w:eastAsia="Arial" w:cs="Tahoma"/>
                 <w:sz w:val="18"/>
               </w:rPr>
               <w:t>string</w:t>
@@ -7712,13 +7829,13 @@
             </w:pPr>
             <w:r>
               <w:rPr>
-                <w:rFonts w:ascii="Arial" w:hAnsi="Arial" w:eastAsia="Arial"/>
-                <w:sz w:val="18"/>
-              </w:rPr>
-            </w:r>
-            <w:r>
-              <w:rPr>
-                <w:rFonts w:ascii="Arial" w:hAnsi="Arial" w:eastAsia="Arial"/>
+                <w:rFonts w:ascii="Arial" w:hAnsi="Arial" w:eastAsia="Arial" w:cs="Tahoma"/>
+                <w:sz w:val="18"/>
+              </w:rPr>
+            </w:r>
+            <w:r>
+              <w:rPr>
+                <w:rFonts w:ascii="Arial" w:hAnsi="Arial" w:eastAsia="Arial" w:cs="Tahoma"/>
                 <w:sz w:val="18"/>
               </w:rPr>
               <w:t>Yes</w:t>
@@ -7737,13 +7854,13 @@
             </w:pPr>
             <w:r>
               <w:rPr>
-                <w:rFonts w:ascii="Arial" w:hAnsi="Arial" w:eastAsia="Arial"/>
-                <w:sz w:val="18"/>
-              </w:rPr>
-            </w:r>
-            <w:r>
-              <w:rPr>
-                <w:rFonts w:ascii="Arial" w:hAnsi="Arial" w:eastAsia="Arial"/>
+                <w:rFonts w:ascii="Arial" w:hAnsi="Arial" w:eastAsia="Arial" w:cs="Tahoma"/>
+                <w:sz w:val="18"/>
+              </w:rPr>
+            </w:r>
+            <w:r>
+              <w:rPr>
+                <w:rFonts w:ascii="Arial" w:hAnsi="Arial" w:eastAsia="Arial" w:cs="Tahoma"/>
                 <w:sz w:val="18"/>
               </w:rPr>
               <w:t>trimmed UTF-8 Thai text; required by operation/business rule</w:t>
@@ -7781,7 +7898,7 @@
             <w:r/>
             <w:r>
               <w:rPr>
-                <w:rFonts w:ascii="Arial" w:hAnsi="Arial" w:eastAsia="Arial"/>
+                <w:rFonts w:ascii="Arial" w:hAnsi="Arial" w:eastAsia="Arial" w:cs="Tahoma"/>
                 <w:b/>
                 <w:sz w:val="18"/>
               </w:rPr>
@@ -7807,7 +7924,7 @@
             <w:r/>
             <w:r>
               <w:rPr>
-                <w:rFonts w:ascii="Courier New" w:hAnsi="Courier New" w:eastAsia="Courier New"/>
+                <w:rFonts w:ascii="Courier New" w:hAnsi="Courier New" w:eastAsia="Courier New" w:cs="Tahoma"/>
                 <w:sz w:val="16"/>
               </w:rPr>
               <w:t>{</w:t>
@@ -7867,7 +7984,7 @@
             <w:r/>
             <w:r>
               <w:rPr>
-                <w:rFonts w:ascii="Arial" w:hAnsi="Arial" w:eastAsia="Arial"/>
+                <w:rFonts w:ascii="Arial" w:hAnsi="Arial" w:eastAsia="Arial" w:cs="Tahoma"/>
                 <w:b/>
                 <w:sz w:val="18"/>
               </w:rPr>
@@ -7889,7 +8006,7 @@
             <w:r/>
             <w:r>
               <w:rPr>
-                <w:rFonts w:ascii="Arial" w:hAnsi="Arial" w:eastAsia="Arial"/>
+                <w:rFonts w:ascii="Arial" w:hAnsi="Arial" w:eastAsia="Arial" w:cs="Tahoma"/>
                 <w:b/>
                 <w:sz w:val="18"/>
               </w:rPr>
@@ -7911,7 +8028,7 @@
             <w:r/>
             <w:r>
               <w:rPr>
-                <w:rFonts w:ascii="Arial" w:hAnsi="Arial" w:eastAsia="Arial"/>
+                <w:rFonts w:ascii="Arial" w:hAnsi="Arial" w:eastAsia="Arial" w:cs="Tahoma"/>
                 <w:b/>
                 <w:sz w:val="18"/>
               </w:rPr>
@@ -7933,7 +8050,7 @@
             <w:r/>
             <w:r>
               <w:rPr>
-                <w:rFonts w:ascii="Arial" w:hAnsi="Arial" w:eastAsia="Arial"/>
+                <w:rFonts w:ascii="Arial" w:hAnsi="Arial" w:eastAsia="Arial" w:cs="Tahoma"/>
                 <w:b/>
                 <w:sz w:val="18"/>
               </w:rPr>
@@ -7958,13 +8075,13 @@
             </w:pPr>
             <w:r>
               <w:rPr>
-                <w:rFonts w:ascii="Arial" w:hAnsi="Arial" w:eastAsia="Arial"/>
-                <w:sz w:val="18"/>
-              </w:rPr>
-            </w:r>
-            <w:r>
-              <w:rPr>
-                <w:rFonts w:ascii="Arial" w:hAnsi="Arial" w:eastAsia="Arial"/>
+                <w:rFonts w:ascii="Arial" w:hAnsi="Arial" w:eastAsia="Arial" w:cs="Tahoma"/>
+                <w:sz w:val="18"/>
+              </w:rPr>
+            </w:r>
+            <w:r>
+              <w:rPr>
+                <w:rFonts w:ascii="Arial" w:hAnsi="Arial" w:eastAsia="Arial" w:cs="Tahoma"/>
                 <w:sz w:val="18"/>
               </w:rPr>
               <w:t>statusCode</w:t>
@@ -7983,13 +8100,13 @@
             </w:pPr>
             <w:r>
               <w:rPr>
-                <w:rFonts w:ascii="Arial" w:hAnsi="Arial" w:eastAsia="Arial"/>
-                <w:sz w:val="18"/>
-              </w:rPr>
-            </w:r>
-            <w:r>
-              <w:rPr>
-                <w:rFonts w:ascii="Arial" w:hAnsi="Arial" w:eastAsia="Arial"/>
+                <w:rFonts w:ascii="Arial" w:hAnsi="Arial" w:eastAsia="Arial" w:cs="Tahoma"/>
+                <w:sz w:val="18"/>
+              </w:rPr>
+            </w:r>
+            <w:r>
+              <w:rPr>
+                <w:rFonts w:ascii="Arial" w:hAnsi="Arial" w:eastAsia="Arial" w:cs="Tahoma"/>
                 <w:sz w:val="18"/>
               </w:rPr>
               <w:t>string</w:t>
@@ -8008,13 +8125,13 @@
             </w:pPr>
             <w:r>
               <w:rPr>
-                <w:rFonts w:ascii="Arial" w:hAnsi="Arial" w:eastAsia="Arial"/>
-                <w:sz w:val="18"/>
-              </w:rPr>
-            </w:r>
-            <w:r>
-              <w:rPr>
-                <w:rFonts w:ascii="Arial" w:hAnsi="Arial" w:eastAsia="Arial"/>
+                <w:rFonts w:ascii="Arial" w:hAnsi="Arial" w:eastAsia="Arial" w:cs="Tahoma"/>
+                <w:sz w:val="18"/>
+              </w:rPr>
+            </w:r>
+            <w:r>
+              <w:rPr>
+                <w:rFonts w:ascii="Arial" w:hAnsi="Arial" w:eastAsia="Arial" w:cs="Tahoma"/>
                 <w:sz w:val="18"/>
               </w:rPr>
               <w:t>Yes</w:t>
@@ -8033,13 +8150,13 @@
             </w:pPr>
             <w:r>
               <w:rPr>
-                <w:rFonts w:ascii="Arial" w:hAnsi="Arial" w:eastAsia="Arial"/>
-                <w:sz w:val="18"/>
-              </w:rPr>
-            </w:r>
-            <w:r>
-              <w:rPr>
-                <w:rFonts w:ascii="Arial" w:hAnsi="Arial" w:eastAsia="Arial"/>
+                <w:rFonts w:ascii="Arial" w:hAnsi="Arial" w:eastAsia="Arial" w:cs="Tahoma"/>
+                <w:sz w:val="18"/>
+              </w:rPr>
+            </w:r>
+            <w:r>
+              <w:rPr>
+                <w:rFonts w:ascii="Arial" w:hAnsi="Arial" w:eastAsia="Arial" w:cs="Tahoma"/>
                 <w:sz w:val="18"/>
               </w:rPr>
               <w:t>canonical code; do not replace with display label</w:t>
@@ -8063,13 +8180,13 @@
             </w:pPr>
             <w:r>
               <w:rPr>
-                <w:rFonts w:ascii="Arial" w:hAnsi="Arial" w:eastAsia="Arial"/>
-                <w:sz w:val="18"/>
-              </w:rPr>
-            </w:r>
-            <w:r>
-              <w:rPr>
-                <w:rFonts w:ascii="Arial" w:hAnsi="Arial" w:eastAsia="Arial"/>
+                <w:rFonts w:ascii="Arial" w:hAnsi="Arial" w:eastAsia="Arial" w:cs="Tahoma"/>
+                <w:sz w:val="18"/>
+              </w:rPr>
+            </w:r>
+            <w:r>
+              <w:rPr>
+                <w:rFonts w:ascii="Arial" w:hAnsi="Arial" w:eastAsia="Arial" w:cs="Tahoma"/>
                 <w:sz w:val="18"/>
               </w:rPr>
               <w:t>nextSection</w:t>
@@ -8088,13 +8205,13 @@
             </w:pPr>
             <w:r>
               <w:rPr>
-                <w:rFonts w:ascii="Arial" w:hAnsi="Arial" w:eastAsia="Arial"/>
-                <w:sz w:val="18"/>
-              </w:rPr>
-            </w:r>
-            <w:r>
-              <w:rPr>
-                <w:rFonts w:ascii="Arial" w:hAnsi="Arial" w:eastAsia="Arial"/>
+                <w:rFonts w:ascii="Arial" w:hAnsi="Arial" w:eastAsia="Arial" w:cs="Tahoma"/>
+                <w:sz w:val="18"/>
+              </w:rPr>
+            </w:r>
+            <w:r>
+              <w:rPr>
+                <w:rFonts w:ascii="Arial" w:hAnsi="Arial" w:eastAsia="Arial" w:cs="Tahoma"/>
                 <w:sz w:val="18"/>
               </w:rPr>
               <w:t>string</w:t>
@@ -8113,13 +8230,13 @@
             </w:pPr>
             <w:r>
               <w:rPr>
-                <w:rFonts w:ascii="Arial" w:hAnsi="Arial" w:eastAsia="Arial"/>
-                <w:sz w:val="18"/>
-              </w:rPr>
-            </w:r>
-            <w:r>
-              <w:rPr>
-                <w:rFonts w:ascii="Arial" w:hAnsi="Arial" w:eastAsia="Arial"/>
+                <w:rFonts w:ascii="Arial" w:hAnsi="Arial" w:eastAsia="Arial" w:cs="Tahoma"/>
+                <w:sz w:val="18"/>
+              </w:rPr>
+            </w:r>
+            <w:r>
+              <w:rPr>
+                <w:rFonts w:ascii="Arial" w:hAnsi="Arial" w:eastAsia="Arial" w:cs="Tahoma"/>
                 <w:sz w:val="18"/>
               </w:rPr>
               <w:t>Yes</w:t>
@@ -8138,13 +8255,13 @@
             </w:pPr>
             <w:r>
               <w:rPr>
-                <w:rFonts w:ascii="Arial" w:hAnsi="Arial" w:eastAsia="Arial"/>
-                <w:sz w:val="18"/>
-              </w:rPr>
-            </w:r>
-            <w:r>
-              <w:rPr>
-                <w:rFonts w:ascii="Arial" w:hAnsi="Arial" w:eastAsia="Arial"/>
+                <w:rFonts w:ascii="Arial" w:hAnsi="Arial" w:eastAsia="Arial" w:cs="Tahoma"/>
+                <w:sz w:val="18"/>
+              </w:rPr>
+            </w:r>
+            <w:r>
+              <w:rPr>
+                <w:rFonts w:ascii="Arial" w:hAnsi="Arial" w:eastAsia="Arial" w:cs="Tahoma"/>
                 <w:sz w:val="18"/>
               </w:rPr>
               <w:t>canonical code; do not replace with display label</w:t>
@@ -8168,13 +8285,13 @@
             </w:pPr>
             <w:r>
               <w:rPr>
-                <w:rFonts w:ascii="Arial" w:hAnsi="Arial" w:eastAsia="Arial"/>
-                <w:sz w:val="18"/>
-              </w:rPr>
-            </w:r>
-            <w:r>
-              <w:rPr>
-                <w:rFonts w:ascii="Arial" w:hAnsi="Arial" w:eastAsia="Arial"/>
+                <w:rFonts w:ascii="Arial" w:hAnsi="Arial" w:eastAsia="Arial" w:cs="Tahoma"/>
+                <w:sz w:val="18"/>
+              </w:rPr>
+            </w:r>
+            <w:r>
+              <w:rPr>
+                <w:rFonts w:ascii="Arial" w:hAnsi="Arial" w:eastAsia="Arial" w:cs="Tahoma"/>
                 <w:sz w:val="18"/>
               </w:rPr>
               <w:t>message</w:t>
@@ -8193,13 +8310,13 @@
             </w:pPr>
             <w:r>
               <w:rPr>
-                <w:rFonts w:ascii="Arial" w:hAnsi="Arial" w:eastAsia="Arial"/>
-                <w:sz w:val="18"/>
-              </w:rPr>
-            </w:r>
-            <w:r>
-              <w:rPr>
-                <w:rFonts w:ascii="Arial" w:hAnsi="Arial" w:eastAsia="Arial"/>
+                <w:rFonts w:ascii="Arial" w:hAnsi="Arial" w:eastAsia="Arial" w:cs="Tahoma"/>
+                <w:sz w:val="18"/>
+              </w:rPr>
+            </w:r>
+            <w:r>
+              <w:rPr>
+                <w:rFonts w:ascii="Arial" w:hAnsi="Arial" w:eastAsia="Arial" w:cs="Tahoma"/>
                 <w:sz w:val="18"/>
               </w:rPr>
               <w:t>string</w:t>
@@ -8218,13 +8335,13 @@
             </w:pPr>
             <w:r>
               <w:rPr>
-                <w:rFonts w:ascii="Arial" w:hAnsi="Arial" w:eastAsia="Arial"/>
-                <w:sz w:val="18"/>
-              </w:rPr>
-            </w:r>
-            <w:r>
-              <w:rPr>
-                <w:rFonts w:ascii="Arial" w:hAnsi="Arial" w:eastAsia="Arial"/>
+                <w:rFonts w:ascii="Arial" w:hAnsi="Arial" w:eastAsia="Arial" w:cs="Tahoma"/>
+                <w:sz w:val="18"/>
+              </w:rPr>
+            </w:r>
+            <w:r>
+              <w:rPr>
+                <w:rFonts w:ascii="Arial" w:hAnsi="Arial" w:eastAsia="Arial" w:cs="Tahoma"/>
                 <w:sz w:val="18"/>
               </w:rPr>
               <w:t>Yes</w:t>
@@ -8243,13 +8360,13 @@
             </w:pPr>
             <w:r>
               <w:rPr>
-                <w:rFonts w:ascii="Arial" w:hAnsi="Arial" w:eastAsia="Arial"/>
-                <w:sz w:val="18"/>
-              </w:rPr>
-            </w:r>
-            <w:r>
-              <w:rPr>
-                <w:rFonts w:ascii="Arial" w:hAnsi="Arial" w:eastAsia="Arial"/>
+                <w:rFonts w:ascii="Arial" w:hAnsi="Arial" w:eastAsia="Arial" w:cs="Tahoma"/>
+                <w:sz w:val="18"/>
+              </w:rPr>
+            </w:r>
+            <w:r>
+              <w:rPr>
+                <w:rFonts w:ascii="Arial" w:hAnsi="Arial" w:eastAsia="Arial" w:cs="Tahoma"/>
                 <w:sz w:val="18"/>
               </w:rPr>
               <w:t>UTF-8; use value domain described by endpoint purpose</w:t>
@@ -8279,7 +8396,7 @@
       </w:r>
       <w:r>
         <w:rPr>
-          <w:rFonts w:ascii="Courier New" w:hAnsi="Courier New"/>
+          <w:rFonts w:ascii="Courier New" w:hAnsi="Courier New" w:eastAsia="Courier New" w:cs="Tahoma"/>
         </w:rPr>
         <w:t>srm-sps-spsap-web-frontend</w:t>
       </w:r>
@@ -8288,7 +8405,7 @@
       </w:r>
       <w:r>
         <w:rPr>
-          <w:rFonts w:ascii="Courier New" w:hAnsi="Courier New"/>
+          <w:rFonts w:ascii="Courier New" w:hAnsi="Courier New" w:eastAsia="Courier New" w:cs="Tahoma"/>
         </w:rPr>
         <w:t>sbpm</w:t>
       </w:r>
@@ -8297,7 +8414,7 @@
       </w:r>
       <w:r>
         <w:rPr>
-          <w:rFonts w:ascii="Courier New" w:hAnsi="Courier New"/>
+          <w:rFonts w:ascii="Courier New" w:hAnsi="Courier New" w:eastAsia="Courier New" w:cs="Tahoma"/>
         </w:rPr>
         <w:t>'use client'</w:t>
       </w:r>
@@ -8306,7 +8423,7 @@
       </w:r>
       <w:r>
         <w:rPr>
-          <w:rFonts w:ascii="Courier New" w:hAnsi="Courier New"/>
+          <w:rFonts w:ascii="Courier New" w:hAnsi="Courier New" w:eastAsia="Courier New" w:cs="Tahoma"/>
         </w:rPr>
         <w:t>@/components/Form</w:t>
       </w:r>
@@ -8315,7 +8432,7 @@
       </w:r>
       <w:r>
         <w:rPr>
-          <w:rFonts w:ascii="Courier New" w:hAnsi="Courier New"/>
+          <w:rFonts w:ascii="Courier New" w:hAnsi="Courier New" w:eastAsia="Courier New" w:cs="Tahoma"/>
         </w:rPr>
         <w:t>@/components/Table</w:t>
       </w:r>
@@ -8324,7 +8441,7 @@
       </w:r>
       <w:r>
         <w:rPr>
-          <w:rFonts w:ascii="Courier New" w:hAnsi="Courier New"/>
+          <w:rFonts w:ascii="Courier New" w:hAnsi="Courier New" w:eastAsia="Courier New" w:cs="Tahoma"/>
         </w:rPr>
         <w:t>permissionStore</w:t>
       </w:r>
@@ -8333,7 +8450,7 @@
       </w:r>
       <w:r>
         <w:rPr>
-          <w:rFonts w:ascii="Courier New" w:hAnsi="Courier New"/>
+          <w:rFonts w:ascii="Courier New" w:hAnsi="Courier New" w:eastAsia="Courier New" w:cs="Tahoma"/>
         </w:rPr>
         <w:t>@/lib/apiClient</w:t>
       </w:r>
@@ -8351,7 +8468,7 @@
       </w:r>
       <w:r>
         <w:rPr>
-          <w:rFonts w:ascii="Courier New" w:hAnsi="Courier New"/>
+          <w:rFonts w:ascii="Courier New" w:hAnsi="Courier New" w:eastAsia="Courier New" w:cs="Tahoma"/>
         </w:rPr>
         <w:t>TODO:</w:t>
       </w:r>
@@ -8376,7 +8493,7 @@
       </w:r>
       <w:r>
         <w:rPr>
-          <w:rFonts w:ascii="Courier New" w:hAnsi="Courier New"/>
+          <w:rFonts w:ascii="Courier New" w:hAnsi="Courier New" w:eastAsia="Courier New" w:cs="Tahoma"/>
         </w:rPr>
         <w:t>srm-sps-spsap-web-frontend</w:t>
       </w:r>
@@ -8385,7 +8502,7 @@
       </w:r>
       <w:r>
         <w:rPr>
-          <w:rFonts w:ascii="Courier New" w:hAnsi="Courier New"/>
+          <w:rFonts w:ascii="Courier New" w:hAnsi="Courier New" w:eastAsia="Courier New" w:cs="Tahoma"/>
         </w:rPr>
         <w:t>sbpm</w:t>
       </w:r>
@@ -8394,7 +8511,7 @@
       </w:r>
       <w:r>
         <w:rPr>
-          <w:rFonts w:ascii="Courier New" w:hAnsi="Courier New"/>
+          <w:rFonts w:ascii="Courier New" w:hAnsi="Courier New" w:eastAsia="Courier New" w:cs="Tahoma"/>
         </w:rPr>
         <w:t>src/app/(main)/sbpgi/*</w:t>
       </w:r>
@@ -8403,7 +8520,7 @@
       </w:r>
       <w:r>
         <w:rPr>
-          <w:rFonts w:ascii="Courier New" w:hAnsi="Courier New"/>
+          <w:rFonts w:ascii="Courier New" w:hAnsi="Courier New" w:eastAsia="Courier New" w:cs="Tahoma"/>
         </w:rPr>
         <w:t>@/*</w:t>
       </w:r>
@@ -8440,7 +8557,7 @@
             <w:r/>
             <w:r>
               <w:rPr>
-                <w:rFonts w:ascii="Arial" w:hAnsi="Arial" w:eastAsia="Arial"/>
+                <w:rFonts w:ascii="Arial" w:hAnsi="Arial" w:eastAsia="Arial" w:cs="Tahoma"/>
                 <w:b/>
                 <w:sz w:val="18"/>
               </w:rPr>
@@ -8462,7 +8579,7 @@
             <w:r/>
             <w:r>
               <w:rPr>
-                <w:rFonts w:ascii="Arial" w:hAnsi="Arial" w:eastAsia="Arial"/>
+                <w:rFonts w:ascii="Arial" w:hAnsi="Arial" w:eastAsia="Arial" w:cs="Tahoma"/>
                 <w:b/>
                 <w:sz w:val="18"/>
               </w:rPr>
@@ -8487,13 +8604,13 @@
             </w:pPr>
             <w:r>
               <w:rPr>
-                <w:rFonts w:ascii="Arial" w:hAnsi="Arial" w:eastAsia="Arial"/>
-                <w:sz w:val="18"/>
-              </w:rPr>
-            </w:r>
-            <w:r>
-              <w:rPr>
-                <w:rFonts w:ascii="Arial" w:hAnsi="Arial" w:eastAsia="Arial"/>
+                <w:rFonts w:ascii="Arial" w:hAnsi="Arial" w:eastAsia="Arial" w:cs="Tahoma"/>
+                <w:sz w:val="18"/>
+              </w:rPr>
+            </w:r>
+            <w:r>
+              <w:rPr>
+                <w:rFonts w:ascii="Arial" w:hAnsi="Arial" w:eastAsia="Arial" w:cs="Tahoma"/>
                 <w:sz w:val="18"/>
               </w:rPr>
               <w:t>src/app/(main)/sbpgi/documents/[docNo]/page.tsx</w:t>
@@ -8512,13 +8629,13 @@
             </w:pPr>
             <w:r>
               <w:rPr>
-                <w:rFonts w:ascii="Arial" w:hAnsi="Arial" w:eastAsia="Arial"/>
-                <w:sz w:val="18"/>
-              </w:rPr>
-            </w:r>
-            <w:r>
-              <w:rPr>
-                <w:rFonts w:ascii="Arial" w:hAnsi="Arial" w:eastAsia="Arial"/>
+                <w:rFonts w:ascii="Arial" w:hAnsi="Arial" w:eastAsia="Arial" w:cs="Tahoma"/>
+                <w:sz w:val="18"/>
+              </w:rPr>
+            </w:r>
+            <w:r>
+              <w:rPr>
+                <w:rFonts w:ascii="Arial" w:hAnsi="Arial" w:eastAsia="Arial" w:cs="Tahoma"/>
                 <w:sz w:val="18"/>
               </w:rPr>
               <w:t>route page — ใช้ร่วมกับหน้า detail — view ของ workflow section 08</w:t>
@@ -8542,13 +8659,13 @@
             </w:pPr>
             <w:r>
               <w:rPr>
-                <w:rFonts w:ascii="Arial" w:hAnsi="Arial" w:eastAsia="Arial"/>
-                <w:sz w:val="18"/>
-              </w:rPr>
-            </w:r>
-            <w:r>
-              <w:rPr>
-                <w:rFonts w:ascii="Arial" w:hAnsi="Arial" w:eastAsia="Arial"/>
+                <w:rFonts w:ascii="Arial" w:hAnsi="Arial" w:eastAsia="Arial" w:cs="Tahoma"/>
+                <w:sz w:val="18"/>
+              </w:rPr>
+            </w:r>
+            <w:r>
+              <w:rPr>
+                <w:rFonts w:ascii="Arial" w:hAnsi="Arial" w:eastAsia="Arial" w:cs="Tahoma"/>
                 <w:sz w:val="18"/>
               </w:rPr>
               <w:t>src/components/sbpgi/document-detail/RoleView08.tsx</w:t>
@@ -8567,13 +8684,13 @@
             </w:pPr>
             <w:r>
               <w:rPr>
-                <w:rFonts w:ascii="Arial" w:hAnsi="Arial" w:eastAsia="Arial"/>
-                <w:sz w:val="18"/>
-              </w:rPr>
-            </w:r>
-            <w:r>
-              <w:rPr>
-                <w:rFonts w:ascii="Arial" w:hAnsi="Arial" w:eastAsia="Arial"/>
+                <w:rFonts w:ascii="Arial" w:hAnsi="Arial" w:eastAsia="Arial" w:cs="Tahoma"/>
+                <w:sz w:val="18"/>
+              </w:rPr>
+            </w:r>
+            <w:r>
+              <w:rPr>
+                <w:rFonts w:ascii="Arial" w:hAnsi="Arial" w:eastAsia="Arial" w:cs="Tahoma"/>
                 <w:sz w:val="18"/>
               </w:rPr>
               <w:t>component — view เฉพาะ workflow section 08 (อ่าน visibleSections/editableSections จาก API)</w:t>
@@ -8597,13 +8714,13 @@
             </w:pPr>
             <w:r>
               <w:rPr>
-                <w:rFonts w:ascii="Arial" w:hAnsi="Arial" w:eastAsia="Arial"/>
-                <w:sz w:val="18"/>
-              </w:rPr>
-            </w:r>
-            <w:r>
-              <w:rPr>
-                <w:rFonts w:ascii="Arial" w:hAnsi="Arial" w:eastAsia="Arial"/>
+                <w:rFonts w:ascii="Arial" w:hAnsi="Arial" w:eastAsia="Arial" w:cs="Tahoma"/>
+                <w:sz w:val="18"/>
+              </w:rPr>
+            </w:r>
+            <w:r>
+              <w:rPr>
+                <w:rFonts w:ascii="Arial" w:hAnsi="Arial" w:eastAsia="Arial" w:cs="Tahoma"/>
                 <w:sz w:val="18"/>
               </w:rPr>
               <w:t>src/components/sbpgi/document-detail/ActionForm08.tsx</w:t>
@@ -8622,13 +8739,13 @@
             </w:pPr>
             <w:r>
               <w:rPr>
-                <w:rFonts w:ascii="Arial" w:hAnsi="Arial" w:eastAsia="Arial"/>
-                <w:sz w:val="18"/>
-              </w:rPr>
-            </w:r>
-            <w:r>
-              <w:rPr>
-                <w:rFonts w:ascii="Arial" w:hAnsi="Arial" w:eastAsia="Arial"/>
+                <w:rFonts w:ascii="Arial" w:hAnsi="Arial" w:eastAsia="Arial" w:cs="Tahoma"/>
+                <w:sz w:val="18"/>
+              </w:rPr>
+            </w:r>
+            <w:r>
+              <w:rPr>
+                <w:rFonts w:ascii="Arial" w:hAnsi="Arial" w:eastAsia="Arial" w:cs="Tahoma"/>
                 <w:sz w:val="18"/>
               </w:rPr>
               <w:t>component — ฟอร์มผลการพิจารณา (result + comment) ของ section นี้</w:t>
@@ -8652,13 +8769,13 @@
             </w:pPr>
             <w:r>
               <w:rPr>
-                <w:rFonts w:ascii="Arial" w:hAnsi="Arial" w:eastAsia="Arial"/>
-                <w:sz w:val="18"/>
-              </w:rPr>
-            </w:r>
-            <w:r>
-              <w:rPr>
-                <w:rFonts w:ascii="Arial" w:hAnsi="Arial" w:eastAsia="Arial"/>
+                <w:rFonts w:ascii="Arial" w:hAnsi="Arial" w:eastAsia="Arial" w:cs="Tahoma"/>
+                <w:sz w:val="18"/>
+              </w:rPr>
+            </w:r>
+            <w:r>
+              <w:rPr>
+                <w:rFonts w:ascii="Arial" w:hAnsi="Arial" w:eastAsia="Arial" w:cs="Tahoma"/>
                 <w:sz w:val="18"/>
               </w:rPr>
               <w:t>src/components/sbpgi/document-detail/DocumentSection.tsx</w:t>
@@ -8677,13 +8794,13 @@
             </w:pPr>
             <w:r>
               <w:rPr>
-                <w:rFonts w:ascii="Arial" w:hAnsi="Arial" w:eastAsia="Arial"/>
-                <w:sz w:val="18"/>
-              </w:rPr>
-            </w:r>
-            <w:r>
-              <w:rPr>
-                <w:rFonts w:ascii="Arial" w:hAnsi="Arial" w:eastAsia="Arial"/>
+                <w:rFonts w:ascii="Arial" w:hAnsi="Arial" w:eastAsia="Arial" w:cs="Tahoma"/>
+                <w:sz w:val="18"/>
+              </w:rPr>
+            </w:r>
+            <w:r>
+              <w:rPr>
+                <w:rFonts w:ascii="Arial" w:hAnsi="Arial" w:eastAsia="Arial" w:cs="Tahoma"/>
                 <w:sz w:val="18"/>
               </w:rPr>
               <w:t>component ร่วม — render 1 section ตาม sectionKey (ประกาศครั้งเดียวที่ LLDD-FE-Document-Detail.pdf)</w:t>
@@ -8707,13 +8824,13 @@
             </w:pPr>
             <w:r>
               <w:rPr>
-                <w:rFonts w:ascii="Arial" w:hAnsi="Arial" w:eastAsia="Arial"/>
-                <w:sz w:val="18"/>
-              </w:rPr>
-            </w:r>
-            <w:r>
-              <w:rPr>
-                <w:rFonts w:ascii="Arial" w:hAnsi="Arial" w:eastAsia="Arial"/>
+                <w:rFonts w:ascii="Arial" w:hAnsi="Arial" w:eastAsia="Arial" w:cs="Tahoma"/>
+                <w:sz w:val="18"/>
+              </w:rPr>
+            </w:r>
+            <w:r>
+              <w:rPr>
+                <w:rFonts w:ascii="Arial" w:hAnsi="Arial" w:eastAsia="Arial" w:cs="Tahoma"/>
                 <w:sz w:val="18"/>
               </w:rPr>
               <w:t>src/components/sbpgi/document-detail/ActionPanel.tsx</w:t>
@@ -8732,13 +8849,13 @@
             </w:pPr>
             <w:r>
               <w:rPr>
-                <w:rFonts w:ascii="Arial" w:hAnsi="Arial" w:eastAsia="Arial"/>
-                <w:sz w:val="18"/>
-              </w:rPr>
-            </w:r>
-            <w:r>
-              <w:rPr>
-                <w:rFonts w:ascii="Arial" w:hAnsi="Arial" w:eastAsia="Arial"/>
+                <w:rFonts w:ascii="Arial" w:hAnsi="Arial" w:eastAsia="Arial" w:cs="Tahoma"/>
+                <w:sz w:val="18"/>
+              </w:rPr>
+            </w:r>
+            <w:r>
+              <w:rPr>
+                <w:rFonts w:ascii="Arial" w:hAnsi="Arial" w:eastAsia="Arial" w:cs="Tahoma"/>
                 <w:sz w:val="18"/>
               </w:rPr>
               <w:t>component ร่วม — กล่อง action ของหน้า detail (ประกาศครั้งเดียวที่ LLDD-FE-Document-Detail.pdf)</w:t>
@@ -8762,13 +8879,13 @@
             </w:pPr>
             <w:r>
               <w:rPr>
-                <w:rFonts w:ascii="Arial" w:hAnsi="Arial" w:eastAsia="Arial"/>
-                <w:sz w:val="18"/>
-              </w:rPr>
-            </w:r>
-            <w:r>
-              <w:rPr>
-                <w:rFonts w:ascii="Arial" w:hAnsi="Arial" w:eastAsia="Arial"/>
+                <w:rFonts w:ascii="Arial" w:hAnsi="Arial" w:eastAsia="Arial" w:cs="Tahoma"/>
+                <w:sz w:val="18"/>
+              </w:rPr>
+            </w:r>
+            <w:r>
+              <w:rPr>
+                <w:rFonts w:ascii="Arial" w:hAnsi="Arial" w:eastAsia="Arial" w:cs="Tahoma"/>
                 <w:sz w:val="18"/>
               </w:rPr>
               <w:t>src/services/sbpgi/document.service.ts</w:t>
@@ -8787,13 +8904,13 @@
             </w:pPr>
             <w:r>
               <w:rPr>
-                <w:rFonts w:ascii="Arial" w:hAnsi="Arial" w:eastAsia="Arial"/>
-                <w:sz w:val="18"/>
-              </w:rPr>
-            </w:r>
-            <w:r>
-              <w:rPr>
-                <w:rFonts w:ascii="Arial" w:hAnsi="Arial" w:eastAsia="Arial"/>
+                <w:rFonts w:ascii="Arial" w:hAnsi="Arial" w:eastAsia="Arial" w:cs="Tahoma"/>
+                <w:sz w:val="18"/>
+              </w:rPr>
+            </w:r>
+            <w:r>
+              <w:rPr>
+                <w:rFonts w:ascii="Arial" w:hAnsi="Arial" w:eastAsia="Arial" w:cs="Tahoma"/>
                 <w:sz w:val="18"/>
               </w:rPr>
               <w:t>service — เรียก BFF ผ่าน apiClient (GET, POST)</w:t>
@@ -8817,13 +8934,13 @@
             </w:pPr>
             <w:r>
               <w:rPr>
-                <w:rFonts w:ascii="Arial" w:hAnsi="Arial" w:eastAsia="Arial"/>
-                <w:sz w:val="18"/>
-              </w:rPr>
-            </w:r>
-            <w:r>
-              <w:rPr>
-                <w:rFonts w:ascii="Arial" w:hAnsi="Arial" w:eastAsia="Arial"/>
+                <w:rFonts w:ascii="Arial" w:hAnsi="Arial" w:eastAsia="Arial" w:cs="Tahoma"/>
+                <w:sz w:val="18"/>
+              </w:rPr>
+            </w:r>
+            <w:r>
+              <w:rPr>
+                <w:rFonts w:ascii="Arial" w:hAnsi="Arial" w:eastAsia="Arial" w:cs="Tahoma"/>
                 <w:sz w:val="18"/>
               </w:rPr>
               <w:t>src/hooks/sbpgi/document.query.ts</w:t>
@@ -8842,13 +8959,13 @@
             </w:pPr>
             <w:r>
               <w:rPr>
-                <w:rFonts w:ascii="Arial" w:hAnsi="Arial" w:eastAsia="Arial"/>
-                <w:sz w:val="18"/>
-              </w:rPr>
-            </w:r>
-            <w:r>
-              <w:rPr>
-                <w:rFonts w:ascii="Arial" w:hAnsi="Arial" w:eastAsia="Arial"/>
+                <w:rFonts w:ascii="Arial" w:hAnsi="Arial" w:eastAsia="Arial" w:cs="Tahoma"/>
+                <w:sz w:val="18"/>
+              </w:rPr>
+            </w:r>
+            <w:r>
+              <w:rPr>
+                <w:rFonts w:ascii="Arial" w:hAnsi="Arial" w:eastAsia="Arial" w:cs="Tahoma"/>
                 <w:sz w:val="18"/>
               </w:rPr>
               <w:t>hook — query key factory + useQuery/useMutation + invalidate</w:t>
@@ -8872,13 +8989,13 @@
             </w:pPr>
             <w:r>
               <w:rPr>
-                <w:rFonts w:ascii="Arial" w:hAnsi="Arial" w:eastAsia="Arial"/>
-                <w:sz w:val="18"/>
-              </w:rPr>
-            </w:r>
-            <w:r>
-              <w:rPr>
-                <w:rFonts w:ascii="Arial" w:hAnsi="Arial" w:eastAsia="Arial"/>
+                <w:rFonts w:ascii="Arial" w:hAnsi="Arial" w:eastAsia="Arial" w:cs="Tahoma"/>
+                <w:sz w:val="18"/>
+              </w:rPr>
+            </w:r>
+            <w:r>
+              <w:rPr>
+                <w:rFonts w:ascii="Arial" w:hAnsi="Arial" w:eastAsia="Arial" w:cs="Tahoma"/>
                 <w:sz w:val="18"/>
               </w:rPr>
               <w:t>src/types/sbpgi/document.ts</w:t>
@@ -8897,13 +9014,13 @@
             </w:pPr>
             <w:r>
               <w:rPr>
-                <w:rFonts w:ascii="Arial" w:hAnsi="Arial" w:eastAsia="Arial"/>
-                <w:sz w:val="18"/>
-              </w:rPr>
-            </w:r>
-            <w:r>
-              <w:rPr>
-                <w:rFonts w:ascii="Arial" w:hAnsi="Arial" w:eastAsia="Arial"/>
+                <w:rFonts w:ascii="Arial" w:hAnsi="Arial" w:eastAsia="Arial" w:cs="Tahoma"/>
+                <w:sz w:val="18"/>
+              </w:rPr>
+            </w:r>
+            <w:r>
+              <w:rPr>
+                <w:rFonts w:ascii="Arial" w:hAnsi="Arial" w:eastAsia="Arial" w:cs="Tahoma"/>
                 <w:sz w:val="18"/>
               </w:rPr>
               <w:t>types — request/response ตาม API contract ของเอกสารนี้</w:t>
@@ -8931,7 +9048,7 @@
       </w:pPr>
       <w:r>
         <w:rPr>
-          <w:rFonts w:ascii="Courier New" w:hAnsi="Courier New"/>
+          <w:rFonts w:ascii="Courier New" w:hAnsi="Courier New" w:eastAsia="Courier New" w:cs="Tahoma"/>
           <w:sz w:val="16"/>
         </w:rPr>
         <w:t>'use client';</w:t>
@@ -9033,7 +9150,7 @@
       </w:r>
       <w:r>
         <w:rPr>
-          <w:rFonts w:ascii="Courier New" w:hAnsi="Courier New"/>
+          <w:rFonts w:ascii="Courier New" w:hAnsi="Courier New" w:eastAsia="Courier New" w:cs="Tahoma"/>
         </w:rPr>
         <w:t>src/services/sbpgi/document.service.ts</w:t>
       </w:r>
@@ -9051,7 +9168,7 @@
       </w:r>
       <w:r>
         <w:rPr>
-          <w:rFonts w:ascii="Courier New" w:hAnsi="Courier New"/>
+          <w:rFonts w:ascii="Courier New" w:hAnsi="Courier New" w:eastAsia="Courier New" w:cs="Tahoma"/>
         </w:rPr>
         <w:t>document</w:t>
       </w:r>
@@ -9075,7 +9192,7 @@
       </w:pPr>
       <w:r>
         <w:rPr>
-          <w:rFonts w:ascii="Courier New" w:hAnsi="Courier New"/>
+          <w:rFonts w:ascii="Courier New" w:hAnsi="Courier New" w:eastAsia="Courier New" w:cs="Tahoma"/>
           <w:sz w:val="16"/>
         </w:rPr>
         <w:t>// src/services/sbpgi/document.service.ts</w:t>
@@ -9103,7 +9220,7 @@
         <w:t>}</w:t>
         <w:br/>
         <w:br/>
-        <w:t>/** POST /api/v1/documents/{docNo}/actions — ตัวอย่าง positive-path จาก section 08; Section 02 ส่งต่อ AVP (03) เมื่อยอดรวม 50,001-300,000 บาท และจบที่ GM เมื่อ &lt;= 50,000 บาท (SDD GI) */</w:t>
+        <w:t>/** POST /api/v1/documents/{docNo}/actions — ตัวอย่าง positive-path จาก section 08; Section 02 ส่งต่อ AVP (03) เมื่อยอดรวม ≥ 100,000 บาท และจบที่ GM เมื่อ &lt; 100,000 บาท (มติ 2026-08-18) */</w:t>
         <w:br/>
         <w:t>export async function createDocumentsActions(docNo: string, body: T.CreateDocumentsActionsRequest): Promise&lt;T.CreateDocumentsActionsResponse&gt; {</w:t>
         <w:br/>
@@ -9137,7 +9254,7 @@
       </w:r>
       <w:r>
         <w:rPr>
-          <w:rFonts w:ascii="Courier New" w:hAnsi="Courier New"/>
+          <w:rFonts w:ascii="Courier New" w:hAnsi="Courier New" w:eastAsia="Courier New" w:cs="Tahoma"/>
         </w:rPr>
         <w:t>src/types/sbpgi/document.ts</w:t>
       </w:r>
@@ -9155,7 +9272,7 @@
       </w:r>
       <w:r>
         <w:rPr>
-          <w:rFonts w:ascii="Courier New" w:hAnsi="Courier New"/>
+          <w:rFonts w:ascii="Courier New" w:hAnsi="Courier New" w:eastAsia="Courier New" w:cs="Tahoma"/>
         </w:rPr>
         <w:t>document</w:t>
       </w:r>
@@ -9179,7 +9296,7 @@
       </w:pPr>
       <w:r>
         <w:rPr>
-          <w:rFonts w:ascii="Courier New" w:hAnsi="Courier New"/>
+          <w:rFonts w:ascii="Courier New" w:hAnsi="Courier New" w:eastAsia="Courier New" w:cs="Tahoma"/>
           <w:sz w:val="16"/>
         </w:rPr>
         <w:t>// src/types/sbpgi/document.ts — ตรงกับตาราง API ในเอกสารนี้</w:t>
@@ -9263,7 +9380,7 @@
       </w:r>
       <w:r>
         <w:rPr>
-          <w:rFonts w:ascii="Courier New" w:hAnsi="Courier New"/>
+          <w:rFonts w:ascii="Courier New" w:hAnsi="Courier New" w:eastAsia="Courier New" w:cs="Tahoma"/>
         </w:rPr>
         <w:t>src/hooks/sbpgi/document.query.ts</w:t>
       </w:r>
@@ -9281,7 +9398,7 @@
       </w:r>
       <w:r>
         <w:rPr>
-          <w:rFonts w:ascii="Courier New" w:hAnsi="Courier New"/>
+          <w:rFonts w:ascii="Courier New" w:hAnsi="Courier New" w:eastAsia="Courier New" w:cs="Tahoma"/>
         </w:rPr>
         <w:t>document</w:t>
       </w:r>
@@ -9305,7 +9422,7 @@
       </w:pPr>
       <w:r>
         <w:rPr>
-          <w:rFonts w:ascii="Courier New" w:hAnsi="Courier New"/>
+          <w:rFonts w:ascii="Courier New" w:hAnsi="Courier New" w:eastAsia="Courier New" w:cs="Tahoma"/>
           <w:sz w:val="16"/>
         </w:rPr>
         <w:t>// src/hooks/sbpgi/document.query.ts</w:t>
@@ -9393,7 +9510,7 @@
       </w:r>
       <w:r>
         <w:rPr>
-          <w:rFonts w:ascii="Courier New" w:hAnsi="Courier New"/>
+          <w:rFonts w:ascii="Courier New" w:hAnsi="Courier New" w:eastAsia="Courier New" w:cs="Tahoma"/>
         </w:rPr>
         <w:t>POST /api/v1/documents/{docNo}/actions</w:t>
       </w:r>
@@ -9402,7 +9519,7 @@
       </w:r>
       <w:r>
         <w:rPr>
-          <w:rFonts w:ascii="Courier New" w:hAnsi="Courier New"/>
+          <w:rFonts w:ascii="Courier New" w:hAnsi="Courier New" w:eastAsia="Courier New" w:cs="Tahoma"/>
         </w:rPr>
         <w:t>result</w:t>
       </w:r>
@@ -9411,7 +9528,7 @@
       </w:r>
       <w:r>
         <w:rPr>
-          <w:rFonts w:ascii="Courier New" w:hAnsi="Courier New"/>
+          <w:rFonts w:ascii="Courier New" w:hAnsi="Courier New" w:eastAsia="Courier New" w:cs="Tahoma"/>
         </w:rPr>
         <w:t>comment</w:t>
       </w:r>
@@ -9423,7 +9540,7 @@
       </w:pPr>
       <w:r>
         <w:rPr>
-          <w:rFonts w:ascii="Courier New" w:hAnsi="Courier New"/>
+          <w:rFonts w:ascii="Courier New" w:hAnsi="Courier New" w:eastAsia="Courier New" w:cs="Tahoma"/>
           <w:sz w:val="16"/>
         </w:rPr>
         <w:t>'use client';</w:t>
@@ -9593,7 +9710,7 @@
       </w:r>
       <w:r>
         <w:rPr>
-          <w:rFonts w:ascii="Courier New" w:hAnsi="Courier New"/>
+          <w:rFonts w:ascii="Courier New" w:hAnsi="Courier New" w:eastAsia="Courier New" w:cs="Tahoma"/>
         </w:rPr>
         <w:t>permissionStore.hasPermission(url, 'canView'|'canManage'|'canExport'|'canOther')</w:t>
       </w:r>
@@ -9602,7 +9719,7 @@
       </w:r>
       <w:r>
         <w:rPr>
-          <w:rFonts w:ascii="Courier New" w:hAnsi="Courier New"/>
+          <w:rFonts w:ascii="Courier New" w:hAnsi="Courier New" w:eastAsia="Courier New" w:cs="Tahoma"/>
         </w:rPr>
         <w:t>&lt;AccessDenied /&gt;</w:t>
       </w:r>
@@ -9620,7 +9737,7 @@
       </w:r>
       <w:r>
         <w:rPr>
-          <w:rFonts w:ascii="Courier New" w:hAnsi="Courier New"/>
+          <w:rFonts w:ascii="Courier New" w:hAnsi="Courier New" w:eastAsia="Courier New" w:cs="Tahoma"/>
         </w:rPr>
         <w:t>GET /menus</w:t>
       </w:r>
@@ -9629,7 +9746,7 @@
       </w:r>
       <w:r>
         <w:rPr>
-          <w:rFonts w:ascii="Courier New" w:hAnsi="Courier New"/>
+          <w:rFonts w:ascii="Courier New" w:hAnsi="Courier New" w:eastAsia="Courier New" w:cs="Tahoma"/>
         </w:rPr>
         <w:t>GET /groups/current-user/permissions</w:t>
       </w:r>
@@ -9647,7 +9764,7 @@
       </w:r>
       <w:r>
         <w:rPr>
-          <w:rFonts w:ascii="Courier New" w:hAnsi="Courier New"/>
+          <w:rFonts w:ascii="Courier New" w:hAnsi="Courier New" w:eastAsia="Courier New" w:cs="Tahoma"/>
         </w:rPr>
         <w:t>withCredentials: true</w:t>
       </w:r>
@@ -9674,7 +9791,7 @@
       </w:r>
       <w:r>
         <w:rPr>
-          <w:rFonts w:ascii="Courier New" w:hAnsi="Courier New"/>
+          <w:rFonts w:ascii="Courier New" w:hAnsi="Courier New" w:eastAsia="Courier New" w:cs="Tahoma"/>
         </w:rPr>
         <w:t>error.message</w:t>
       </w:r>
@@ -9722,7 +9839,7 @@
             <w:r/>
             <w:r>
               <w:rPr>
-                <w:rFonts w:ascii="Arial" w:hAnsi="Arial" w:eastAsia="Arial"/>
+                <w:rFonts w:ascii="Arial" w:hAnsi="Arial" w:eastAsia="Arial" w:cs="Tahoma"/>
                 <w:b/>
                 <w:sz w:val="18"/>
               </w:rPr>
@@ -9744,7 +9861,7 @@
             <w:r/>
             <w:r>
               <w:rPr>
-                <w:rFonts w:ascii="Arial" w:hAnsi="Arial" w:eastAsia="Arial"/>
+                <w:rFonts w:ascii="Arial" w:hAnsi="Arial" w:eastAsia="Arial" w:cs="Tahoma"/>
                 <w:b/>
                 <w:sz w:val="18"/>
               </w:rPr>
@@ -9769,13 +9886,13 @@
             </w:pPr>
             <w:r>
               <w:rPr>
-                <w:rFonts w:ascii="Arial" w:hAnsi="Arial" w:eastAsia="Arial"/>
-                <w:sz w:val="18"/>
-              </w:rPr>
-            </w:r>
-            <w:r>
-              <w:rPr>
-                <w:rFonts w:ascii="Arial" w:hAnsi="Arial" w:eastAsia="Arial"/>
+                <w:rFonts w:ascii="Arial" w:hAnsi="Arial" w:eastAsia="Arial" w:cs="Tahoma"/>
+                <w:sz w:val="18"/>
+              </w:rPr>
+            </w:r>
+            <w:r>
+              <w:rPr>
+                <w:rFonts w:ascii="Arial" w:hAnsi="Arial" w:eastAsia="Arial" w:cs="Tahoma"/>
                 <w:sz w:val="18"/>
               </w:rPr>
               <w:t>1</w:t>
@@ -9794,13 +9911,13 @@
             </w:pPr>
             <w:r>
               <w:rPr>
-                <w:rFonts w:ascii="Arial" w:hAnsi="Arial" w:eastAsia="Arial"/>
-                <w:sz w:val="18"/>
-              </w:rPr>
-            </w:r>
-            <w:r>
-              <w:rPr>
-                <w:rFonts w:ascii="Arial" w:hAnsi="Arial" w:eastAsia="Arial"/>
+                <w:rFonts w:ascii="Arial" w:hAnsi="Arial" w:eastAsia="Arial" w:cs="Tahoma"/>
+                <w:sz w:val="18"/>
+              </w:rPr>
+            </w:r>
+            <w:r>
+              <w:rPr>
+                <w:rFonts w:ascii="Arial" w:hAnsi="Arial" w:eastAsia="Arial" w:cs="Tahoma"/>
                 <w:sz w:val="18"/>
               </w:rPr>
               <w:t>Load document detail</w:t>
@@ -9824,13 +9941,13 @@
             </w:pPr>
             <w:r>
               <w:rPr>
-                <w:rFonts w:ascii="Arial" w:hAnsi="Arial" w:eastAsia="Arial"/>
-                <w:sz w:val="18"/>
-              </w:rPr>
-            </w:r>
-            <w:r>
-              <w:rPr>
-                <w:rFonts w:ascii="Arial" w:hAnsi="Arial" w:eastAsia="Arial"/>
+                <w:rFonts w:ascii="Arial" w:hAnsi="Arial" w:eastAsia="Arial" w:cs="Tahoma"/>
+                <w:sz w:val="18"/>
+              </w:rPr>
+            </w:r>
+            <w:r>
+              <w:rPr>
+                <w:rFonts w:ascii="Arial" w:hAnsi="Arial" w:eastAsia="Arial" w:cs="Tahoma"/>
                 <w:sz w:val="18"/>
               </w:rPr>
               <w:t>2</w:t>
@@ -9849,13 +9966,13 @@
             </w:pPr>
             <w:r>
               <w:rPr>
-                <w:rFonts w:ascii="Arial" w:hAnsi="Arial" w:eastAsia="Arial"/>
-                <w:sz w:val="18"/>
-              </w:rPr>
-            </w:r>
-            <w:r>
-              <w:rPr>
-                <w:rFonts w:ascii="Arial" w:hAnsi="Arial" w:eastAsia="Arial"/>
+                <w:rFonts w:ascii="Arial" w:hAnsi="Arial" w:eastAsia="Arial" w:cs="Tahoma"/>
+                <w:sz w:val="18"/>
+              </w:rPr>
+            </w:r>
+            <w:r>
+              <w:rPr>
+                <w:rFonts w:ascii="Arial" w:hAnsi="Arial" w:eastAsia="Arial" w:cs="Tahoma"/>
                 <w:sz w:val="18"/>
               </w:rPr>
               <w:t>Apply visibleSections and editableSections</w:t>
@@ -9879,13 +9996,13 @@
             </w:pPr>
             <w:r>
               <w:rPr>
-                <w:rFonts w:ascii="Arial" w:hAnsi="Arial" w:eastAsia="Arial"/>
-                <w:sz w:val="18"/>
-              </w:rPr>
-            </w:r>
-            <w:r>
-              <w:rPr>
-                <w:rFonts w:ascii="Arial" w:hAnsi="Arial" w:eastAsia="Arial"/>
+                <w:rFonts w:ascii="Arial" w:hAnsi="Arial" w:eastAsia="Arial" w:cs="Tahoma"/>
+                <w:sz w:val="18"/>
+              </w:rPr>
+            </w:r>
+            <w:r>
+              <w:rPr>
+                <w:rFonts w:ascii="Arial" w:hAnsi="Arial" w:eastAsia="Arial" w:cs="Tahoma"/>
                 <w:sz w:val="18"/>
               </w:rPr>
               <w:t>3</w:t>
@@ -9904,13 +10021,13 @@
             </w:pPr>
             <w:r>
               <w:rPr>
-                <w:rFonts w:ascii="Arial" w:hAnsi="Arial" w:eastAsia="Arial"/>
-                <w:sz w:val="18"/>
-              </w:rPr>
-            </w:r>
-            <w:r>
-              <w:rPr>
-                <w:rFonts w:ascii="Arial" w:hAnsi="Arial" w:eastAsia="Arial"/>
+                <w:rFonts w:ascii="Arial" w:hAnsi="Arial" w:eastAsia="Arial" w:cs="Tahoma"/>
+                <w:sz w:val="18"/>
+              </w:rPr>
+            </w:r>
+            <w:r>
+              <w:rPr>
+                <w:rFonts w:ascii="Arial" w:hAnsi="Arial" w:eastAsia="Arial" w:cs="Tahoma"/>
                 <w:sz w:val="18"/>
               </w:rPr>
               <w:t>Render fields/actions for this role only</w:t>
@@ -9934,13 +10051,13 @@
             </w:pPr>
             <w:r>
               <w:rPr>
-                <w:rFonts w:ascii="Arial" w:hAnsi="Arial" w:eastAsia="Arial"/>
-                <w:sz w:val="18"/>
-              </w:rPr>
-            </w:r>
-            <w:r>
-              <w:rPr>
-                <w:rFonts w:ascii="Arial" w:hAnsi="Arial" w:eastAsia="Arial"/>
+                <w:rFonts w:ascii="Arial" w:hAnsi="Arial" w:eastAsia="Arial" w:cs="Tahoma"/>
+                <w:sz w:val="18"/>
+              </w:rPr>
+            </w:r>
+            <w:r>
+              <w:rPr>
+                <w:rFonts w:ascii="Arial" w:hAnsi="Arial" w:eastAsia="Arial" w:cs="Tahoma"/>
                 <w:sz w:val="18"/>
               </w:rPr>
               <w:t>4</w:t>
@@ -9959,13 +10076,13 @@
             </w:pPr>
             <w:r>
               <w:rPr>
-                <w:rFonts w:ascii="Arial" w:hAnsi="Arial" w:eastAsia="Arial"/>
-                <w:sz w:val="18"/>
-              </w:rPr>
-            </w:r>
-            <w:r>
-              <w:rPr>
-                <w:rFonts w:ascii="Arial" w:hAnsi="Arial" w:eastAsia="Arial"/>
+                <w:rFonts w:ascii="Arial" w:hAnsi="Arial" w:eastAsia="Arial" w:cs="Tahoma"/>
+                <w:sz w:val="18"/>
+              </w:rPr>
+            </w:r>
+            <w:r>
+              <w:rPr>
+                <w:rFonts w:ascii="Arial" w:hAnsi="Arial" w:eastAsia="Arial" w:cs="Tahoma"/>
                 <w:sz w:val="18"/>
               </w:rPr>
               <w:t>Validate popup text</w:t>
@@ -9989,13 +10106,13 @@
             </w:pPr>
             <w:r>
               <w:rPr>
-                <w:rFonts w:ascii="Arial" w:hAnsi="Arial" w:eastAsia="Arial"/>
-                <w:sz w:val="18"/>
-              </w:rPr>
-            </w:r>
-            <w:r>
-              <w:rPr>
-                <w:rFonts w:ascii="Arial" w:hAnsi="Arial" w:eastAsia="Arial"/>
+                <w:rFonts w:ascii="Arial" w:hAnsi="Arial" w:eastAsia="Arial" w:cs="Tahoma"/>
+                <w:sz w:val="18"/>
+              </w:rPr>
+            </w:r>
+            <w:r>
+              <w:rPr>
+                <w:rFonts w:ascii="Arial" w:hAnsi="Arial" w:eastAsia="Arial" w:cs="Tahoma"/>
                 <w:sz w:val="18"/>
               </w:rPr>
               <w:t>5</w:t>
@@ -10014,13 +10131,13 @@
             </w:pPr>
             <w:r>
               <w:rPr>
-                <w:rFonts w:ascii="Arial" w:hAnsi="Arial" w:eastAsia="Arial"/>
-                <w:sz w:val="18"/>
-              </w:rPr>
-            </w:r>
-            <w:r>
-              <w:rPr>
-                <w:rFonts w:ascii="Arial" w:hAnsi="Arial" w:eastAsia="Arial"/>
+                <w:rFonts w:ascii="Arial" w:hAnsi="Arial" w:eastAsia="Arial" w:cs="Tahoma"/>
+                <w:sz w:val="18"/>
+              </w:rPr>
+            </w:r>
+            <w:r>
+              <w:rPr>
+                <w:rFonts w:ascii="Arial" w:hAnsi="Arial" w:eastAsia="Arial" w:cs="Tahoma"/>
                 <w:sz w:val="18"/>
               </w:rPr>
               <w:t>Submit action or save allowed section</w:t>
@@ -10044,13 +10161,13 @@
             </w:pPr>
             <w:r>
               <w:rPr>
-                <w:rFonts w:ascii="Arial" w:hAnsi="Arial" w:eastAsia="Arial"/>
-                <w:sz w:val="18"/>
-              </w:rPr>
-            </w:r>
-            <w:r>
-              <w:rPr>
-                <w:rFonts w:ascii="Arial" w:hAnsi="Arial" w:eastAsia="Arial"/>
+                <w:rFonts w:ascii="Arial" w:hAnsi="Arial" w:eastAsia="Arial" w:cs="Tahoma"/>
+                <w:sz w:val="18"/>
+              </w:rPr>
+            </w:r>
+            <w:r>
+              <w:rPr>
+                <w:rFonts w:ascii="Arial" w:hAnsi="Arial" w:eastAsia="Arial" w:cs="Tahoma"/>
                 <w:sz w:val="18"/>
               </w:rPr>
               <w:t>6</w:t>
@@ -10069,13 +10186,13 @@
             </w:pPr>
             <w:r>
               <w:rPr>
-                <w:rFonts w:ascii="Arial" w:hAnsi="Arial" w:eastAsia="Arial"/>
-                <w:sz w:val="18"/>
-              </w:rPr>
-            </w:r>
-            <w:r>
-              <w:rPr>
-                <w:rFonts w:ascii="Arial" w:hAnsi="Arial" w:eastAsia="Arial"/>
+                <w:rFonts w:ascii="Arial" w:hAnsi="Arial" w:eastAsia="Arial" w:cs="Tahoma"/>
+                <w:sz w:val="18"/>
+              </w:rPr>
+            </w:r>
+            <w:r>
+              <w:rPr>
+                <w:rFonts w:ascii="Arial" w:hAnsi="Arial" w:eastAsia="Arial" w:cs="Tahoma"/>
                 <w:sz w:val="18"/>
               </w:rPr>
               <w:t>Reload detail/timeline/status</w:t>
@@ -10172,7 +10289,7 @@
             <w:r/>
             <w:r>
               <w:rPr>
-                <w:rFonts w:ascii="Arial" w:hAnsi="Arial" w:eastAsia="Arial"/>
+                <w:rFonts w:ascii="Arial" w:hAnsi="Arial" w:eastAsia="Arial" w:cs="Tahoma"/>
                 <w:b/>
                 <w:sz w:val="18"/>
               </w:rPr>
@@ -10194,7 +10311,7 @@
             <w:r/>
             <w:r>
               <w:rPr>
-                <w:rFonts w:ascii="Arial" w:hAnsi="Arial" w:eastAsia="Arial"/>
+                <w:rFonts w:ascii="Arial" w:hAnsi="Arial" w:eastAsia="Arial" w:cs="Tahoma"/>
                 <w:b/>
                 <w:sz w:val="18"/>
               </w:rPr>
@@ -10219,13 +10336,13 @@
             </w:pPr>
             <w:r>
               <w:rPr>
-                <w:rFonts w:ascii="Arial" w:hAnsi="Arial" w:eastAsia="Arial"/>
-                <w:sz w:val="18"/>
-              </w:rPr>
-            </w:r>
-            <w:r>
-              <w:rPr>
-                <w:rFonts w:ascii="Arial" w:hAnsi="Arial" w:eastAsia="Arial"/>
+                <w:rFonts w:ascii="Arial" w:hAnsi="Arial" w:eastAsia="Arial" w:cs="Tahoma"/>
+                <w:sz w:val="18"/>
+              </w:rPr>
+            </w:r>
+            <w:r>
+              <w:rPr>
+                <w:rFonts w:ascii="Arial" w:hAnsi="Arial" w:eastAsia="Arial" w:cs="Tahoma"/>
                 <w:sz w:val="18"/>
               </w:rPr>
               <w:t>1</w:t>
@@ -10244,13 +10361,13 @@
             </w:pPr>
             <w:r>
               <w:rPr>
-                <w:rFonts w:ascii="Arial" w:hAnsi="Arial" w:eastAsia="Arial"/>
-                <w:sz w:val="18"/>
-              </w:rPr>
-            </w:r>
-            <w:r>
-              <w:rPr>
-                <w:rFonts w:ascii="Arial" w:hAnsi="Arial" w:eastAsia="Arial"/>
+                <w:rFonts w:ascii="Arial" w:hAnsi="Arial" w:eastAsia="Arial" w:cs="Tahoma"/>
+                <w:sz w:val="18"/>
+              </w:rPr>
+            </w:r>
+            <w:r>
+              <w:rPr>
+                <w:rFonts w:ascii="Arial" w:hAnsi="Arial" w:eastAsia="Arial" w:cs="Tahoma"/>
                 <w:sz w:val="18"/>
               </w:rPr>
               <w:t>เปิดด้วย roleProfileCode=P-08 แล้ว sec-calc ต้องแสดง</w:t>
@@ -10274,13 +10391,13 @@
             </w:pPr>
             <w:r>
               <w:rPr>
-                <w:rFonts w:ascii="Arial" w:hAnsi="Arial" w:eastAsia="Arial"/>
-                <w:sz w:val="18"/>
-              </w:rPr>
-            </w:r>
-            <w:r>
-              <w:rPr>
-                <w:rFonts w:ascii="Arial" w:hAnsi="Arial" w:eastAsia="Arial"/>
+                <w:rFonts w:ascii="Arial" w:hAnsi="Arial" w:eastAsia="Arial" w:cs="Tahoma"/>
+                <w:sz w:val="18"/>
+              </w:rPr>
+            </w:r>
+            <w:r>
+              <w:rPr>
+                <w:rFonts w:ascii="Arial" w:hAnsi="Arial" w:eastAsia="Arial" w:cs="Tahoma"/>
                 <w:sz w:val="18"/>
               </w:rPr>
               <w:t>2</w:t>
@@ -10299,13 +10416,13 @@
             </w:pPr>
             <w:r>
               <w:rPr>
-                <w:rFonts w:ascii="Arial" w:hAnsi="Arial" w:eastAsia="Arial"/>
-                <w:sz w:val="18"/>
-              </w:rPr>
-            </w:r>
-            <w:r>
-              <w:rPr>
-                <w:rFonts w:ascii="Arial" w:hAnsi="Arial" w:eastAsia="Arial"/>
+                <w:rFonts w:ascii="Arial" w:hAnsi="Arial" w:eastAsia="Arial" w:cs="Tahoma"/>
+                <w:sz w:val="18"/>
+              </w:rPr>
+            </w:r>
+            <w:r>
+              <w:rPr>
+                <w:rFonts w:ascii="Arial" w:hAnsi="Arial" w:eastAsia="Arial" w:cs="Tahoma"/>
                 <w:sz w:val="18"/>
               </w:rPr>
               <w:t>sec-calc ต้องไม่มี input/button บันทึก</w:t>
@@ -10329,13 +10446,13 @@
             </w:pPr>
             <w:r>
               <w:rPr>
-                <w:rFonts w:ascii="Arial" w:hAnsi="Arial" w:eastAsia="Arial"/>
-                <w:sz w:val="18"/>
-              </w:rPr>
-            </w:r>
-            <w:r>
-              <w:rPr>
-                <w:rFonts w:ascii="Arial" w:hAnsi="Arial" w:eastAsia="Arial"/>
+                <w:rFonts w:ascii="Arial" w:hAnsi="Arial" w:eastAsia="Arial" w:cs="Tahoma"/>
+                <w:sz w:val="18"/>
+              </w:rPr>
+            </w:r>
+            <w:r>
+              <w:rPr>
+                <w:rFonts w:ascii="Arial" w:hAnsi="Arial" w:eastAsia="Arial" w:cs="Tahoma"/>
                 <w:sz w:val="18"/>
               </w:rPr>
               <w:t>3</w:t>
@@ -10354,13 +10471,13 @@
             </w:pPr>
             <w:r>
               <w:rPr>
-                <w:rFonts w:ascii="Arial" w:hAnsi="Arial" w:eastAsia="Arial"/>
-                <w:sz w:val="18"/>
-              </w:rPr>
-            </w:r>
-            <w:r>
-              <w:rPr>
-                <w:rFonts w:ascii="Arial" w:hAnsi="Arial" w:eastAsia="Arial"/>
+                <w:rFonts w:ascii="Arial" w:hAnsi="Arial" w:eastAsia="Arial" w:cs="Tahoma"/>
+                <w:sz w:val="18"/>
+              </w:rPr>
+            </w:r>
+            <w:r>
+              <w:rPr>
+                <w:rFonts w:ascii="Arial" w:hAnsi="Arial" w:eastAsia="Arial" w:cs="Tahoma"/>
                 <w:sz w:val="18"/>
               </w:rPr>
               <w:t>section ร้านเปิดใหม่/คู่แข่ง/ปัจจัยต้อง read-only</w:t>
@@ -10384,13 +10501,13 @@
             </w:pPr>
             <w:r>
               <w:rPr>
-                <w:rFonts w:ascii="Arial" w:hAnsi="Arial" w:eastAsia="Arial"/>
-                <w:sz w:val="18"/>
-              </w:rPr>
-            </w:r>
-            <w:r>
-              <w:rPr>
-                <w:rFonts w:ascii="Arial" w:hAnsi="Arial" w:eastAsia="Arial"/>
+                <w:rFonts w:ascii="Arial" w:hAnsi="Arial" w:eastAsia="Arial" w:cs="Tahoma"/>
+                <w:sz w:val="18"/>
+              </w:rPr>
+            </w:r>
+            <w:r>
+              <w:rPr>
+                <w:rFonts w:ascii="Arial" w:hAnsi="Arial" w:eastAsia="Arial" w:cs="Tahoma"/>
                 <w:sz w:val="18"/>
               </w:rPr>
               <w:t>4</w:t>
@@ -10409,13 +10526,13 @@
             </w:pPr>
             <w:r>
               <w:rPr>
-                <w:rFonts w:ascii="Arial" w:hAnsi="Arial" w:eastAsia="Arial"/>
-                <w:sz w:val="18"/>
-              </w:rPr>
-            </w:r>
-            <w:r>
-              <w:rPr>
-                <w:rFonts w:ascii="Arial" w:hAnsi="Arial" w:eastAsia="Arial"/>
+                <w:rFonts w:ascii="Arial" w:hAnsi="Arial" w:eastAsia="Arial" w:cs="Tahoma"/>
+                <w:sz w:val="18"/>
+              </w:rPr>
+            </w:r>
+            <w:r>
+              <w:rPr>
+                <w:rFonts w:ascii="Arial" w:hAnsi="Arial" w:eastAsia="Arial" w:cs="Tahoma"/>
                 <w:sz w:val="18"/>
               </w:rPr>
               <w:t>action radio แสดงเฉพาะ 2 รายการของ role 08</w:t>
@@ -10439,13 +10556,13 @@
             </w:pPr>
             <w:r>
               <w:rPr>
-                <w:rFonts w:ascii="Arial" w:hAnsi="Arial" w:eastAsia="Arial"/>
-                <w:sz w:val="18"/>
-              </w:rPr>
-            </w:r>
-            <w:r>
-              <w:rPr>
-                <w:rFonts w:ascii="Arial" w:hAnsi="Arial" w:eastAsia="Arial"/>
+                <w:rFonts w:ascii="Arial" w:hAnsi="Arial" w:eastAsia="Arial" w:cs="Tahoma"/>
+                <w:sz w:val="18"/>
+              </w:rPr>
+            </w:r>
+            <w:r>
+              <w:rPr>
+                <w:rFonts w:ascii="Arial" w:hAnsi="Arial" w:eastAsia="Arial" w:cs="Tahoma"/>
                 <w:sz w:val="18"/>
               </w:rPr>
               <w:t>5</w:t>
@@ -10464,13 +10581,13 @@
             </w:pPr>
             <w:r>
               <w:rPr>
-                <w:rFonts w:ascii="Arial" w:hAnsi="Arial" w:eastAsia="Arial"/>
-                <w:sz w:val="18"/>
-              </w:rPr>
-            </w:r>
-            <w:r>
-              <w:rPr>
-                <w:rFonts w:ascii="Arial" w:hAnsi="Arial" w:eastAsia="Arial"/>
+                <w:rFonts w:ascii="Arial" w:hAnsi="Arial" w:eastAsia="Arial" w:cs="Tahoma"/>
+                <w:sz w:val="18"/>
+              </w:rPr>
+            </w:r>
+            <w:r>
+              <w:rPr>
+                <w:rFonts w:ascii="Arial" w:hAnsi="Arial" w:eastAsia="Arial" w:cs="Tahoma"/>
                 <w:sz w:val="18"/>
               </w:rPr>
               <w:t>หลัง submit ต้อง reload detail/timeline/status</w:t>
@@ -10479,6 +10596,1278 @@
         </w:tc>
       </w:tr>
     </w:tbl>
+    <w:p/>
+    <w:p>
+      <w:pPr>
+        <w:pStyle w:val="Heading1"/>
+        <w:keepNext/>
+        <w:keepLines/>
+        <w:pageBreakBefore w:val="0"/>
+      </w:pPr>
+      <w:r>
+        <w:t>12. Unit Test Scope</w:t>
+      </w:r>
+    </w:p>
+    <w:p>
+      <w:pPr>
+        <w:keepNext w:val="0"/>
+      </w:pPr>
+      <w:r>
+        <w:rPr>
+          <w:b/>
+        </w:rPr>
+        <w:t>3 ชั่วโมง</w:t>
+      </w:r>
+      <w:r>
+        <w:t xml:space="preserve"> (25% ของ implementation 10 ชั่วโมง) · เครื่องมือ: Jest + React Testing Library + msw (mock API layer)</w:t>
+      </w:r>
+    </w:p>
+    <w:p>
+      <w:r>
+        <w:t xml:space="preserve">หัวข้อนี้คือ </w:t>
+      </w:r>
+      <w:r>
+        <w:rPr>
+          <w:b/>
+        </w:rPr>
+        <w:t>unit test</w:t>
+      </w:r>
+      <w:r>
+        <w:t xml:space="preserve"> ที่ต้องเขียนคู่กับโค้ด — ต่างจาก *Developer Test Checklist* ซึ่งเป็น scenario ระดับ end-to-end/manual ที่ใช้ตอนตรวจรับ · รายการด้านล่าง derive จาก field/validation, acceptance criteria, endpoint และตารางที่เอกสารนี้เขียน</w:t>
+      </w:r>
+    </w:p>
+    <w:tbl>
+      <w:tblPr>
+        <w:tblStyle w:val="TableGrid"/>
+        <w:tblW w:type="auto" w:w="0"/>
+        <w:jc w:val="center"/>
+        <w:tblLook w:firstColumn="1" w:firstRow="1" w:lastColumn="0" w:lastRow="0" w:noHBand="0" w:noVBand="1" w:val="04A0"/>
+      </w:tblPr>
+      <w:tblGrid>
+        <w:gridCol w:w="3360"/>
+        <w:gridCol w:w="3360"/>
+        <w:gridCol w:w="3360"/>
+      </w:tblGrid>
+      <w:tr>
+        <w:trPr>
+          <w:cantSplit/>
+        </w:trPr>
+        <w:tc>
+          <w:tcPr>
+            <w:tcW w:type="dxa" w:w="3360"/>
+            <w:vAlign w:val="center"/>
+            <w:shd w:fill="E8EEF5"/>
+          </w:tcPr>
+          <w:p>
+            <w:pPr>
+              <w:keepLines/>
+              <w:spacing w:after="0"/>
+            </w:pPr>
+            <w:r/>
+            <w:r>
+              <w:rPr>
+                <w:rFonts w:ascii="Arial" w:hAnsi="Arial" w:eastAsia="Arial" w:cs="Tahoma"/>
+                <w:b/>
+                <w:sz w:val="18"/>
+              </w:rPr>
+              <w:t>สิ่งที่ทดสอบ</w:t>
+            </w:r>
+          </w:p>
+        </w:tc>
+        <w:tc>
+          <w:tcPr>
+            <w:tcW w:type="dxa" w:w="3360"/>
+            <w:vAlign w:val="center"/>
+            <w:shd w:fill="E8EEF5"/>
+          </w:tcPr>
+          <w:p>
+            <w:pPr>
+              <w:keepLines/>
+              <w:spacing w:after="0"/>
+            </w:pPr>
+            <w:r/>
+            <w:r>
+              <w:rPr>
+                <w:rFonts w:ascii="Arial" w:hAnsi="Arial" w:eastAsia="Arial" w:cs="Tahoma"/>
+                <w:b/>
+                <w:sz w:val="18"/>
+              </w:rPr>
+              <w:t>ประเภท</w:t>
+            </w:r>
+          </w:p>
+        </w:tc>
+        <w:tc>
+          <w:tcPr>
+            <w:tcW w:type="dxa" w:w="3360"/>
+            <w:vAlign w:val="center"/>
+            <w:shd w:fill="E8EEF5"/>
+          </w:tcPr>
+          <w:p>
+            <w:pPr>
+              <w:keepLines/>
+              <w:spacing w:after="0"/>
+            </w:pPr>
+            <w:r/>
+            <w:r>
+              <w:rPr>
+                <w:rFonts w:ascii="Arial" w:hAnsi="Arial" w:eastAsia="Arial" w:cs="Tahoma"/>
+                <w:b/>
+                <w:sz w:val="18"/>
+              </w:rPr>
+              <w:t>เกณฑ์ผ่าน</w:t>
+            </w:r>
+          </w:p>
+        </w:tc>
+      </w:tr>
+      <w:tr>
+        <w:trPr>
+          <w:cantSplit/>
+        </w:trPr>
+        <w:tc>
+          <w:tcPr>
+            <w:tcW w:type="dxa" w:w="3360"/>
+            <w:vAlign w:val="center"/>
+          </w:tcPr>
+          <w:p>
+            <w:pPr>
+              <w:keepLines/>
+              <w:spacing w:after="0"/>
+            </w:pPr>
+            <w:r>
+              <w:rPr>
+                <w:rFonts w:ascii="Arial" w:hAnsi="Arial" w:eastAsia="Arial" w:cs="Tahoma"/>
+                <w:sz w:val="18"/>
+              </w:rPr>
+            </w:r>
+            <w:r>
+              <w:rPr>
+                <w:rFonts w:ascii="Courier New" w:hAnsi="Courier New" w:eastAsia="Courier New" w:cs="Tahoma"/>
+                <w:sz w:val="18"/>
+              </w:rPr>
+              <w:t>roleProfileCode</w:t>
+            </w:r>
+          </w:p>
+        </w:tc>
+        <w:tc>
+          <w:tcPr>
+            <w:tcW w:type="dxa" w:w="3360"/>
+            <w:vAlign w:val="center"/>
+          </w:tcPr>
+          <w:p>
+            <w:pPr>
+              <w:keepLines/>
+              <w:spacing w:after="0"/>
+            </w:pPr>
+            <w:r>
+              <w:rPr>
+                <w:rFonts w:ascii="Arial" w:hAnsi="Arial" w:eastAsia="Arial" w:cs="Tahoma"/>
+                <w:sz w:val="18"/>
+              </w:rPr>
+            </w:r>
+            <w:r>
+              <w:rPr>
+                <w:rFonts w:ascii="Arial" w:hAnsi="Arial" w:eastAsia="Arial" w:cs="Tahoma"/>
+                <w:sz w:val="18"/>
+              </w:rPr>
+              <w:t>validation</w:t>
+            </w:r>
+          </w:p>
+        </w:tc>
+        <w:tc>
+          <w:tcPr>
+            <w:tcW w:type="dxa" w:w="3360"/>
+            <w:vAlign w:val="center"/>
+          </w:tcPr>
+          <w:p>
+            <w:pPr>
+              <w:keepLines/>
+              <w:spacing w:after="0"/>
+            </w:pPr>
+            <w:r>
+              <w:rPr>
+                <w:rFonts w:ascii="Arial" w:hAnsi="Arial" w:eastAsia="Arial" w:cs="Tahoma"/>
+                <w:sz w:val="18"/>
+              </w:rPr>
+            </w:r>
+            <w:r>
+              <w:rPr>
+                <w:rFonts w:ascii="Arial" w:hAnsi="Arial" w:eastAsia="Arial" w:cs="Tahoma"/>
+                <w:sz w:val="18"/>
+              </w:rPr>
+              <w:t>ผ่านเมื่อถูกกฎ / โยน error เมื่อผิด — กฎ: must match API response · รูปแบบ: P-08</w:t>
+            </w:r>
+          </w:p>
+        </w:tc>
+      </w:tr>
+      <w:tr>
+        <w:trPr>
+          <w:cantSplit/>
+        </w:trPr>
+        <w:tc>
+          <w:tcPr>
+            <w:tcW w:type="dxa" w:w="3360"/>
+            <w:vAlign w:val="center"/>
+          </w:tcPr>
+          <w:p>
+            <w:pPr>
+              <w:keepLines/>
+              <w:spacing w:after="0"/>
+            </w:pPr>
+            <w:r>
+              <w:rPr>
+                <w:rFonts w:ascii="Arial" w:hAnsi="Arial" w:eastAsia="Arial" w:cs="Tahoma"/>
+                <w:sz w:val="18"/>
+              </w:rPr>
+            </w:r>
+            <w:r>
+              <w:rPr>
+                <w:rFonts w:ascii="Courier New" w:hAnsi="Courier New" w:eastAsia="Courier New" w:cs="Tahoma"/>
+                <w:sz w:val="18"/>
+              </w:rPr>
+              <w:t>statusCode</w:t>
+            </w:r>
+          </w:p>
+        </w:tc>
+        <w:tc>
+          <w:tcPr>
+            <w:tcW w:type="dxa" w:w="3360"/>
+            <w:vAlign w:val="center"/>
+          </w:tcPr>
+          <w:p>
+            <w:pPr>
+              <w:keepLines/>
+              <w:spacing w:after="0"/>
+            </w:pPr>
+            <w:r>
+              <w:rPr>
+                <w:rFonts w:ascii="Arial" w:hAnsi="Arial" w:eastAsia="Arial" w:cs="Tahoma"/>
+                <w:sz w:val="18"/>
+              </w:rPr>
+            </w:r>
+            <w:r>
+              <w:rPr>
+                <w:rFonts w:ascii="Arial" w:hAnsi="Arial" w:eastAsia="Arial" w:cs="Tahoma"/>
+                <w:sz w:val="18"/>
+              </w:rPr>
+              <w:t>validation</w:t>
+            </w:r>
+          </w:p>
+        </w:tc>
+        <w:tc>
+          <w:tcPr>
+            <w:tcW w:type="dxa" w:w="3360"/>
+            <w:vAlign w:val="center"/>
+          </w:tcPr>
+          <w:p>
+            <w:pPr>
+              <w:keepLines/>
+              <w:spacing w:after="0"/>
+            </w:pPr>
+            <w:r>
+              <w:rPr>
+                <w:rFonts w:ascii="Arial" w:hAnsi="Arial" w:eastAsia="Arial" w:cs="Tahoma"/>
+                <w:sz w:val="18"/>
+              </w:rPr>
+            </w:r>
+            <w:r>
+              <w:rPr>
+                <w:rFonts w:ascii="Arial" w:hAnsi="Arial" w:eastAsia="Arial" w:cs="Tahoma"/>
+                <w:sz w:val="18"/>
+              </w:rPr>
+              <w:t>ผ่านเมื่อถูกกฎ / โยน error เมื่อผิด — กฎ: from API · รูปแบบ: 08</w:t>
+            </w:r>
+          </w:p>
+        </w:tc>
+      </w:tr>
+      <w:tr>
+        <w:trPr>
+          <w:cantSplit/>
+        </w:trPr>
+        <w:tc>
+          <w:tcPr>
+            <w:tcW w:type="dxa" w:w="3360"/>
+            <w:vAlign w:val="center"/>
+          </w:tcPr>
+          <w:p>
+            <w:pPr>
+              <w:keepLines/>
+              <w:spacing w:after="0"/>
+            </w:pPr>
+            <w:r>
+              <w:rPr>
+                <w:rFonts w:ascii="Arial" w:hAnsi="Arial" w:eastAsia="Arial" w:cs="Tahoma"/>
+                <w:sz w:val="18"/>
+              </w:rPr>
+            </w:r>
+            <w:r>
+              <w:rPr>
+                <w:rFonts w:ascii="Courier New" w:hAnsi="Courier New" w:eastAsia="Courier New" w:cs="Tahoma"/>
+                <w:sz w:val="18"/>
+              </w:rPr>
+              <w:t>visibleSections</w:t>
+            </w:r>
+          </w:p>
+        </w:tc>
+        <w:tc>
+          <w:tcPr>
+            <w:tcW w:type="dxa" w:w="3360"/>
+            <w:vAlign w:val="center"/>
+          </w:tcPr>
+          <w:p>
+            <w:pPr>
+              <w:keepLines/>
+              <w:spacing w:after="0"/>
+            </w:pPr>
+            <w:r>
+              <w:rPr>
+                <w:rFonts w:ascii="Arial" w:hAnsi="Arial" w:eastAsia="Arial" w:cs="Tahoma"/>
+                <w:sz w:val="18"/>
+              </w:rPr>
+            </w:r>
+            <w:r>
+              <w:rPr>
+                <w:rFonts w:ascii="Arial" w:hAnsi="Arial" w:eastAsia="Arial" w:cs="Tahoma"/>
+                <w:sz w:val="18"/>
+              </w:rPr>
+              <w:t>validation</w:t>
+            </w:r>
+          </w:p>
+        </w:tc>
+        <w:tc>
+          <w:tcPr>
+            <w:tcW w:type="dxa" w:w="3360"/>
+            <w:vAlign w:val="center"/>
+          </w:tcPr>
+          <w:p>
+            <w:pPr>
+              <w:keepLines/>
+              <w:spacing w:after="0"/>
+            </w:pPr>
+            <w:r>
+              <w:rPr>
+                <w:rFonts w:ascii="Arial" w:hAnsi="Arial" w:eastAsia="Arial" w:cs="Tahoma"/>
+                <w:sz w:val="18"/>
+              </w:rPr>
+            </w:r>
+            <w:r>
+              <w:rPr>
+                <w:rFonts w:ascii="Arial" w:hAnsi="Arial" w:eastAsia="Arial" w:cs="Tahoma"/>
+                <w:sz w:val="18"/>
+              </w:rPr>
+              <w:t>ผ่านเมื่อถูกกฎ / โยน error เมื่อผิด — กฎ: from API · รูปแบบ: string[]</w:t>
+            </w:r>
+          </w:p>
+        </w:tc>
+      </w:tr>
+      <w:tr>
+        <w:trPr>
+          <w:cantSplit/>
+        </w:trPr>
+        <w:tc>
+          <w:tcPr>
+            <w:tcW w:type="dxa" w:w="3360"/>
+            <w:vAlign w:val="center"/>
+          </w:tcPr>
+          <w:p>
+            <w:pPr>
+              <w:keepLines/>
+              <w:spacing w:after="0"/>
+            </w:pPr>
+            <w:r>
+              <w:rPr>
+                <w:rFonts w:ascii="Arial" w:hAnsi="Arial" w:eastAsia="Arial" w:cs="Tahoma"/>
+                <w:sz w:val="18"/>
+              </w:rPr>
+            </w:r>
+            <w:r>
+              <w:rPr>
+                <w:rFonts w:ascii="Courier New" w:hAnsi="Courier New" w:eastAsia="Courier New" w:cs="Tahoma"/>
+                <w:sz w:val="18"/>
+              </w:rPr>
+              <w:t>editableSections</w:t>
+            </w:r>
+          </w:p>
+        </w:tc>
+        <w:tc>
+          <w:tcPr>
+            <w:tcW w:type="dxa" w:w="3360"/>
+            <w:vAlign w:val="center"/>
+          </w:tcPr>
+          <w:p>
+            <w:pPr>
+              <w:keepLines/>
+              <w:spacing w:after="0"/>
+            </w:pPr>
+            <w:r>
+              <w:rPr>
+                <w:rFonts w:ascii="Arial" w:hAnsi="Arial" w:eastAsia="Arial" w:cs="Tahoma"/>
+                <w:sz w:val="18"/>
+              </w:rPr>
+            </w:r>
+            <w:r>
+              <w:rPr>
+                <w:rFonts w:ascii="Arial" w:hAnsi="Arial" w:eastAsia="Arial" w:cs="Tahoma"/>
+                <w:sz w:val="18"/>
+              </w:rPr>
+              <w:t>validation</w:t>
+            </w:r>
+          </w:p>
+        </w:tc>
+        <w:tc>
+          <w:tcPr>
+            <w:tcW w:type="dxa" w:w="3360"/>
+            <w:vAlign w:val="center"/>
+          </w:tcPr>
+          <w:p>
+            <w:pPr>
+              <w:keepLines/>
+              <w:spacing w:after="0"/>
+            </w:pPr>
+            <w:r>
+              <w:rPr>
+                <w:rFonts w:ascii="Arial" w:hAnsi="Arial" w:eastAsia="Arial" w:cs="Tahoma"/>
+                <w:sz w:val="18"/>
+              </w:rPr>
+            </w:r>
+            <w:r>
+              <w:rPr>
+                <w:rFonts w:ascii="Arial" w:hAnsi="Arial" w:eastAsia="Arial" w:cs="Tahoma"/>
+                <w:sz w:val="18"/>
+              </w:rPr>
+              <w:t>ผ่านเมื่อถูกกฎ / โยน error เมื่อผิด — กฎ: from API · รูปแบบ: string[]</w:t>
+            </w:r>
+          </w:p>
+        </w:tc>
+      </w:tr>
+      <w:tr>
+        <w:trPr>
+          <w:cantSplit/>
+        </w:trPr>
+        <w:tc>
+          <w:tcPr>
+            <w:tcW w:type="dxa" w:w="3360"/>
+            <w:vAlign w:val="center"/>
+          </w:tcPr>
+          <w:p>
+            <w:pPr>
+              <w:keepLines/>
+              <w:spacing w:after="0"/>
+            </w:pPr>
+            <w:r>
+              <w:rPr>
+                <w:rFonts w:ascii="Arial" w:hAnsi="Arial" w:eastAsia="Arial" w:cs="Tahoma"/>
+                <w:sz w:val="18"/>
+              </w:rPr>
+            </w:r>
+            <w:r>
+              <w:rPr>
+                <w:rFonts w:ascii="Courier New" w:hAnsi="Courier New" w:eastAsia="Courier New" w:cs="Tahoma"/>
+                <w:sz w:val="18"/>
+              </w:rPr>
+              <w:t>actionOptions</w:t>
+            </w:r>
+          </w:p>
+        </w:tc>
+        <w:tc>
+          <w:tcPr>
+            <w:tcW w:type="dxa" w:w="3360"/>
+            <w:vAlign w:val="center"/>
+          </w:tcPr>
+          <w:p>
+            <w:pPr>
+              <w:keepLines/>
+              <w:spacing w:after="0"/>
+            </w:pPr>
+            <w:r>
+              <w:rPr>
+                <w:rFonts w:ascii="Arial" w:hAnsi="Arial" w:eastAsia="Arial" w:cs="Tahoma"/>
+                <w:sz w:val="18"/>
+              </w:rPr>
+            </w:r>
+            <w:r>
+              <w:rPr>
+                <w:rFonts w:ascii="Arial" w:hAnsi="Arial" w:eastAsia="Arial" w:cs="Tahoma"/>
+                <w:sz w:val="18"/>
+              </w:rPr>
+              <w:t>validation</w:t>
+            </w:r>
+          </w:p>
+        </w:tc>
+        <w:tc>
+          <w:tcPr>
+            <w:tcW w:type="dxa" w:w="3360"/>
+            <w:vAlign w:val="center"/>
+          </w:tcPr>
+          <w:p>
+            <w:pPr>
+              <w:keepLines/>
+              <w:spacing w:after="0"/>
+            </w:pPr>
+            <w:r>
+              <w:rPr>
+                <w:rFonts w:ascii="Arial" w:hAnsi="Arial" w:eastAsia="Arial" w:cs="Tahoma"/>
+                <w:sz w:val="18"/>
+              </w:rPr>
+            </w:r>
+            <w:r>
+              <w:rPr>
+                <w:rFonts w:ascii="Arial" w:hAnsi="Arial" w:eastAsia="Arial" w:cs="Tahoma"/>
+                <w:sz w:val="18"/>
+              </w:rPr>
+              <w:t>ผ่านเมื่อถูกกฎ / โยน error เมื่อผิด — กฎ: from API · รูปแบบ: array</w:t>
+            </w:r>
+          </w:p>
+        </w:tc>
+      </w:tr>
+      <w:tr>
+        <w:trPr>
+          <w:cantSplit/>
+        </w:trPr>
+        <w:tc>
+          <w:tcPr>
+            <w:tcW w:type="dxa" w:w="3360"/>
+            <w:vAlign w:val="center"/>
+          </w:tcPr>
+          <w:p>
+            <w:pPr>
+              <w:keepLines/>
+              <w:spacing w:after="0"/>
+            </w:pPr>
+            <w:r>
+              <w:rPr>
+                <w:rFonts w:ascii="Arial" w:hAnsi="Arial" w:eastAsia="Arial" w:cs="Tahoma"/>
+                <w:sz w:val="18"/>
+              </w:rPr>
+            </w:r>
+            <w:r>
+              <w:rPr>
+                <w:rFonts w:ascii="Arial" w:hAnsi="Arial" w:eastAsia="Arial" w:cs="Tahoma"/>
+                <w:sz w:val="18"/>
+              </w:rPr>
+              <w:t>business rule</w:t>
+            </w:r>
+          </w:p>
+        </w:tc>
+        <w:tc>
+          <w:tcPr>
+            <w:tcW w:type="dxa" w:w="3360"/>
+            <w:vAlign w:val="center"/>
+          </w:tcPr>
+          <w:p>
+            <w:pPr>
+              <w:keepLines/>
+              <w:spacing w:after="0"/>
+            </w:pPr>
+            <w:r>
+              <w:rPr>
+                <w:rFonts w:ascii="Arial" w:hAnsi="Arial" w:eastAsia="Arial" w:cs="Tahoma"/>
+                <w:sz w:val="18"/>
+              </w:rPr>
+            </w:r>
+            <w:r>
+              <w:rPr>
+                <w:rFonts w:ascii="Arial" w:hAnsi="Arial" w:eastAsia="Arial" w:cs="Tahoma"/>
+                <w:sz w:val="18"/>
+              </w:rPr>
+              <w:t>logic</w:t>
+            </w:r>
+          </w:p>
+        </w:tc>
+        <w:tc>
+          <w:tcPr>
+            <w:tcW w:type="dxa" w:w="3360"/>
+            <w:vAlign w:val="center"/>
+          </w:tcPr>
+          <w:p>
+            <w:pPr>
+              <w:keepLines/>
+              <w:spacing w:after="0"/>
+            </w:pPr>
+            <w:r>
+              <w:rPr>
+                <w:rFonts w:ascii="Arial" w:hAnsi="Arial" w:eastAsia="Arial" w:cs="Tahoma"/>
+                <w:sz w:val="18"/>
+              </w:rPr>
+            </w:r>
+            <w:r>
+              <w:rPr>
+                <w:rFonts w:ascii="Arial" w:hAnsi="Arial" w:eastAsia="Arial" w:cs="Tahoma"/>
+                <w:sz w:val="18"/>
+              </w:rPr>
+              <w:t>ไม่แสดง role switcher ใน production</w:t>
+            </w:r>
+          </w:p>
+        </w:tc>
+      </w:tr>
+      <w:tr>
+        <w:trPr>
+          <w:cantSplit/>
+        </w:trPr>
+        <w:tc>
+          <w:tcPr>
+            <w:tcW w:type="dxa" w:w="3360"/>
+            <w:vAlign w:val="center"/>
+          </w:tcPr>
+          <w:p>
+            <w:pPr>
+              <w:keepLines/>
+              <w:spacing w:after="0"/>
+            </w:pPr>
+            <w:r>
+              <w:rPr>
+                <w:rFonts w:ascii="Arial" w:hAnsi="Arial" w:eastAsia="Arial" w:cs="Tahoma"/>
+                <w:sz w:val="18"/>
+              </w:rPr>
+            </w:r>
+            <w:r>
+              <w:rPr>
+                <w:rFonts w:ascii="Arial" w:hAnsi="Arial" w:eastAsia="Arial" w:cs="Tahoma"/>
+                <w:sz w:val="18"/>
+              </w:rPr>
+              <w:t>business rule</w:t>
+            </w:r>
+          </w:p>
+        </w:tc>
+        <w:tc>
+          <w:tcPr>
+            <w:tcW w:type="dxa" w:w="3360"/>
+            <w:vAlign w:val="center"/>
+          </w:tcPr>
+          <w:p>
+            <w:pPr>
+              <w:keepLines/>
+              <w:spacing w:after="0"/>
+            </w:pPr>
+            <w:r>
+              <w:rPr>
+                <w:rFonts w:ascii="Arial" w:hAnsi="Arial" w:eastAsia="Arial" w:cs="Tahoma"/>
+                <w:sz w:val="18"/>
+              </w:rPr>
+            </w:r>
+            <w:r>
+              <w:rPr>
+                <w:rFonts w:ascii="Arial" w:hAnsi="Arial" w:eastAsia="Arial" w:cs="Tahoma"/>
+                <w:sz w:val="18"/>
+              </w:rPr>
+              <w:t>logic</w:t>
+            </w:r>
+          </w:p>
+        </w:tc>
+        <w:tc>
+          <w:tcPr>
+            <w:tcW w:type="dxa" w:w="3360"/>
+            <w:vAlign w:val="center"/>
+          </w:tcPr>
+          <w:p>
+            <w:pPr>
+              <w:keepLines/>
+              <w:spacing w:after="0"/>
+            </w:pPr>
+            <w:r>
+              <w:rPr>
+                <w:rFonts w:ascii="Arial" w:hAnsi="Arial" w:eastAsia="Arial" w:cs="Tahoma"/>
+                <w:sz w:val="18"/>
+              </w:rPr>
+            </w:r>
+            <w:r>
+              <w:rPr>
+                <w:rFonts w:ascii="Arial" w:hAnsi="Arial" w:eastAsia="Arial" w:cs="Tahoma"/>
+                <w:sz w:val="18"/>
+              </w:rPr>
+              <w:t>section ที่ hidden ต้องไม่ render</w:t>
+            </w:r>
+          </w:p>
+        </w:tc>
+      </w:tr>
+      <w:tr>
+        <w:trPr>
+          <w:cantSplit/>
+        </w:trPr>
+        <w:tc>
+          <w:tcPr>
+            <w:tcW w:type="dxa" w:w="3360"/>
+            <w:vAlign w:val="center"/>
+          </w:tcPr>
+          <w:p>
+            <w:pPr>
+              <w:keepLines/>
+              <w:spacing w:after="0"/>
+            </w:pPr>
+            <w:r>
+              <w:rPr>
+                <w:rFonts w:ascii="Arial" w:hAnsi="Arial" w:eastAsia="Arial" w:cs="Tahoma"/>
+                <w:sz w:val="18"/>
+              </w:rPr>
+            </w:r>
+            <w:r>
+              <w:rPr>
+                <w:rFonts w:ascii="Arial" w:hAnsi="Arial" w:eastAsia="Arial" w:cs="Tahoma"/>
+                <w:sz w:val="18"/>
+              </w:rPr>
+              <w:t>business rule</w:t>
+            </w:r>
+          </w:p>
+        </w:tc>
+        <w:tc>
+          <w:tcPr>
+            <w:tcW w:type="dxa" w:w="3360"/>
+            <w:vAlign w:val="center"/>
+          </w:tcPr>
+          <w:p>
+            <w:pPr>
+              <w:keepLines/>
+              <w:spacing w:after="0"/>
+            </w:pPr>
+            <w:r>
+              <w:rPr>
+                <w:rFonts w:ascii="Arial" w:hAnsi="Arial" w:eastAsia="Arial" w:cs="Tahoma"/>
+                <w:sz w:val="18"/>
+              </w:rPr>
+            </w:r>
+            <w:r>
+              <w:rPr>
+                <w:rFonts w:ascii="Arial" w:hAnsi="Arial" w:eastAsia="Arial" w:cs="Tahoma"/>
+                <w:sz w:val="18"/>
+              </w:rPr>
+              <w:t>logic</w:t>
+            </w:r>
+          </w:p>
+        </w:tc>
+        <w:tc>
+          <w:tcPr>
+            <w:tcW w:type="dxa" w:w="3360"/>
+            <w:vAlign w:val="center"/>
+          </w:tcPr>
+          <w:p>
+            <w:pPr>
+              <w:keepLines/>
+              <w:spacing w:after="0"/>
+            </w:pPr>
+            <w:r>
+              <w:rPr>
+                <w:rFonts w:ascii="Arial" w:hAnsi="Arial" w:eastAsia="Arial" w:cs="Tahoma"/>
+                <w:sz w:val="18"/>
+              </w:rPr>
+            </w:r>
+            <w:r>
+              <w:rPr>
+                <w:rFonts w:ascii="Arial" w:hAnsi="Arial" w:eastAsia="Arial" w:cs="Tahoma"/>
+                <w:sz w:val="18"/>
+              </w:rPr>
+              <w:t>section ที่ read-only ต้องไม่มี editable control</w:t>
+            </w:r>
+          </w:p>
+        </w:tc>
+      </w:tr>
+      <w:tr>
+        <w:trPr>
+          <w:cantSplit/>
+        </w:trPr>
+        <w:tc>
+          <w:tcPr>
+            <w:tcW w:type="dxa" w:w="3360"/>
+            <w:vAlign w:val="center"/>
+          </w:tcPr>
+          <w:p>
+            <w:pPr>
+              <w:keepLines/>
+              <w:spacing w:after="0"/>
+            </w:pPr>
+            <w:r>
+              <w:rPr>
+                <w:rFonts w:ascii="Arial" w:hAnsi="Arial" w:eastAsia="Arial" w:cs="Tahoma"/>
+                <w:sz w:val="18"/>
+              </w:rPr>
+            </w:r>
+            <w:r>
+              <w:rPr>
+                <w:rFonts w:ascii="Arial" w:hAnsi="Arial" w:eastAsia="Arial" w:cs="Tahoma"/>
+                <w:sz w:val="18"/>
+              </w:rPr>
+              <w:t>business rule</w:t>
+            </w:r>
+          </w:p>
+        </w:tc>
+        <w:tc>
+          <w:tcPr>
+            <w:tcW w:type="dxa" w:w="3360"/>
+            <w:vAlign w:val="center"/>
+          </w:tcPr>
+          <w:p>
+            <w:pPr>
+              <w:keepLines/>
+              <w:spacing w:after="0"/>
+            </w:pPr>
+            <w:r>
+              <w:rPr>
+                <w:rFonts w:ascii="Arial" w:hAnsi="Arial" w:eastAsia="Arial" w:cs="Tahoma"/>
+                <w:sz w:val="18"/>
+              </w:rPr>
+            </w:r>
+            <w:r>
+              <w:rPr>
+                <w:rFonts w:ascii="Arial" w:hAnsi="Arial" w:eastAsia="Arial" w:cs="Tahoma"/>
+                <w:sz w:val="18"/>
+              </w:rPr>
+              <w:t>logic</w:t>
+            </w:r>
+          </w:p>
+        </w:tc>
+        <w:tc>
+          <w:tcPr>
+            <w:tcW w:type="dxa" w:w="3360"/>
+            <w:vAlign w:val="center"/>
+          </w:tcPr>
+          <w:p>
+            <w:pPr>
+              <w:keepLines/>
+              <w:spacing w:after="0"/>
+            </w:pPr>
+            <w:r>
+              <w:rPr>
+                <w:rFonts w:ascii="Arial" w:hAnsi="Arial" w:eastAsia="Arial" w:cs="Tahoma"/>
+                <w:sz w:val="18"/>
+              </w:rPr>
+            </w:r>
+            <w:r>
+              <w:rPr>
+                <w:rFonts w:ascii="Arial" w:hAnsi="Arial" w:eastAsia="Arial" w:cs="Tahoma"/>
+                <w:sz w:val="18"/>
+              </w:rPr>
+              <w:t>action panel ตรงกับ actionOptions จาก API</w:t>
+            </w:r>
+          </w:p>
+        </w:tc>
+      </w:tr>
+      <w:tr>
+        <w:trPr>
+          <w:cantSplit/>
+        </w:trPr>
+        <w:tc>
+          <w:tcPr>
+            <w:tcW w:type="dxa" w:w="3360"/>
+            <w:vAlign w:val="center"/>
+          </w:tcPr>
+          <w:p>
+            <w:pPr>
+              <w:keepLines/>
+              <w:spacing w:after="0"/>
+            </w:pPr>
+            <w:r>
+              <w:rPr>
+                <w:rFonts w:ascii="Arial" w:hAnsi="Arial" w:eastAsia="Arial" w:cs="Tahoma"/>
+                <w:sz w:val="18"/>
+              </w:rPr>
+            </w:r>
+            <w:r>
+              <w:rPr>
+                <w:rFonts w:ascii="Courier New" w:hAnsi="Courier New" w:eastAsia="Courier New" w:cs="Tahoma"/>
+                <w:sz w:val="18"/>
+              </w:rPr>
+              <w:t>GET /api/v1/documents/{docNo}</w:t>
+            </w:r>
+          </w:p>
+        </w:tc>
+        <w:tc>
+          <w:tcPr>
+            <w:tcW w:type="dxa" w:w="3360"/>
+            <w:vAlign w:val="center"/>
+          </w:tcPr>
+          <w:p>
+            <w:pPr>
+              <w:keepLines/>
+              <w:spacing w:after="0"/>
+            </w:pPr>
+            <w:r>
+              <w:rPr>
+                <w:rFonts w:ascii="Arial" w:hAnsi="Arial" w:eastAsia="Arial" w:cs="Tahoma"/>
+                <w:sz w:val="18"/>
+              </w:rPr>
+            </w:r>
+            <w:r>
+              <w:rPr>
+                <w:rFonts w:ascii="Arial" w:hAnsi="Arial" w:eastAsia="Arial" w:cs="Tahoma"/>
+                <w:sz w:val="18"/>
+              </w:rPr>
+              <w:t>api client</w:t>
+            </w:r>
+          </w:p>
+        </w:tc>
+        <w:tc>
+          <w:tcPr>
+            <w:tcW w:type="dxa" w:w="3360"/>
+            <w:vAlign w:val="center"/>
+          </w:tcPr>
+          <w:p>
+            <w:pPr>
+              <w:keepLines/>
+              <w:spacing w:after="0"/>
+            </w:pPr>
+            <w:r>
+              <w:rPr>
+                <w:rFonts w:ascii="Arial" w:hAnsi="Arial" w:eastAsia="Arial" w:cs="Tahoma"/>
+                <w:sz w:val="18"/>
+              </w:rPr>
+            </w:r>
+            <w:r>
+              <w:rPr>
+                <w:rFonts w:ascii="Arial" w:hAnsi="Arial" w:eastAsia="Arial" w:cs="Tahoma"/>
+                <w:sz w:val="18"/>
+              </w:rPr>
+              <w:t>hook/service เรียกเส้นนี้ด้วยพารามิเตอร์ถูกต้อง · map {success:true,data} เป็น state ที่หน้าจอใช้ · เจอ {success:false,error} แล้วแสดงข้อความไทย verbatim (mock ด้วย msw)</w:t>
+            </w:r>
+          </w:p>
+        </w:tc>
+      </w:tr>
+      <w:tr>
+        <w:trPr>
+          <w:cantSplit/>
+        </w:trPr>
+        <w:tc>
+          <w:tcPr>
+            <w:tcW w:type="dxa" w:w="3360"/>
+            <w:vAlign w:val="center"/>
+          </w:tcPr>
+          <w:p>
+            <w:pPr>
+              <w:keepLines/>
+              <w:spacing w:after="0"/>
+            </w:pPr>
+            <w:r>
+              <w:rPr>
+                <w:rFonts w:ascii="Arial" w:hAnsi="Arial" w:eastAsia="Arial" w:cs="Tahoma"/>
+                <w:sz w:val="18"/>
+              </w:rPr>
+            </w:r>
+            <w:r>
+              <w:rPr>
+                <w:rFonts w:ascii="Courier New" w:hAnsi="Courier New" w:eastAsia="Courier New" w:cs="Tahoma"/>
+                <w:sz w:val="18"/>
+              </w:rPr>
+              <w:t>POST /api/v1/documents/{docNo}/actions</w:t>
+            </w:r>
+          </w:p>
+        </w:tc>
+        <w:tc>
+          <w:tcPr>
+            <w:tcW w:type="dxa" w:w="3360"/>
+            <w:vAlign w:val="center"/>
+          </w:tcPr>
+          <w:p>
+            <w:pPr>
+              <w:keepLines/>
+              <w:spacing w:after="0"/>
+            </w:pPr>
+            <w:r>
+              <w:rPr>
+                <w:rFonts w:ascii="Arial" w:hAnsi="Arial" w:eastAsia="Arial" w:cs="Tahoma"/>
+                <w:sz w:val="18"/>
+              </w:rPr>
+            </w:r>
+            <w:r>
+              <w:rPr>
+                <w:rFonts w:ascii="Arial" w:hAnsi="Arial" w:eastAsia="Arial" w:cs="Tahoma"/>
+                <w:sz w:val="18"/>
+              </w:rPr>
+              <w:t>api client</w:t>
+            </w:r>
+          </w:p>
+        </w:tc>
+        <w:tc>
+          <w:tcPr>
+            <w:tcW w:type="dxa" w:w="3360"/>
+            <w:vAlign w:val="center"/>
+          </w:tcPr>
+          <w:p>
+            <w:pPr>
+              <w:keepLines/>
+              <w:spacing w:after="0"/>
+            </w:pPr>
+            <w:r>
+              <w:rPr>
+                <w:rFonts w:ascii="Arial" w:hAnsi="Arial" w:eastAsia="Arial" w:cs="Tahoma"/>
+                <w:sz w:val="18"/>
+              </w:rPr>
+            </w:r>
+            <w:r>
+              <w:rPr>
+                <w:rFonts w:ascii="Arial" w:hAnsi="Arial" w:eastAsia="Arial" w:cs="Tahoma"/>
+                <w:sz w:val="18"/>
+              </w:rPr>
+              <w:t>hook/service เรียกเส้นนี้ด้วยพารามิเตอร์ถูกต้อง · map {success:true,data} เป็น state ที่หน้าจอใช้ · เจอ {success:false,error} แล้วแสดงข้อความไทย verbatim (mock ด้วย msw)</w:t>
+            </w:r>
+          </w:p>
+        </w:tc>
+      </w:tr>
+      <w:tr>
+        <w:trPr>
+          <w:cantSplit/>
+        </w:trPr>
+        <w:tc>
+          <w:tcPr>
+            <w:tcW w:type="dxa" w:w="3360"/>
+            <w:vAlign w:val="center"/>
+          </w:tcPr>
+          <w:p>
+            <w:pPr>
+              <w:keepLines/>
+              <w:spacing w:after="0"/>
+            </w:pPr>
+            <w:r>
+              <w:rPr>
+                <w:rFonts w:ascii="Arial" w:hAnsi="Arial" w:eastAsia="Arial" w:cs="Tahoma"/>
+                <w:sz w:val="18"/>
+              </w:rPr>
+            </w:r>
+            <w:r>
+              <w:rPr>
+                <w:rFonts w:ascii="Arial" w:hAnsi="Arial" w:eastAsia="Arial" w:cs="Tahoma"/>
+                <w:sz w:val="18"/>
+              </w:rPr>
+              <w:t>component</w:t>
+            </w:r>
+          </w:p>
+        </w:tc>
+        <w:tc>
+          <w:tcPr>
+            <w:tcW w:type="dxa" w:w="3360"/>
+            <w:vAlign w:val="center"/>
+          </w:tcPr>
+          <w:p>
+            <w:pPr>
+              <w:keepLines/>
+              <w:spacing w:after="0"/>
+            </w:pPr>
+            <w:r>
+              <w:rPr>
+                <w:rFonts w:ascii="Arial" w:hAnsi="Arial" w:eastAsia="Arial" w:cs="Tahoma"/>
+                <w:sz w:val="18"/>
+              </w:rPr>
+            </w:r>
+            <w:r>
+              <w:rPr>
+                <w:rFonts w:ascii="Arial" w:hAnsi="Arial" w:eastAsia="Arial" w:cs="Tahoma"/>
+                <w:sz w:val="18"/>
+              </w:rPr>
+              <w:t>render</w:t>
+            </w:r>
+          </w:p>
+        </w:tc>
+        <w:tc>
+          <w:tcPr>
+            <w:tcW w:type="dxa" w:w="3360"/>
+            <w:vAlign w:val="center"/>
+          </w:tcPr>
+          <w:p>
+            <w:pPr>
+              <w:keepLines/>
+              <w:spacing w:after="0"/>
+            </w:pPr>
+            <w:r>
+              <w:rPr>
+                <w:rFonts w:ascii="Arial" w:hAnsi="Arial" w:eastAsia="Arial" w:cs="Tahoma"/>
+                <w:sz w:val="18"/>
+              </w:rPr>
+            </w:r>
+            <w:r>
+              <w:rPr>
+                <w:rFonts w:ascii="Arial" w:hAnsi="Arial" w:eastAsia="Arial" w:cs="Tahoma"/>
+                <w:sz w:val="18"/>
+              </w:rPr>
+              <w:t>render ด้วย React Testing Library แล้วเห็น element ตาม field/action contract ของเอกสารนี้</w:t>
+            </w:r>
+          </w:p>
+        </w:tc>
+      </w:tr>
+      <w:tr>
+        <w:trPr>
+          <w:cantSplit/>
+        </w:trPr>
+        <w:tc>
+          <w:tcPr>
+            <w:tcW w:type="dxa" w:w="3360"/>
+            <w:vAlign w:val="center"/>
+          </w:tcPr>
+          <w:p>
+            <w:pPr>
+              <w:keepLines/>
+              <w:spacing w:after="0"/>
+            </w:pPr>
+            <w:r>
+              <w:rPr>
+                <w:rFonts w:ascii="Arial" w:hAnsi="Arial" w:eastAsia="Arial" w:cs="Tahoma"/>
+                <w:sz w:val="18"/>
+              </w:rPr>
+            </w:r>
+            <w:r>
+              <w:rPr>
+                <w:rFonts w:ascii="Arial" w:hAnsi="Arial" w:eastAsia="Arial" w:cs="Tahoma"/>
+                <w:sz w:val="18"/>
+              </w:rPr>
+              <w:t>hook/state</w:t>
+            </w:r>
+          </w:p>
+        </w:tc>
+        <w:tc>
+          <w:tcPr>
+            <w:tcW w:type="dxa" w:w="3360"/>
+            <w:vAlign w:val="center"/>
+          </w:tcPr>
+          <w:p>
+            <w:pPr>
+              <w:keepLines/>
+              <w:spacing w:after="0"/>
+            </w:pPr>
+            <w:r>
+              <w:rPr>
+                <w:rFonts w:ascii="Arial" w:hAnsi="Arial" w:eastAsia="Arial" w:cs="Tahoma"/>
+                <w:sz w:val="18"/>
+              </w:rPr>
+            </w:r>
+            <w:r>
+              <w:rPr>
+                <w:rFonts w:ascii="Arial" w:hAnsi="Arial" w:eastAsia="Arial" w:cs="Tahoma"/>
+                <w:sz w:val="18"/>
+              </w:rPr>
+              <w:t>interaction</w:t>
+            </w:r>
+          </w:p>
+        </w:tc>
+        <w:tc>
+          <w:tcPr>
+            <w:tcW w:type="dxa" w:w="3360"/>
+            <w:vAlign w:val="center"/>
+          </w:tcPr>
+          <w:p>
+            <w:pPr>
+              <w:keepLines/>
+              <w:spacing w:after="0"/>
+            </w:pPr>
+            <w:r>
+              <w:rPr>
+                <w:rFonts w:ascii="Arial" w:hAnsi="Arial" w:eastAsia="Arial" w:cs="Tahoma"/>
+                <w:sz w:val="18"/>
+              </w:rPr>
+            </w:r>
+            <w:r>
+              <w:rPr>
+                <w:rFonts w:ascii="Arial" w:hAnsi="Arial" w:eastAsia="Arial" w:cs="Tahoma"/>
+                <w:sz w:val="18"/>
+              </w:rPr>
+              <w:t>ยิง action แล้ว state เปลี่ยนตามที่ระบุ และเรียก API layer ที่ mock ไว้ด้วยพารามิเตอร์ถูกต้อง</w:t>
+            </w:r>
+          </w:p>
+        </w:tc>
+      </w:tr>
+      <w:tr>
+        <w:trPr>
+          <w:cantSplit/>
+        </w:trPr>
+        <w:tc>
+          <w:tcPr>
+            <w:tcW w:type="dxa" w:w="3360"/>
+            <w:vAlign w:val="center"/>
+          </w:tcPr>
+          <w:p>
+            <w:pPr>
+              <w:keepLines/>
+              <w:spacing w:after="0"/>
+            </w:pPr>
+            <w:r>
+              <w:rPr>
+                <w:rFonts w:ascii="Arial" w:hAnsi="Arial" w:eastAsia="Arial" w:cs="Tahoma"/>
+                <w:sz w:val="18"/>
+              </w:rPr>
+            </w:r>
+            <w:r>
+              <w:rPr>
+                <w:rFonts w:ascii="Arial" w:hAnsi="Arial" w:eastAsia="Arial" w:cs="Tahoma"/>
+                <w:sz w:val="18"/>
+              </w:rPr>
+              <w:t>error path</w:t>
+            </w:r>
+          </w:p>
+        </w:tc>
+        <w:tc>
+          <w:tcPr>
+            <w:tcW w:type="dxa" w:w="3360"/>
+            <w:vAlign w:val="center"/>
+          </w:tcPr>
+          <w:p>
+            <w:pPr>
+              <w:keepLines/>
+              <w:spacing w:after="0"/>
+            </w:pPr>
+            <w:r>
+              <w:rPr>
+                <w:rFonts w:ascii="Arial" w:hAnsi="Arial" w:eastAsia="Arial" w:cs="Tahoma"/>
+                <w:sz w:val="18"/>
+              </w:rPr>
+            </w:r>
+            <w:r>
+              <w:rPr>
+                <w:rFonts w:ascii="Arial" w:hAnsi="Arial" w:eastAsia="Arial" w:cs="Tahoma"/>
+                <w:sz w:val="18"/>
+              </w:rPr>
+              <w:t>ui</w:t>
+            </w:r>
+          </w:p>
+        </w:tc>
+        <w:tc>
+          <w:tcPr>
+            <w:tcW w:type="dxa" w:w="3360"/>
+            <w:vAlign w:val="center"/>
+          </w:tcPr>
+          <w:p>
+            <w:pPr>
+              <w:keepLines/>
+              <w:spacing w:after="0"/>
+            </w:pPr>
+            <w:r>
+              <w:rPr>
+                <w:rFonts w:ascii="Arial" w:hAnsi="Arial" w:eastAsia="Arial" w:cs="Tahoma"/>
+                <w:sz w:val="18"/>
+              </w:rPr>
+            </w:r>
+            <w:r>
+              <w:rPr>
+                <w:rFonts w:ascii="Arial" w:hAnsi="Arial" w:eastAsia="Arial" w:cs="Tahoma"/>
+                <w:sz w:val="18"/>
+              </w:rPr>
+              <w:t>API ตอบ error envelope แล้วหน้าจอต้องแสดงข้อความไทย verbatim ไม่ crash</w:t>
+            </w:r>
+          </w:p>
+        </w:tc>
+      </w:tr>
+    </w:tbl>
+    <w:p/>
+    <w:p>
+      <w:pPr>
+        <w:pStyle w:val="ListBullet"/>
+        <w:keepLines/>
+      </w:pPr>
+      <w:r>
+        <w:t>ทุกเคสต้องรันได้โดยไม่ต่อ DB/บริการภายนอกจริง — mock ที่ขอบ repository/client เสมอ</w:t>
+      </w:r>
+    </w:p>
+    <w:p>
+      <w:pPr>
+        <w:pStyle w:val="ListBullet"/>
+        <w:keepLines/>
+      </w:pPr>
+      <w:r>
+        <w:t>ข้อความไทยที่ยืนยันในเทสต้องเป็น verbatim ตาม ข้อกำหนดทางธุรกิจ ห้ามพิมพ์ใหม่</w:t>
+      </w:r>
+    </w:p>
+    <w:p>
+      <w:pPr>
+        <w:pStyle w:val="ListBullet"/>
+        <w:keepLines/>
+      </w:pPr>
+      <w:r>
+        <w:t>เกณฑ์ผ่านของ CI: ทุกเคสในตารางนี้มี test จริงและผ่านทั้งหมด</w:t>
+      </w:r>
+    </w:p>
     <w:sectPr>
       <w:headerReference w:type="default" r:id="rId9"/>
       <w:footerReference w:type="default" r:id="rId10"/>
@@ -10500,7 +11889,7 @@
     </w:pPr>
     <w:r>
       <w:rPr>
-        <w:rFonts w:ascii="Arial" w:hAnsi="Arial"/>
+        <w:rFonts w:ascii="Arial" w:hAnsi="Arial" w:eastAsia="Arial" w:cs="Tahoma"/>
         <w:sz w:val="16"/>
       </w:rPr>
       <w:t xml:space="preserve">หน้า </w:t>
@@ -10519,7 +11908,7 @@
     </w:pPr>
     <w:r>
       <w:rPr>
-        <w:rFonts w:ascii="Arial" w:hAnsi="Arial" w:eastAsia="Arial"/>
+        <w:rFonts w:ascii="Arial" w:hAnsi="Arial" w:eastAsia="Arial" w:cs="Tahoma"/>
         <w:color w:val="66717F"/>
         <w:sz w:val="16"/>
       </w:rPr>
@@ -10893,7 +12282,7 @@
     <w:qFormat/>
     <w:rsid w:val="00FC693F"/>
     <w:rPr>
-      <w:rFonts w:ascii="Arial" w:hAnsi="Arial" w:eastAsia="Arial"/>
+      <w:rFonts w:ascii="Arial" w:hAnsi="Arial" w:eastAsia="Arial" w:cs="Tahoma"/>
       <w:sz w:val="20"/>
     </w:rPr>
   </w:style>
@@ -10956,7 +12345,7 @@
       <w:outlineLvl w:val="0"/>
     </w:pPr>
     <w:rPr>
-      <w:rFonts w:asciiTheme="majorHAnsi" w:eastAsiaTheme="majorEastAsia" w:hAnsiTheme="majorHAnsi" w:cstheme="majorBidi" w:ascii="Arial" w:hAnsi="Arial" w:eastAsia="Arial"/>
+      <w:rFonts w:asciiTheme="majorHAnsi" w:eastAsiaTheme="majorEastAsia" w:hAnsiTheme="majorHAnsi" w:cstheme="majorBidi" w:ascii="Arial" w:hAnsi="Arial" w:eastAsia="Arial" w:cs="Tahoma"/>
       <w:b/>
       <w:bCs/>
       <w:color w:val="1F4D78"/>
@@ -10980,7 +12369,7 @@
       <w:outlineLvl w:val="1"/>
     </w:pPr>
     <w:rPr>
-      <w:rFonts w:asciiTheme="majorHAnsi" w:eastAsiaTheme="majorEastAsia" w:hAnsiTheme="majorHAnsi" w:cstheme="majorBidi" w:ascii="Arial" w:hAnsi="Arial" w:eastAsia="Arial"/>
+      <w:rFonts w:asciiTheme="majorHAnsi" w:eastAsiaTheme="majorEastAsia" w:hAnsiTheme="majorHAnsi" w:cstheme="majorBidi" w:ascii="Arial" w:hAnsi="Arial" w:eastAsia="Arial" w:cs="Tahoma"/>
       <w:b/>
       <w:bCs/>
       <w:color w:val="2E74B5"/>
@@ -11004,7 +12393,7 @@
       <w:outlineLvl w:val="2"/>
     </w:pPr>
     <w:rPr>
-      <w:rFonts w:asciiTheme="majorHAnsi" w:eastAsiaTheme="majorEastAsia" w:hAnsiTheme="majorHAnsi" w:cstheme="majorBidi" w:ascii="Arial" w:hAnsi="Arial" w:eastAsia="Arial"/>
+      <w:rFonts w:asciiTheme="majorHAnsi" w:eastAsiaTheme="majorEastAsia" w:hAnsiTheme="majorHAnsi" w:cstheme="majorBidi" w:ascii="Arial" w:hAnsi="Arial" w:eastAsia="Arial" w:cs="Tahoma"/>
       <w:b/>
       <w:bCs/>
       <w:color w:val="1F4D78"/>
@@ -11028,7 +12417,7 @@
       <w:outlineLvl w:val="3"/>
     </w:pPr>
     <w:rPr>
-      <w:rFonts w:asciiTheme="majorHAnsi" w:eastAsiaTheme="majorEastAsia" w:hAnsiTheme="majorHAnsi" w:cstheme="majorBidi" w:ascii="Arial" w:hAnsi="Arial" w:eastAsia="Arial"/>
+      <w:rFonts w:asciiTheme="majorHAnsi" w:eastAsiaTheme="majorEastAsia" w:hAnsiTheme="majorHAnsi" w:cstheme="majorBidi" w:ascii="Arial" w:hAnsi="Arial" w:eastAsia="Arial" w:cs="Tahoma"/>
       <w:b/>
       <w:bCs/>
       <w:i/>

--- a/LLDD/word/FE/LLDD-FE-Document-Detail-Role-08-SBP-DSA-Officer.docx
+++ b/LLDD/word/FE/LLDD-FE-Document-Detail-Role-08-SBP-DSA-Officer.docx
@@ -3798,7 +3798,7 @@
                 <w:b/>
                 <w:sz w:val="18"/>
               </w:rPr>
-              <w:t>GET /api/v1/documents/{docNo} response</w:t>
+              <w:t>GET /api/v1/sbpgi/document/{docNo} response</w:t>
             </w:r>
           </w:p>
         </w:tc>
@@ -4603,7 +4603,7 @@
                 <w:rFonts w:ascii="Arial" w:hAnsi="Arial" w:eastAsia="Arial" w:cs="Tahoma"/>
                 <w:sz w:val="18"/>
               </w:rPr>
-              <w:t>GET /api/v1/documents/{docNo}; POST /api/v1/documents/{docNo}/actions</w:t>
+              <w:t>GET /api/v1/sbpgi/document/{docNo}; POST /api/v1/sbpgi/document/{docNo}/actions</w:t>
             </w:r>
           </w:p>
         </w:tc>
@@ -4713,7 +4713,21 @@
                 <w:rFonts w:ascii="Arial" w:hAnsi="Arial" w:eastAsia="Arial" w:cs="Tahoma"/>
                 <w:sz w:val="18"/>
               </w:rPr>
-              <w:t>Rendered UI state or normalized API response with status/message and audit-ready trace reference.</w:t>
+              <w:t xml:space="preserve">ไม่มีตารางที่เอกสารนี้เขียนเอง — output คือ response ตาม envelope กลาง </w:t>
+            </w:r>
+            <w:r>
+              <w:rPr>
+                <w:rFonts w:ascii="Courier New" w:hAnsi="Courier New" w:eastAsia="Courier New" w:cs="Tahoma"/>
+                <w:sz w:val="18"/>
+              </w:rPr>
+              <w:t>{success, data}</w:t>
+            </w:r>
+            <w:r>
+              <w:rPr>
+                <w:rFonts w:ascii="Arial" w:hAnsi="Arial" w:eastAsia="Arial" w:cs="Tahoma"/>
+                <w:sz w:val="18"/>
+              </w:rPr>
+              <w:t xml:space="preserve"> และร่องรอยที่ตรวจย้อนได้ (log / consideration_logs / workflow_history ของ engine)</w:t>
             </w:r>
           </w:p>
         </w:tc>
@@ -4864,7 +4878,7 @@
                 <w:rFonts w:ascii="Arial" w:hAnsi="Arial" w:eastAsia="Arial" w:cs="Tahoma"/>
                 <w:sz w:val="18"/>
               </w:rPr>
-              <w:t>เรียก GET /api/v1/documents/{docNo} และยืนยัน roleProfileCode=P-08, statusCode=08 ก่อน render action state</w:t>
+              <w:t>เรียก GET /api/v1/sbpgi/document/{docNo} และยืนยัน roleProfileCode=P-08, statusCode=08 ก่อน render action state</w:t>
             </w:r>
           </w:p>
         </w:tc>
@@ -5488,7 +5502,7 @@
                 <w:rFonts w:ascii="Arial" w:hAnsi="Arial" w:eastAsia="Arial" w:cs="Tahoma"/>
                 <w:sz w:val="18"/>
               </w:rPr>
-              <w:t>GET /api/v1/documents/{docNo}</w:t>
+              <w:t>GET /api/v1/sbpgi/document/{docNo}</w:t>
             </w:r>
           </w:p>
         </w:tc>
@@ -5593,7 +5607,7 @@
                 <w:rFonts w:ascii="Arial" w:hAnsi="Arial" w:eastAsia="Arial" w:cs="Tahoma"/>
                 <w:sz w:val="18"/>
               </w:rPr>
-              <w:t>PUT /api/v1/documents/{docNo}</w:t>
+              <w:t>PUT /api/v1/sbpgi/document/{docNo}</w:t>
             </w:r>
           </w:p>
         </w:tc>
@@ -5698,7 +5712,7 @@
                 <w:rFonts w:ascii="Arial" w:hAnsi="Arial" w:eastAsia="Arial" w:cs="Tahoma"/>
                 <w:sz w:val="18"/>
               </w:rPr>
-              <w:t>POST /api/v1/documents/{docNo}/attachments</w:t>
+              <w:t>POST /api/v1/sbpgi/document/{docNo}/attachments</w:t>
             </w:r>
           </w:p>
         </w:tc>
@@ -5803,7 +5817,7 @@
                 <w:rFonts w:ascii="Arial" w:hAnsi="Arial" w:eastAsia="Arial" w:cs="Tahoma"/>
                 <w:sz w:val="18"/>
               </w:rPr>
-              <w:t>POST /api/v1/documents/{docNo}/actions</w:t>
+              <w:t>POST /api/v1/sbpgi/document/{docNo}/actions</w:t>
             </w:r>
           </w:p>
         </w:tc>
@@ -5854,7 +5868,7 @@
         <w:pageBreakBefore w:val="0"/>
       </w:pPr>
       <w:r>
-        <w:t>GET /api/v1/documents/{docNo}</w:t>
+        <w:t>GET /api/v1/sbpgi/document/{docNo}</w:t>
       </w:r>
     </w:p>
     <w:p>
@@ -7460,7 +7474,7 @@
         <w:pageBreakBefore w:val="0"/>
       </w:pPr>
       <w:r>
-        <w:t>POST /api/v1/documents/{docNo}/actions</w:t>
+        <w:t>POST /api/v1/sbpgi/document/{docNo}/actions</w:t>
       </w:r>
     </w:p>
     <w:p>
@@ -8613,7 +8627,7 @@
                 <w:rFonts w:ascii="Arial" w:hAnsi="Arial" w:eastAsia="Arial" w:cs="Tahoma"/>
                 <w:sz w:val="18"/>
               </w:rPr>
-              <w:t>src/app/(main)/sbpgi/documents/[docNo]/page.tsx</w:t>
+              <w:t>src/app/(main)/sbpgi/document/[docNo]/page.tsx</w:t>
             </w:r>
           </w:p>
         </w:tc>
@@ -9209,22 +9223,22 @@
         <w:t>import type * as T from '@/types/sbpgi/document';</w:t>
         <w:br/>
         <w:br/>
-        <w:t>/** GET /api/v1/documents/{docNo} — โหลด role profile P-08 สำหรับหน้า detail */</w:t>
+        <w:t>/** GET /api/v1/sbpgi/document/{docNo} — โหลด role profile P-08 สำหรับหน้า detail */</w:t>
         <w:br/>
-        <w:t>export async function getDocumentsDetail(docNo: string): Promise&lt;T.DocumentsDetailResponse&gt; {</w:t>
+        <w:t>export async function getSbpgiDocumentDetail(docNo: string): Promise&lt;T.SbpgiDocumentDetailResponse&gt; {</w:t>
         <w:br/>
-        <w:t xml:space="preserve">  const { data } = await apiClient.get&lt;ApiResponse&lt;T.DocumentsDetailResponse&gt;&gt;(`/documents/${encodeURIComponent(docNo)}`);</w:t>
+        <w:t xml:space="preserve">  const { data } = await apiClient.get&lt;ApiResponse&lt;T.SbpgiDocumentDetailResponse&gt;&gt;(`/sbpgi/document/${encodeURIComponent(docNo)}`);</w:t>
         <w:br/>
         <w:t xml:space="preserve">  return data.data;</w:t>
         <w:br/>
         <w:t>}</w:t>
         <w:br/>
         <w:br/>
-        <w:t>/** POST /api/v1/documents/{docNo}/actions — ตัวอย่าง positive-path จาก section 08; Section 02 ส่งต่อ AVP (03) เมื่อยอดรวม ≥ 100,000 บาท และจบที่ GM เมื่อ &lt; 100,000 บาท (มติ 2026-08-18) */</w:t>
+        <w:t>/** POST /api/v1/sbpgi/document/{docNo}/actions — ตัวอย่าง positive-path จาก section 08; Section 02 ส่งต่อ AVP (03) เมื่อยอดรวม ≥ 100,000 บาท และจบที่ GM เมื่อ &lt; 100,000 บาท (มติ 2026-08-18) */</w:t>
         <w:br/>
-        <w:t>export async function createDocumentsActions(docNo: string, body: T.CreateDocumentsActionsRequest): Promise&lt;T.CreateDocumentsActionsResponse&gt; {</w:t>
+        <w:t>export async function createSbpgiDocumentActions(docNo: string, body: T.CreateSbpgiDocumentActionsRequest): Promise&lt;T.CreateSbpgiDocumentActionsResponse&gt; {</w:t>
         <w:br/>
-        <w:t xml:space="preserve">  const { data } = await apiClient.post&lt;ApiResponse&lt;T.CreateDocumentsActionsResponse&gt;&gt;(`/documents/${encodeURIComponent(docNo)}/actions`, body);</w:t>
+        <w:t xml:space="preserve">  const { data } = await apiClient.post&lt;ApiResponse&lt;T.CreateSbpgiDocumentActionsResponse&gt;&gt;(`/sbpgi/document/${encodeURIComponent(docNo)}/actions`, body);</w:t>
         <w:br/>
         <w:t xml:space="preserve">  return data.data;</w:t>
         <w:br/>
@@ -9304,9 +9318,9 @@
         <w:t>// วันที่/เดือนเป็น ค.ศ. ทั้ง payload (ISO) และ display — ไม่แปลงเป็น พ.ศ. (มติ 2026-08-06)</w:t>
         <w:br/>
         <w:br/>
-        <w:t>/** GET /api/v1/documents/{docNo} — response */</w:t>
+        <w:t>/** GET /api/v1/sbpgi/document/{docNo} — response */</w:t>
         <w:br/>
-        <w:t>export interface DocumentsDetailResponse {</w:t>
+        <w:t>export interface SbpgiDocumentDetailResponse {</w:t>
         <w:br/>
         <w:t xml:space="preserve">  docNo: string;</w:t>
         <w:br/>
@@ -9333,9 +9347,9 @@
         <w:t>}</w:t>
         <w:br/>
         <w:br/>
-        <w:t>/** POST /api/v1/documents/{docNo}/actions — request */</w:t>
+        <w:t>/** POST /api/v1/sbpgi/document/{docNo}/actions — request */</w:t>
         <w:br/>
-        <w:t>export interface CreateDocumentsActionsRequest {</w:t>
+        <w:t>export interface CreateSbpgiDocumentActionsRequest {</w:t>
         <w:br/>
         <w:t xml:space="preserve">  result: string;</w:t>
         <w:br/>
@@ -9344,9 +9358,9 @@
         <w:t>}</w:t>
         <w:br/>
         <w:br/>
-        <w:t>/** POST /api/v1/documents/{docNo}/actions — response */</w:t>
+        <w:t>/** POST /api/v1/sbpgi/document/{docNo}/actions — response */</w:t>
         <w:br/>
-        <w:t>export interface CreateDocumentsActionsResponse {</w:t>
+        <w:t>export interface CreateSbpgiDocumentActionsResponse {</w:t>
         <w:br/>
         <w:t xml:space="preserve">  statusCode: string;</w:t>
         <w:br/>
@@ -9438,18 +9452,18 @@
         <w:br/>
         <w:t xml:space="preserve">  all: ['sbpgi', 'document'] as const,</w:t>
         <w:br/>
-        <w:t xml:space="preserve">  documentsDetail: (docNo: string) =&gt; [...documentKeys.all, 'documentsDetail', docNo] as const,</w:t>
+        <w:t xml:space="preserve">  sbpgiDocumentDetail: (docNo: string) =&gt; [...documentKeys.all, 'sbpgiDocumentDetail', docNo] as const,</w:t>
         <w:br/>
         <w:t>};</w:t>
         <w:br/>
         <w:br/>
-        <w:t>export function useDocumentsDetailQuery(docNo: string) {</w:t>
+        <w:t>export function useSbpgiDocumentDetailQuery(docNo: string) {</w:t>
         <w:br/>
         <w:t xml:space="preserve">  return useQuery({</w:t>
         <w:br/>
-        <w:t xml:space="preserve">    queryKey: documentKeys.documentsDetail(docNo),</w:t>
+        <w:t xml:space="preserve">    queryKey: documentKeys.sbpgiDocumentDetail(docNo),</w:t>
         <w:br/>
-        <w:t xml:space="preserve">    queryFn: () =&gt; api.getDocumentsDetail(docNo),</w:t>
+        <w:t xml:space="preserve">    queryFn: () =&gt; api.getSbpgiDocumentDetail(docNo),</w:t>
         <w:br/>
         <w:t xml:space="preserve">    enabled: !!docNo, // ยังไม่ยิงจนกว่าจะมีพารามิเตอร์ครบ</w:t>
         <w:br/>
@@ -9460,13 +9474,13 @@
         <w:t>}</w:t>
         <w:br/>
         <w:br/>
-        <w:t>export function useCreateDocumentsActionsMutation(docNo: string) {</w:t>
+        <w:t>export function useCreateSbpgiDocumentActionsMutation(docNo: string) {</w:t>
         <w:br/>
         <w:t xml:space="preserve">  const qc = useQueryClient();</w:t>
         <w:br/>
         <w:t xml:space="preserve">  return useMutation({</w:t>
         <w:br/>
-        <w:t xml:space="preserve">    mutationFn: (body: T.CreateDocumentsActionsRequest) =&gt; api.createDocumentsActions(docNo, body),</w:t>
+        <w:t xml:space="preserve">    mutationFn: (body: T.CreateSbpgiDocumentActionsRequest) =&gt; api.createSbpgiDocumentActions(docNo, body),</w:t>
         <w:br/>
         <w:t xml:space="preserve">    onSuccess: () =&gt; {</w:t>
         <w:br/>
@@ -9512,7 +9526,7 @@
         <w:rPr>
           <w:rFonts w:ascii="Courier New" w:hAnsi="Courier New" w:eastAsia="Courier New" w:cs="Tahoma"/>
         </w:rPr>
-        <w:t>POST /api/v1/documents/{docNo}/actions</w:t>
+        <w:t>POST /api/v1/sbpgi/document/{docNo}/actions</w:t>
       </w:r>
       <w:r>
         <w:t xml:space="preserve"> โดยส่งได้แค่ </w:t>
@@ -11464,7 +11478,7 @@
                 <w:rFonts w:ascii="Courier New" w:hAnsi="Courier New" w:eastAsia="Courier New" w:cs="Tahoma"/>
                 <w:sz w:val="18"/>
               </w:rPr>
-              <w:t>GET /api/v1/documents/{docNo}</w:t>
+              <w:t>GET /api/v1/sbpgi/document/{docNo}</w:t>
             </w:r>
           </w:p>
         </w:tc>
@@ -11544,7 +11558,7 @@
                 <w:rFonts w:ascii="Courier New" w:hAnsi="Courier New" w:eastAsia="Courier New" w:cs="Tahoma"/>
                 <w:sz w:val="18"/>
               </w:rPr>
-              <w:t>POST /api/v1/documents/{docNo}/actions</w:t>
+              <w:t>POST /api/v1/sbpgi/document/{docNo}/actions</w:t>
             </w:r>
           </w:p>
         </w:tc>

--- a/LLDD/word/FE/LLDD-FE-Document-Detail-Role-08-SBP-DSA-Officer.docx
+++ b/LLDD/word/FE/LLDD-FE-Document-Detail-Role-08-SBP-DSA-Officer.docx
@@ -657,6 +657,529 @@
         <w:t>Common contract reference: ทุกหัวข้อ API/FE ต้องยึด LLDD-BE-API-Common-Contracts.pdf และ LLDD-FE-Integration-Contracts.pdf สำหรับ error/auth/format/pagination/action/RBAC ก่อนลงรายละเอียดเฉพาะหน้าหรือเฉพาะ endpoint</w:t>
       </w:r>
     </w:p>
+    <w:p>
+      <w:pPr>
+        <w:pStyle w:val="Heading2"/>
+        <w:keepNext/>
+        <w:keepLines/>
+        <w:pageBreakBefore w:val="0"/>
+      </w:pPr>
+      <w:r>
+        <w:t>1.1 เอกสาร LLDD ที่เกี่ยวข้อง</w:t>
+      </w:r>
+    </w:p>
+    <w:p>
+      <w:pPr>
+        <w:keepNext w:val="0"/>
+      </w:pPr>
+      <w:r>
+        <w:t>ตารางนี้สร้างจาก endpoint และตารางที่เอกสารฉบับนี้ประกาศไว้จริง — อ่านฉบับที่อยู่ในตารางก่อนลงมือ เพื่อไม่ให้สัญญา request/response หรือชื่อคอลัมน์หลุดจากกัน</w:t>
+      </w:r>
+    </w:p>
+    <w:tbl>
+      <w:tblPr>
+        <w:tblStyle w:val="TableGrid"/>
+        <w:tblW w:type="auto" w:w="0"/>
+        <w:jc w:val="center"/>
+        <w:tblLook w:firstColumn="1" w:firstRow="1" w:lastColumn="0" w:lastRow="0" w:noHBand="0" w:noVBand="1" w:val="04A0"/>
+      </w:tblPr>
+      <w:tblGrid>
+        <w:gridCol w:w="3360"/>
+        <w:gridCol w:w="3360"/>
+        <w:gridCol w:w="3360"/>
+      </w:tblGrid>
+      <w:tr>
+        <w:trPr>
+          <w:cantSplit/>
+        </w:trPr>
+        <w:tc>
+          <w:tcPr>
+            <w:tcW w:type="dxa" w:w="3360"/>
+            <w:vAlign w:val="center"/>
+            <w:shd w:fill="E8EEF5"/>
+          </w:tcPr>
+          <w:p>
+            <w:pPr>
+              <w:keepLines/>
+              <w:spacing w:after="0"/>
+            </w:pPr>
+            <w:r/>
+            <w:r>
+              <w:rPr>
+                <w:rFonts w:ascii="Arial" w:hAnsi="Arial" w:eastAsia="Arial" w:cs="Tahoma"/>
+                <w:b/>
+                <w:sz w:val="18"/>
+              </w:rPr>
+              <w:t>ความสัมพันธ์</w:t>
+            </w:r>
+          </w:p>
+        </w:tc>
+        <w:tc>
+          <w:tcPr>
+            <w:tcW w:type="dxa" w:w="3360"/>
+            <w:vAlign w:val="center"/>
+            <w:shd w:fill="E8EEF5"/>
+          </w:tcPr>
+          <w:p>
+            <w:pPr>
+              <w:keepLines/>
+              <w:spacing w:after="0"/>
+            </w:pPr>
+            <w:r/>
+            <w:r>
+              <w:rPr>
+                <w:rFonts w:ascii="Arial" w:hAnsi="Arial" w:eastAsia="Arial" w:cs="Tahoma"/>
+                <w:b/>
+                <w:sz w:val="18"/>
+              </w:rPr>
+              <w:t>เอกสาร LLDD</w:t>
+            </w:r>
+          </w:p>
+        </w:tc>
+        <w:tc>
+          <w:tcPr>
+            <w:tcW w:type="dxa" w:w="3360"/>
+            <w:vAlign w:val="center"/>
+            <w:shd w:fill="E8EEF5"/>
+          </w:tcPr>
+          <w:p>
+            <w:pPr>
+              <w:keepLines/>
+              <w:spacing w:after="0"/>
+            </w:pPr>
+            <w:r/>
+            <w:r>
+              <w:rPr>
+                <w:rFonts w:ascii="Arial" w:hAnsi="Arial" w:eastAsia="Arial" w:cs="Tahoma"/>
+                <w:b/>
+                <w:sz w:val="18"/>
+              </w:rPr>
+              <w:t>เกี่ยวข้องตรงไหน</w:t>
+            </w:r>
+          </w:p>
+        </w:tc>
+      </w:tr>
+      <w:tr>
+        <w:trPr>
+          <w:cantSplit/>
+        </w:trPr>
+        <w:tc>
+          <w:tcPr>
+            <w:tcW w:type="dxa" w:w="3360"/>
+            <w:vAlign w:val="center"/>
+          </w:tcPr>
+          <w:p>
+            <w:pPr>
+              <w:keepLines/>
+              <w:spacing w:after="0"/>
+            </w:pPr>
+            <w:r>
+              <w:rPr>
+                <w:rFonts w:ascii="Arial" w:hAnsi="Arial" w:eastAsia="Arial" w:cs="Tahoma"/>
+                <w:sz w:val="18"/>
+              </w:rPr>
+            </w:r>
+            <w:r>
+              <w:rPr>
+                <w:rFonts w:ascii="Arial" w:hAnsi="Arial" w:eastAsia="Arial" w:cs="Tahoma"/>
+                <w:sz w:val="18"/>
+              </w:rPr>
+              <w:t>ใช้ endpoint ของ</w:t>
+            </w:r>
+          </w:p>
+        </w:tc>
+        <w:tc>
+          <w:tcPr>
+            <w:tcW w:type="dxa" w:w="3360"/>
+            <w:vAlign w:val="center"/>
+          </w:tcPr>
+          <w:p>
+            <w:pPr>
+              <w:keepLines/>
+              <w:spacing w:after="0"/>
+            </w:pPr>
+            <w:r>
+              <w:rPr>
+                <w:rFonts w:ascii="Arial" w:hAnsi="Arial" w:eastAsia="Arial" w:cs="Tahoma"/>
+                <w:sz w:val="18"/>
+              </w:rPr>
+            </w:r>
+            <w:r>
+              <w:rPr>
+                <w:rFonts w:ascii="Arial" w:hAnsi="Arial" w:eastAsia="Arial" w:cs="Tahoma"/>
+                <w:b/>
+                <w:sz w:val="18"/>
+              </w:rPr>
+              <w:t>LLDD-BE-API-Document-Detail-Aggregate.pdf</w:t>
+            </w:r>
+          </w:p>
+        </w:tc>
+        <w:tc>
+          <w:tcPr>
+            <w:tcW w:type="dxa" w:w="3360"/>
+            <w:vAlign w:val="center"/>
+          </w:tcPr>
+          <w:p>
+            <w:pPr>
+              <w:keepLines/>
+              <w:spacing w:after="0"/>
+            </w:pPr>
+            <w:r>
+              <w:rPr>
+                <w:rFonts w:ascii="Arial" w:hAnsi="Arial" w:eastAsia="Arial" w:cs="Tahoma"/>
+                <w:sz w:val="18"/>
+              </w:rPr>
+            </w:r>
+            <w:r>
+              <w:rPr>
+                <w:rFonts w:ascii="Courier New" w:hAnsi="Courier New" w:eastAsia="Courier New" w:cs="Tahoma"/>
+                <w:sz w:val="18"/>
+              </w:rPr>
+              <w:t>GET /api/v1/sgi/document/{docNo}</w:t>
+            </w:r>
+          </w:p>
+        </w:tc>
+      </w:tr>
+      <w:tr>
+        <w:trPr>
+          <w:cantSplit/>
+        </w:trPr>
+        <w:tc>
+          <w:tcPr>
+            <w:tcW w:type="dxa" w:w="3360"/>
+            <w:vAlign w:val="center"/>
+          </w:tcPr>
+          <w:p>
+            <w:pPr>
+              <w:keepLines/>
+              <w:spacing w:after="0"/>
+            </w:pPr>
+            <w:r>
+              <w:rPr>
+                <w:rFonts w:ascii="Arial" w:hAnsi="Arial" w:eastAsia="Arial" w:cs="Tahoma"/>
+                <w:sz w:val="18"/>
+              </w:rPr>
+            </w:r>
+            <w:r>
+              <w:rPr>
+                <w:rFonts w:ascii="Arial" w:hAnsi="Arial" w:eastAsia="Arial" w:cs="Tahoma"/>
+                <w:sz w:val="18"/>
+              </w:rPr>
+              <w:t>ใช้ endpoint ของ</w:t>
+            </w:r>
+          </w:p>
+        </w:tc>
+        <w:tc>
+          <w:tcPr>
+            <w:tcW w:type="dxa" w:w="3360"/>
+            <w:vAlign w:val="center"/>
+          </w:tcPr>
+          <w:p>
+            <w:pPr>
+              <w:keepLines/>
+              <w:spacing w:after="0"/>
+            </w:pPr>
+            <w:r>
+              <w:rPr>
+                <w:rFonts w:ascii="Arial" w:hAnsi="Arial" w:eastAsia="Arial" w:cs="Tahoma"/>
+                <w:sz w:val="18"/>
+              </w:rPr>
+            </w:r>
+            <w:r>
+              <w:rPr>
+                <w:rFonts w:ascii="Arial" w:hAnsi="Arial" w:eastAsia="Arial" w:cs="Tahoma"/>
+                <w:b/>
+                <w:sz w:val="18"/>
+              </w:rPr>
+              <w:t>LLDD-BE-API-Document-Workflow-Actions.pdf</w:t>
+            </w:r>
+          </w:p>
+        </w:tc>
+        <w:tc>
+          <w:tcPr>
+            <w:tcW w:type="dxa" w:w="3360"/>
+            <w:vAlign w:val="center"/>
+          </w:tcPr>
+          <w:p>
+            <w:pPr>
+              <w:keepLines/>
+              <w:spacing w:after="0"/>
+            </w:pPr>
+            <w:r>
+              <w:rPr>
+                <w:rFonts w:ascii="Arial" w:hAnsi="Arial" w:eastAsia="Arial" w:cs="Tahoma"/>
+                <w:sz w:val="18"/>
+              </w:rPr>
+            </w:r>
+            <w:r>
+              <w:rPr>
+                <w:rFonts w:ascii="Courier New" w:hAnsi="Courier New" w:eastAsia="Courier New" w:cs="Tahoma"/>
+                <w:sz w:val="18"/>
+              </w:rPr>
+              <w:t>POST /api/v1/sgi/document/{docNo}/actions</w:t>
+            </w:r>
+          </w:p>
+        </w:tc>
+      </w:tr>
+      <w:tr>
+        <w:trPr>
+          <w:cantSplit/>
+        </w:trPr>
+        <w:tc>
+          <w:tcPr>
+            <w:tcW w:type="dxa" w:w="3360"/>
+            <w:vAlign w:val="center"/>
+          </w:tcPr>
+          <w:p>
+            <w:pPr>
+              <w:keepLines/>
+              <w:spacing w:after="0"/>
+            </w:pPr>
+            <w:r>
+              <w:rPr>
+                <w:rFonts w:ascii="Arial" w:hAnsi="Arial" w:eastAsia="Arial" w:cs="Tahoma"/>
+                <w:sz w:val="18"/>
+              </w:rPr>
+            </w:r>
+            <w:r>
+              <w:rPr>
+                <w:rFonts w:ascii="Arial" w:hAnsi="Arial" w:eastAsia="Arial" w:cs="Tahoma"/>
+                <w:sz w:val="18"/>
+              </w:rPr>
+              <w:t>สัญญากลาง</w:t>
+            </w:r>
+          </w:p>
+        </w:tc>
+        <w:tc>
+          <w:tcPr>
+            <w:tcW w:type="dxa" w:w="3360"/>
+            <w:vAlign w:val="center"/>
+          </w:tcPr>
+          <w:p>
+            <w:pPr>
+              <w:keepLines/>
+              <w:spacing w:after="0"/>
+            </w:pPr>
+            <w:r>
+              <w:rPr>
+                <w:rFonts w:ascii="Arial" w:hAnsi="Arial" w:eastAsia="Arial" w:cs="Tahoma"/>
+                <w:sz w:val="18"/>
+              </w:rPr>
+            </w:r>
+            <w:r>
+              <w:rPr>
+                <w:rFonts w:ascii="Arial" w:hAnsi="Arial" w:eastAsia="Arial" w:cs="Tahoma"/>
+                <w:b/>
+                <w:sz w:val="18"/>
+              </w:rPr>
+              <w:t>LLDD-BE-API-Common-Contracts.pdf</w:t>
+            </w:r>
+          </w:p>
+        </w:tc>
+        <w:tc>
+          <w:tcPr>
+            <w:tcW w:type="dxa" w:w="3360"/>
+            <w:vAlign w:val="center"/>
+          </w:tcPr>
+          <w:p>
+            <w:pPr>
+              <w:keepLines/>
+              <w:spacing w:after="0"/>
+            </w:pPr>
+            <w:r>
+              <w:rPr>
+                <w:rFonts w:ascii="Arial" w:hAnsi="Arial" w:eastAsia="Arial" w:cs="Tahoma"/>
+                <w:sz w:val="18"/>
+              </w:rPr>
+            </w:r>
+            <w:r>
+              <w:rPr>
+                <w:rFonts w:ascii="Arial" w:hAnsi="Arial" w:eastAsia="Arial" w:cs="Tahoma"/>
+                <w:sz w:val="18"/>
+              </w:rPr>
+              <w:t xml:space="preserve">envelope </w:t>
+            </w:r>
+            <w:r>
+              <w:rPr>
+                <w:rFonts w:ascii="Courier New" w:hAnsi="Courier New" w:eastAsia="Courier New" w:cs="Tahoma"/>
+                <w:sz w:val="18"/>
+              </w:rPr>
+              <w:t>{success,data}</w:t>
+            </w:r>
+            <w:r>
+              <w:rPr>
+                <w:rFonts w:ascii="Arial" w:hAnsi="Arial" w:eastAsia="Arial" w:cs="Tahoma"/>
+                <w:sz w:val="18"/>
+              </w:rPr>
+              <w:t xml:space="preserve"> · error code · pagination · รูปแบบวันที่/เลขเอกสาร</w:t>
+            </w:r>
+          </w:p>
+        </w:tc>
+      </w:tr>
+      <w:tr>
+        <w:trPr>
+          <w:cantSplit/>
+        </w:trPr>
+        <w:tc>
+          <w:tcPr>
+            <w:tcW w:type="dxa" w:w="3360"/>
+            <w:vAlign w:val="center"/>
+          </w:tcPr>
+          <w:p>
+            <w:pPr>
+              <w:keepLines/>
+              <w:spacing w:after="0"/>
+            </w:pPr>
+            <w:r>
+              <w:rPr>
+                <w:rFonts w:ascii="Arial" w:hAnsi="Arial" w:eastAsia="Arial" w:cs="Tahoma"/>
+                <w:sz w:val="18"/>
+              </w:rPr>
+            </w:r>
+            <w:r>
+              <w:rPr>
+                <w:rFonts w:ascii="Arial" w:hAnsi="Arial" w:eastAsia="Arial" w:cs="Tahoma"/>
+                <w:sz w:val="18"/>
+              </w:rPr>
+              <w:t>สัญญากลาง</w:t>
+            </w:r>
+          </w:p>
+        </w:tc>
+        <w:tc>
+          <w:tcPr>
+            <w:tcW w:type="dxa" w:w="3360"/>
+            <w:vAlign w:val="center"/>
+          </w:tcPr>
+          <w:p>
+            <w:pPr>
+              <w:keepLines/>
+              <w:spacing w:after="0"/>
+            </w:pPr>
+            <w:r>
+              <w:rPr>
+                <w:rFonts w:ascii="Arial" w:hAnsi="Arial" w:eastAsia="Arial" w:cs="Tahoma"/>
+                <w:sz w:val="18"/>
+              </w:rPr>
+            </w:r>
+            <w:r>
+              <w:rPr>
+                <w:rFonts w:ascii="Arial" w:hAnsi="Arial" w:eastAsia="Arial" w:cs="Tahoma"/>
+                <w:b/>
+                <w:sz w:val="18"/>
+              </w:rPr>
+              <w:t>LLDD-FE-Integration-Contracts.pdf</w:t>
+            </w:r>
+          </w:p>
+        </w:tc>
+        <w:tc>
+          <w:tcPr>
+            <w:tcW w:type="dxa" w:w="3360"/>
+            <w:vAlign w:val="center"/>
+          </w:tcPr>
+          <w:p>
+            <w:pPr>
+              <w:keepLines/>
+              <w:spacing w:after="0"/>
+            </w:pPr>
+            <w:r>
+              <w:rPr>
+                <w:rFonts w:ascii="Arial" w:hAnsi="Arial" w:eastAsia="Arial" w:cs="Tahoma"/>
+                <w:sz w:val="18"/>
+              </w:rPr>
+            </w:r>
+            <w:r>
+              <w:rPr>
+                <w:rFonts w:ascii="Arial" w:hAnsi="Arial" w:eastAsia="Arial" w:cs="Tahoma"/>
+                <w:sz w:val="18"/>
+              </w:rPr>
+              <w:t>API client · auth header · error mapping · RBAC/menu gating ฝั่ง FE</w:t>
+            </w:r>
+          </w:p>
+        </w:tc>
+      </w:tr>
+      <w:tr>
+        <w:trPr>
+          <w:cantSplit/>
+        </w:trPr>
+        <w:tc>
+          <w:tcPr>
+            <w:tcW w:type="dxa" w:w="3360"/>
+            <w:vAlign w:val="center"/>
+          </w:tcPr>
+          <w:p>
+            <w:pPr>
+              <w:keepLines/>
+              <w:spacing w:after="0"/>
+            </w:pPr>
+            <w:r>
+              <w:rPr>
+                <w:rFonts w:ascii="Arial" w:hAnsi="Arial" w:eastAsia="Arial" w:cs="Tahoma"/>
+                <w:sz w:val="18"/>
+              </w:rPr>
+            </w:r>
+            <w:r>
+              <w:rPr>
+                <w:rFonts w:ascii="Arial" w:hAnsi="Arial" w:eastAsia="Arial" w:cs="Tahoma"/>
+                <w:sz w:val="18"/>
+              </w:rPr>
+              <w:t>ต้องจบก่อน (ลำดับงาน)</w:t>
+            </w:r>
+          </w:p>
+        </w:tc>
+        <w:tc>
+          <w:tcPr>
+            <w:tcW w:type="dxa" w:w="3360"/>
+            <w:vAlign w:val="center"/>
+          </w:tcPr>
+          <w:p>
+            <w:pPr>
+              <w:keepLines/>
+              <w:spacing w:after="0"/>
+            </w:pPr>
+            <w:r>
+              <w:rPr>
+                <w:rFonts w:ascii="Arial" w:hAnsi="Arial" w:eastAsia="Arial" w:cs="Tahoma"/>
+                <w:sz w:val="18"/>
+              </w:rPr>
+            </w:r>
+            <w:r>
+              <w:rPr>
+                <w:rFonts w:ascii="Arial" w:hAnsi="Arial" w:eastAsia="Arial" w:cs="Tahoma"/>
+                <w:b/>
+                <w:sz w:val="18"/>
+              </w:rPr>
+              <w:t>LLDD-FE-Document-Detail.pdf</w:t>
+            </w:r>
+          </w:p>
+        </w:tc>
+        <w:tc>
+          <w:tcPr>
+            <w:tcW w:type="dxa" w:w="3360"/>
+            <w:vAlign w:val="center"/>
+          </w:tcPr>
+          <w:p>
+            <w:pPr>
+              <w:keepLines/>
+              <w:spacing w:after="0"/>
+            </w:pPr>
+            <w:r>
+              <w:rPr>
+                <w:rFonts w:ascii="Arial" w:hAnsi="Arial" w:eastAsia="Arial" w:cs="Tahoma"/>
+                <w:sz w:val="18"/>
+              </w:rPr>
+            </w:r>
+            <w:r>
+              <w:rPr>
+                <w:rFonts w:ascii="Arial" w:hAnsi="Arial" w:eastAsia="Arial" w:cs="Tahoma"/>
+                <w:sz w:val="18"/>
+              </w:rPr>
+              <w:t>เป็นฉบับต้นทางของสัญญา/โครงที่ฉบับนี้อ้าง</w:t>
+            </w:r>
+          </w:p>
+        </w:tc>
+      </w:tr>
+    </w:tbl>
+    <w:p/>
     <w:p>
       <w:pPr>
         <w:pStyle w:val="Heading1"/>
@@ -740,7 +1263,18 @@
         <w:pageBreakBefore w:val="0"/>
       </w:pPr>
       <w:r>
-        <w:t>4. Implementation Flow Diagram (Reference)</w:t>
+        <w:t>4. Implementation Flow &amp; Sequence Diagram (Reference)</w:t>
+      </w:r>
+    </w:p>
+    <w:p>
+      <w:pPr>
+        <w:pStyle w:val="Heading2"/>
+        <w:keepNext/>
+        <w:keepLines/>
+        <w:pageBreakBefore w:val="0"/>
+      </w:pPr>
+      <w:r>
+        <w:t>4.1 Implementation Flow (ลำดับขั้นการทำงาน)</w:t>
       </w:r>
     </w:p>
     <w:p>
@@ -794,6 +1328,78 @@
           <w:sz w:val="18"/>
         </w:rPr>
         <w:t>รูปที่ 1: Implementation flow reference: LLDD FE - Document Detail Role 08 SBP DSA Officer</w:t>
+      </w:r>
+    </w:p>
+    <w:p>
+      <w:pPr>
+        <w:pStyle w:val="Heading2"/>
+        <w:keepNext/>
+        <w:keepLines/>
+        <w:pageBreakBefore w:val="0"/>
+      </w:pPr>
+      <w:r>
+        <w:t>4.2 Sequence Diagram (ใครคุยกับใคร ลำดับไหน)</w:t>
+      </w:r>
+    </w:p>
+    <w:p>
+      <w:pPr>
+        <w:keepNext w:val="0"/>
+      </w:pPr>
+      <w:r>
+        <w:t>ผู้แสดงและลำดับข้อความในภาพนี้สร้างจาก endpoint ในหัวข้อ 7 และตารางในหัวข้อ Reference DB Mapping ของเอกสารฉบับนี้เอง จึงตรงกับสัญญาเสมอ</w:t>
+      </w:r>
+    </w:p>
+    <w:p>
+      <w:pPr>
+        <w:keepNext/>
+        <w:jc w:val="center"/>
+      </w:pPr>
+      <w:r>
+        <w:drawing>
+          <wp:inline xmlns:a="http://schemas.openxmlformats.org/drawingml/2006/main" xmlns:pic="http://schemas.openxmlformats.org/drawingml/2006/picture">
+            <wp:extent cx="5669280" cy="2701657"/>
+            <wp:docPr id="2" name="Picture 2"/>
+            <wp:cNvGraphicFramePr>
+              <a:graphicFrameLocks noChangeAspect="1"/>
+            </wp:cNvGraphicFramePr>
+            <a:graphic>
+              <a:graphicData uri="http://schemas.openxmlformats.org/drawingml/2006/picture">
+                <pic:pic>
+                  <pic:nvPicPr>
+                    <pic:cNvPr id="0" name="FE-LLDD-FE-Document-Detail-Role-08-SBP-DSA-Officer-sequence.png"/>
+                    <pic:cNvPicPr/>
+                  </pic:nvPicPr>
+                  <pic:blipFill>
+                    <a:blip r:embed="rId12"/>
+                    <a:stretch>
+                      <a:fillRect/>
+                    </a:stretch>
+                  </pic:blipFill>
+                  <pic:spPr>
+                    <a:xfrm>
+                      <a:off x="0" y="0"/>
+                      <a:ext cx="5669280" cy="2701657"/>
+                    </a:xfrm>
+                    <a:prstGeom prst="rect"/>
+                  </pic:spPr>
+                </pic:pic>
+              </a:graphicData>
+            </a:graphic>
+          </wp:inline>
+        </w:drawing>
+      </w:r>
+    </w:p>
+    <w:p>
+      <w:pPr>
+        <w:keepLines/>
+        <w:jc w:val="center"/>
+      </w:pPr>
+      <w:r>
+        <w:rPr>
+          <w:i/>
+          <w:sz w:val="18"/>
+        </w:rPr>
+        <w:t>รูปที่ 2: Sequence diagram: LLDD FE - Document Detail Role 08 SBP DSA Officer</w:t>
       </w:r>
     </w:p>
     <w:p>
@@ -3693,62 +4299,22 @@
                 <w:rFonts w:ascii="Arial" w:hAnsi="Arial" w:eastAsia="Arial" w:cs="Tahoma"/>
                 <w:sz w:val="18"/>
               </w:rPr>
-              <w:t>comment optional</w:t>
-            </w:r>
-          </w:p>
-        </w:tc>
-      </w:tr>
-      <w:tr>
-        <w:trPr>
-          <w:cantSplit/>
-        </w:trPr>
-        <w:tc>
-          <w:tcPr>
-            <w:tcW w:type="dxa" w:w="5040"/>
-            <w:vAlign w:val="center"/>
-          </w:tcPr>
-          <w:p>
-            <w:pPr>
-              <w:keepLines/>
-              <w:spacing w:after="0"/>
-            </w:pPr>
-            <w:r>
-              <w:rPr>
-                <w:rFonts w:ascii="Arial" w:hAnsi="Arial" w:eastAsia="Arial" w:cs="Tahoma"/>
-                <w:sz w:val="18"/>
-              </w:rPr>
-            </w:r>
-            <w:r>
-              <w:rPr>
-                <w:rFonts w:ascii="Arial" w:hAnsi="Arial" w:eastAsia="Arial" w:cs="Tahoma"/>
-                <w:sz w:val="18"/>
-              </w:rPr>
-              <w:t>ส่งกลับฝ่าย SBP DSA</w:t>
-            </w:r>
-          </w:p>
-        </w:tc>
-        <w:tc>
-          <w:tcPr>
-            <w:tcW w:type="dxa" w:w="5040"/>
-            <w:vAlign w:val="center"/>
-          </w:tcPr>
-          <w:p>
-            <w:pPr>
-              <w:keepLines/>
-              <w:spacing w:after="0"/>
-            </w:pPr>
-            <w:r>
-              <w:rPr>
-                <w:rFonts w:ascii="Arial" w:hAnsi="Arial" w:eastAsia="Arial" w:cs="Tahoma"/>
-                <w:sz w:val="18"/>
-              </w:rPr>
-            </w:r>
-            <w:r>
-              <w:rPr>
-                <w:rFonts w:ascii="Arial" w:hAnsi="Arial" w:eastAsia="Arial" w:cs="Tahoma"/>
-                <w:sz w:val="18"/>
-              </w:rPr>
-              <w:t>comment ตาม actionOptions.requireComment</w:t>
+              <w:t xml:space="preserve">comment optional — </w:t>
+            </w:r>
+            <w:r>
+              <w:rPr>
+                <w:rFonts w:ascii="Arial" w:hAnsi="Arial" w:eastAsia="Arial" w:cs="Tahoma"/>
+                <w:b/>
+                <w:sz w:val="18"/>
+              </w:rPr>
+              <w:t>ปุ่มเดียวของขั้นนี้ (มติ 2026-09-01)</w:t>
+            </w:r>
+            <w:r>
+              <w:rPr>
+                <w:rFonts w:ascii="Arial" w:hAnsi="Arial" w:eastAsia="Arial" w:cs="Tahoma"/>
+                <w:sz w:val="18"/>
+              </w:rPr>
+              <w:t xml:space="preserve"> ส่งยอดกลับ section 06</w:t>
             </w:r>
           </w:p>
         </w:tc>
@@ -3798,7 +4364,7 @@
                 <w:b/>
                 <w:sz w:val="18"/>
               </w:rPr>
-              <w:t>GET /api/v1/sbpgi/document/{docNo} response</w:t>
+              <w:t>GET /api/v1/sgi/document/{docNo} response</w:t>
             </w:r>
           </w:p>
         </w:tc>
@@ -3875,16 +4441,6 @@
               <w:br/>
               <w:t xml:space="preserve">      "requireComment": false</w:t>
               <w:br/>
-              <w:t xml:space="preserve">    },</w:t>
-              <w:br/>
-              <w:t xml:space="preserve">    {</w:t>
-              <w:br/>
-              <w:t xml:space="preserve">      "value": "ส่งกลับฝ่าย SBP DSA",</w:t>
-              <w:br/>
-              <w:t xml:space="preserve">      "label": "ส่งกลับฝ่าย SBP DSA",</w:t>
-              <w:br/>
-              <w:t xml:space="preserve">      "requireComment": false</w:t>
-              <w:br/>
               <w:t xml:space="preserve">    }</w:t>
               <w:br/>
               <w:t xml:space="preserve">  ]</w:t>
@@ -4420,7 +4976,7 @@
                 <w:rFonts w:ascii="Arial" w:hAnsi="Arial" w:eastAsia="Arial" w:cs="Tahoma"/>
                 <w:sz w:val="18"/>
               </w:rPr>
-              <w:t>action radio แสดงเฉพาะ 2 รายการของ role 08</w:t>
+              <w:t>action radio แสดงเฉพาะ 1 รายการของ role 08 (มติ 2026-09-01)</w:t>
             </w:r>
           </w:p>
         </w:tc>
@@ -4603,7 +5159,7 @@
                 <w:rFonts w:ascii="Arial" w:hAnsi="Arial" w:eastAsia="Arial" w:cs="Tahoma"/>
                 <w:sz w:val="18"/>
               </w:rPr>
-              <w:t>GET /api/v1/sbpgi/document/{docNo}; POST /api/v1/sbpgi/document/{docNo}/actions</w:t>
+              <w:t>GET /api/v1/sgi/document/{docNo}; POST /api/v1/sgi/document/{docNo}/actions</w:t>
             </w:r>
           </w:p>
         </w:tc>
@@ -4727,7 +5283,7 @@
                 <w:rFonts w:ascii="Arial" w:hAnsi="Arial" w:eastAsia="Arial" w:cs="Tahoma"/>
                 <w:sz w:val="18"/>
               </w:rPr>
-              <w:t xml:space="preserve"> และร่องรอยที่ตรวจย้อนได้ (log / consideration_logs / workflow_history ของ engine)</w:t>
+              <w:t xml:space="preserve"> และร่องรอยที่ตรวจย้อนได้ (log / sgi_consideration_logs / workflow_history ของ engine)</w:t>
             </w:r>
           </w:p>
         </w:tc>
@@ -4878,7 +5434,7 @@
                 <w:rFonts w:ascii="Arial" w:hAnsi="Arial" w:eastAsia="Arial" w:cs="Tahoma"/>
                 <w:sz w:val="18"/>
               </w:rPr>
-              <w:t>เรียก GET /api/v1/sbpgi/document/{docNo} และยืนยัน roleProfileCode=P-08, statusCode=08 ก่อน render action state</w:t>
+              <w:t>เรียก GET /api/v1/sgi/document/{docNo} และยืนยัน roleProfileCode=P-08, statusCode=08 ก่อน render action state</w:t>
             </w:r>
           </w:p>
         </w:tc>
@@ -5198,7 +5754,22 @@
                 <w:rFonts w:ascii="Arial" w:hAnsi="Arial" w:eastAsia="Arial" w:cs="Tahoma"/>
                 <w:sz w:val="18"/>
               </w:rPr>
-              <w:t>แสดง actionOptions ของ P-08 เท่านั้น: คำนวณเงินชดเชยเรียบร้อย; ส่งกลับฝ่าย SBP DSA; comment rules: คำนวณเงินชดเชยเรียบร้อย: comment optional; ส่งกลับฝ่าย SBP DSA: comment ตาม actionOptions.requireComment</w:t>
+              <w:t xml:space="preserve">แสดง actionOptions ของ P-08 เท่านั้น: คำนวณเงินชดเชยเรียบร้อย; comment rules: คำนวณเงินชดเชยเรียบร้อย: comment optional — </w:t>
+            </w:r>
+            <w:r>
+              <w:rPr>
+                <w:rFonts w:ascii="Arial" w:hAnsi="Arial" w:eastAsia="Arial" w:cs="Tahoma"/>
+                <w:b/>
+                <w:sz w:val="18"/>
+              </w:rPr>
+              <w:t>ปุ่มเดียวของขั้นนี้ (มติ 2026-09-01)</w:t>
+            </w:r>
+            <w:r>
+              <w:rPr>
+                <w:rFonts w:ascii="Arial" w:hAnsi="Arial" w:eastAsia="Arial" w:cs="Tahoma"/>
+                <w:sz w:val="18"/>
+              </w:rPr>
+              <w:t xml:space="preserve"> ส่งยอดกลับ section 06</w:t>
             </w:r>
           </w:p>
         </w:tc>
@@ -5502,7 +6073,7 @@
                 <w:rFonts w:ascii="Arial" w:hAnsi="Arial" w:eastAsia="Arial" w:cs="Tahoma"/>
                 <w:sz w:val="18"/>
               </w:rPr>
-              <w:t>GET /api/v1/sbpgi/document/{docNo}</w:t>
+              <w:t>GET /api/v1/sgi/document/{docNo}</w:t>
             </w:r>
           </w:p>
         </w:tc>
@@ -5607,7 +6178,7 @@
                 <w:rFonts w:ascii="Arial" w:hAnsi="Arial" w:eastAsia="Arial" w:cs="Tahoma"/>
                 <w:sz w:val="18"/>
               </w:rPr>
-              <w:t>PUT /api/v1/sbpgi/document/{docNo}</w:t>
+              <w:t>PUT /api/v1/sgi/document/{docNo}</w:t>
             </w:r>
           </w:p>
         </w:tc>
@@ -5712,7 +6283,7 @@
                 <w:rFonts w:ascii="Arial" w:hAnsi="Arial" w:eastAsia="Arial" w:cs="Tahoma"/>
                 <w:sz w:val="18"/>
               </w:rPr>
-              <w:t>POST /api/v1/sbpgi/document/{docNo}/attachments</w:t>
+              <w:t>POST /api/v1/sgi/document/{docNo}/attachments</w:t>
             </w:r>
           </w:p>
         </w:tc>
@@ -5817,7 +6388,7 @@
                 <w:rFonts w:ascii="Arial" w:hAnsi="Arial" w:eastAsia="Arial" w:cs="Tahoma"/>
                 <w:sz w:val="18"/>
               </w:rPr>
-              <w:t>POST /api/v1/sbpgi/document/{docNo}/actions</w:t>
+              <w:t>POST /api/v1/sgi/document/{docNo}/actions</w:t>
             </w:r>
           </w:p>
         </w:tc>
@@ -5868,7 +6439,7 @@
         <w:pageBreakBefore w:val="0"/>
       </w:pPr>
       <w:r>
-        <w:t>GET /api/v1/sbpgi/document/{docNo}</w:t>
+        <w:t>GET /api/v1/sgi/document/{docNo}</w:t>
       </w:r>
     </w:p>
     <w:p>
@@ -6276,16 +6847,6 @@
               <w:br/>
               <w:t xml:space="preserve">      "requireComment": false</w:t>
               <w:br/>
-              <w:t xml:space="preserve">    },</w:t>
-              <w:br/>
-              <w:t xml:space="preserve">    {</w:t>
-              <w:br/>
-              <w:t xml:space="preserve">      "value": "ส่งกลับฝ่าย SBP DSA",</w:t>
-              <w:br/>
-              <w:t xml:space="preserve">      "label": "ส่งกลับฝ่าย SBP DSA",</w:t>
-              <w:br/>
-              <w:t xml:space="preserve">      "requireComment": false</w:t>
-              <w:br/>
               <w:t xml:space="preserve">    }</w:t>
               <w:br/>
               <w:t xml:space="preserve">  ]</w:t>
@@ -7474,7 +8035,7 @@
         <w:pageBreakBefore w:val="0"/>
       </w:pPr>
       <w:r>
-        <w:t>POST /api/v1/sbpgi/document/{docNo}/actions</w:t>
+        <w:t>POST /api/v1/sgi/document/{docNo}/actions</w:t>
       </w:r>
     </w:p>
     <w:p>
@@ -7943,9 +8504,9 @@
               </w:rPr>
               <w:t>{</w:t>
               <w:br/>
-              <w:t xml:space="preserve">  "statusCode": "01",</w:t>
+              <w:t xml:space="preserve">  "statusCode": "06",</w:t>
               <w:br/>
-              <w:t xml:space="preserve">  "nextSection": "01",</w:t>
+              <w:t xml:space="preserve">  "nextSection": "06",</w:t>
               <w:br/>
               <w:t xml:space="preserve">  "message": "submitted"</w:t>
               <w:br/>
@@ -8521,13 +9082,13 @@
         <w:t>sbpm</w:t>
       </w:r>
       <w:r>
-        <w:t xml:space="preserve">) — โมดูล SBPGI อยู่ใต้ </w:t>
+        <w:t xml:space="preserve">) — โมดูล SGI อยู่ใต้ </w:t>
       </w:r>
       <w:r>
         <w:rPr>
           <w:rFonts w:ascii="Courier New" w:hAnsi="Courier New" w:eastAsia="Courier New" w:cs="Tahoma"/>
         </w:rPr>
-        <w:t>src/app/(main)/sbpgi/*</w:t>
+        <w:t>src/app/(main)/sgi/*</w:t>
       </w:r>
       <w:r>
         <w:t xml:space="preserve"> และ import ผ่าน alias </w:t>
@@ -8627,7 +9188,7 @@
                 <w:rFonts w:ascii="Arial" w:hAnsi="Arial" w:eastAsia="Arial" w:cs="Tahoma"/>
                 <w:sz w:val="18"/>
               </w:rPr>
-              <w:t>src/app/(main)/sbpgi/document/[docNo]/page.tsx</w:t>
+              <w:t>src/app/(main)/sgi/document/[docNo]/page.tsx</w:t>
             </w:r>
           </w:p>
         </w:tc>
@@ -8682,7 +9243,7 @@
                 <w:rFonts w:ascii="Arial" w:hAnsi="Arial" w:eastAsia="Arial" w:cs="Tahoma"/>
                 <w:sz w:val="18"/>
               </w:rPr>
-              <w:t>src/components/sbpgi/document-detail/RoleView08.tsx</w:t>
+              <w:t>src/components/sgi/document-detail/RoleView08.tsx</w:t>
             </w:r>
           </w:p>
         </w:tc>
@@ -8737,7 +9298,7 @@
                 <w:rFonts w:ascii="Arial" w:hAnsi="Arial" w:eastAsia="Arial" w:cs="Tahoma"/>
                 <w:sz w:val="18"/>
               </w:rPr>
-              <w:t>src/components/sbpgi/document-detail/ActionForm08.tsx</w:t>
+              <w:t>src/components/sgi/document-detail/ActionForm08.tsx</w:t>
             </w:r>
           </w:p>
         </w:tc>
@@ -8792,7 +9353,7 @@
                 <w:rFonts w:ascii="Arial" w:hAnsi="Arial" w:eastAsia="Arial" w:cs="Tahoma"/>
                 <w:sz w:val="18"/>
               </w:rPr>
-              <w:t>src/components/sbpgi/document-detail/DocumentSection.tsx</w:t>
+              <w:t>src/components/sgi/document-detail/DocumentSection.tsx</w:t>
             </w:r>
           </w:p>
         </w:tc>
@@ -8847,7 +9408,7 @@
                 <w:rFonts w:ascii="Arial" w:hAnsi="Arial" w:eastAsia="Arial" w:cs="Tahoma"/>
                 <w:sz w:val="18"/>
               </w:rPr>
-              <w:t>src/components/sbpgi/document-detail/ActionPanel.tsx</w:t>
+              <w:t>src/components/sgi/document-detail/ActionPanel.tsx</w:t>
             </w:r>
           </w:p>
         </w:tc>
@@ -8902,7 +9463,7 @@
                 <w:rFonts w:ascii="Arial" w:hAnsi="Arial" w:eastAsia="Arial" w:cs="Tahoma"/>
                 <w:sz w:val="18"/>
               </w:rPr>
-              <w:t>src/services/sbpgi/document.service.ts</w:t>
+              <w:t>src/services/sgi/document.service.ts</w:t>
             </w:r>
           </w:p>
         </w:tc>
@@ -8957,7 +9518,7 @@
                 <w:rFonts w:ascii="Arial" w:hAnsi="Arial" w:eastAsia="Arial" w:cs="Tahoma"/>
                 <w:sz w:val="18"/>
               </w:rPr>
-              <w:t>src/hooks/sbpgi/document.query.ts</w:t>
+              <w:t>src/hooks/sgi/document.query.ts</w:t>
             </w:r>
           </w:p>
         </w:tc>
@@ -9012,7 +9573,7 @@
                 <w:rFonts w:ascii="Arial" w:hAnsi="Arial" w:eastAsia="Arial" w:cs="Tahoma"/>
                 <w:sz w:val="18"/>
               </w:rPr>
-              <w:t>src/types/sbpgi/document.ts</w:t>
+              <w:t>src/types/sgi/document.ts</w:t>
             </w:r>
           </w:p>
         </w:tc>
@@ -9075,14 +9636,12 @@
         <w:br/>
         <w:t>//   - คำนวณเงินชดเชยเรียบร้อย (ไม่บังคับความคิดเห็น)</w:t>
         <w:br/>
-        <w:t>//   - ส่งกลับฝ่าย SBP DSA (ไม่บังคับความคิดเห็น)</w:t>
         <w:br/>
+        <w:t>import DocumentSection from '@/components/sgi/document-detail/DocumentSection';</w:t>
         <w:br/>
-        <w:t>import DocumentSection from '@/components/sbpgi/document-detail/DocumentSection';</w:t>
+        <w:t>import ActionPanel from '@/components/sgi/document-detail/ActionPanel';</w:t>
         <w:br/>
-        <w:t>import ActionPanel from '@/components/sbpgi/document-detail/ActionPanel';</w:t>
-        <w:br/>
-        <w:t>import type { DocumentsDetailResponse } from '@/types/sbpgi/document';</w:t>
+        <w:t>import type { DocumentsDetailResponse } from '@/types/sgi/document';</w:t>
         <w:br/>
         <w:br/>
         <w:t>interface Props {</w:t>
@@ -9152,7 +9711,7 @@
         <w:pageBreakBefore w:val="0"/>
       </w:pPr>
       <w:r>
-        <w:t>8.3 service — `src/services/sbpgi/document.service.ts`</w:t>
+        <w:t>8.3 service — `src/services/sgi/document.service.ts`</w:t>
       </w:r>
     </w:p>
     <w:p>
@@ -9166,7 +9725,7 @@
         <w:rPr>
           <w:rFonts w:ascii="Courier New" w:hAnsi="Courier New" w:eastAsia="Courier New" w:cs="Tahoma"/>
         </w:rPr>
-        <w:t>src/services/sbpgi/document.service.ts</w:t>
+        <w:t>src/services/sgi/document.service.ts</w:t>
       </w:r>
       <w:r>
         <w:t xml:space="preserve"> เป็น </w:t>
@@ -9175,7 +9734,7 @@
         <w:rPr>
           <w:b/>
         </w:rPr>
-        <w:t>ไฟล์ร่วมของโมดูล SBPGI</w:t>
+        <w:t>ไฟล์ร่วมของโมดูล SGI</w:t>
       </w:r>
       <w:r>
         <w:t xml:space="preserve"> (เอกสาร FE หลายฉบับที่ใช้ domain </w:t>
@@ -9209,7 +9768,7 @@
           <w:rFonts w:ascii="Courier New" w:hAnsi="Courier New" w:eastAsia="Courier New" w:cs="Tahoma"/>
           <w:sz w:val="16"/>
         </w:rPr>
-        <w:t>// src/services/sbpgi/document.service.ts</w:t>
+        <w:t>// src/services/sgi/document.service.ts</w:t>
         <w:br/>
         <w:t>// apiClient = axios instance กลาง (baseURL = bffUrl ซึ่งรวม /api/v1 แล้ว, withCredentials, refresh-token interceptor, global loading)</w:t>
         <w:br/>
@@ -9218,27 +9777,27 @@
         <w:br/>
         <w:t>import apiClient from '@/lib/apiClient';</w:t>
         <w:br/>
-        <w:t>import type { ApiResponse } from '@/types/sbpgi/common';</w:t>
+        <w:t>import type { ApiResponse } from '@/types/sgi/common';</w:t>
         <w:br/>
-        <w:t>import type * as T from '@/types/sbpgi/document';</w:t>
+        <w:t>import type * as T from '@/types/sgi/document';</w:t>
         <w:br/>
         <w:br/>
-        <w:t>/** GET /api/v1/sbpgi/document/{docNo} — โหลด role profile P-08 สำหรับหน้า detail */</w:t>
+        <w:t>/** GET /api/v1/sgi/document/{docNo} — โหลด role profile P-08 สำหรับหน้า detail */</w:t>
         <w:br/>
-        <w:t>export async function getSbpgiDocumentDetail(docNo: string): Promise&lt;T.SbpgiDocumentDetailResponse&gt; {</w:t>
+        <w:t>export async function getSgiDocumentDetail(docNo: string): Promise&lt;T.SgiDocumentDetailResponse&gt; {</w:t>
         <w:br/>
-        <w:t xml:space="preserve">  const { data } = await apiClient.get&lt;ApiResponse&lt;T.SbpgiDocumentDetailResponse&gt;&gt;(`/sbpgi/document/${encodeURIComponent(docNo)}`);</w:t>
+        <w:t xml:space="preserve">  const { data } = await apiClient.get&lt;ApiResponse&lt;T.SgiDocumentDetailResponse&gt;&gt;(`/sgi/document/${encodeURIComponent(docNo)}`);</w:t>
         <w:br/>
         <w:t xml:space="preserve">  return data.data;</w:t>
         <w:br/>
         <w:t>}</w:t>
         <w:br/>
         <w:br/>
-        <w:t>/** POST /api/v1/sbpgi/document/{docNo}/actions — ตัวอย่าง positive-path จาก section 08; Section 02 ส่งต่อ AVP (03) เมื่อยอดรวม ≥ 100,000 บาท และจบที่ GM เมื่อ &lt; 100,000 บาท (มติ 2026-08-18) */</w:t>
+        <w:t>/** POST /api/v1/sgi/document/{docNo}/actions — ตัวอย่าง positive-path จาก section 08; Section 02 ส่งต่อ AVP (03) เมื่อยอดรวม ≥ 100,000 บาท และจบที่ GM เมื่อ &lt; 100,000 บาท (มติ 2026-08-18) */</w:t>
         <w:br/>
-        <w:t>export async function createSbpgiDocumentActions(docNo: string, body: T.CreateSbpgiDocumentActionsRequest): Promise&lt;T.CreateSbpgiDocumentActionsResponse&gt; {</w:t>
+        <w:t>export async function createSgiDocumentActions(docNo: string, body: T.CreateSgiDocumentActionsRequest): Promise&lt;T.CreateSgiDocumentActionsResponse&gt; {</w:t>
         <w:br/>
-        <w:t xml:space="preserve">  const { data } = await apiClient.post&lt;ApiResponse&lt;T.CreateSbpgiDocumentActionsResponse&gt;&gt;(`/sbpgi/document/${encodeURIComponent(docNo)}/actions`, body);</w:t>
+        <w:t xml:space="preserve">  const { data } = await apiClient.post&lt;ApiResponse&lt;T.CreateSgiDocumentActionsResponse&gt;&gt;(`/sgi/document/${encodeURIComponent(docNo)}/actions`, body);</w:t>
         <w:br/>
         <w:t xml:space="preserve">  return data.data;</w:t>
         <w:br/>
@@ -9256,7 +9815,7 @@
         <w:pageBreakBefore w:val="0"/>
       </w:pPr>
       <w:r>
-        <w:t>8.4 types — `src/types/sbpgi/document.ts`</w:t>
+        <w:t>8.4 types — `src/types/sgi/document.ts`</w:t>
       </w:r>
     </w:p>
     <w:p>
@@ -9270,7 +9829,7 @@
         <w:rPr>
           <w:rFonts w:ascii="Courier New" w:hAnsi="Courier New" w:eastAsia="Courier New" w:cs="Tahoma"/>
         </w:rPr>
-        <w:t>src/types/sbpgi/document.ts</w:t>
+        <w:t>src/types/sgi/document.ts</w:t>
       </w:r>
       <w:r>
         <w:t xml:space="preserve"> เป็น </w:t>
@@ -9279,7 +9838,7 @@
         <w:rPr>
           <w:b/>
         </w:rPr>
-        <w:t>ไฟล์ร่วมของโมดูล SBPGI</w:t>
+        <w:t>ไฟล์ร่วมของโมดูล SGI</w:t>
       </w:r>
       <w:r>
         <w:t xml:space="preserve"> (เอกสาร FE หลายฉบับที่ใช้ domain </w:t>
@@ -9313,14 +9872,14 @@
           <w:rFonts w:ascii="Courier New" w:hAnsi="Courier New" w:eastAsia="Courier New" w:cs="Tahoma"/>
           <w:sz w:val="16"/>
         </w:rPr>
-        <w:t>// src/types/sbpgi/document.ts — ตรงกับตาราง API ในเอกสารนี้</w:t>
+        <w:t>// src/types/sgi/document.ts — ตรงกับตาราง API ในเอกสารนี้</w:t>
         <w:br/>
         <w:t>// วันที่/เดือนเป็น ค.ศ. ทั้ง payload (ISO) และ display — ไม่แปลงเป็น พ.ศ. (มติ 2026-08-06)</w:t>
         <w:br/>
         <w:br/>
-        <w:t>/** GET /api/v1/sbpgi/document/{docNo} — response */</w:t>
+        <w:t>/** GET /api/v1/sgi/document/{docNo} — response */</w:t>
         <w:br/>
-        <w:t>export interface SbpgiDocumentDetailResponse {</w:t>
+        <w:t>export interface SgiDocumentDetailResponse {</w:t>
         <w:br/>
         <w:t xml:space="preserve">  docNo: string;</w:t>
         <w:br/>
@@ -9347,9 +9906,9 @@
         <w:t>}</w:t>
         <w:br/>
         <w:br/>
-        <w:t>/** POST /api/v1/sbpgi/document/{docNo}/actions — request */</w:t>
+        <w:t>/** POST /api/v1/sgi/document/{docNo}/actions — request */</w:t>
         <w:br/>
-        <w:t>export interface CreateSbpgiDocumentActionsRequest {</w:t>
+        <w:t>export interface CreateSgiDocumentActionsRequest {</w:t>
         <w:br/>
         <w:t xml:space="preserve">  result: string;</w:t>
         <w:br/>
@@ -9358,9 +9917,9 @@
         <w:t>}</w:t>
         <w:br/>
         <w:br/>
-        <w:t>/** POST /api/v1/sbpgi/document/{docNo}/actions — response */</w:t>
+        <w:t>/** POST /api/v1/sgi/document/{docNo}/actions — response */</w:t>
         <w:br/>
-        <w:t>export interface CreateSbpgiDocumentActionsResponse {</w:t>
+        <w:t>export interface CreateSgiDocumentActionsResponse {</w:t>
         <w:br/>
         <w:t xml:space="preserve">  statusCode: string;</w:t>
         <w:br/>
@@ -9382,7 +9941,7 @@
         <w:pageBreakBefore w:val="0"/>
       </w:pPr>
       <w:r>
-        <w:t>8.5 react-query keys + hooks — `src/hooks/sbpgi/document.query.ts`</w:t>
+        <w:t>8.5 react-query keys + hooks — `src/hooks/sgi/document.query.ts`</w:t>
       </w:r>
     </w:p>
     <w:p>
@@ -9396,7 +9955,7 @@
         <w:rPr>
           <w:rFonts w:ascii="Courier New" w:hAnsi="Courier New" w:eastAsia="Courier New" w:cs="Tahoma"/>
         </w:rPr>
-        <w:t>src/hooks/sbpgi/document.query.ts</w:t>
+        <w:t>src/hooks/sgi/document.query.ts</w:t>
       </w:r>
       <w:r>
         <w:t xml:space="preserve"> เป็น </w:t>
@@ -9405,7 +9964,7 @@
         <w:rPr>
           <w:b/>
         </w:rPr>
-        <w:t>ไฟล์ร่วมของโมดูล SBPGI</w:t>
+        <w:t>ไฟล์ร่วมของโมดูล SGI</w:t>
       </w:r>
       <w:r>
         <w:t xml:space="preserve"> (เอกสาร FE หลายฉบับที่ใช้ domain </w:t>
@@ -9439,31 +9998,31 @@
           <w:rFonts w:ascii="Courier New" w:hAnsi="Courier New" w:eastAsia="Courier New" w:cs="Tahoma"/>
           <w:sz w:val="16"/>
         </w:rPr>
-        <w:t>// src/hooks/sbpgi/document.query.ts</w:t>
+        <w:t>// src/hooks/sgi/document.query.ts</w:t>
         <w:br/>
         <w:t>import { useMutation, useQuery, useQueryClient } from '@tanstack/react-query';</w:t>
         <w:br/>
-        <w:t>import * as api from '@/services/sbpgi/document.service';</w:t>
+        <w:t>import * as api from '@/services/sgi/document.service';</w:t>
         <w:br/>
-        <w:t>import type * as T from '@/types/sbpgi/document';</w:t>
+        <w:t>import type * as T from '@/types/sgi/document';</w:t>
         <w:br/>
         <w:br/>
         <w:t>export const documentKeys = {</w:t>
         <w:br/>
-        <w:t xml:space="preserve">  all: ['sbpgi', 'document'] as const,</w:t>
+        <w:t xml:space="preserve">  all: ['sgi', 'document'] as const,</w:t>
         <w:br/>
-        <w:t xml:space="preserve">  sbpgiDocumentDetail: (docNo: string) =&gt; [...documentKeys.all, 'sbpgiDocumentDetail', docNo] as const,</w:t>
+        <w:t xml:space="preserve">  sgiDocumentDetail: (docNo: string) =&gt; [...documentKeys.all, 'sgiDocumentDetail', docNo] as const,</w:t>
         <w:br/>
         <w:t>};</w:t>
         <w:br/>
         <w:br/>
-        <w:t>export function useSbpgiDocumentDetailQuery(docNo: string) {</w:t>
+        <w:t>export function useSgiDocumentDetailQuery(docNo: string) {</w:t>
         <w:br/>
         <w:t xml:space="preserve">  return useQuery({</w:t>
         <w:br/>
-        <w:t xml:space="preserve">    queryKey: documentKeys.sbpgiDocumentDetail(docNo),</w:t>
+        <w:t xml:space="preserve">    queryKey: documentKeys.sgiDocumentDetail(docNo),</w:t>
         <w:br/>
-        <w:t xml:space="preserve">    queryFn: () =&gt; api.getSbpgiDocumentDetail(docNo),</w:t>
+        <w:t xml:space="preserve">    queryFn: () =&gt; api.getSgiDocumentDetail(docNo),</w:t>
         <w:br/>
         <w:t xml:space="preserve">    enabled: !!docNo, // ยังไม่ยิงจนกว่าจะมีพารามิเตอร์ครบ</w:t>
         <w:br/>
@@ -9474,13 +10033,13 @@
         <w:t>}</w:t>
         <w:br/>
         <w:br/>
-        <w:t>export function useCreateSbpgiDocumentActionsMutation(docNo: string) {</w:t>
+        <w:t>export function useCreateSgiDocumentActionsMutation(docNo: string) {</w:t>
         <w:br/>
         <w:t xml:space="preserve">  const qc = useQueryClient();</w:t>
         <w:br/>
         <w:t xml:space="preserve">  return useMutation({</w:t>
         <w:br/>
-        <w:t xml:space="preserve">    mutationFn: (body: T.CreateSbpgiDocumentActionsRequest) =&gt; api.createSbpgiDocumentActions(docNo, body),</w:t>
+        <w:t xml:space="preserve">    mutationFn: (body: T.CreateSgiDocumentActionsRequest) =&gt; api.createSgiDocumentActions(docNo, body),</w:t>
         <w:br/>
         <w:t xml:space="preserve">    onSuccess: () =&gt; {</w:t>
         <w:br/>
@@ -9503,7 +10062,7 @@
         <w:pageBreakBefore w:val="0"/>
       </w:pPr>
       <w:r>
-        <w:t>8.6 ฟอร์มพิจารณา + validation — `src/components/sbpgi/document-detail/ActionForm08.tsx`</w:t>
+        <w:t>8.6 ฟอร์มพิจารณา + validation — `src/components/sgi/document-detail/ActionForm08.tsx`</w:t>
       </w:r>
     </w:p>
     <w:p>
@@ -9526,7 +10085,7 @@
         <w:rPr>
           <w:rFonts w:ascii="Courier New" w:hAnsi="Courier New" w:eastAsia="Courier New" w:cs="Tahoma"/>
         </w:rPr>
-        <w:t>POST /api/v1/sbpgi/document/{docNo}/actions</w:t>
+        <w:t>POST /api/v1/sgi/document/{docNo}/actions</w:t>
       </w:r>
       <w:r>
         <w:t xml:space="preserve"> โดยส่งได้แค่ </w:t>
@@ -9567,8 +10126,6 @@
         <w:br/>
         <w:t>//   - คำนวณเงินชดเชยเรียบร้อย (value='คำนวณเงินชดเชยเรียบร้อย', requireComment=false)</w:t>
         <w:br/>
-        <w:t>//   - ส่งกลับฝ่าย SBP DSA (value='ส่งกลับฝ่าย SBP DSA', requireComment=false)</w:t>
-        <w:br/>
         <w:t>// editableSections ของ role นี้ (ใช้เป็น constant สำหรับ assertion/test เท่านั้น ไม่ใช่เพื่อ hardcode การ render):</w:t>
         <w:br/>
         <w:t>export const EDITABLE_SECTIONS_08 = [] as const;</w:t>
@@ -9584,7 +10141,7 @@
         <w:br/>
         <w:t>import { InputTextarea } from '@/components/Form/InputText/inputtextArea';</w:t>
         <w:br/>
-        <w:t>import type { DocumentActionRequest } from '@/types/sbpgi/common';</w:t>
+        <w:t>import type { DocumentActionRequest } from '@/types/sgi/common';</w:t>
         <w:br/>
         <w:br/>
         <w:t>interface ActionOption { value: string; label: string; requireComment?: boolean }</w:t>
@@ -10549,7 +11106,7 @@
                 <w:rFonts w:ascii="Arial" w:hAnsi="Arial" w:eastAsia="Arial" w:cs="Tahoma"/>
                 <w:sz w:val="18"/>
               </w:rPr>
-              <w:t>action radio แสดงเฉพาะ 2 รายการของ role 08</w:t>
+              <w:t>action radio แสดงเฉพาะ 1 รายการของ role 08 (มติ 2026-09-01)</w:t>
             </w:r>
           </w:p>
         </w:tc>
@@ -11478,7 +12035,7 @@
                 <w:rFonts w:ascii="Courier New" w:hAnsi="Courier New" w:eastAsia="Courier New" w:cs="Tahoma"/>
                 <w:sz w:val="18"/>
               </w:rPr>
-              <w:t>GET /api/v1/sbpgi/document/{docNo}</w:t>
+              <w:t>GET /api/v1/sgi/document/{docNo}</w:t>
             </w:r>
           </w:p>
         </w:tc>
@@ -11558,7 +12115,7 @@
                 <w:rFonts w:ascii="Courier New" w:hAnsi="Courier New" w:eastAsia="Courier New" w:cs="Tahoma"/>
                 <w:sz w:val="18"/>
               </w:rPr>
-              <w:t>POST /api/v1/sbpgi/document/{docNo}/actions</w:t>
+              <w:t>POST /api/v1/sgi/document/{docNo}/actions</w:t>
             </w:r>
           </w:p>
         </w:tc>
